--- a/docs/DT-WATCH_Telemetry_Pipeline_Mobile_Handoff.docx
+++ b/docs/DT-WATCH_Telemetry_Pipeline_Mobile_Handoff.docx
@@ -4338,7 +4338,63 @@
         <w:t>Off by default.</w:t>
       </w:r>
       <w:r>
-        <w:t xml:space="preserve"> Nothing is collected or sent until the user turns sharing on.</w:t>
+        <w:t xml:space="preserve"> Nothing is collected or sent until the user turns sharing on. The one exception is the first-install sample below.</w:t>
+      </w:r>
+    </w:p>
+    <w:p>
+      <w:pPr>
+        <w:pStyle w:val="ListBullet"/>
+      </w:pPr>
+      <w:r>
+        <w:rPr>
+          <w:b/>
+        </w:rPr>
+        <w:t>One-minute sample.</w:t>
+      </w:r>
+      <w:r>
+        <w:t xml:space="preserve"> Whenever the user allows location on the setup screen (first install, after an update, or any time the permission was missing), the app shares for about one minute, takes a few readings, and switches sharing off by itself. The setup screen says this before the user allows anything. If the permission is already held, nothing is shared.</w:t>
+      </w:r>
+    </w:p>
+    <w:p>
+      <w:pPr>
+        <w:pStyle w:val="ListBullet"/>
+      </w:pPr>
+      <w:r>
+        <w:rPr>
+          <w:b/>
+        </w:rPr>
+        <w:t>First start after install.</w:t>
+      </w:r>
+      <w:r>
+        <w:t xml:space="preserve"> The app asks for location, phone state and, on Android 13 and later, notifications. Then a pop-up asks for the phone's number to register it. The user can put either off.</w:t>
+      </w:r>
+    </w:p>
+    <w:p>
+      <w:pPr>
+        <w:pStyle w:val="ListBullet"/>
+      </w:pPr>
+      <w:r>
+        <w:rPr>
+          <w:b/>
+        </w:rPr>
+        <w:t>First start after an update.</w:t>
+      </w:r>
+      <w:r>
+        <w:t xml:space="preserve"> The app first checks the permissions and shows the setup screen if location is missing. It then checks whether the phone is registered. If not, the same pop-up asks for the number. If it is, a message says so and nothing more is asked.</w:t>
+      </w:r>
+    </w:p>
+    <w:p>
+      <w:pPr>
+        <w:pStyle w:val="ListBullet"/>
+      </w:pPr>
+      <w:r>
+        <w:rPr>
+          <w:b/>
+        </w:rPr>
+        <w:t>Settings</w:t>
+      </w:r>
+      <w:r>
+        <w:t xml:space="preserve"> shows the registration form only while the phone is not registered. After that it shows the registered number.</w:t>
       </w:r>
     </w:p>
     <w:p>
@@ -4935,7 +4991,7 @@
         <w:t>Current state, to be changed by the app team:</w:t>
       </w:r>
       <w:r>
-        <w:t xml:space="preserve"> the user types the number ("Register this phone" in Settings) and it is not verified against the SIM. The app sends an empty </w:t>
+        <w:t xml:space="preserve"> the user types the number (in the pop-up at first start, or under "Register this phone" in Settings) and it is not verified against the SIM. "Registered" is what the phone remembers from the server's answer; it survives an update and is lost on uninstall. The app sends an empty </w:t>
       </w:r>
       <w:r>
         <w:rPr>
@@ -7600,7 +7656,7 @@
     <w:p/>
     <w:p>
       <w:r>
-        <w:t>The "I am an NTC employee" tick box only opens the tabs and marks drives as staff drives. It grants nothing on the server. The app has no staff login.</w:t>
+        <w:t>Everyone gets Signal, Wi-Fi and Settings. The Cells and Map tabs, and with Map the drive test and site photo, appear only after "I am an NTC employee" is ticked in Settings; until then they are not on the bar at all. The tick box also marks drives as staff drives. It grants nothing on the server. The app has no staff login.</w:t>
       </w:r>
     </w:p>
     <w:p>

--- a/docs/DT-WATCH_Telemetry_Pipeline_Mobile_Handoff.docx
+++ b/docs/DT-WATCH_Telemetry_Pipeline_Mobile_Handoff.docx
@@ -40,7 +40,7 @@
         <w:t>Last updated:</w:t>
       </w:r>
       <w:r>
-        <w:t xml:space="preserve"> 2026-10-13. This version replaces the guide of 2026-09-21 and its two addenda.</w:t>
+        <w:t xml:space="preserve"> 2026-10-24 (signed rescue sharing, serving-site lookup, SINR fill-in, upload queue). This version replaces the guide of 2026-09-21 and its two addenda.</w:t>
       </w:r>
     </w:p>
     <w:p>
@@ -850,7 +850,7 @@
         <w:t>/api/telemetry/v1/</w:t>
       </w:r>
       <w:r>
-        <w:t>. "Key" means the shared ingest key or a signed call. "Signed" means a registered phone only.</w:t>
+        <w:t>. "Key" means the shared ingest key or a signed call (section 7.3). "Signed" means a registered phone only.</w:t>
       </w:r>
     </w:p>
     <w:tbl>
@@ -1295,7 +1295,7 @@
               <w:rPr>
                 <w:sz w:val="19"/>
               </w:rPr>
-              <w:t>Rescue sharing on or off, with the number (section 12)</w:t>
+              <w:t>Rescue sharing on or off, with a typed number. Older apps only; refused with 410 after the cut-off date (section 12)</w:t>
             </w:r>
           </w:p>
         </w:tc>
@@ -1311,7 +1311,7 @@
                 <w:rFonts w:ascii="Consolas" w:hAnsi="Consolas"/>
                 <w:sz w:val="18"/>
               </w:rPr>
-              <w:t>drive-test-consent/</w:t>
+              <w:t>device/rescue-consent/</w:t>
             </w:r>
           </w:p>
         </w:tc>
@@ -1337,7 +1337,7 @@
               <w:rPr>
                 <w:sz w:val="19"/>
               </w:rPr>
-              <w:t>Key</w:t>
+              <w:t>Signed</w:t>
             </w:r>
           </w:p>
         </w:tc>
@@ -1350,7 +1350,7 @@
               <w:rPr>
                 <w:sz w:val="19"/>
               </w:rPr>
-              <w:t>Standing consent to be included in staff drive-test sessions</w:t>
+              <w:t>Rescue sharing on or off for the registered number (section 12)</w:t>
             </w:r>
           </w:p>
         </w:tc>
@@ -1367,7 +1367,7 @@
                 <w:rFonts w:ascii="Consolas" w:hAnsi="Consolas"/>
                 <w:sz w:val="18"/>
               </w:rPr>
-              <w:t>drive-test-consent-message/</w:t>
+              <w:t>device/serving-site/</w:t>
             </w:r>
           </w:p>
         </w:tc>
@@ -1395,7 +1395,7 @@
               <w:rPr>
                 <w:sz w:val="19"/>
               </w:rPr>
-              <w:t>none</w:t>
+              <w:t>Signed</w:t>
             </w:r>
           </w:p>
         </w:tc>
@@ -1409,7 +1409,7 @@
               <w:rPr>
                 <w:sz w:val="19"/>
               </w:rPr>
-              <w:t>Current consent wording</w:t>
+              <w:t>Site and sector of the serving cell, for the Signal screen; nothing is stored</w:t>
             </w:r>
           </w:p>
         </w:tc>
@@ -1425,7 +1425,7 @@
                 <w:rFonts w:ascii="Consolas" w:hAnsi="Consolas"/>
                 <w:sz w:val="18"/>
               </w:rPr>
-              <w:t>volte-samples/</w:t>
+              <w:t>drive-test-consent/</w:t>
             </w:r>
           </w:p>
         </w:tc>
@@ -1464,7 +1464,7 @@
               <w:rPr>
                 <w:sz w:val="19"/>
               </w:rPr>
-              <w:t>Call quality. Dormant (section 13)</w:t>
+              <w:t>Standing consent to be included in staff drive-test sessions</w:t>
             </w:r>
           </w:p>
         </w:tc>
@@ -1481,7 +1481,7 @@
                 <w:rFonts w:ascii="Consolas" w:hAnsi="Consolas"/>
                 <w:sz w:val="18"/>
               </w:rPr>
-              <w:t>device/challenge/</w:t>
+              <w:t>drive-test-consent-message/</w:t>
             </w:r>
           </w:p>
         </w:tc>
@@ -1523,7 +1523,7 @@
               <w:rPr>
                 <w:sz w:val="19"/>
               </w:rPr>
-              <w:t>One-time value for registration</w:t>
+              <w:t>Current consent wording</w:t>
             </w:r>
           </w:p>
         </w:tc>
@@ -1539,7 +1539,7 @@
                 <w:rFonts w:ascii="Consolas" w:hAnsi="Consolas"/>
                 <w:sz w:val="18"/>
               </w:rPr>
-              <w:t>device/register/</w:t>
+              <w:t>volte-samples/</w:t>
             </w:r>
           </w:p>
         </w:tc>
@@ -1565,7 +1565,7 @@
               <w:rPr>
                 <w:sz w:val="19"/>
               </w:rPr>
-              <w:t>none, rate limited</w:t>
+              <w:t>Key</w:t>
             </w:r>
           </w:p>
         </w:tc>
@@ -1578,7 +1578,7 @@
               <w:rPr>
                 <w:sz w:val="19"/>
               </w:rPr>
-              <w:t>Registers the phone's public key with its number</w:t>
+              <w:t>Call quality. Dormant (section 13.2)</w:t>
             </w:r>
           </w:p>
         </w:tc>
@@ -1595,7 +1595,7 @@
                 <w:rFonts w:ascii="Consolas" w:hAnsi="Consolas"/>
                 <w:sz w:val="18"/>
               </w:rPr>
-              <w:t>device/fcm-token/</w:t>
+              <w:t>call-samples/</w:t>
             </w:r>
           </w:p>
         </w:tc>
@@ -1609,7 +1609,7 @@
               <w:rPr>
                 <w:sz w:val="19"/>
               </w:rPr>
-              <w:t>PUT</w:t>
+              <w:t>POST</w:t>
             </w:r>
           </w:p>
         </w:tc>
@@ -1623,7 +1623,7 @@
               <w:rPr>
                 <w:sz w:val="19"/>
               </w:rPr>
-              <w:t>Signed</w:t>
+              <w:t>Key</w:t>
             </w:r>
           </w:p>
         </w:tc>
@@ -1637,7 +1637,7 @@
               <w:rPr>
                 <w:sz w:val="19"/>
               </w:rPr>
-              <w:t>Push address of a registered phone</w:t>
+              <w:t>Finished calls: voice network, cell and level, no quality figures (section 13.1)</w:t>
             </w:r>
           </w:p>
         </w:tc>
@@ -1653,7 +1653,7 @@
                 <w:rFonts w:ascii="Consolas" w:hAnsi="Consolas"/>
                 <w:sz w:val="18"/>
               </w:rPr>
-              <w:t>device-identity/</w:t>
+              <w:t>device/challenge/</w:t>
             </w:r>
           </w:p>
         </w:tc>
@@ -1666,7 +1666,7 @@
               <w:rPr>
                 <w:sz w:val="19"/>
               </w:rPr>
-              <w:t>POST</w:t>
+              <w:t>GET</w:t>
             </w:r>
           </w:p>
         </w:tc>
@@ -1679,7 +1679,7 @@
               <w:rPr>
                 <w:sz w:val="19"/>
               </w:rPr>
-              <w:t>Signed</w:t>
+              <w:t>none</w:t>
             </w:r>
           </w:p>
         </w:tc>
@@ -1692,7 +1692,7 @@
               <w:rPr>
                 <w:sz w:val="19"/>
               </w:rPr>
-              <w:t>Model, user type and, when readable, number and IMEI</w:t>
+              <w:t>One-time value for registration</w:t>
             </w:r>
           </w:p>
         </w:tc>
@@ -1709,7 +1709,7 @@
                 <w:rFonts w:ascii="Consolas" w:hAnsi="Consolas"/>
                 <w:sz w:val="18"/>
               </w:rPr>
-              <w:t>device/trace-requests/</w:t>
+              <w:t>device/register/</w:t>
             </w:r>
           </w:p>
         </w:tc>
@@ -1723,7 +1723,7 @@
               <w:rPr>
                 <w:sz w:val="19"/>
               </w:rPr>
-              <w:t>GET</w:t>
+              <w:t>POST</w:t>
             </w:r>
           </w:p>
         </w:tc>
@@ -1737,7 +1737,7 @@
               <w:rPr>
                 <w:sz w:val="19"/>
               </w:rPr>
-              <w:t>Signed</w:t>
+              <w:t>none, rate limited</w:t>
             </w:r>
           </w:p>
         </w:tc>
@@ -1751,7 +1751,7 @@
               <w:rPr>
                 <w:sz w:val="19"/>
               </w:rPr>
-              <w:t>Open location requests for this phone</w:t>
+              <w:t>Registers the phone's public key with its number</w:t>
             </w:r>
           </w:p>
         </w:tc>
@@ -1767,7 +1767,7 @@
                 <w:rFonts w:ascii="Consolas" w:hAnsi="Consolas"/>
                 <w:sz w:val="18"/>
               </w:rPr>
-              <w:t>device/trace-requests/&lt;id&gt;/respond/</w:t>
+              <w:t>device/fcm-token/</w:t>
             </w:r>
           </w:p>
         </w:tc>
@@ -1780,7 +1780,7 @@
               <w:rPr>
                 <w:sz w:val="19"/>
               </w:rPr>
-              <w:t>POST</w:t>
+              <w:t>PUT</w:t>
             </w:r>
           </w:p>
         </w:tc>
@@ -1806,7 +1806,7 @@
               <w:rPr>
                 <w:sz w:val="19"/>
               </w:rPr>
-              <w:t>Accept, reject or stop</w:t>
+              <w:t>Push address of a registered phone</w:t>
             </w:r>
           </w:p>
         </w:tc>
@@ -1823,7 +1823,7 @@
                 <w:rFonts w:ascii="Consolas" w:hAnsi="Consolas"/>
                 <w:sz w:val="18"/>
               </w:rPr>
-              <w:t>device/trace-requests/&lt;id&gt;/samples/</w:t>
+              <w:t>device/sdk-link/</w:t>
             </w:r>
           </w:p>
         </w:tc>
@@ -1865,7 +1865,7 @@
               <w:rPr>
                 <w:sz w:val="19"/>
               </w:rPr>
-              <w:t>Location fixes, only while accepted</w:t>
+              <w:t>Ties the phone to its SDK device id, for signed uploads (section 7.3)</w:t>
             </w:r>
           </w:p>
         </w:tc>
@@ -1881,7 +1881,39 @@
                 <w:rFonts w:ascii="Consolas" w:hAnsi="Consolas"/>
                 <w:sz w:val="18"/>
               </w:rPr>
-              <w:t>device/trace-requests/&lt;id&gt;/speedtest/...</w:t>
+              <w:t>device/verify-number/</w:t>
+            </w:r>
+            <w:r>
+              <w:rPr>
+                <w:sz w:val="19"/>
+              </w:rPr>
+              <w:t xml:space="preserve"> (</w:t>
+            </w:r>
+            <w:r>
+              <w:rPr>
+                <w:rFonts w:ascii="Consolas" w:hAnsi="Consolas"/>
+                <w:sz w:val="18"/>
+              </w:rPr>
+              <w:t>start/</w:t>
+            </w:r>
+            <w:r>
+              <w:rPr>
+                <w:sz w:val="19"/>
+              </w:rPr>
+              <w:t xml:space="preserve">, </w:t>
+            </w:r>
+            <w:r>
+              <w:rPr>
+                <w:rFonts w:ascii="Consolas" w:hAnsi="Consolas"/>
+                <w:sz w:val="18"/>
+              </w:rPr>
+              <w:t>confirm/</w:t>
+            </w:r>
+            <w:r>
+              <w:rPr>
+                <w:sz w:val="19"/>
+              </w:rPr>
+              <w:t>)</w:t>
             </w:r>
           </w:p>
         </w:tc>
@@ -1920,7 +1952,7 @@
               <w:rPr>
                 <w:sz w:val="19"/>
               </w:rPr>
-              <w:t>Speed test tied to an accepted request</w:t>
+              <w:t>Proves the registered number by SMS code (section 7.4)</w:t>
             </w:r>
           </w:p>
         </w:tc>
@@ -1937,7 +1969,7 @@
                 <w:rFonts w:ascii="Consolas" w:hAnsi="Consolas"/>
                 <w:sz w:val="18"/>
               </w:rPr>
-              <w:t>device/nearby-sites/</w:t>
+              <w:t>device-identity/</w:t>
             </w:r>
           </w:p>
         </w:tc>
@@ -1951,7 +1983,7 @@
               <w:rPr>
                 <w:sz w:val="19"/>
               </w:rPr>
-              <w:t>GET</w:t>
+              <w:t>POST</w:t>
             </w:r>
           </w:p>
         </w:tc>
@@ -1979,7 +2011,7 @@
               <w:rPr>
                 <w:sz w:val="19"/>
               </w:rPr>
-              <w:t>Sites within 1 km, for the photo screen</w:t>
+              <w:t>Model, user type and, when readable, number and IMEI</w:t>
             </w:r>
           </w:p>
         </w:tc>
@@ -1995,6 +2027,290 @@
                 <w:rFonts w:ascii="Consolas" w:hAnsi="Consolas"/>
                 <w:sz w:val="18"/>
               </w:rPr>
+              <w:t>device/trace-requests/</w:t>
+            </w:r>
+          </w:p>
+        </w:tc>
+        <w:tc>
+          <w:tcPr>
+            <w:tcW w:type="dxa" w:w="2160"/>
+          </w:tcPr>
+          <w:p>
+            <w:r>
+              <w:rPr>
+                <w:sz w:val="19"/>
+              </w:rPr>
+              <w:t>GET</w:t>
+            </w:r>
+          </w:p>
+        </w:tc>
+        <w:tc>
+          <w:tcPr>
+            <w:tcW w:type="dxa" w:w="2160"/>
+          </w:tcPr>
+          <w:p>
+            <w:r>
+              <w:rPr>
+                <w:sz w:val="19"/>
+              </w:rPr>
+              <w:t>Signed</w:t>
+            </w:r>
+          </w:p>
+        </w:tc>
+        <w:tc>
+          <w:tcPr>
+            <w:tcW w:type="dxa" w:w="2160"/>
+          </w:tcPr>
+          <w:p>
+            <w:r>
+              <w:rPr>
+                <w:sz w:val="19"/>
+              </w:rPr>
+              <w:t>Open location requests for this phone</w:t>
+            </w:r>
+          </w:p>
+        </w:tc>
+      </w:tr>
+      <w:tr>
+        <w:tc>
+          <w:tcPr>
+            <w:tcW w:type="dxa" w:w="2160"/>
+            <w:shd w:val="clear" w:color="auto" w:fill="EEF2F7"/>
+          </w:tcPr>
+          <w:p>
+            <w:r>
+              <w:rPr>
+                <w:rFonts w:ascii="Consolas" w:hAnsi="Consolas"/>
+                <w:sz w:val="18"/>
+              </w:rPr>
+              <w:t>device/trace-requests/&lt;id&gt;/respond/</w:t>
+            </w:r>
+          </w:p>
+        </w:tc>
+        <w:tc>
+          <w:tcPr>
+            <w:tcW w:type="dxa" w:w="2160"/>
+            <w:shd w:val="clear" w:color="auto" w:fill="EEF2F7"/>
+          </w:tcPr>
+          <w:p>
+            <w:r>
+              <w:rPr>
+                <w:sz w:val="19"/>
+              </w:rPr>
+              <w:t>POST</w:t>
+            </w:r>
+          </w:p>
+        </w:tc>
+        <w:tc>
+          <w:tcPr>
+            <w:tcW w:type="dxa" w:w="2160"/>
+            <w:shd w:val="clear" w:color="auto" w:fill="EEF2F7"/>
+          </w:tcPr>
+          <w:p>
+            <w:r>
+              <w:rPr>
+                <w:sz w:val="19"/>
+              </w:rPr>
+              <w:t>Signed</w:t>
+            </w:r>
+          </w:p>
+        </w:tc>
+        <w:tc>
+          <w:tcPr>
+            <w:tcW w:type="dxa" w:w="2160"/>
+            <w:shd w:val="clear" w:color="auto" w:fill="EEF2F7"/>
+          </w:tcPr>
+          <w:p>
+            <w:r>
+              <w:rPr>
+                <w:sz w:val="19"/>
+              </w:rPr>
+              <w:t>Accept, reject or stop</w:t>
+            </w:r>
+          </w:p>
+        </w:tc>
+      </w:tr>
+      <w:tr>
+        <w:tc>
+          <w:tcPr>
+            <w:tcW w:type="dxa" w:w="2160"/>
+          </w:tcPr>
+          <w:p>
+            <w:r>
+              <w:rPr>
+                <w:rFonts w:ascii="Consolas" w:hAnsi="Consolas"/>
+                <w:sz w:val="18"/>
+              </w:rPr>
+              <w:t>device/trace-requests/&lt;id&gt;/samples/</w:t>
+            </w:r>
+          </w:p>
+        </w:tc>
+        <w:tc>
+          <w:tcPr>
+            <w:tcW w:type="dxa" w:w="2160"/>
+          </w:tcPr>
+          <w:p>
+            <w:r>
+              <w:rPr>
+                <w:sz w:val="19"/>
+              </w:rPr>
+              <w:t>POST</w:t>
+            </w:r>
+          </w:p>
+        </w:tc>
+        <w:tc>
+          <w:tcPr>
+            <w:tcW w:type="dxa" w:w="2160"/>
+          </w:tcPr>
+          <w:p>
+            <w:r>
+              <w:rPr>
+                <w:sz w:val="19"/>
+              </w:rPr>
+              <w:t>Signed</w:t>
+            </w:r>
+          </w:p>
+        </w:tc>
+        <w:tc>
+          <w:tcPr>
+            <w:tcW w:type="dxa" w:w="2160"/>
+          </w:tcPr>
+          <w:p>
+            <w:r>
+              <w:rPr>
+                <w:sz w:val="19"/>
+              </w:rPr>
+              <w:t>Location fixes, only while accepted</w:t>
+            </w:r>
+          </w:p>
+        </w:tc>
+      </w:tr>
+      <w:tr>
+        <w:tc>
+          <w:tcPr>
+            <w:tcW w:type="dxa" w:w="2160"/>
+            <w:shd w:val="clear" w:color="auto" w:fill="EEF2F7"/>
+          </w:tcPr>
+          <w:p>
+            <w:r>
+              <w:rPr>
+                <w:rFonts w:ascii="Consolas" w:hAnsi="Consolas"/>
+                <w:sz w:val="18"/>
+              </w:rPr>
+              <w:t>device/trace-requests/&lt;id&gt;/speedtest/...</w:t>
+            </w:r>
+          </w:p>
+        </w:tc>
+        <w:tc>
+          <w:tcPr>
+            <w:tcW w:type="dxa" w:w="2160"/>
+            <w:shd w:val="clear" w:color="auto" w:fill="EEF2F7"/>
+          </w:tcPr>
+          <w:p>
+            <w:r>
+              <w:rPr>
+                <w:sz w:val="19"/>
+              </w:rPr>
+              <w:t>GET, POST</w:t>
+            </w:r>
+          </w:p>
+        </w:tc>
+        <w:tc>
+          <w:tcPr>
+            <w:tcW w:type="dxa" w:w="2160"/>
+            <w:shd w:val="clear" w:color="auto" w:fill="EEF2F7"/>
+          </w:tcPr>
+          <w:p>
+            <w:r>
+              <w:rPr>
+                <w:sz w:val="19"/>
+              </w:rPr>
+              <w:t>Signed</w:t>
+            </w:r>
+          </w:p>
+        </w:tc>
+        <w:tc>
+          <w:tcPr>
+            <w:tcW w:type="dxa" w:w="2160"/>
+            <w:shd w:val="clear" w:color="auto" w:fill="EEF2F7"/>
+          </w:tcPr>
+          <w:p>
+            <w:r>
+              <w:rPr>
+                <w:sz w:val="19"/>
+              </w:rPr>
+              <w:t>Speed test tied to an accepted request</w:t>
+            </w:r>
+          </w:p>
+        </w:tc>
+      </w:tr>
+      <w:tr>
+        <w:tc>
+          <w:tcPr>
+            <w:tcW w:type="dxa" w:w="2160"/>
+          </w:tcPr>
+          <w:p>
+            <w:r>
+              <w:rPr>
+                <w:rFonts w:ascii="Consolas" w:hAnsi="Consolas"/>
+                <w:sz w:val="18"/>
+              </w:rPr>
+              <w:t>device/nearby-sites/</w:t>
+            </w:r>
+          </w:p>
+        </w:tc>
+        <w:tc>
+          <w:tcPr>
+            <w:tcW w:type="dxa" w:w="2160"/>
+          </w:tcPr>
+          <w:p>
+            <w:r>
+              <w:rPr>
+                <w:sz w:val="19"/>
+              </w:rPr>
+              <w:t>GET</w:t>
+            </w:r>
+          </w:p>
+        </w:tc>
+        <w:tc>
+          <w:tcPr>
+            <w:tcW w:type="dxa" w:w="2160"/>
+          </w:tcPr>
+          <w:p>
+            <w:r>
+              <w:rPr>
+                <w:sz w:val="19"/>
+              </w:rPr>
+              <w:t>Signed</w:t>
+            </w:r>
+          </w:p>
+        </w:tc>
+        <w:tc>
+          <w:tcPr>
+            <w:tcW w:type="dxa" w:w="2160"/>
+          </w:tcPr>
+          <w:p>
+            <w:r>
+              <w:rPr>
+                <w:sz w:val="19"/>
+              </w:rPr>
+              <w:t>Sites within 1 km, for the photo screen</w:t>
+            </w:r>
+          </w:p>
+        </w:tc>
+      </w:tr>
+      <w:tr>
+        <w:tc>
+          <w:tcPr>
+            <w:tcW w:type="dxa" w:w="2160"/>
+            <w:shd w:val="clear" w:color="auto" w:fill="EEF2F7"/>
+          </w:tcPr>
+          <w:p>
+            <w:r>
+              <w:rPr>
+                <w:rFonts w:ascii="Consolas" w:hAnsi="Consolas"/>
+                <w:sz w:val="18"/>
+              </w:rPr>
               <w:t>device/site-photos/</w:t>
             </w:r>
           </w:p>
@@ -2002,6 +2318,7 @@
         <w:tc>
           <w:tcPr>
             <w:tcW w:type="dxa" w:w="2160"/>
+            <w:shd w:val="clear" w:color="auto" w:fill="EEF2F7"/>
           </w:tcPr>
           <w:p>
             <w:r>
@@ -2015,6 +2332,7 @@
         <w:tc>
           <w:tcPr>
             <w:tcW w:type="dxa" w:w="2160"/>
+            <w:shd w:val="clear" w:color="auto" w:fill="EEF2F7"/>
           </w:tcPr>
           <w:p>
             <w:r>
@@ -2028,6 +2346,7 @@
         <w:tc>
           <w:tcPr>
             <w:tcW w:type="dxa" w:w="2160"/>
+            <w:shd w:val="clear" w:color="auto" w:fill="EEF2F7"/>
           </w:tcPr>
           <w:p>
             <w:r>
@@ -2035,6 +2354,61 @@
                 <w:sz w:val="19"/>
               </w:rPr>
               <w:t>One site or drive photo (section 11)</w:t>
+            </w:r>
+          </w:p>
+        </w:tc>
+      </w:tr>
+      <w:tr>
+        <w:tc>
+          <w:tcPr>
+            <w:tcW w:type="dxa" w:w="2160"/>
+          </w:tcPr>
+          <w:p>
+            <w:r>
+              <w:rPr>
+                <w:rFonts w:ascii="Consolas" w:hAnsi="Consolas"/>
+                <w:sz w:val="18"/>
+              </w:rPr>
+              <w:t>device/problem-reports/</w:t>
+            </w:r>
+          </w:p>
+        </w:tc>
+        <w:tc>
+          <w:tcPr>
+            <w:tcW w:type="dxa" w:w="2160"/>
+          </w:tcPr>
+          <w:p>
+            <w:r>
+              <w:rPr>
+                <w:sz w:val="19"/>
+              </w:rPr>
+              <w:t>POST</w:t>
+            </w:r>
+          </w:p>
+        </w:tc>
+        <w:tc>
+          <w:tcPr>
+            <w:tcW w:type="dxa" w:w="2160"/>
+          </w:tcPr>
+          <w:p>
+            <w:r>
+              <w:rPr>
+                <w:sz w:val="19"/>
+              </w:rPr>
+              <w:t>Signed</w:t>
+            </w:r>
+          </w:p>
+        </w:tc>
+        <w:tc>
+          <w:tcPr>
+            <w:tcW w:type="dxa" w:w="2160"/>
+          </w:tcPr>
+          <w:p>
+            <w:r>
+              <w:rPr>
+                <w:sz w:val="19"/>
+              </w:rPr>
+              <w:t>"Report a problem" from the app (section 10a)</w:t>
             </w:r>
           </w:p>
         </w:tc>
@@ -5338,6 +5712,574 @@
     </w:p>
     <w:p>
       <w:pPr>
+        <w:pStyle w:val="Heading2"/>
+      </w:pPr>
+      <w:r>
+        <w:t>7.3 Signed uploads (14 October 2026)</w:t>
+      </w:r>
+    </w:p>
+    <w:p>
+      <w:r>
+        <w:t xml:space="preserve">The shared ingest key ships inside every APK, so anyone can extract it and post readings. A registered phone therefore signs its regular uploads too: </w:t>
+      </w:r>
+      <w:r>
+        <w:rPr>
+          <w:rFonts w:ascii="Consolas" w:hAnsi="Consolas"/>
+          <w:sz w:val="20"/>
+        </w:rPr>
+        <w:t>samples/</w:t>
+      </w:r>
+      <w:r>
+        <w:t xml:space="preserve">, </w:t>
+      </w:r>
+      <w:r>
+        <w:rPr>
+          <w:rFonts w:ascii="Consolas" w:hAnsi="Consolas"/>
+          <w:sz w:val="20"/>
+        </w:rPr>
+        <w:t>speed-samples/</w:t>
+      </w:r>
+      <w:r>
+        <w:t xml:space="preserve">, </w:t>
+      </w:r>
+      <w:r>
+        <w:rPr>
+          <w:rFonts w:ascii="Consolas" w:hAnsi="Consolas"/>
+          <w:sz w:val="20"/>
+        </w:rPr>
+        <w:t>push-token/</w:t>
+      </w:r>
+      <w:r>
+        <w:t xml:space="preserve">, </w:t>
+      </w:r>
+      <w:r>
+        <w:rPr>
+          <w:rFonts w:ascii="Consolas" w:hAnsi="Consolas"/>
+          <w:sz w:val="20"/>
+        </w:rPr>
+        <w:t>call-samples/</w:t>
+      </w:r>
+      <w:r>
+        <w:t xml:space="preserve"> and </w:t>
+      </w:r>
+      <w:r>
+        <w:rPr>
+          <w:rFonts w:ascii="Consolas" w:hAnsi="Consolas"/>
+          <w:sz w:val="20"/>
+        </w:rPr>
+        <w:t>volte-samples/</w:t>
+      </w:r>
+      <w:r>
+        <w:t xml:space="preserve"> accept the signed headers above in place of the key.</w:t>
+      </w:r>
+    </w:p>
+    <w:p>
+      <w:pPr>
+        <w:ind w:left="360" w:hanging="280"/>
+      </w:pPr>
+      <w:r>
+        <w:t xml:space="preserve">1. After registering, the phone sends its SDK device id once, signed: </w:t>
+      </w:r>
+      <w:r>
+        <w:rPr>
+          <w:rFonts w:ascii="Consolas" w:hAnsi="Consolas"/>
+          <w:sz w:val="20"/>
+        </w:rPr>
+        <w:t>POST device/sdk-link/</w:t>
+      </w:r>
+      <w:r>
+        <w:t xml:space="preserve"> with </w:t>
+      </w:r>
+      <w:r>
+        <w:rPr>
+          <w:rFonts w:ascii="Consolas" w:hAnsi="Consolas"/>
+          <w:sz w:val="20"/>
+        </w:rPr>
+        <w:t>{"sdk_device_id": "&lt;the SDK's device_id&gt;"}</w:t>
+      </w:r>
+      <w:r>
+        <w:t xml:space="preserve">. It returns </w:t>
+      </w:r>
+      <w:r>
+        <w:rPr>
+          <w:rFonts w:ascii="Consolas" w:hAnsi="Consolas"/>
+          <w:sz w:val="20"/>
+        </w:rPr>
+        <w:t>{"linked": true}</w:t>
+      </w:r>
+      <w:r>
+        <w:t>.</w:t>
+      </w:r>
+    </w:p>
+    <w:p>
+      <w:pPr>
+        <w:ind w:left="360" w:hanging="280"/>
+      </w:pPr>
+      <w:r>
+        <w:t>2. From then on the server files the phone's signed uploads under that SDK id, the same identity its shared-key uploads had. Push tokens for Area Sample, rescue positions, drive-test consent and earlier readings keep matching. Without the link, signed uploads are filed under the key's own id, which splits the phone in two; so sign uploads only after the link succeeded. The link also ties the registered number to the SDK id, so the staff Device Location Trace tool (declared emergency, case reference, every search logged) can find the phone's shared readings. A phone whose owner withdrew rescue consent stays hidden. Rescue Lookup is unchanged: it covers only phones that turned on the rescue beacon.</w:t>
+      </w:r>
+    </w:p>
+    <w:p>
+      <w:pPr>
+        <w:ind w:left="360" w:hanging="280"/>
+      </w:pPr>
+      <w:r>
+        <w:t xml:space="preserve">3. A </w:t>
+      </w:r>
+      <w:r>
+        <w:rPr>
+          <w:rFonts w:ascii="Consolas" w:hAnsi="Consolas"/>
+          <w:sz w:val="20"/>
+        </w:rPr>
+        <w:t>401</w:t>
+      </w:r>
+      <w:r>
+        <w:t xml:space="preserve"> on a signed upload means the server no longer knows the key (registration removed, or the app reinstalled with a new key). Go back to the shared key and link again after registering.</w:t>
+      </w:r>
+    </w:p>
+    <w:p>
+      <w:r>
+        <w:t xml:space="preserve">In the SDK the host app supplies the signing through </w:t>
+      </w:r>
+      <w:r>
+        <w:rPr>
+          <w:rFonts w:ascii="Consolas" w:hAnsi="Consolas"/>
+          <w:sz w:val="20"/>
+        </w:rPr>
+        <w:t>NetTelemetry.setRequestSigner(RequestSigner)</w:t>
+      </w:r>
+      <w:r>
+        <w:t xml:space="preserve">; </w:t>
+      </w:r>
+      <w:r>
+        <w:rPr>
+          <w:rFonts w:ascii="Consolas" w:hAnsi="Consolas"/>
+          <w:sz w:val="20"/>
+        </w:rPr>
+        <w:t>NetTelemetry.sdkDeviceId()</w:t>
+      </w:r>
+      <w:r>
+        <w:t xml:space="preserve"> gives the id to link. The reference app does both in </w:t>
+      </w:r>
+      <w:r>
+        <w:rPr>
+          <w:rFonts w:ascii="Consolas" w:hAnsi="Consolas"/>
+          <w:sz w:val="20"/>
+        </w:rPr>
+        <w:t>SdkLink.kt</w:t>
+      </w:r>
+      <w:r>
+        <w:t>, from a content provider so the signer is set before any background upload runs.</w:t>
+      </w:r>
+    </w:p>
+    <w:p>
+      <w:r>
+        <w:t>A phone that never registers keeps using the shared key. The key can be retired on the server (</w:t>
+      </w:r>
+      <w:r>
+        <w:rPr>
+          <w:rFonts w:ascii="Consolas" w:hAnsi="Consolas"/>
+          <w:sz w:val="20"/>
+        </w:rPr>
+        <w:t>TELEMETRY_SHARED_KEY_ACCEPTED_UNTIL</w:t>
+      </w:r>
+      <w:r>
+        <w:t>) only once every sharing phone is registered; until then it still works for anyone holding it.</w:t>
+      </w:r>
+    </w:p>
+    <w:p>
+      <w:pPr>
+        <w:pStyle w:val="Heading2"/>
+      </w:pPr>
+      <w:r>
+        <w:t>7.4 Proving the number by SMS code (15 October 2026)</w:t>
+      </w:r>
+    </w:p>
+    <w:p>
+      <w:r>
+        <w:t>The number sent at registration is typed by the user, so on its own it proves nothing. When the server can send SMS, the registration answer says so:</w:t>
+      </w:r>
+    </w:p>
+    <w:tbl>
+      <w:tblPr>
+        <w:tblStyle w:val="TableGrid"/>
+        <w:tblW w:type="auto" w:w="0"/>
+        <w:tblLook w:firstColumn="1" w:firstRow="1" w:lastColumn="0" w:lastRow="0" w:noHBand="0" w:noVBand="1" w:val="04A0"/>
+      </w:tblPr>
+      <w:tblGrid>
+        <w:gridCol w:w="8640"/>
+      </w:tblGrid>
+      <w:tr>
+        <w:tc>
+          <w:tcPr>
+            <w:tcW w:type="dxa" w:w="8640"/>
+            <w:shd w:val="clear" w:color="auto" w:fill="F1F4F8"/>
+          </w:tcPr>
+          <w:p>
+            <w:pPr>
+              <w:spacing w:after="0"/>
+            </w:pPr>
+            <w:r>
+              <w:rPr>
+                <w:rFonts w:ascii="Consolas" w:hAnsi="Consolas"/>
+                <w:sz w:val="18"/>
+              </w:rPr>
+              <w:t>{"device_id": "...", "registered": true, "created": true,</w:t>
+            </w:r>
+          </w:p>
+          <w:p>
+            <w:pPr>
+              <w:spacing w:after="0"/>
+            </w:pPr>
+            <w:r>
+              <w:rPr>
+                <w:rFonts w:ascii="Consolas" w:hAnsi="Consolas"/>
+                <w:sz w:val="18"/>
+              </w:rPr>
+              <w:t xml:space="preserve"> "number_verified": false, "verification_available": true, "verification_required": false}</w:t>
+            </w:r>
+          </w:p>
+        </w:tc>
+      </w:tr>
+    </w:tbl>
+    <w:p/>
+    <w:p>
+      <w:r>
+        <w:t xml:space="preserve">With </w:t>
+      </w:r>
+      <w:r>
+        <w:rPr>
+          <w:rFonts w:ascii="Consolas" w:hAnsi="Consolas"/>
+          <w:sz w:val="20"/>
+        </w:rPr>
+        <w:t>verification_available</w:t>
+      </w:r>
+      <w:r>
+        <w:t xml:space="preserve"> true and </w:t>
+      </w:r>
+      <w:r>
+        <w:rPr>
+          <w:rFonts w:ascii="Consolas" w:hAnsi="Consolas"/>
+          <w:sz w:val="20"/>
+        </w:rPr>
+        <w:t>number_verified</w:t>
+      </w:r>
+      <w:r>
+        <w:t xml:space="preserve"> false, the app asks the server to send a code and lets the user type it. All three calls are signed (section 7.2):</w:t>
+      </w:r>
+    </w:p>
+    <w:tbl>
+      <w:tblPr>
+        <w:tblStyle w:val="TableGrid"/>
+        <w:tblW w:type="auto" w:w="0"/>
+        <w:jc w:val="center"/>
+        <w:tblLook w:firstColumn="1" w:firstRow="1" w:lastColumn="0" w:lastRow="0" w:noHBand="0" w:noVBand="1" w:val="04A0"/>
+      </w:tblPr>
+      <w:tblGrid>
+        <w:gridCol w:w="2160"/>
+        <w:gridCol w:w="2160"/>
+        <w:gridCol w:w="2160"/>
+        <w:gridCol w:w="2160"/>
+      </w:tblGrid>
+      <w:tr>
+        <w:tc>
+          <w:tcPr>
+            <w:tcW w:type="dxa" w:w="2160"/>
+            <w:shd w:val="clear" w:color="auto" w:fill="0B1626"/>
+          </w:tcPr>
+          <w:p>
+            <w:r>
+              <w:rPr>
+                <w:b/>
+                <w:color w:val="FFFFFF"/>
+                <w:sz w:val="19"/>
+              </w:rPr>
+              <w:t>Path</w:t>
+            </w:r>
+          </w:p>
+        </w:tc>
+        <w:tc>
+          <w:tcPr>
+            <w:tcW w:type="dxa" w:w="2160"/>
+            <w:shd w:val="clear" w:color="auto" w:fill="0B1626"/>
+          </w:tcPr>
+          <w:p>
+            <w:r>
+              <w:rPr>
+                <w:b/>
+                <w:color w:val="FFFFFF"/>
+                <w:sz w:val="19"/>
+              </w:rPr>
+              <w:t>Method</w:t>
+            </w:r>
+          </w:p>
+        </w:tc>
+        <w:tc>
+          <w:tcPr>
+            <w:tcW w:type="dxa" w:w="2160"/>
+            <w:shd w:val="clear" w:color="auto" w:fill="0B1626"/>
+          </w:tcPr>
+          <w:p>
+            <w:r>
+              <w:rPr>
+                <w:b/>
+                <w:color w:val="FFFFFF"/>
+                <w:sz w:val="19"/>
+              </w:rPr>
+              <w:t>Body</w:t>
+            </w:r>
+          </w:p>
+        </w:tc>
+        <w:tc>
+          <w:tcPr>
+            <w:tcW w:type="dxa" w:w="2160"/>
+            <w:shd w:val="clear" w:color="auto" w:fill="0B1626"/>
+          </w:tcPr>
+          <w:p>
+            <w:r>
+              <w:rPr>
+                <w:b/>
+                <w:color w:val="FFFFFF"/>
+                <w:sz w:val="19"/>
+              </w:rPr>
+              <w:t>Answer</w:t>
+            </w:r>
+          </w:p>
+        </w:tc>
+      </w:tr>
+      <w:tr>
+        <w:tc>
+          <w:tcPr>
+            <w:tcW w:type="dxa" w:w="2160"/>
+          </w:tcPr>
+          <w:p>
+            <w:r>
+              <w:rPr>
+                <w:rFonts w:ascii="Consolas" w:hAnsi="Consolas"/>
+                <w:sz w:val="18"/>
+              </w:rPr>
+              <w:t>device/verify-number/</w:t>
+            </w:r>
+          </w:p>
+        </w:tc>
+        <w:tc>
+          <w:tcPr>
+            <w:tcW w:type="dxa" w:w="2160"/>
+          </w:tcPr>
+          <w:p>
+            <w:r>
+              <w:rPr>
+                <w:sz w:val="19"/>
+              </w:rPr>
+              <w:t>GET</w:t>
+            </w:r>
+          </w:p>
+        </w:tc>
+        <w:tc>
+          <w:tcPr>
+            <w:tcW w:type="dxa" w:w="2160"/>
+          </w:tcPr>
+          <w:p>
+            <w:r>
+              <w:rPr>
+                <w:sz w:val="19"/>
+              </w:rPr>
+              <w:t>none</w:t>
+            </w:r>
+          </w:p>
+        </w:tc>
+        <w:tc>
+          <w:tcPr>
+            <w:tcW w:type="dxa" w:w="2160"/>
+          </w:tcPr>
+          <w:p>
+            <w:r>
+              <w:rPr>
+                <w:sz w:val="19"/>
+              </w:rPr>
+              <w:t>the three flags above</w:t>
+            </w:r>
+          </w:p>
+        </w:tc>
+      </w:tr>
+      <w:tr>
+        <w:tc>
+          <w:tcPr>
+            <w:tcW w:type="dxa" w:w="2160"/>
+            <w:shd w:val="clear" w:color="auto" w:fill="EEF2F7"/>
+          </w:tcPr>
+          <w:p>
+            <w:r>
+              <w:rPr>
+                <w:rFonts w:ascii="Consolas" w:hAnsi="Consolas"/>
+                <w:sz w:val="18"/>
+              </w:rPr>
+              <w:t>device/verify-number/start/</w:t>
+            </w:r>
+          </w:p>
+        </w:tc>
+        <w:tc>
+          <w:tcPr>
+            <w:tcW w:type="dxa" w:w="2160"/>
+            <w:shd w:val="clear" w:color="auto" w:fill="EEF2F7"/>
+          </w:tcPr>
+          <w:p>
+            <w:r>
+              <w:rPr>
+                <w:sz w:val="19"/>
+              </w:rPr>
+              <w:t>POST</w:t>
+            </w:r>
+          </w:p>
+        </w:tc>
+        <w:tc>
+          <w:tcPr>
+            <w:tcW w:type="dxa" w:w="2160"/>
+            <w:shd w:val="clear" w:color="auto" w:fill="EEF2F7"/>
+          </w:tcPr>
+          <w:p>
+            <w:r>
+              <w:rPr>
+                <w:rFonts w:ascii="Consolas" w:hAnsi="Consolas"/>
+                <w:sz w:val="18"/>
+              </w:rPr>
+              <w:t>{}</w:t>
+            </w:r>
+          </w:p>
+        </w:tc>
+        <w:tc>
+          <w:tcPr>
+            <w:tcW w:type="dxa" w:w="2160"/>
+            <w:shd w:val="clear" w:color="auto" w:fill="EEF2F7"/>
+          </w:tcPr>
+          <w:p>
+            <w:r>
+              <w:rPr>
+                <w:rFonts w:ascii="Consolas" w:hAnsi="Consolas"/>
+                <w:sz w:val="18"/>
+              </w:rPr>
+              <w:t>{"sent": true, "expires_in": 600, "resend_after": 60}</w:t>
+            </w:r>
+            <w:r>
+              <w:rPr>
+                <w:sz w:val="19"/>
+              </w:rPr>
+              <w:t>; 429 when asked again within a minute or more than 5 times a day; 503 when no SMS can be sent</w:t>
+            </w:r>
+          </w:p>
+        </w:tc>
+      </w:tr>
+      <w:tr>
+        <w:tc>
+          <w:tcPr>
+            <w:tcW w:type="dxa" w:w="2160"/>
+          </w:tcPr>
+          <w:p>
+            <w:r>
+              <w:rPr>
+                <w:rFonts w:ascii="Consolas" w:hAnsi="Consolas"/>
+                <w:sz w:val="18"/>
+              </w:rPr>
+              <w:t>device/verify-number/confirm/</w:t>
+            </w:r>
+          </w:p>
+        </w:tc>
+        <w:tc>
+          <w:tcPr>
+            <w:tcW w:type="dxa" w:w="2160"/>
+          </w:tcPr>
+          <w:p>
+            <w:r>
+              <w:rPr>
+                <w:sz w:val="19"/>
+              </w:rPr>
+              <w:t>POST</w:t>
+            </w:r>
+          </w:p>
+        </w:tc>
+        <w:tc>
+          <w:tcPr>
+            <w:tcW w:type="dxa" w:w="2160"/>
+          </w:tcPr>
+          <w:p>
+            <w:r>
+              <w:rPr>
+                <w:rFonts w:ascii="Consolas" w:hAnsi="Consolas"/>
+                <w:sz w:val="18"/>
+              </w:rPr>
+              <w:t>{"code": "123456"}</w:t>
+            </w:r>
+          </w:p>
+        </w:tc>
+        <w:tc>
+          <w:tcPr>
+            <w:tcW w:type="dxa" w:w="2160"/>
+          </w:tcPr>
+          <w:p>
+            <w:r>
+              <w:rPr>
+                <w:sz w:val="19"/>
+              </w:rPr>
+              <w:t xml:space="preserve">the flags, with </w:t>
+            </w:r>
+            <w:r>
+              <w:rPr>
+                <w:rFonts w:ascii="Consolas" w:hAnsi="Consolas"/>
+                <w:sz w:val="18"/>
+              </w:rPr>
+              <w:t>number_verified: true</w:t>
+            </w:r>
+            <w:r>
+              <w:rPr>
+                <w:sz w:val="19"/>
+              </w:rPr>
+              <w:t xml:space="preserve">; 400 with </w:t>
+            </w:r>
+            <w:r>
+              <w:rPr>
+                <w:rFonts w:ascii="Consolas" w:hAnsi="Consolas"/>
+                <w:sz w:val="18"/>
+              </w:rPr>
+              <w:t>detail</w:t>
+            </w:r>
+            <w:r>
+              <w:rPr>
+                <w:sz w:val="19"/>
+              </w:rPr>
+              <w:t xml:space="preserve"> ("Wrong code. 4 tries left.", "The code has expired. Ask for a new one.")</w:t>
+            </w:r>
+          </w:p>
+        </w:tc>
+      </w:tr>
+    </w:tbl>
+    <w:p/>
+    <w:p>
+      <w:r>
+        <w:t xml:space="preserve">A code lives 10 minutes and takes 5 tries. A verified phone keeps the number: another phone typing the same number is then refused (409), and an unverified phone that had typed it loses it. Changing the number at registration clears the verified flag. Until NTC's SMS gateway is set up the server answers </w:t>
+      </w:r>
+      <w:r>
+        <w:rPr>
+          <w:rFonts w:ascii="Consolas" w:hAnsi="Consolas"/>
+          <w:sz w:val="20"/>
+        </w:rPr>
+        <w:t>verification_available: false</w:t>
+      </w:r>
+      <w:r>
+        <w:t xml:space="preserve"> and the app asks nothing. The reference app does this in </w:t>
+      </w:r>
+      <w:r>
+        <w:rPr>
+          <w:rFonts w:ascii="Consolas" w:hAnsi="Consolas"/>
+          <w:sz w:val="20"/>
+        </w:rPr>
+        <w:t>NumberVerify.kt</w:t>
+      </w:r>
+      <w:r>
+        <w:t>: after registering, and from the "registered as" line in Settings.</w:t>
+      </w:r>
+    </w:p>
+    <w:p>
+      <w:pPr>
         <w:pStyle w:val="Heading1"/>
       </w:pPr>
       <w:r>
@@ -5962,7 +6904,105 @@
     </w:p>
     <w:p>
       <w:r>
-        <w:t>The test runs only when the user taps Start. It takes about 20 seconds and about 8 MB of mobile data.</w:t>
+        <w:t>The test runs when the user taps a test button (and every 30 minutes in the Collector edition, section 14). It takes about 20 seconds and about 8 MB of data.</w:t>
+      </w:r>
+    </w:p>
+    <w:p>
+      <w:r>
+        <w:t xml:space="preserve">Since 15 October 2026 the reference app offers two tests: </w:t>
+      </w:r>
+      <w:r>
+        <w:rPr>
+          <w:b/>
+        </w:rPr>
+        <w:t>Test mobile data</w:t>
+      </w:r>
+      <w:r>
+        <w:t xml:space="preserve"> and </w:t>
+      </w:r>
+      <w:r>
+        <w:rPr>
+          <w:b/>
+        </w:rPr>
+        <w:t>Test Wi-Fi</w:t>
+      </w:r>
+      <w:r>
+        <w:t xml:space="preserve">. Both results are sent, tagged with </w:t>
+      </w:r>
+      <w:r>
+        <w:rPr>
+          <w:rFonts w:ascii="Consolas" w:hAnsi="Consolas"/>
+          <w:sz w:val="20"/>
+        </w:rPr>
+        <w:t>bearer</w:t>
+      </w:r>
+      <w:r>
+        <w:t xml:space="preserve"> (</w:t>
+      </w:r>
+      <w:r>
+        <w:rPr>
+          <w:rFonts w:ascii="Consolas" w:hAnsi="Consolas"/>
+          <w:sz w:val="20"/>
+        </w:rPr>
+        <w:t>mobile</w:t>
+      </w:r>
+      <w:r>
+        <w:t xml:space="preserve"> or </w:t>
+      </w:r>
+      <w:r>
+        <w:rPr>
+          <w:rFonts w:ascii="Consolas" w:hAnsi="Consolas"/>
+          <w:sz w:val="20"/>
+        </w:rPr>
+        <w:t>wifi</w:t>
+      </w:r>
+      <w:r>
+        <w:t>), so the server keeps Wi-Fi results apart from figures about NTC's mobile network. The Collector edition's automatic test uses mobile data.</w:t>
+      </w:r>
+    </w:p>
+    <w:p>
+      <w:r>
+        <w:t xml:space="preserve">The mobile-data test runs every request over the mobile-data network, even while the phone is on Wi-Fi: it asks Android for a network with </w:t>
+      </w:r>
+      <w:r>
+        <w:rPr>
+          <w:rFonts w:ascii="Consolas" w:hAnsi="Consolas"/>
+          <w:sz w:val="20"/>
+        </w:rPr>
+        <w:t>TRANSPORT_CELLULAR</w:t>
+      </w:r>
+      <w:r>
+        <w:t xml:space="preserve"> (</w:t>
+      </w:r>
+      <w:r>
+        <w:rPr>
+          <w:rFonts w:ascii="Consolas" w:hAnsi="Consolas"/>
+          <w:sz w:val="20"/>
+        </w:rPr>
+        <w:t>ConnectivityManager.requestNetwork</w:t>
+      </w:r>
+      <w:r>
+        <w:t xml:space="preserve">, needs </w:t>
+      </w:r>
+      <w:r>
+        <w:rPr>
+          <w:rFonts w:ascii="Consolas" w:hAnsi="Consolas"/>
+          <w:sz w:val="20"/>
+        </w:rPr>
+        <w:t>CHANGE_NETWORK_STATE</w:t>
+      </w:r>
+      <w:r>
+        <w:t xml:space="preserve">) and binds its sockets to it. Packet loss is the share of 20 pings with no answer within 2 seconds. The Wi-Fi test asks for a network with </w:t>
+      </w:r>
+      <w:r>
+        <w:rPr>
+          <w:rFonts w:ascii="Consolas" w:hAnsi="Consolas"/>
+          <w:sz w:val="20"/>
+        </w:rPr>
+        <w:t>TRANSPORT_WIFI</w:t>
+      </w:r>
+      <w:r>
+        <w:t xml:space="preserve"> the same way.</w:t>
       </w:r>
     </w:p>
     <w:tbl>
@@ -6176,7 +7216,19 @@
                 <w:rFonts w:ascii="Consolas" w:hAnsi="Consolas"/>
                 <w:sz w:val="18"/>
               </w:rPr>
-              <w:t xml:space="preserve"> "network_type": "LTE", "rsrp_dbm": -90}</w:t>
+              <w:t xml:space="preserve"> "packet_loss_pct": 5, "network_type": "LTE", "rsrp_dbm": -90,</w:t>
+            </w:r>
+          </w:p>
+          <w:p>
+            <w:pPr>
+              <w:spacing w:after="0"/>
+            </w:pPr>
+            <w:r>
+              <w:rPr>
+                <w:rFonts w:ascii="Consolas" w:hAnsi="Consolas"/>
+                <w:sz w:val="18"/>
+              </w:rPr>
+              <w:t xml:space="preserve"> "bearer": "mobile"}</w:t>
             </w:r>
           </w:p>
         </w:tc>
@@ -6195,7 +7247,47 @@
         <w:t>201 {"stored": true}</w:t>
       </w:r>
       <w:r>
-        <w:t>. Limited to 20 a minute.</w:t>
+        <w:t xml:space="preserve">. Limited to 20 a minute. </w:t>
+      </w:r>
+      <w:r>
+        <w:rPr>
+          <w:rFonts w:ascii="Consolas" w:hAnsi="Consolas"/>
+          <w:sz w:val="20"/>
+        </w:rPr>
+        <w:t>packet_loss_pct</w:t>
+      </w:r>
+      <w:r>
+        <w:t xml:space="preserve"> (0 to 100) is optional. </w:t>
+      </w:r>
+      <w:r>
+        <w:rPr>
+          <w:rFonts w:ascii="Consolas" w:hAnsi="Consolas"/>
+          <w:sz w:val="20"/>
+        </w:rPr>
+        <w:t>bearer</w:t>
+      </w:r>
+      <w:r>
+        <w:t xml:space="preserve"> is </w:t>
+      </w:r>
+      <w:r>
+        <w:rPr>
+          <w:rFonts w:ascii="Consolas" w:hAnsi="Consolas"/>
+          <w:sz w:val="20"/>
+        </w:rPr>
+        <w:t>mobile</w:t>
+      </w:r>
+      <w:r>
+        <w:t xml:space="preserve"> or </w:t>
+      </w:r>
+      <w:r>
+        <w:rPr>
+          <w:rFonts w:ascii="Consolas" w:hAnsi="Consolas"/>
+          <w:sz w:val="20"/>
+        </w:rPr>
+        <w:t>wifi</w:t>
+      </w:r>
+      <w:r>
+        <w:t>; any other value, or none, is stored blank (results from builds before 15 October 2026).</w:t>
       </w:r>
     </w:p>
     <w:p>
@@ -6231,6 +7323,222 @@
       </w:r>
       <w:r>
         <w:t>.</w:t>
+      </w:r>
+    </w:p>
+    <w:p>
+      <w:pPr>
+        <w:pStyle w:val="Heading1"/>
+      </w:pPr>
+      <w:r>
+        <w:t>10a. Report a problem</w:t>
+      </w:r>
+    </w:p>
+    <w:p>
+      <w:r>
+        <w:t xml:space="preserve">A registered phone can send a problem with the reading and a speed test at that moment. </w:t>
+      </w:r>
+      <w:r>
+        <w:rPr>
+          <w:rFonts w:ascii="Consolas" w:hAnsi="Consolas"/>
+          <w:sz w:val="20"/>
+        </w:rPr>
+        <w:t>POST device/problem-reports/</w:t>
+      </w:r>
+      <w:r>
+        <w:t>, signed (section 7):</w:t>
+      </w:r>
+    </w:p>
+    <w:tbl>
+      <w:tblPr>
+        <w:tblStyle w:val="TableGrid"/>
+        <w:tblW w:type="auto" w:w="0"/>
+        <w:tblLook w:firstColumn="1" w:firstRow="1" w:lastColumn="0" w:lastRow="0" w:noHBand="0" w:noVBand="1" w:val="04A0"/>
+      </w:tblPr>
+      <w:tblGrid>
+        <w:gridCol w:w="8640"/>
+      </w:tblGrid>
+      <w:tr>
+        <w:tc>
+          <w:tcPr>
+            <w:tcW w:type="dxa" w:w="8640"/>
+            <w:shd w:val="clear" w:color="auto" w:fill="F1F4F8"/>
+          </w:tcPr>
+          <w:p>
+            <w:pPr>
+              <w:spacing w:after="0"/>
+            </w:pPr>
+            <w:r>
+              <w:rPr>
+                <w:rFonts w:ascii="Consolas" w:hAnsi="Consolas"/>
+                <w:sz w:val="18"/>
+              </w:rPr>
+              <w:t>{"category": "slow_data", "note": "Slow in the evening", "ts": 1758444000000,</w:t>
+            </w:r>
+          </w:p>
+          <w:p>
+            <w:pPr>
+              <w:spacing w:after="0"/>
+            </w:pPr>
+            <w:r>
+              <w:rPr>
+                <w:rFonts w:ascii="Consolas" w:hAnsi="Consolas"/>
+                <w:sz w:val="18"/>
+              </w:rPr>
+              <w:t xml:space="preserve"> "lat": 27.70, "lon": 85.32, "network_type": "LTE", "band": "B3 (1800)",</w:t>
+            </w:r>
+          </w:p>
+          <w:p>
+            <w:pPr>
+              <w:spacing w:after="0"/>
+            </w:pPr>
+            <w:r>
+              <w:rPr>
+                <w:rFonts w:ascii="Consolas" w:hAnsi="Consolas"/>
+                <w:sz w:val="18"/>
+              </w:rPr>
+              <w:t xml:space="preserve"> "pci": 120, "cell_id": 26385921, "level_dbm": -98, "rsrq_db": -12, "sinr_db": 4,</w:t>
+            </w:r>
+          </w:p>
+          <w:p>
+            <w:pPr>
+              <w:spacing w:after="0"/>
+            </w:pPr>
+            <w:r>
+              <w:rPr>
+                <w:rFonts w:ascii="Consolas" w:hAnsi="Consolas"/>
+                <w:sz w:val="18"/>
+              </w:rPr>
+              <w:t xml:space="preserve"> "download_mbps": 3.1, "upload_mbps": 1.2, "ping_ms": 62, "jitter_ms": 9,</w:t>
+            </w:r>
+          </w:p>
+          <w:p>
+            <w:pPr>
+              <w:spacing w:after="0"/>
+            </w:pPr>
+            <w:r>
+              <w:rPr>
+                <w:rFonts w:ascii="Consolas" w:hAnsi="Consolas"/>
+                <w:sz w:val="18"/>
+              </w:rPr>
+              <w:t xml:space="preserve"> "packet_loss_pct": 5, "phone_model": "...", "android_version": "14",</w:t>
+            </w:r>
+          </w:p>
+          <w:p>
+            <w:pPr>
+              <w:spacing w:after="0"/>
+            </w:pPr>
+            <w:r>
+              <w:rPr>
+                <w:rFonts w:ascii="Consolas" w:hAnsi="Consolas"/>
+                <w:sz w:val="18"/>
+              </w:rPr>
+              <w:t xml:space="preserve"> "app_version": "..."}</w:t>
+            </w:r>
+          </w:p>
+        </w:tc>
+      </w:tr>
+    </w:tbl>
+    <w:p/>
+    <w:p>
+      <w:r>
+        <w:rPr>
+          <w:rFonts w:ascii="Consolas" w:hAnsi="Consolas"/>
+          <w:sz w:val="20"/>
+        </w:rPr>
+        <w:t>category</w:t>
+      </w:r>
+      <w:r>
+        <w:t xml:space="preserve"> is one of </w:t>
+      </w:r>
+      <w:r>
+        <w:rPr>
+          <w:rFonts w:ascii="Consolas" w:hAnsi="Consolas"/>
+          <w:sz w:val="20"/>
+        </w:rPr>
+        <w:t>no_signal</w:t>
+      </w:r>
+      <w:r>
+        <w:t xml:space="preserve">, </w:t>
+      </w:r>
+      <w:r>
+        <w:rPr>
+          <w:rFonts w:ascii="Consolas" w:hAnsi="Consolas"/>
+          <w:sz w:val="20"/>
+        </w:rPr>
+        <w:t>slow_data</w:t>
+      </w:r>
+      <w:r>
+        <w:t xml:space="preserve">, </w:t>
+      </w:r>
+      <w:r>
+        <w:rPr>
+          <w:rFonts w:ascii="Consolas" w:hAnsi="Consolas"/>
+          <w:sz w:val="20"/>
+        </w:rPr>
+        <w:t>call_drop</w:t>
+      </w:r>
+      <w:r>
+        <w:t xml:space="preserve">, </w:t>
+      </w:r>
+      <w:r>
+        <w:rPr>
+          <w:rFonts w:ascii="Consolas" w:hAnsi="Consolas"/>
+          <w:sz w:val="20"/>
+        </w:rPr>
+        <w:t>stuck_2g3g</w:t>
+      </w:r>
+      <w:r>
+        <w:t xml:space="preserve">, </w:t>
+      </w:r>
+      <w:r>
+        <w:rPr>
+          <w:rFonts w:ascii="Consolas" w:hAnsi="Consolas"/>
+          <w:sz w:val="20"/>
+        </w:rPr>
+        <w:t>other</w:t>
+      </w:r>
+      <w:r>
+        <w:t xml:space="preserve">; </w:t>
+      </w:r>
+      <w:r>
+        <w:rPr>
+          <w:rFonts w:ascii="Consolas" w:hAnsi="Consolas"/>
+          <w:sz w:val="20"/>
+        </w:rPr>
+        <w:t>lat</w:t>
+      </w:r>
+      <w:r>
+        <w:t xml:space="preserve"> and </w:t>
+      </w:r>
+      <w:r>
+        <w:rPr>
+          <w:rFonts w:ascii="Consolas" w:hAnsi="Consolas"/>
+          <w:sz w:val="20"/>
+        </w:rPr>
+        <w:t>lon</w:t>
+      </w:r>
+      <w:r>
+        <w:t xml:space="preserve"> are required, everything else is optional. Returns </w:t>
+      </w:r>
+      <w:r>
+        <w:rPr>
+          <w:rFonts w:ascii="Consolas" w:hAnsi="Consolas"/>
+          <w:sz w:val="20"/>
+        </w:rPr>
+        <w:t>201 {"id": N, "stored": true}</w:t>
+      </w:r>
+      <w:r>
+        <w:t>. At most 10 a day per phone; the 11th gets 429. The server checks the report against stored measurements; staff see the result on the Problem Reports page. The reference app also shows hints from the same rules on the phone (</w:t>
+      </w:r>
+      <w:r>
+        <w:rPr>
+          <w:rFonts w:ascii="Consolas" w:hAnsi="Consolas"/>
+          <w:sz w:val="20"/>
+        </w:rPr>
+        <w:t>ProblemHints.kt</w:t>
+      </w:r>
+      <w:r>
+        <w:t>).</w:t>
       </w:r>
     </w:p>
     <w:p>
@@ -6954,6 +8262,466 @@
         <w:rPr>
           <w:b/>
         </w:rPr>
+        <w:t>Signed rescue sharing (24 October 2026).</w:t>
+      </w:r>
+      <w:r>
+        <w:t xml:space="preserve"> </w:t>
+      </w:r>
+      <w:r>
+        <w:rPr>
+          <w:rFonts w:ascii="Consolas" w:hAnsi="Consolas"/>
+          <w:sz w:val="20"/>
+        </w:rPr>
+        <w:t>rescue-enroll/</w:t>
+      </w:r>
+      <w:r>
+        <w:t xml:space="preserve"> takes any typed number from any phone that holds the shared key, so anyone who extracts the key can enrol someone else's number. A registered phone therefore uses </w:t>
+      </w:r>
+      <w:r>
+        <w:rPr>
+          <w:rFonts w:ascii="Consolas" w:hAnsi="Consolas"/>
+          <w:sz w:val="20"/>
+        </w:rPr>
+        <w:t>POST device/rescue-consent/</w:t>
+      </w:r>
+      <w:r>
+        <w:t xml:space="preserve"> (signed, section 7.2) instead:</w:t>
+      </w:r>
+    </w:p>
+    <w:p>
+      <w:pPr>
+        <w:pStyle w:val="ListBullet"/>
+      </w:pPr>
+      <w:r>
+        <w:t xml:space="preserve">Body: </w:t>
+      </w:r>
+      <w:r>
+        <w:rPr>
+          <w:rFonts w:ascii="Consolas" w:hAnsi="Consolas"/>
+          <w:sz w:val="20"/>
+        </w:rPr>
+        <w:t>{"consent": true}</w:t>
+      </w:r>
+      <w:r>
+        <w:t xml:space="preserve"> or </w:t>
+      </w:r>
+      <w:r>
+        <w:rPr>
+          <w:rFonts w:ascii="Consolas" w:hAnsi="Consolas"/>
+          <w:sz w:val="20"/>
+        </w:rPr>
+        <w:t>{"consent": false}</w:t>
+      </w:r>
+      <w:r>
+        <w:t xml:space="preserve">, plus optional </w:t>
+      </w:r>
+      <w:r>
+        <w:rPr>
+          <w:rFonts w:ascii="Consolas" w:hAnsi="Consolas"/>
+          <w:sz w:val="20"/>
+        </w:rPr>
+        <w:t>app_version</w:t>
+      </w:r>
+      <w:r>
+        <w:t>. The number is never sent; the server takes it from the phone's registration.</w:t>
+      </w:r>
+    </w:p>
+    <w:p>
+      <w:pPr>
+        <w:pStyle w:val="ListBullet"/>
+      </w:pPr>
+      <w:r>
+        <w:t xml:space="preserve">The beacon is filed under the phone's SDK id, so the phone must have sent </w:t>
+      </w:r>
+      <w:r>
+        <w:rPr>
+          <w:rFonts w:ascii="Consolas" w:hAnsi="Consolas"/>
+          <w:sz w:val="20"/>
+        </w:rPr>
+        <w:t>device/sdk-link/</w:t>
+      </w:r>
+      <w:r>
+        <w:t xml:space="preserve"> first; until then both on and off answer </w:t>
+      </w:r>
+      <w:r>
+        <w:rPr>
+          <w:rFonts w:ascii="Consolas" w:hAnsi="Consolas"/>
+          <w:sz w:val="20"/>
+        </w:rPr>
+        <w:t>409</w:t>
+      </w:r>
+      <w:r>
+        <w:t>.</w:t>
+      </w:r>
+    </w:p>
+    <w:p>
+      <w:pPr>
+        <w:pStyle w:val="ListBullet"/>
+      </w:pPr>
+      <w:r>
+        <w:t xml:space="preserve">On: </w:t>
+      </w:r>
+      <w:r>
+        <w:rPr>
+          <w:rFonts w:ascii="Consolas" w:hAnsi="Consolas"/>
+          <w:sz w:val="20"/>
+        </w:rPr>
+        <w:t>200 {"enrolled": true, "msisdn": "977..."}</w:t>
+      </w:r>
+      <w:r>
+        <w:t xml:space="preserve">. With no number on the registration: </w:t>
+      </w:r>
+      <w:r>
+        <w:rPr>
+          <w:rFonts w:ascii="Consolas" w:hAnsi="Consolas"/>
+          <w:sz w:val="20"/>
+        </w:rPr>
+        <w:t>400</w:t>
+      </w:r>
+      <w:r>
+        <w:t xml:space="preserve">. When the server requires proved numbers and this one has not been proved by SMS (section 7.4): </w:t>
+      </w:r>
+      <w:r>
+        <w:rPr>
+          <w:rFonts w:ascii="Consolas" w:hAnsi="Consolas"/>
+          <w:sz w:val="20"/>
+        </w:rPr>
+        <w:t>403</w:t>
+      </w:r>
+      <w:r>
+        <w:t>.</w:t>
+      </w:r>
+    </w:p>
+    <w:p>
+      <w:pPr>
+        <w:pStyle w:val="ListBullet"/>
+      </w:pPr>
+      <w:r>
+        <w:t xml:space="preserve">Off: </w:t>
+      </w:r>
+      <w:r>
+        <w:rPr>
+          <w:rFonts w:ascii="Consolas" w:hAnsi="Consolas"/>
+          <w:sz w:val="20"/>
+        </w:rPr>
+        <w:t>200 {"enrolled": false, "removed": bool}</w:t>
+      </w:r>
+      <w:r>
+        <w:t>. The stored position is deleted.</w:t>
+      </w:r>
+    </w:p>
+    <w:p>
+      <w:pPr>
+        <w:pStyle w:val="ListBullet"/>
+      </w:pPr>
+      <w:r>
+        <w:t xml:space="preserve">The SDK's </w:t>
+      </w:r>
+      <w:r>
+        <w:rPr>
+          <w:rFonts w:ascii="Consolas" w:hAnsi="Consolas"/>
+          <w:sz w:val="20"/>
+        </w:rPr>
+        <w:t>RescueEnrollWorker</w:t>
+      </w:r>
+      <w:r>
+        <w:t xml:space="preserve"> uses this route for a registered phone. It falls back to </w:t>
+      </w:r>
+      <w:r>
+        <w:rPr>
+          <w:rFonts w:ascii="Consolas" w:hAnsi="Consolas"/>
+          <w:sz w:val="20"/>
+        </w:rPr>
+        <w:t>rescue-enroll/</w:t>
+      </w:r>
+      <w:r>
+        <w:t xml:space="preserve"> only when the server answers </w:t>
+      </w:r>
+      <w:r>
+        <w:rPr>
+          <w:rFonts w:ascii="Consolas" w:hAnsi="Consolas"/>
+          <w:sz w:val="20"/>
+        </w:rPr>
+        <w:t>404</w:t>
+      </w:r>
+      <w:r>
+        <w:t xml:space="preserve"> (an older server), retries </w:t>
+      </w:r>
+      <w:r>
+        <w:rPr>
+          <w:rFonts w:ascii="Consolas" w:hAnsi="Consolas"/>
+          <w:sz w:val="20"/>
+        </w:rPr>
+        <w:t>409</w:t>
+      </w:r>
+      <w:r>
+        <w:t xml:space="preserve">, </w:t>
+      </w:r>
+      <w:r>
+        <w:rPr>
+          <w:rFonts w:ascii="Consolas" w:hAnsi="Consolas"/>
+          <w:sz w:val="20"/>
+        </w:rPr>
+        <w:t>408</w:t>
+      </w:r>
+      <w:r>
+        <w:t xml:space="preserve">, </w:t>
+      </w:r>
+      <w:r>
+        <w:rPr>
+          <w:rFonts w:ascii="Consolas" w:hAnsi="Consolas"/>
+          <w:sz w:val="20"/>
+        </w:rPr>
+        <w:t>429</w:t>
+      </w:r>
+      <w:r>
+        <w:t xml:space="preserve"> and </w:t>
+      </w:r>
+      <w:r>
+        <w:rPr>
+          <w:rFonts w:ascii="Consolas" w:hAnsi="Consolas"/>
+          <w:sz w:val="20"/>
+        </w:rPr>
+        <w:t>5xx</w:t>
+      </w:r>
+      <w:r>
+        <w:t>, and stops on any other answer.</w:t>
+      </w:r>
+    </w:p>
+    <w:p>
+      <w:pPr>
+        <w:pStyle w:val="ListBullet"/>
+      </w:pPr>
+      <w:r>
+        <w:t xml:space="preserve">After </w:t>
+      </w:r>
+      <w:r>
+        <w:rPr>
+          <w:rFonts w:ascii="Consolas" w:hAnsi="Consolas"/>
+          <w:sz w:val="20"/>
+        </w:rPr>
+        <w:t>RESCUE_SHARED_KEY_ACCEPTED_UNTIL</w:t>
+      </w:r>
+      <w:r>
+        <w:t xml:space="preserve"> (server setting; proposed 31 December 2026) </w:t>
+      </w:r>
+      <w:r>
+        <w:rPr>
+          <w:rFonts w:ascii="Consolas" w:hAnsi="Consolas"/>
+          <w:sz w:val="20"/>
+        </w:rPr>
+        <w:t>rescue-enroll/</w:t>
+      </w:r>
+      <w:r>
+        <w:t xml:space="preserve"> answers </w:t>
+      </w:r>
+      <w:r>
+        <w:rPr>
+          <w:rFonts w:ascii="Consolas" w:hAnsi="Consolas"/>
+          <w:sz w:val="20"/>
+        </w:rPr>
+        <w:t>410 {"detail": "Rescue sharing now needs the latest app. Please update it."}</w:t>
+      </w:r>
+      <w:r>
+        <w:t xml:space="preserve">. The SDK treats </w:t>
+      </w:r>
+      <w:r>
+        <w:rPr>
+          <w:rFonts w:ascii="Consolas" w:hAnsi="Consolas"/>
+          <w:sz w:val="20"/>
+        </w:rPr>
+        <w:t>410</w:t>
+      </w:r>
+      <w:r>
+        <w:t xml:space="preserve"> as final and does not retry.</w:t>
+      </w:r>
+    </w:p>
+    <w:p>
+      <w:r>
+        <w:rPr>
+          <w:b/>
+        </w:rPr>
+        <w:t>Serving site</w:t>
+      </w:r>
+      <w:r>
+        <w:t xml:space="preserve"> (</w:t>
+      </w:r>
+      <w:r>
+        <w:rPr>
+          <w:rFonts w:ascii="Consolas" w:hAnsi="Consolas"/>
+          <w:sz w:val="20"/>
+        </w:rPr>
+        <w:t>GET device/serving-site/</w:t>
+      </w:r>
+      <w:r>
+        <w:t xml:space="preserve">, signed). Query parameters, all optional: </w:t>
+      </w:r>
+      <w:r>
+        <w:rPr>
+          <w:rFonts w:ascii="Consolas" w:hAnsi="Consolas"/>
+          <w:sz w:val="20"/>
+        </w:rPr>
+        <w:t>network</w:t>
+      </w:r>
+      <w:r>
+        <w:t xml:space="preserve"> (</w:t>
+      </w:r>
+      <w:r>
+        <w:rPr>
+          <w:rFonts w:ascii="Consolas" w:hAnsi="Consolas"/>
+          <w:sz w:val="20"/>
+        </w:rPr>
+        <w:t>LTE</w:t>
+      </w:r>
+      <w:r>
+        <w:t xml:space="preserve">, </w:t>
+      </w:r>
+      <w:r>
+        <w:rPr>
+          <w:rFonts w:ascii="Consolas" w:hAnsi="Consolas"/>
+          <w:sz w:val="20"/>
+        </w:rPr>
+        <w:t>NR</w:t>
+      </w:r>
+      <w:r>
+        <w:t xml:space="preserve">, </w:t>
+      </w:r>
+      <w:r>
+        <w:rPr>
+          <w:rFonts w:ascii="Consolas" w:hAnsi="Consolas"/>
+          <w:sz w:val="20"/>
+        </w:rPr>
+        <w:t>WCDMA</w:t>
+      </w:r>
+      <w:r>
+        <w:t xml:space="preserve">, </w:t>
+      </w:r>
+      <w:r>
+        <w:rPr>
+          <w:rFonts w:ascii="Consolas" w:hAnsi="Consolas"/>
+          <w:sz w:val="20"/>
+        </w:rPr>
+        <w:t>GSM</w:t>
+      </w:r>
+      <w:r>
+        <w:t xml:space="preserve">), </w:t>
+      </w:r>
+      <w:r>
+        <w:rPr>
+          <w:rFonts w:ascii="Consolas" w:hAnsi="Consolas"/>
+          <w:sz w:val="20"/>
+        </w:rPr>
+        <w:t>cell_id</w:t>
+      </w:r>
+      <w:r>
+        <w:t xml:space="preserve">, </w:t>
+      </w:r>
+      <w:r>
+        <w:rPr>
+          <w:rFonts w:ascii="Consolas" w:hAnsi="Consolas"/>
+          <w:sz w:val="20"/>
+        </w:rPr>
+        <w:t>tac</w:t>
+      </w:r>
+      <w:r>
+        <w:t xml:space="preserve">, </w:t>
+      </w:r>
+      <w:r>
+        <w:rPr>
+          <w:rFonts w:ascii="Consolas" w:hAnsi="Consolas"/>
+          <w:sz w:val="20"/>
+        </w:rPr>
+        <w:t>pci</w:t>
+      </w:r>
+      <w:r>
+        <w:t xml:space="preserve">, </w:t>
+      </w:r>
+      <w:r>
+        <w:rPr>
+          <w:rFonts w:ascii="Consolas" w:hAnsi="Consolas"/>
+          <w:sz w:val="20"/>
+        </w:rPr>
+        <w:t>psc</w:t>
+      </w:r>
+      <w:r>
+        <w:t xml:space="preserve">, </w:t>
+      </w:r>
+      <w:r>
+        <w:rPr>
+          <w:rFonts w:ascii="Consolas" w:hAnsi="Consolas"/>
+          <w:sz w:val="20"/>
+        </w:rPr>
+        <w:t>bcch</w:t>
+      </w:r>
+      <w:r>
+        <w:t xml:space="preserve">, </w:t>
+      </w:r>
+      <w:r>
+        <w:rPr>
+          <w:rFonts w:ascii="Consolas" w:hAnsi="Consolas"/>
+          <w:sz w:val="20"/>
+        </w:rPr>
+        <w:t>bsic</w:t>
+      </w:r>
+      <w:r>
+        <w:t xml:space="preserve">, </w:t>
+      </w:r>
+      <w:r>
+        <w:rPr>
+          <w:rFonts w:ascii="Consolas" w:hAnsi="Consolas"/>
+          <w:sz w:val="20"/>
+        </w:rPr>
+        <w:t>lat</w:t>
+      </w:r>
+      <w:r>
+        <w:t xml:space="preserve">, </w:t>
+      </w:r>
+      <w:r>
+        <w:rPr>
+          <w:rFonts w:ascii="Consolas" w:hAnsi="Consolas"/>
+          <w:sz w:val="20"/>
+        </w:rPr>
+        <w:t>lon</w:t>
+      </w:r>
+      <w:r>
+        <w:t xml:space="preserve">. Returns </w:t>
+      </w:r>
+      <w:r>
+        <w:rPr>
+          <w:rFonts w:ascii="Consolas" w:hAnsi="Consolas"/>
+          <w:sz w:val="20"/>
+        </w:rPr>
+        <w:t>{"site": null}</w:t>
+      </w:r>
+      <w:r>
+        <w:t xml:space="preserve"> or </w:t>
+      </w:r>
+      <w:r>
+        <w:rPr>
+          <w:rFonts w:ascii="Consolas" w:hAnsi="Consolas"/>
+          <w:sz w:val="20"/>
+        </w:rPr>
+        <w:t>{"site": {"site_id", "site_name", "sector", "cell_name", "distance_m"}}</w:t>
+      </w:r>
+      <w:r>
+        <w:t>, matched as stored readings are: 4G by eNodeB ID, 2G/3G by LAC (TAC) and cell ID, else by PCI, scrambling code or BCCH/BSIC near the position. Nothing is stored. The reference app asks once per serving cell and waits 30 s after a failure. Before the answer, it shows the site and sector worked out on the phone from NTC's numbering (</w:t>
+      </w:r>
+      <w:r>
+        <w:rPr>
+          <w:rFonts w:ascii="Consolas" w:hAnsi="Consolas"/>
+          <w:sz w:val="20"/>
+        </w:rPr>
+        <w:t>model/NtcCellName.kt</w:t>
+      </w:r>
+      <w:r>
+        <w:t>).</w:t>
+      </w:r>
+    </w:p>
+    <w:p>
+      <w:r>
+        <w:rPr>
+          <w:b/>
+        </w:rPr>
         <w:t>Drive-test consent</w:t>
       </w:r>
       <w:r>
@@ -7126,19 +8894,143 @@
         <w:pStyle w:val="Heading1"/>
       </w:pPr>
       <w:r>
-        <w:t>13. Call quality (VoLTE and VoNR): built on the server, not in the app</w:t>
+        <w:t>13. Calls</w:t>
       </w:r>
     </w:p>
     <w:p>
+      <w:r>
+        <w:t>Two lanes. The first works in any app today; the second needs carrier privilege and is not in the app.</w:t>
+      </w:r>
+    </w:p>
+    <w:p>
+      <w:pPr>
+        <w:pStyle w:val="Heading2"/>
+      </w:pPr>
+      <w:r>
+        <w:t>13.1 Call records without quality figures: in the SDK and on the server</w:t>
+      </w:r>
+    </w:p>
+    <w:p>
+      <w:r>
+        <w:t xml:space="preserve">Since 14 October 2026 the SDK records each call made while the user shares, using only </w:t>
+      </w:r>
       <w:r>
         <w:rPr>
           <w:rFonts w:ascii="Consolas" w:hAnsi="Consolas"/>
           <w:sz w:val="20"/>
         </w:rPr>
-        <w:t>POST volte-samples/</w:t>
-      </w:r>
-      <w:r>
-        <w:t xml:space="preserve"> takes an array, one object per finished call:</w:t>
+        <w:t>READ_PHONE_STATE</w:t>
+      </w:r>
+      <w:r>
+        <w:t xml:space="preserve"> and location, which it already holds (</w:t>
+      </w:r>
+      <w:r>
+        <w:rPr>
+          <w:rFonts w:ascii="Consolas" w:hAnsi="Consolas"/>
+          <w:sz w:val="20"/>
+        </w:rPr>
+        <w:t>collector/CallListener.kt</w:t>
+      </w:r>
+      <w:r>
+        <w:t xml:space="preserve">). It is on when </w:t>
+      </w:r>
+      <w:r>
+        <w:rPr>
+          <w:rFonts w:ascii="Consolas" w:hAnsi="Consolas"/>
+          <w:sz w:val="20"/>
+        </w:rPr>
+        <w:t>TelemetryConfig.callSamplesUrl</w:t>
+      </w:r>
+      <w:r>
+        <w:t xml:space="preserve"> is set.</w:t>
+      </w:r>
+    </w:p>
+    <w:p>
+      <w:pPr>
+        <w:pStyle w:val="ListBullet"/>
+      </w:pPr>
+      <w:r>
+        <w:t>A call is the off-hook time, from dialling or answering to hang-up. A missed call is not recorded.</w:t>
+      </w:r>
+    </w:p>
+    <w:p>
+      <w:pPr>
+        <w:pStyle w:val="ListBullet"/>
+      </w:pPr>
+      <w:r>
+        <w:t>The voice network (</w:t>
+      </w:r>
+      <w:r>
+        <w:rPr>
+          <w:rFonts w:ascii="Consolas" w:hAnsi="Consolas"/>
+          <w:sz w:val="20"/>
+        </w:rPr>
+        <w:t>TelephonyManager.getVoiceNetworkType()</w:t>
+      </w:r>
+      <w:r>
+        <w:t>, on the SIM that places calls) is read at the start and every 3 seconds, so a call that drops from 4G to 3G shows both.</w:t>
+      </w:r>
+    </w:p>
+    <w:p>
+      <w:pPr>
+        <w:pStyle w:val="ListBullet"/>
+      </w:pPr>
+      <w:r>
+        <w:t>The data network just before the call is kept, so a CSFB call shows 2G/3G voice with 4G data before it.</w:t>
+      </w:r>
+    </w:p>
+    <w:p>
+      <w:pPr>
+        <w:pStyle w:val="ListBullet"/>
+      </w:pPr>
+      <w:r>
+        <w:t>The serving cell and level are read at the start and the end (level: RSRP on 4G/5G, RSCP on 3G, RSSI on 2G).</w:t>
+      </w:r>
+    </w:p>
+    <w:p>
+      <w:pPr>
+        <w:pStyle w:val="ListBullet"/>
+      </w:pPr>
+      <w:r>
+        <w:t>No number, no call direction, no audio or quality figures.</w:t>
+      </w:r>
+    </w:p>
+    <w:p>
+      <w:pPr>
+        <w:pStyle w:val="ListBullet"/>
+      </w:pPr>
+      <w:r>
+        <w:t xml:space="preserve">Finished calls are queued on the phone (at most 200) and sent by </w:t>
+      </w:r>
+      <w:r>
+        <w:rPr>
+          <w:rFonts w:ascii="Consolas" w:hAnsi="Consolas"/>
+          <w:sz w:val="20"/>
+        </w:rPr>
+        <w:t>CallUploadWorker</w:t>
+      </w:r>
+      <w:r>
+        <w:t xml:space="preserve"> once a network is available. Opting out with the queue wiped clears it.</w:t>
+      </w:r>
+    </w:p>
+    <w:p>
+      <w:pPr>
+        <w:pStyle w:val="ListBullet"/>
+      </w:pPr>
+      <w:r>
+        <w:t>It runs only while the app process is alive. Calls made while the app is fully stopped are not seen; the Collector edition keeps the process alive while sharing.</w:t>
+      </w:r>
+    </w:p>
+    <w:p>
+      <w:r>
+        <w:rPr>
+          <w:rFonts w:ascii="Consolas" w:hAnsi="Consolas"/>
+          <w:sz w:val="20"/>
+        </w:rPr>
+        <w:t>POST call-samples/</w:t>
+      </w:r>
+      <w:r>
+        <w:t xml:space="preserve"> takes an array, at most 100 calls:</w:t>
       </w:r>
     </w:p>
     <w:tbl>
@@ -7165,7 +9057,7 @@
                 <w:rFonts w:ascii="Consolas" w:hAnsi="Consolas"/>
                 <w:sz w:val="18"/>
               </w:rPr>
-              <w:t>[{"device_id": "...", "ts": 1758444000000, "network_type": "LTE",</w:t>
+              <w:t>[{"device_id": "...", "started_at": 1758444000000, "ended_at": 1758444060000,</w:t>
             </w:r>
           </w:p>
           <w:p>
@@ -7177,7 +9069,7 @@
                 <w:rFonts w:ascii="Consolas" w:hAnsi="Consolas"/>
                 <w:sz w:val="18"/>
               </w:rPr>
-              <w:t xml:space="preserve">  "codec": "AMR-WB", "call_duration_s": 42, "packet_loss_pct": 0.5,</w:t>
+              <w:t xml:space="preserve">  "voice_networks": ["LTE", "UMTS"], "voice_network_start": "LTE",</w:t>
             </w:r>
           </w:p>
           <w:p>
@@ -7189,7 +9081,7 @@
                 <w:rFonts w:ascii="Consolas" w:hAnsi="Consolas"/>
                 <w:sz w:val="18"/>
               </w:rPr>
-              <w:t xml:space="preserve">  "jitter_ms": 8, "rtt_ms": 60, "quality_level": "GOOD",</w:t>
+              <w:t xml:space="preserve">  "voice_network_end": "UMTS", "data_network_before": "LTE",</w:t>
             </w:r>
           </w:p>
           <w:p>
@@ -7201,7 +9093,7 @@
                 <w:rFonts w:ascii="Consolas" w:hAnsi="Consolas"/>
                 <w:sz w:val="18"/>
               </w:rPr>
-              <w:t xml:space="preserve">  "lat": 27.7172, "lon": 85.3240, "cell_id": 123456, "pci": 301,</w:t>
+              <w:t xml:space="preserve">  "start": {"lat": 27.70, "lon": 85.32, "network_type": "LTE",</w:t>
             </w:r>
           </w:p>
           <w:p>
@@ -7213,7 +9105,43 @@
                 <w:rFonts w:ascii="Consolas" w:hAnsi="Consolas"/>
                 <w:sz w:val="18"/>
               </w:rPr>
-              <w:t xml:space="preserve">  "mcc": "429", "mnc": "01"}]</w:t>
+              <w:t xml:space="preserve">            "cell_id": 26385921, "pci": 120, "tac": 1201, "mcc": "429",</w:t>
+            </w:r>
+          </w:p>
+          <w:p>
+            <w:pPr>
+              <w:spacing w:after="0"/>
+            </w:pPr>
+            <w:r>
+              <w:rPr>
+                <w:rFonts w:ascii="Consolas" w:hAnsi="Consolas"/>
+                <w:sz w:val="18"/>
+              </w:rPr>
+              <w:t xml:space="preserve">            "mnc": "01", "level_dbm": -112},</w:t>
+            </w:r>
+          </w:p>
+          <w:p>
+            <w:pPr>
+              <w:spacing w:after="0"/>
+            </w:pPr>
+            <w:r>
+              <w:rPr>
+                <w:rFonts w:ascii="Consolas" w:hAnsi="Consolas"/>
+                <w:sz w:val="18"/>
+              </w:rPr>
+              <w:t xml:space="preserve">  "end": {"lat": 27.71, "lon": 85.33, "network_type": "UMTS",</w:t>
+            </w:r>
+          </w:p>
+          <w:p>
+            <w:pPr>
+              <w:spacing w:after="0"/>
+            </w:pPr>
+            <w:r>
+              <w:rPr>
+                <w:rFonts w:ascii="Consolas" w:hAnsi="Consolas"/>
+                <w:sz w:val="18"/>
+              </w:rPr>
+              <w:t xml:space="preserve">          "cell_id": 1234567, "level_dbm": -98}}]</w:t>
             </w:r>
           </w:p>
         </w:tc>
@@ -7229,238 +9157,185 @@
           <w:rFonts w:ascii="Consolas" w:hAnsi="Consolas"/>
           <w:sz w:val="20"/>
         </w:rPr>
-        <w:t>202 {"accepted": N}</w:t>
-      </w:r>
-      <w:r>
-        <w:t>.</w:t>
-      </w:r>
-    </w:p>
-    <w:p>
-      <w:pPr>
-        <w:pStyle w:val="ListBullet"/>
-      </w:pPr>
-      <w:r>
-        <w:rPr>
-          <w:b/>
-        </w:rPr>
-        <w:t>Blocked on carrier privilege.</w:t>
-      </w:r>
-      <w:r>
-        <w:t xml:space="preserve"> The figures come from Android's </w:t>
+        <w:t>202 {"accepted": N, "skipped": M}</w:t>
+      </w:r>
+      <w:r>
+        <w:t xml:space="preserve">. A call with no </w:t>
       </w:r>
       <w:r>
         <w:rPr>
           <w:rFonts w:ascii="Consolas" w:hAnsi="Consolas"/>
           <w:sz w:val="20"/>
         </w:rPr>
-        <w:t>CallQuality</w:t>
-      </w:r>
-      <w:r>
-        <w:t xml:space="preserve">, which needs </w:t>
+        <w:t>device_id</w:t>
+      </w:r>
+      <w:r>
+        <w:t xml:space="preserve">, an end before its start, or longer than 6 hours is skipped, not the batch. Network names: </w:t>
       </w:r>
       <w:r>
         <w:rPr>
           <w:rFonts w:ascii="Consolas" w:hAnsi="Consolas"/>
           <w:sz w:val="20"/>
         </w:rPr>
-        <w:t>READ_PRECISE_PHONE_STATE</w:t>
-      </w:r>
-      <w:r>
-        <w:t>. Only a carrier-privileged or system app is granted it. Without it the listener is silent, with no error.</w:t>
-      </w:r>
-    </w:p>
-    <w:p>
-      <w:pPr>
-        <w:pStyle w:val="ListBullet"/>
-      </w:pPr>
-      <w:r>
-        <w:rPr>
-          <w:b/>
-        </w:rPr>
-        <w:t>API:</w:t>
-      </w:r>
-      <w:r>
-        <w:t xml:space="preserve"> </w:t>
+        <w:t>LTE</w:t>
+      </w:r>
+      <w:r>
+        <w:t xml:space="preserve">, </w:t>
       </w:r>
       <w:r>
         <w:rPr>
           <w:rFonts w:ascii="Consolas" w:hAnsi="Consolas"/>
           <w:sz w:val="20"/>
         </w:rPr>
-        <w:t>TelephonyCallback.CallAttributesListener</w:t>
-      </w:r>
-      <w:r>
-        <w:t xml:space="preserve"> (API 31 and later), or </w:t>
+        <w:t>NR</w:t>
+      </w:r>
+      <w:r>
+        <w:t xml:space="preserve">, </w:t>
       </w:r>
       <w:r>
         <w:rPr>
           <w:rFonts w:ascii="Consolas" w:hAnsi="Consolas"/>
           <w:sz w:val="20"/>
         </w:rPr>
-        <w:t>PhoneStateListener</w:t>
-      </w:r>
-      <w:r>
-        <w:t xml:space="preserve"> with </w:t>
+        <w:t>IWLAN</w:t>
+      </w:r>
+      <w:r>
+        <w:t xml:space="preserve">, </w:t>
       </w:r>
       <w:r>
         <w:rPr>
           <w:rFonts w:ascii="Consolas" w:hAnsi="Consolas"/>
           <w:sz w:val="20"/>
         </w:rPr>
-        <w:t>LISTEN_CALL_ATTRIBUTES_CHANGED</w:t>
-      </w:r>
-      <w:r>
-        <w:t xml:space="preserve"> (API 29 and 30). Read the last </w:t>
+        <w:t>UMTS</w:t>
+      </w:r>
+      <w:r>
+        <w:t xml:space="preserve">, </w:t>
       </w:r>
       <w:r>
         <w:rPr>
           <w:rFonts w:ascii="Consolas" w:hAnsi="Consolas"/>
           <w:sz w:val="20"/>
         </w:rPr>
-        <w:t>CallQuality</w:t>
-      </w:r>
-      <w:r>
-        <w:t xml:space="preserve"> at the end of the call.</w:t>
-      </w:r>
-    </w:p>
-    <w:p>
-      <w:pPr>
-        <w:pStyle w:val="ListBullet"/>
-      </w:pPr>
-      <w:r>
-        <w:rPr>
-          <w:b/>
-        </w:rPr>
-        <w:t>Send raw figures only.</w:t>
-      </w:r>
-      <w:r>
-        <w:t xml:space="preserve"> The server computes the score with the ITU-T G.107 E-model. Send </w:t>
+        <w:t>HSDPA</w:t>
+      </w:r>
+      <w:r>
+        <w:t xml:space="preserve">, </w:t>
       </w:r>
       <w:r>
         <w:rPr>
           <w:rFonts w:ascii="Consolas" w:hAnsi="Consolas"/>
           <w:sz w:val="20"/>
         </w:rPr>
-        <w:t>quality_level</w:t>
-      </w:r>
-      <w:r>
-        <w:t xml:space="preserve"> exactly as Android names it.</w:t>
-      </w:r>
-    </w:p>
-    <w:p>
-      <w:pPr>
-        <w:pStyle w:val="ListBullet"/>
-      </w:pPr>
-      <w:r>
-        <w:rPr>
-          <w:b/>
-        </w:rPr>
-        <w:t>Codec coverage on the server:</w:t>
-      </w:r>
-      <w:r>
-        <w:t xml:space="preserve"> AMR-WB, G.711 and G.729 use published constants. EVS and AMR-NB give a provisional score. Any other codec gives no score.</w:t>
-      </w:r>
-    </w:p>
-    <w:p>
-      <w:pPr>
-        <w:pStyle w:val="Heading1"/>
-      </w:pPr>
-      <w:r>
-        <w:t>14. The Android SDK and the reference app</w:t>
-      </w:r>
-    </w:p>
-    <w:p>
-      <w:r>
-        <w:rPr>
-          <w:b/>
-        </w:rPr>
-        <w:t>Source:</w:t>
-      </w:r>
-      <w:r>
-        <w:t xml:space="preserve"> </w:t>
+        <w:t>HSUPA</w:t>
+      </w:r>
+      <w:r>
+        <w:t xml:space="preserve">, </w:t>
       </w:r>
       <w:r>
         <w:rPr>
           <w:rFonts w:ascii="Consolas" w:hAnsi="Consolas"/>
           <w:sz w:val="20"/>
         </w:rPr>
-        <w:t>nepal-telemetry-project</w:t>
-      </w:r>
-      <w:r>
-        <w:t xml:space="preserve">, pushed to the </w:t>
+        <w:t>HSPA</w:t>
+      </w:r>
+      <w:r>
+        <w:t xml:space="preserve">, </w:t>
       </w:r>
       <w:r>
         <w:rPr>
           <w:rFonts w:ascii="Consolas" w:hAnsi="Consolas"/>
           <w:sz w:val="20"/>
         </w:rPr>
-        <w:t>mobile</w:t>
-      </w:r>
-      <w:r>
-        <w:t xml:space="preserve"> branch. Two modules: </w:t>
+        <w:t>HSPAP</w:t>
+      </w:r>
+      <w:r>
+        <w:t xml:space="preserve">, </w:t>
       </w:r>
       <w:r>
         <w:rPr>
           <w:rFonts w:ascii="Consolas" w:hAnsi="Consolas"/>
           <w:sz w:val="20"/>
         </w:rPr>
-        <w:t>netplanning-telemetry-sdk</w:t>
-      </w:r>
-      <w:r>
-        <w:t xml:space="preserve"> (the library) and </w:t>
+        <w:t>TD_SCDMA</w:t>
+      </w:r>
+      <w:r>
+        <w:t xml:space="preserve">, </w:t>
       </w:r>
       <w:r>
         <w:rPr>
           <w:rFonts w:ascii="Consolas" w:hAnsi="Consolas"/>
           <w:sz w:val="20"/>
         </w:rPr>
-        <w:t>app</w:t>
-      </w:r>
-      <w:r>
-        <w:t xml:space="preserve"> (the reference app, package </w:t>
+        <w:t>GSM</w:t>
+      </w:r>
+      <w:r>
+        <w:t xml:space="preserve">, </w:t>
       </w:r>
       <w:r>
         <w:rPr>
           <w:rFonts w:ascii="Consolas" w:hAnsi="Consolas"/>
           <w:sz w:val="20"/>
         </w:rPr>
-        <w:t>np.nepaltelecom.telemetry.demo</w:t>
-      </w:r>
-      <w:r>
-        <w:t xml:space="preserve">). Kotlin, min SDK 26, target SDK 34, JDK 17. Build with </w:t>
+        <w:t>EDGE</w:t>
+      </w:r>
+      <w:r>
+        <w:t xml:space="preserve">, </w:t>
       </w:r>
       <w:r>
         <w:rPr>
           <w:rFonts w:ascii="Consolas" w:hAnsi="Consolas"/>
           <w:sz w:val="20"/>
         </w:rPr>
-        <w:t>:app:assembleDebug</w:t>
-      </w:r>
-      <w:r>
-        <w:t>.</w:t>
-      </w:r>
-    </w:p>
-    <w:p>
-      <w:r>
-        <w:t xml:space="preserve">The reference app's Application class and </w:t>
+        <w:t>GPRS</w:t>
+      </w:r>
+      <w:r>
+        <w:t xml:space="preserve">, </w:t>
       </w:r>
       <w:r>
         <w:rPr>
           <w:rFonts w:ascii="Consolas" w:hAnsi="Consolas"/>
           <w:sz w:val="20"/>
         </w:rPr>
-        <w:t>google-services.json</w:t>
-      </w:r>
-      <w:r>
-        <w:t xml:space="preserve"> are not in the repository, because they hold the ingest key and the Firebase project. Puru supplies them separately.</w:t>
+        <w:t>CDMA</w:t>
+      </w:r>
+      <w:r>
+        <w:t xml:space="preserve">, </w:t>
+      </w:r>
+      <w:r>
+        <w:rPr>
+          <w:rFonts w:ascii="Consolas" w:hAnsi="Consolas"/>
+          <w:sz w:val="20"/>
+        </w:rPr>
+        <w:t>1XRTT</w:t>
+      </w:r>
+      <w:r>
+        <w:t xml:space="preserve">, </w:t>
+      </w:r>
+      <w:r>
+        <w:rPr>
+          <w:rFonts w:ascii="Consolas" w:hAnsi="Consolas"/>
+          <w:sz w:val="20"/>
+        </w:rPr>
+        <w:t>EVDO</w:t>
+      </w:r>
+      <w:r>
+        <w:t xml:space="preserve">, </w:t>
+      </w:r>
+      <w:r>
+        <w:rPr>
+          <w:rFonts w:ascii="Consolas" w:hAnsi="Consolas"/>
+          <w:sz w:val="20"/>
+        </w:rPr>
+        <w:t>UNKNOWN</w:t>
+      </w:r>
+      <w:r>
+        <w:t>.</w:t>
       </w:r>
     </w:p>
     <w:p>
-      <w:pPr>
-        <w:pStyle w:val="Heading2"/>
-      </w:pPr>
-      <w:r>
-        <w:t>14.1 What the app does today</w:t>
+      <w:r>
+        <w:t>The server classes each call:</w:t>
       </w:r>
     </w:p>
     <w:tbl>
@@ -7487,7 +9362,7 @@
                 <w:color w:val="FFFFFF"/>
                 <w:sz w:val="19"/>
               </w:rPr>
-              <w:t>Tab or screen</w:t>
+              <w:t>Outcome</w:t>
             </w:r>
           </w:p>
         </w:tc>
@@ -7503,7 +9378,7 @@
                 <w:color w:val="FFFFFF"/>
                 <w:sz w:val="19"/>
               </w:rPr>
-              <w:t>Function</w:t>
+              <w:t>When</w:t>
             </w:r>
           </w:p>
         </w:tc>
@@ -7518,7 +9393,7 @@
               <w:rPr>
                 <w:sz w:val="19"/>
               </w:rPr>
-              <w:t>Signal</w:t>
+              <w:t>VoLTE / VoNR</w:t>
             </w:r>
           </w:p>
         </w:tc>
@@ -7531,7 +9406,7 @@
               <w:rPr>
                 <w:sz w:val="19"/>
               </w:rPr>
-              <w:t>Gauge of the serving cell's level, quality rating, 3-minute history, technology and band, speed test</w:t>
+              <w:t>Every voice reading on LTE or NR</w:t>
             </w:r>
           </w:p>
         </w:tc>
@@ -7547,7 +9422,7 @@
               <w:rPr>
                 <w:sz w:val="19"/>
               </w:rPr>
-              <w:t>Cells</w:t>
+              <w:t>Wi-Fi calling</w:t>
             </w:r>
           </w:p>
         </w:tc>
@@ -7561,7 +9436,7 @@
               <w:rPr>
                 <w:sz w:val="19"/>
               </w:rPr>
-              <w:t>Serving and neighbour cells as the modem reports them, each with its band</w:t>
+              <w:t>Voice on IWLAN, no 2G/3G</w:t>
             </w:r>
           </w:p>
         </w:tc>
@@ -7576,7 +9451,7 @@
               <w:rPr>
                 <w:sz w:val="19"/>
               </w:rPr>
-              <w:t>Map</w:t>
+              <w:t>Fell back to 2G/3G</w:t>
             </w:r>
           </w:p>
         </w:tc>
@@ -7589,7 +9464,7 @@
               <w:rPr>
                 <w:sz w:val="19"/>
               </w:rPr>
-              <w:t>Own position, drive test (Start, Stop, Upload, Past), route coloured by signal level, tap a point for its reading, Site photo</w:t>
+              <w:t>2G/3G voice while on 4G/5G just before, or a call that started on 4G</w:t>
             </w:r>
           </w:p>
         </w:tc>
@@ -7605,7 +9480,7 @@
               <w:rPr>
                 <w:sz w:val="19"/>
               </w:rPr>
-              <w:t>Wi-Fi</w:t>
+              <w:t>2G/3G, no 4G before</w:t>
             </w:r>
           </w:p>
         </w:tc>
@@ -7619,7 +9494,7 @@
               <w:rPr>
                 <w:sz w:val="19"/>
               </w:rPr>
-              <w:t>Wi-Fi readings</w:t>
+              <w:t>2G/3G voice and 2G/3G before the call too</w:t>
             </w:r>
           </w:p>
         </w:tc>
@@ -7634,7 +9509,7 @@
               <w:rPr>
                 <w:sz w:val="19"/>
               </w:rPr>
-              <w:t>Settings</w:t>
+              <w:t>Unknown</w:t>
             </w:r>
           </w:p>
         </w:tc>
@@ -7647,7 +9522,7 @@
               <w:rPr>
                 <w:sz w:val="19"/>
               </w:rPr>
-              <w:t>Employee tick box, Share with NTC, rescue sharing, Register this phone, battery settings</w:t>
+              <w:t>No usable voice network reading</w:t>
             </w:r>
           </w:p>
         </w:tc>
@@ -7656,7 +9531,610 @@
     <w:p/>
     <w:p>
       <w:r>
+        <w:t>Superadmins see the counts, the cells where calls most often fell back and the latest calls under "Calls from phones" on the VoLTE Quality page.</w:t>
+      </w:r>
+    </w:p>
+    <w:p>
+      <w:pPr>
+        <w:pStyle w:val="Heading2"/>
+      </w:pPr>
+      <w:r>
+        <w:t>13.2 Call quality (VoLTE and VoNR): built on the server, not in the app</w:t>
+      </w:r>
+    </w:p>
+    <w:p>
+      <w:r>
+        <w:rPr>
+          <w:rFonts w:ascii="Consolas" w:hAnsi="Consolas"/>
+          <w:sz w:val="20"/>
+        </w:rPr>
+        <w:t>POST volte-samples/</w:t>
+      </w:r>
+      <w:r>
+        <w:t xml:space="preserve"> takes an array, one object per finished call:</w:t>
+      </w:r>
+    </w:p>
+    <w:tbl>
+      <w:tblPr>
+        <w:tblStyle w:val="TableGrid"/>
+        <w:tblW w:type="auto" w:w="0"/>
+        <w:tblLook w:firstColumn="1" w:firstRow="1" w:lastColumn="0" w:lastRow="0" w:noHBand="0" w:noVBand="1" w:val="04A0"/>
+      </w:tblPr>
+      <w:tblGrid>
+        <w:gridCol w:w="8640"/>
+      </w:tblGrid>
+      <w:tr>
+        <w:tc>
+          <w:tcPr>
+            <w:tcW w:type="dxa" w:w="8640"/>
+            <w:shd w:val="clear" w:color="auto" w:fill="F1F4F8"/>
+          </w:tcPr>
+          <w:p>
+            <w:pPr>
+              <w:spacing w:after="0"/>
+            </w:pPr>
+            <w:r>
+              <w:rPr>
+                <w:rFonts w:ascii="Consolas" w:hAnsi="Consolas"/>
+                <w:sz w:val="18"/>
+              </w:rPr>
+              <w:t>[{"device_id": "...", "ts": 1758444000000, "network_type": "LTE",</w:t>
+            </w:r>
+          </w:p>
+          <w:p>
+            <w:pPr>
+              <w:spacing w:after="0"/>
+            </w:pPr>
+            <w:r>
+              <w:rPr>
+                <w:rFonts w:ascii="Consolas" w:hAnsi="Consolas"/>
+                <w:sz w:val="18"/>
+              </w:rPr>
+              <w:t xml:space="preserve">  "codec": "AMR-WB", "call_duration_s": 42, "packet_loss_pct": 0.5,</w:t>
+            </w:r>
+          </w:p>
+          <w:p>
+            <w:pPr>
+              <w:spacing w:after="0"/>
+            </w:pPr>
+            <w:r>
+              <w:rPr>
+                <w:rFonts w:ascii="Consolas" w:hAnsi="Consolas"/>
+                <w:sz w:val="18"/>
+              </w:rPr>
+              <w:t xml:space="preserve">  "jitter_ms": 8, "rtt_ms": 60, "quality_level": "GOOD",</w:t>
+            </w:r>
+          </w:p>
+          <w:p>
+            <w:pPr>
+              <w:spacing w:after="0"/>
+            </w:pPr>
+            <w:r>
+              <w:rPr>
+                <w:rFonts w:ascii="Consolas" w:hAnsi="Consolas"/>
+                <w:sz w:val="18"/>
+              </w:rPr>
+              <w:t xml:space="preserve">  "lat": 27.7172, "lon": 85.3240, "cell_id": 123456, "pci": 301,</w:t>
+            </w:r>
+          </w:p>
+          <w:p>
+            <w:pPr>
+              <w:spacing w:after="0"/>
+            </w:pPr>
+            <w:r>
+              <w:rPr>
+                <w:rFonts w:ascii="Consolas" w:hAnsi="Consolas"/>
+                <w:sz w:val="18"/>
+              </w:rPr>
+              <w:t xml:space="preserve">  "mcc": "429", "mnc": "01"}]</w:t>
+            </w:r>
+          </w:p>
+        </w:tc>
+      </w:tr>
+    </w:tbl>
+    <w:p/>
+    <w:p>
+      <w:r>
+        <w:t xml:space="preserve">Returns </w:t>
+      </w:r>
+      <w:r>
+        <w:rPr>
+          <w:rFonts w:ascii="Consolas" w:hAnsi="Consolas"/>
+          <w:sz w:val="20"/>
+        </w:rPr>
+        <w:t>202 {"accepted": N}</w:t>
+      </w:r>
+      <w:r>
+        <w:t>.</w:t>
+      </w:r>
+    </w:p>
+    <w:p>
+      <w:pPr>
+        <w:pStyle w:val="ListBullet"/>
+      </w:pPr>
+      <w:r>
+        <w:rPr>
+          <w:b/>
+        </w:rPr>
+        <w:t>Blocked on carrier privilege.</w:t>
+      </w:r>
+      <w:r>
+        <w:t xml:space="preserve"> The figures come from Android's </w:t>
+      </w:r>
+      <w:r>
+        <w:rPr>
+          <w:rFonts w:ascii="Consolas" w:hAnsi="Consolas"/>
+          <w:sz w:val="20"/>
+        </w:rPr>
+        <w:t>CallQuality</w:t>
+      </w:r>
+      <w:r>
+        <w:t xml:space="preserve">, which needs </w:t>
+      </w:r>
+      <w:r>
+        <w:rPr>
+          <w:rFonts w:ascii="Consolas" w:hAnsi="Consolas"/>
+          <w:sz w:val="20"/>
+        </w:rPr>
+        <w:t>READ_PRECISE_PHONE_STATE</w:t>
+      </w:r>
+      <w:r>
+        <w:t>. Only a carrier-privileged or system app is granted it. Without it the listener is silent, with no error.</w:t>
+      </w:r>
+    </w:p>
+    <w:p>
+      <w:pPr>
+        <w:pStyle w:val="ListBullet"/>
+      </w:pPr>
+      <w:r>
+        <w:rPr>
+          <w:b/>
+        </w:rPr>
+        <w:t>API:</w:t>
+      </w:r>
+      <w:r>
+        <w:t xml:space="preserve"> </w:t>
+      </w:r>
+      <w:r>
+        <w:rPr>
+          <w:rFonts w:ascii="Consolas" w:hAnsi="Consolas"/>
+          <w:sz w:val="20"/>
+        </w:rPr>
+        <w:t>TelephonyCallback.CallAttributesListener</w:t>
+      </w:r>
+      <w:r>
+        <w:t xml:space="preserve"> (API 31 and later), or </w:t>
+      </w:r>
+      <w:r>
+        <w:rPr>
+          <w:rFonts w:ascii="Consolas" w:hAnsi="Consolas"/>
+          <w:sz w:val="20"/>
+        </w:rPr>
+        <w:t>PhoneStateListener</w:t>
+      </w:r>
+      <w:r>
+        <w:t xml:space="preserve"> with </w:t>
+      </w:r>
+      <w:r>
+        <w:rPr>
+          <w:rFonts w:ascii="Consolas" w:hAnsi="Consolas"/>
+          <w:sz w:val="20"/>
+        </w:rPr>
+        <w:t>LISTEN_CALL_ATTRIBUTES_CHANGED</w:t>
+      </w:r>
+      <w:r>
+        <w:t xml:space="preserve"> (API 29 and 30). Read the last </w:t>
+      </w:r>
+      <w:r>
+        <w:rPr>
+          <w:rFonts w:ascii="Consolas" w:hAnsi="Consolas"/>
+          <w:sz w:val="20"/>
+        </w:rPr>
+        <w:t>CallQuality</w:t>
+      </w:r>
+      <w:r>
+        <w:t xml:space="preserve"> at the end of the call.</w:t>
+      </w:r>
+    </w:p>
+    <w:p>
+      <w:pPr>
+        <w:pStyle w:val="ListBullet"/>
+      </w:pPr>
+      <w:r>
+        <w:rPr>
+          <w:b/>
+        </w:rPr>
+        <w:t>Send raw figures only.</w:t>
+      </w:r>
+      <w:r>
+        <w:t xml:space="preserve"> The server computes the score with the ITU-T G.107 E-model. Send </w:t>
+      </w:r>
+      <w:r>
+        <w:rPr>
+          <w:rFonts w:ascii="Consolas" w:hAnsi="Consolas"/>
+          <w:sz w:val="20"/>
+        </w:rPr>
+        <w:t>quality_level</w:t>
+      </w:r>
+      <w:r>
+        <w:t xml:space="preserve"> exactly as Android names it.</w:t>
+      </w:r>
+    </w:p>
+    <w:p>
+      <w:pPr>
+        <w:pStyle w:val="ListBullet"/>
+      </w:pPr>
+      <w:r>
+        <w:rPr>
+          <w:b/>
+        </w:rPr>
+        <w:t>Codec coverage on the server:</w:t>
+      </w:r>
+      <w:r>
+        <w:t xml:space="preserve"> AMR-WB, G.711 and G.729 use published constants. EVS and AMR-NB give a provisional score. Any other codec gives no score.</w:t>
+      </w:r>
+    </w:p>
+    <w:p>
+      <w:pPr>
+        <w:pStyle w:val="Heading1"/>
+      </w:pPr>
+      <w:r>
+        <w:t>14. The Android SDK and the reference app</w:t>
+      </w:r>
+    </w:p>
+    <w:p>
+      <w:r>
+        <w:rPr>
+          <w:b/>
+        </w:rPr>
+        <w:t>Source:</w:t>
+      </w:r>
+      <w:r>
+        <w:t xml:space="preserve"> </w:t>
+      </w:r>
+      <w:r>
+        <w:rPr>
+          <w:rFonts w:ascii="Consolas" w:hAnsi="Consolas"/>
+          <w:sz w:val="20"/>
+        </w:rPr>
+        <w:t>nepal-telemetry-project</w:t>
+      </w:r>
+      <w:r>
+        <w:t xml:space="preserve">, pushed to the </w:t>
+      </w:r>
+      <w:r>
+        <w:rPr>
+          <w:rFonts w:ascii="Consolas" w:hAnsi="Consolas"/>
+          <w:sz w:val="20"/>
+        </w:rPr>
+        <w:t>mobile</w:t>
+      </w:r>
+      <w:r>
+        <w:t xml:space="preserve"> branch. Two modules: </w:t>
+      </w:r>
+      <w:r>
+        <w:rPr>
+          <w:rFonts w:ascii="Consolas" w:hAnsi="Consolas"/>
+          <w:sz w:val="20"/>
+        </w:rPr>
+        <w:t>netplanning-telemetry-sdk</w:t>
+      </w:r>
+      <w:r>
+        <w:t xml:space="preserve"> (the library) and </w:t>
+      </w:r>
+      <w:r>
+        <w:rPr>
+          <w:rFonts w:ascii="Consolas" w:hAnsi="Consolas"/>
+          <w:sz w:val="20"/>
+        </w:rPr>
+        <w:t>app</w:t>
+      </w:r>
+      <w:r>
+        <w:t xml:space="preserve"> (the reference app, package </w:t>
+      </w:r>
+      <w:r>
+        <w:rPr>
+          <w:rFonts w:ascii="Consolas" w:hAnsi="Consolas"/>
+          <w:sz w:val="20"/>
+        </w:rPr>
+        <w:t>np.nepaltelecom.telemetry.demo</w:t>
+      </w:r>
+      <w:r>
+        <w:t xml:space="preserve">). Kotlin, min SDK 26, target SDK 34, JDK 17. Build with </w:t>
+      </w:r>
+      <w:r>
+        <w:rPr>
+          <w:rFonts w:ascii="Consolas" w:hAnsi="Consolas"/>
+          <w:sz w:val="20"/>
+        </w:rPr>
+        <w:t>:app:assembleDebug</w:t>
+      </w:r>
+      <w:r>
+        <w:t>.</w:t>
+      </w:r>
+    </w:p>
+    <w:p>
+      <w:r>
+        <w:t xml:space="preserve">The reference app's Application class and </w:t>
+      </w:r>
+      <w:r>
+        <w:rPr>
+          <w:rFonts w:ascii="Consolas" w:hAnsi="Consolas"/>
+          <w:sz w:val="20"/>
+        </w:rPr>
+        <w:t>google-services.json</w:t>
+      </w:r>
+      <w:r>
+        <w:t xml:space="preserve"> are not in the repository, because they hold the ingest key and the Firebase project. Puru supplies them separately.</w:t>
+      </w:r>
+    </w:p>
+    <w:p>
+      <w:pPr>
+        <w:pStyle w:val="Heading2"/>
+      </w:pPr>
+      <w:r>
+        <w:t>14.1 What the app does today</w:t>
+      </w:r>
+    </w:p>
+    <w:tbl>
+      <w:tblPr>
+        <w:tblStyle w:val="TableGrid"/>
+        <w:tblW w:type="auto" w:w="0"/>
+        <w:jc w:val="center"/>
+        <w:tblLook w:firstColumn="1" w:firstRow="1" w:lastColumn="0" w:lastRow="0" w:noHBand="0" w:noVBand="1" w:val="04A0"/>
+      </w:tblPr>
+      <w:tblGrid>
+        <w:gridCol w:w="4320"/>
+        <w:gridCol w:w="4320"/>
+      </w:tblGrid>
+      <w:tr>
+        <w:tc>
+          <w:tcPr>
+            <w:tcW w:type="dxa" w:w="4320"/>
+            <w:shd w:val="clear" w:color="auto" w:fill="0B1626"/>
+          </w:tcPr>
+          <w:p>
+            <w:r>
+              <w:rPr>
+                <w:b/>
+                <w:color w:val="FFFFFF"/>
+                <w:sz w:val="19"/>
+              </w:rPr>
+              <w:t>Tab or screen</w:t>
+            </w:r>
+          </w:p>
+        </w:tc>
+        <w:tc>
+          <w:tcPr>
+            <w:tcW w:type="dxa" w:w="4320"/>
+            <w:shd w:val="clear" w:color="auto" w:fill="0B1626"/>
+          </w:tcPr>
+          <w:p>
+            <w:r>
+              <w:rPr>
+                <w:b/>
+                <w:color w:val="FFFFFF"/>
+                <w:sz w:val="19"/>
+              </w:rPr>
+              <w:t>Function</w:t>
+            </w:r>
+          </w:p>
+        </w:tc>
+      </w:tr>
+      <w:tr>
+        <w:tc>
+          <w:tcPr>
+            <w:tcW w:type="dxa" w:w="4320"/>
+          </w:tcPr>
+          <w:p>
+            <w:r>
+              <w:rPr>
+                <w:sz w:val="19"/>
+              </w:rPr>
+              <w:t>Signal</w:t>
+            </w:r>
+          </w:p>
+        </w:tc>
+        <w:tc>
+          <w:tcPr>
+            <w:tcW w:type="dxa" w:w="4320"/>
+          </w:tcPr>
+          <w:p>
+            <w:r>
+              <w:rPr>
+                <w:sz w:val="19"/>
+              </w:rPr>
+              <w:t>Gauge of the serving cell's level, quality rating, 3-minute history, technology and band, speed test</w:t>
+            </w:r>
+          </w:p>
+        </w:tc>
+      </w:tr>
+      <w:tr>
+        <w:tc>
+          <w:tcPr>
+            <w:tcW w:type="dxa" w:w="4320"/>
+            <w:shd w:val="clear" w:color="auto" w:fill="EEF2F7"/>
+          </w:tcPr>
+          <w:p>
+            <w:r>
+              <w:rPr>
+                <w:sz w:val="19"/>
+              </w:rPr>
+              <w:t>Cells</w:t>
+            </w:r>
+          </w:p>
+        </w:tc>
+        <w:tc>
+          <w:tcPr>
+            <w:tcW w:type="dxa" w:w="4320"/>
+            <w:shd w:val="clear" w:color="auto" w:fill="EEF2F7"/>
+          </w:tcPr>
+          <w:p>
+            <w:r>
+              <w:rPr>
+                <w:sz w:val="19"/>
+              </w:rPr>
+              <w:t>Serving and neighbour cells as the modem reports them, each with its band</w:t>
+            </w:r>
+          </w:p>
+        </w:tc>
+      </w:tr>
+      <w:tr>
+        <w:tc>
+          <w:tcPr>
+            <w:tcW w:type="dxa" w:w="4320"/>
+          </w:tcPr>
+          <w:p>
+            <w:r>
+              <w:rPr>
+                <w:sz w:val="19"/>
+              </w:rPr>
+              <w:t>Map</w:t>
+            </w:r>
+          </w:p>
+        </w:tc>
+        <w:tc>
+          <w:tcPr>
+            <w:tcW w:type="dxa" w:w="4320"/>
+          </w:tcPr>
+          <w:p>
+            <w:r>
+              <w:rPr>
+                <w:sz w:val="19"/>
+              </w:rPr>
+              <w:t>Own position, drive test (Start, Stop, Upload, Past), route coloured by signal level, tap a point for its reading, Site photo</w:t>
+            </w:r>
+          </w:p>
+        </w:tc>
+      </w:tr>
+      <w:tr>
+        <w:tc>
+          <w:tcPr>
+            <w:tcW w:type="dxa" w:w="4320"/>
+            <w:shd w:val="clear" w:color="auto" w:fill="EEF2F7"/>
+          </w:tcPr>
+          <w:p>
+            <w:r>
+              <w:rPr>
+                <w:sz w:val="19"/>
+              </w:rPr>
+              <w:t>Wi-Fi</w:t>
+            </w:r>
+          </w:p>
+        </w:tc>
+        <w:tc>
+          <w:tcPr>
+            <w:tcW w:type="dxa" w:w="4320"/>
+            <w:shd w:val="clear" w:color="auto" w:fill="EEF2F7"/>
+          </w:tcPr>
+          <w:p>
+            <w:r>
+              <w:rPr>
+                <w:sz w:val="19"/>
+              </w:rPr>
+              <w:t>Wi-Fi readings</w:t>
+            </w:r>
+          </w:p>
+        </w:tc>
+      </w:tr>
+      <w:tr>
+        <w:tc>
+          <w:tcPr>
+            <w:tcW w:type="dxa" w:w="4320"/>
+          </w:tcPr>
+          <w:p>
+            <w:r>
+              <w:rPr>
+                <w:sz w:val="19"/>
+              </w:rPr>
+              <w:t>Settings</w:t>
+            </w:r>
+          </w:p>
+        </w:tc>
+        <w:tc>
+          <w:tcPr>
+            <w:tcW w:type="dxa" w:w="4320"/>
+          </w:tcPr>
+          <w:p>
+            <w:r>
+              <w:rPr>
+                <w:sz w:val="19"/>
+              </w:rPr>
+              <w:t>Employee tick box, Share with NTC, rescue sharing, Register this phone, battery settings</w:t>
+            </w:r>
+          </w:p>
+        </w:tc>
+      </w:tr>
+    </w:tbl>
+    <w:p/>
+    <w:p>
+      <w:r>
         <w:t>Everyone gets Signal, Wi-Fi and Settings. The Cells and Map tabs, and with Map the drive test and site photo, appear only after "I am an NTC employee" is ticked in Settings; until then they are not on the bar at all. The tick box also marks drives as staff drives. It grants nothing on the server. The app has no staff login.</w:t>
+      </w:r>
+    </w:p>
+    <w:p>
+      <w:r>
+        <w:t xml:space="preserve">The Signal screen also has </w:t>
+      </w:r>
+      <w:r>
+        <w:rPr>
+          <w:b/>
+        </w:rPr>
+        <w:t>Report a problem</w:t>
+      </w:r>
+      <w:r>
+        <w:t xml:space="preserve"> (section 10a) and shows a hint about the likely cause of a poor reading.</w:t>
+      </w:r>
+    </w:p>
+    <w:p>
+      <w:r>
+        <w:rPr>
+          <w:b/>
+        </w:rPr>
+        <w:t>Collector edition</w:t>
+      </w:r>
+      <w:r>
+        <w:t xml:space="preserve"> (14 October 2026). The reference app has two build flavours, </w:t>
+      </w:r>
+      <w:r>
+        <w:rPr>
+          <w:rFonts w:ascii="Consolas" w:hAnsi="Consolas"/>
+          <w:sz w:val="20"/>
+        </w:rPr>
+        <w:t>standard</w:t>
+      </w:r>
+      <w:r>
+        <w:t xml:space="preserve"> and </w:t>
+      </w:r>
+      <w:r>
+        <w:rPr>
+          <w:rFonts w:ascii="Consolas" w:hAnsi="Consolas"/>
+          <w:sz w:val="20"/>
+        </w:rPr>
+        <w:t>collector</w:t>
+      </w:r>
+      <w:r>
+        <w:t xml:space="preserve"> (</w:t>
+      </w:r>
+      <w:r>
+        <w:rPr>
+          <w:rFonts w:ascii="Consolas" w:hAnsi="Consolas"/>
+          <w:sz w:val="20"/>
+        </w:rPr>
+        <w:t>:app:assembleCollectorDebug</w:t>
+      </w:r>
+      <w:r>
+        <w:t>), with the same application ID, so one replaces the other on a phone. The collector build is for a small group of staff gathering test data: sharing has no time limit until the user stops it, and a foreground service (</w:t>
+      </w:r>
+      <w:r>
+        <w:rPr>
+          <w:rFonts w:ascii="Consolas" w:hAnsi="Consolas"/>
+          <w:sz w:val="20"/>
+        </w:rPr>
+        <w:t>CollectorService</w:t>
+      </w:r>
+      <w:r>
+        <w:t>) takes a reading every 15 seconds, uploads every 5 minutes and runs a speed test over mobile data every 30 minutes, skipped below 20% battery unless the phone is charging. The employee tabs are on.</w:t>
       </w:r>
     </w:p>
     <w:p>
@@ -8338,6 +10816,19 @@
               </w:rPr>
               <w:t>pushTokenUrl</w:t>
             </w:r>
+            <w:r>
+              <w:rPr>
+                <w:sz w:val="19"/>
+              </w:rPr>
+              <w:t xml:space="preserve">, </w:t>
+            </w:r>
+            <w:r>
+              <w:rPr>
+                <w:rFonts w:ascii="Consolas" w:hAnsi="Consolas"/>
+                <w:sz w:val="18"/>
+              </w:rPr>
+              <w:t>callSamplesUrl</w:t>
+            </w:r>
           </w:p>
         </w:tc>
         <w:tc>
@@ -8408,6 +10899,55 @@
                 <w:sz w:val="19"/>
               </w:rPr>
               <w:t>Keep false unless the app's own terms cover collection from install</w:t>
+            </w:r>
+          </w:p>
+        </w:tc>
+      </w:tr>
+      <w:tr>
+        <w:tc>
+          <w:tcPr>
+            <w:tcW w:type="dxa" w:w="2880"/>
+          </w:tcPr>
+          <w:p>
+            <w:r>
+              <w:rPr>
+                <w:rFonts w:ascii="Consolas" w:hAnsi="Consolas"/>
+                <w:sz w:val="18"/>
+              </w:rPr>
+              <w:t>deviceApiUrl</w:t>
+            </w:r>
+          </w:p>
+        </w:tc>
+        <w:tc>
+          <w:tcPr>
+            <w:tcW w:type="dxa" w:w="2880"/>
+          </w:tcPr>
+          <w:p>
+            <w:r>
+              <w:rPr>
+                <w:sz w:val="19"/>
+              </w:rPr>
+              <w:t>null</w:t>
+            </w:r>
+          </w:p>
+        </w:tc>
+        <w:tc>
+          <w:tcPr>
+            <w:tcW w:type="dxa" w:w="2880"/>
+          </w:tcPr>
+          <w:p>
+            <w:r>
+              <w:rPr>
+                <w:sz w:val="19"/>
+              </w:rPr>
+              <w:t xml:space="preserve">Base of the device endpoints; null takes it from </w:t>
+            </w:r>
+            <w:r>
+              <w:rPr>
+                <w:rFonts w:ascii="Consolas" w:hAnsi="Consolas"/>
+                <w:sz w:val="18"/>
+              </w:rPr>
+              <w:t>endpointUrl</w:t>
             </w:r>
           </w:p>
         </w:tc>
@@ -8416,37 +10956,17 @@
     <w:p/>
     <w:p>
       <w:r>
-        <w:t>Trace requests, registration and site photos live in the reference app (</w:t>
+        <w:t>Registration, signing, number verification, speed test and problem report are in the SDK (</w:t>
       </w:r>
       <w:r>
         <w:rPr>
           <w:rFonts w:ascii="Consolas" w:hAnsi="Consolas"/>
           <w:sz w:val="20"/>
         </w:rPr>
-        <w:t>TraceApi</w:t>
-      </w:r>
-      <w:r>
-        <w:t xml:space="preserve">, </w:t>
-      </w:r>
-      <w:r>
-        <w:rPr>
-          <w:rFonts w:ascii="Consolas" w:hAnsi="Consolas"/>
-          <w:sz w:val="20"/>
-        </w:rPr>
-        <w:t>DeviceKeys</w:t>
-      </w:r>
-      <w:r>
-        <w:t xml:space="preserve">, </w:t>
-      </w:r>
-      <w:r>
-        <w:rPr>
-          <w:rFonts w:ascii="Consolas" w:hAnsi="Consolas"/>
-          <w:sz w:val="20"/>
-        </w:rPr>
-        <w:t>TraceRegisterWorker</w:t>
-      </w:r>
-      <w:r>
-        <w:t xml:space="preserve">, </w:t>
+        <w:t>device</w:t>
+      </w:r>
+      <w:r>
+        <w:t xml:space="preserve"> package, section 14.6). The trace request screens and service and the site photo screen stay in the reference app (</w:t>
       </w:r>
       <w:r>
         <w:rPr>
@@ -8476,7 +10996,17 @@
         <w:t>SitePhotoActivity</w:t>
       </w:r>
       <w:r>
-        <w:t>), not in the SDK.</w:t>
+        <w:t xml:space="preserve">) and call the SDK's </w:t>
+      </w:r>
+      <w:r>
+        <w:rPr>
+          <w:rFonts w:ascii="Consolas" w:hAnsi="Consolas"/>
+          <w:sz w:val="20"/>
+        </w:rPr>
+        <w:t>DeviceApi</w:t>
+      </w:r>
+      <w:r>
+        <w:t>.</w:t>
       </w:r>
     </w:p>
     <w:p>
@@ -8607,6 +11137,16 @@
           <w:rFonts w:ascii="Consolas" w:hAnsi="Consolas"/>
           <w:sz w:val="20"/>
         </w:rPr>
+        <w:t>CHANGE_NETWORK_STATE</w:t>
+      </w:r>
+      <w:r>
+        <w:t xml:space="preserve"> (speed test over mobile data), </w:t>
+      </w:r>
+      <w:r>
+        <w:rPr>
+          <w:rFonts w:ascii="Consolas" w:hAnsi="Consolas"/>
+          <w:sz w:val="20"/>
+        </w:rPr>
         <w:t>REQUEST_IGNORE_BATTERY_OPTIMIZATIONS</w:t>
       </w:r>
       <w:r>
@@ -8676,15 +11216,143 @@
         <w:pStyle w:val="ListBullet"/>
       </w:pPr>
       <w:r>
-        <w:t>iOS does not expose cell or signal figures to apps, so there is no iOS equivalent of the signal collection.</w:t>
+        <w:t xml:space="preserve">SINR and CQI: many modems leave them blank in </w:t>
+      </w:r>
+      <w:r>
+        <w:rPr>
+          <w:rFonts w:ascii="Consolas" w:hAnsi="Consolas"/>
+          <w:sz w:val="20"/>
+        </w:rPr>
+        <w:t>getAllCellInfo()</w:t>
+      </w:r>
+      <w:r>
+        <w:t xml:space="preserve"> but report them in </w:t>
+      </w:r>
+      <w:r>
+        <w:rPr>
+          <w:rFonts w:ascii="Consolas" w:hAnsi="Consolas"/>
+          <w:sz w:val="20"/>
+        </w:rPr>
+        <w:t>getSignalStrength()</w:t>
+      </w:r>
+      <w:r>
+        <w:t xml:space="preserve"> (seen on an Oppo CPH2569). Since 19 October 2026 the SDK fills a blank from the same SIM's </w:t>
+      </w:r>
+      <w:r>
+        <w:rPr>
+          <w:rFonts w:ascii="Consolas" w:hAnsi="Consolas"/>
+          <w:sz w:val="20"/>
+        </w:rPr>
+        <w:t>getSignalStrength()</w:t>
+      </w:r>
+      <w:r>
+        <w:t xml:space="preserve"> (Android 10 and later).</w:t>
       </w:r>
     </w:p>
     <w:p>
       <w:pPr>
-        <w:pStyle w:val="Heading1"/>
+        <w:pStyle w:val="ListBullet"/>
       </w:pPr>
       <w:r>
-        <w:t>15. What is open</w:t>
+        <w:t>The upload queue (</w:t>
+      </w:r>
+      <w:r>
+        <w:rPr>
+          <w:rFonts w:ascii="Consolas" w:hAnsi="Consolas"/>
+          <w:sz w:val="20"/>
+        </w:rPr>
+        <w:t>SampleQueue.kt</w:t>
+      </w:r>
+      <w:r>
+        <w:t xml:space="preserve">) uses one lock per queue file shared by every instance, keeps its line count instead of re-reading the file, trims 500 lines past the cap at a time, and reads a batch without loading the whole file. The SDK's first unit tests cover it: </w:t>
+      </w:r>
+      <w:r>
+        <w:rPr>
+          <w:rFonts w:ascii="Consolas" w:hAnsi="Consolas"/>
+          <w:sz w:val="20"/>
+        </w:rPr>
+        <w:t>:netplanning-telemetry-sdk:testReleaseUnitTest</w:t>
+      </w:r>
+      <w:r>
+        <w:t>.</w:t>
+      </w:r>
+    </w:p>
+    <w:p>
+      <w:pPr>
+        <w:pStyle w:val="ListBullet"/>
+      </w:pPr>
+      <w:r>
+        <w:t>iOS does not expose cell or signal figures to apps, so there is no iOS equivalent of the signal collection.</w:t>
+      </w:r>
+    </w:p>
+    <w:p>
+      <w:pPr>
+        <w:pStyle w:val="Heading2"/>
+      </w:pPr>
+      <w:r>
+        <w:t>14.6 Using the SDK from the Nepal Telecom app (Flutter)</w:t>
+      </w:r>
+    </w:p>
+    <w:p>
+      <w:r>
+        <w:t>The Nepal Telecom customer app (</w:t>
+      </w:r>
+      <w:r>
+        <w:rPr>
+          <w:rFonts w:ascii="Consolas" w:hAnsi="Consolas"/>
+          <w:sz w:val="20"/>
+        </w:rPr>
+        <w:t>shirantech.android.nepaltelecom</w:t>
+      </w:r>
+      <w:r>
+        <w:t xml:space="preserve">, 4.0.49 checked on 16 October 2026) is a Flutter app: its APK carries </w:t>
+      </w:r>
+      <w:r>
+        <w:rPr>
+          <w:rFonts w:ascii="Consolas" w:hAnsi="Consolas"/>
+          <w:sz w:val="20"/>
+        </w:rPr>
+        <w:t>libflutter.so</w:t>
+      </w:r>
+      <w:r>
+        <w:t xml:space="preserve">, </w:t>
+      </w:r>
+      <w:r>
+        <w:rPr>
+          <w:rFonts w:ascii="Consolas" w:hAnsi="Consolas"/>
+          <w:sz w:val="20"/>
+        </w:rPr>
+        <w:t>libapp.so</w:t>
+      </w:r>
+      <w:r>
+        <w:t xml:space="preserve"> and </w:t>
+      </w:r>
+      <w:r>
+        <w:rPr>
+          <w:rFonts w:ascii="Consolas" w:hAnsi="Consolas"/>
+          <w:sz w:val="20"/>
+        </w:rPr>
+        <w:t>assets/flutter_assets</w:t>
+      </w:r>
+      <w:r>
+        <w:t xml:space="preserve">. The proposal is to add NTC telemetry to that app as a </w:t>
+      </w:r>
+      <w:r>
+        <w:rPr>
+          <w:b/>
+        </w:rPr>
+        <w:t>Flutter plugin</w:t>
+      </w:r>
+      <w:r>
+        <w:t>, not to rewrite either side. On Android the plugin calls the Kotlin SDK as it is; on iOS it offers only what Apple allows.</w:t>
+      </w:r>
+    </w:p>
+    <w:p>
+      <w:r>
+        <w:rPr>
+          <w:b/>
+        </w:rPr>
+        <w:t>What each platform can do</w:t>
       </w:r>
     </w:p>
     <w:tbl>
@@ -8712,7 +11380,7 @@
                 <w:color w:val="FFFFFF"/>
                 <w:sz w:val="19"/>
               </w:rPr>
-              <w:t>Item</w:t>
+              <w:t>Feature</w:t>
             </w:r>
           </w:p>
         </w:tc>
@@ -8728,7 +11396,7 @@
                 <w:color w:val="FFFFFF"/>
                 <w:sz w:val="19"/>
               </w:rPr>
-              <w:t>Who</w:t>
+              <w:t>Android</w:t>
             </w:r>
           </w:p>
         </w:tc>
@@ -8744,7 +11412,7 @@
                 <w:color w:val="FFFFFF"/>
                 <w:sz w:val="19"/>
               </w:rPr>
-              <w:t>Why it matters</w:t>
+              <w:t>iOS</w:t>
             </w:r>
           </w:p>
         </w:tc>
@@ -8759,7 +11427,7 @@
               <w:rPr>
                 <w:sz w:val="19"/>
               </w:rPr>
-              <w:t>Carrier-privileged status for the app</w:t>
+              <w:t>Signal level, quality, serving and neighbour cells, band</w:t>
             </w:r>
           </w:p>
         </w:tc>
@@ -8772,7 +11440,7 @@
               <w:rPr>
                 <w:sz w:val="19"/>
               </w:rPr>
-              <w:t>NTC, app team</w:t>
+              <w:t>Yes</w:t>
             </w:r>
           </w:p>
         </w:tc>
@@ -8785,7 +11453,7 @@
               <w:rPr>
                 <w:sz w:val="19"/>
               </w:rPr>
-              <w:t>Read the number from the SIM; read IMEI; measure call quality</w:t>
+              <w:t>No: iOS has no API for these</w:t>
             </w:r>
           </w:p>
         </w:tc>
@@ -8801,7 +11469,7 @@
               <w:rPr>
                 <w:sz w:val="19"/>
               </w:rPr>
-              <w:t>Play Integrity at registration</w:t>
+              <w:t>Network type (4G, 5G, 3G)</w:t>
             </w:r>
           </w:p>
         </w:tc>
@@ -8815,7 +11483,7 @@
               <w:rPr>
                 <w:sz w:val="19"/>
               </w:rPr>
-              <w:t>App team, with the Google Cloud project</w:t>
+              <w:t>Yes</w:t>
             </w:r>
           </w:p>
         </w:tc>
@@ -8829,7 +11497,7 @@
               <w:rPr>
                 <w:sz w:val="19"/>
               </w:rPr>
-              <w:t>A copied or modified app can register today. The server check exists and is switched off</w:t>
+              <w:t>Yes, coarse</w:t>
             </w:r>
           </w:p>
         </w:tc>
@@ -8844,7 +11512,7 @@
               <w:rPr>
                 <w:sz w:val="19"/>
               </w:rPr>
-              <w:t>Sign all uploads with the device key</w:t>
+              <w:t>Shared readings with position</w:t>
             </w:r>
           </w:p>
         </w:tc>
@@ -8857,7 +11525,7 @@
               <w:rPr>
                 <w:sz w:val="19"/>
               </w:rPr>
-              <w:t>App team</w:t>
+              <w:t>Yes</w:t>
             </w:r>
           </w:p>
         </w:tc>
@@ -8870,7 +11538,7 @@
               <w:rPr>
                 <w:sz w:val="19"/>
               </w:rPr>
-              <w:t>The shared key is in the APK. Anyone who extracts it can post readings. The server can then set a date after which the key is refused</w:t>
+              <w:t>Position and network type only, while the app is open or with "Always" location</w:t>
             </w:r>
           </w:p>
         </w:tc>
@@ -8886,7 +11554,7 @@
               <w:rPr>
                 <w:sz w:val="19"/>
               </w:rPr>
-              <w:t>Send SINR</w:t>
+              <w:t>Drive test</w:t>
             </w:r>
           </w:p>
         </w:tc>
@@ -8900,7 +11568,7 @@
               <w:rPr>
                 <w:sz w:val="19"/>
               </w:rPr>
-              <w:t>App team</w:t>
+              <w:t>Yes</w:t>
             </w:r>
           </w:p>
         </w:tc>
@@ -8914,7 +11582,7 @@
               <w:rPr>
                 <w:sz w:val="19"/>
               </w:rPr>
-              <w:t>No live 4G reading carried it on 12 October 2026</w:t>
+              <w:t>Route and speed only</w:t>
             </w:r>
           </w:p>
         </w:tc>
@@ -8929,7 +11597,7 @@
               <w:rPr>
                 <w:sz w:val="19"/>
               </w:rPr>
-              <w:t>Staff login in the app</w:t>
+              <w:t>Collector (a reading every 15 s all day)</w:t>
             </w:r>
           </w:p>
         </w:tc>
@@ -8942,7 +11610,7 @@
               <w:rPr>
                 <w:sz w:val="19"/>
               </w:rPr>
-              <w:t>App team, NTC identity team</w:t>
+              <w:t>Yes</w:t>
             </w:r>
           </w:p>
         </w:tc>
@@ -8955,7 +11623,7 @@
               <w:rPr>
                 <w:sz w:val="19"/>
               </w:rPr>
-              <w:t>"NTC employee" is a tick box. Site photos rest on registration, distance and admin review instead</w:t>
+              <w:t>No: iOS suspends background work</w:t>
             </w:r>
           </w:p>
         </w:tc>
@@ -8971,7 +11639,7 @@
               <w:rPr>
                 <w:sz w:val="19"/>
               </w:rPr>
-              <w:t>Firebase project owned by NTC</w:t>
+              <w:t>Speed test over mobile data, also while on Wi-Fi</w:t>
             </w:r>
           </w:p>
         </w:tc>
@@ -8985,7 +11653,7 @@
               <w:rPr>
                 <w:sz w:val="19"/>
               </w:rPr>
-              <w:t>App team</w:t>
+              <w:t>Yes</w:t>
             </w:r>
           </w:p>
         </w:tc>
@@ -8999,7 +11667,7 @@
               <w:rPr>
                 <w:sz w:val="19"/>
               </w:rPr>
-              <w:t>Push for reading requests and location requests</w:t>
+              <w:t>Yes</w:t>
             </w:r>
           </w:p>
         </w:tc>
@@ -9014,7 +11682,7 @@
               <w:rPr>
                 <w:sz w:val="19"/>
               </w:rPr>
-              <w:t>Public route to the device API</w:t>
+              <w:t>Report a problem</w:t>
             </w:r>
           </w:p>
         </w:tc>
@@ -9027,7 +11695,7 @@
               <w:rPr>
                 <w:sz w:val="19"/>
               </w:rPr>
-              <w:t>NTC network team</w:t>
+              <w:t>Yes, with the reading</w:t>
             </w:r>
           </w:p>
         </w:tc>
@@ -9040,7 +11708,7 @@
               <w:rPr>
                 <w:sz w:val="19"/>
               </w:rPr>
-              <w:t>The live server is reachable only inside NTC or over VPN</w:t>
+              <w:t>Yes, without signal figures</w:t>
             </w:r>
           </w:p>
         </w:tc>
@@ -9056,7 +11724,7 @@
               <w:rPr>
                 <w:sz w:val="19"/>
               </w:rPr>
-              <w:t>Push end to end on the live server</w:t>
+              <w:t>Register the phone and sign requests (EC P-256 key)</w:t>
             </w:r>
           </w:p>
         </w:tc>
@@ -9070,7 +11738,7 @@
               <w:rPr>
                 <w:sz w:val="19"/>
               </w:rPr>
-              <w:t>Puru</w:t>
+              <w:t>Android Keystore</w:t>
             </w:r>
           </w:p>
         </w:tc>
@@ -9084,7 +11752,7 @@
               <w:rPr>
                 <w:sz w:val="19"/>
               </w:rPr>
-              <w:t>A reading request was not delivered on 12 October 2026</w:t>
+              <w:t>Secure Enclave, same key type and signature</w:t>
             </w:r>
           </w:p>
         </w:tc>
@@ -9099,6 +11767,1177 @@
               <w:rPr>
                 <w:sz w:val="19"/>
               </w:rPr>
+              <w:t>Prove the number by SMS code</w:t>
+            </w:r>
+          </w:p>
+        </w:tc>
+        <w:tc>
+          <w:tcPr>
+            <w:tcW w:type="dxa" w:w="2880"/>
+          </w:tcPr>
+          <w:p>
+            <w:r>
+              <w:rPr>
+                <w:sz w:val="19"/>
+              </w:rPr>
+              <w:t>Yes</w:t>
+            </w:r>
+          </w:p>
+        </w:tc>
+        <w:tc>
+          <w:tcPr>
+            <w:tcW w:type="dxa" w:w="2880"/>
+          </w:tcPr>
+          <w:p>
+            <w:r>
+              <w:rPr>
+                <w:sz w:val="19"/>
+              </w:rPr>
+              <w:t>Yes. iOS cannot read the number from the SIM, so the user always types it</w:t>
+            </w:r>
+          </w:p>
+        </w:tc>
+      </w:tr>
+      <w:tr>
+        <w:tc>
+          <w:tcPr>
+            <w:tcW w:type="dxa" w:w="2880"/>
+            <w:shd w:val="clear" w:color="auto" w:fill="EEF2F7"/>
+          </w:tcPr>
+          <w:p>
+            <w:r>
+              <w:rPr>
+                <w:sz w:val="19"/>
+              </w:rPr>
+              <w:t>Device check at registration</w:t>
+            </w:r>
+          </w:p>
+        </w:tc>
+        <w:tc>
+          <w:tcPr>
+            <w:tcW w:type="dxa" w:w="2880"/>
+            <w:shd w:val="clear" w:color="auto" w:fill="EEF2F7"/>
+          </w:tcPr>
+          <w:p>
+            <w:r>
+              <w:rPr>
+                <w:sz w:val="19"/>
+              </w:rPr>
+              <w:t>Play Integrity</w:t>
+            </w:r>
+          </w:p>
+        </w:tc>
+        <w:tc>
+          <w:tcPr>
+            <w:tcW w:type="dxa" w:w="2880"/>
+            <w:shd w:val="clear" w:color="auto" w:fill="EEF2F7"/>
+          </w:tcPr>
+          <w:p>
+            <w:r>
+              <w:rPr>
+                <w:sz w:val="19"/>
+              </w:rPr>
+              <w:t>App Attest</w:t>
+            </w:r>
+          </w:p>
+        </w:tc>
+      </w:tr>
+      <w:tr>
+        <w:tc>
+          <w:tcPr>
+            <w:tcW w:type="dxa" w:w="2880"/>
+          </w:tcPr>
+          <w:p>
+            <w:r>
+              <w:rPr>
+                <w:sz w:val="19"/>
+              </w:rPr>
+              <w:t>Push: reading requests, location requests</w:t>
+            </w:r>
+          </w:p>
+        </w:tc>
+        <w:tc>
+          <w:tcPr>
+            <w:tcW w:type="dxa" w:w="2880"/>
+          </w:tcPr>
+          <w:p>
+            <w:r>
+              <w:rPr>
+                <w:sz w:val="19"/>
+              </w:rPr>
+              <w:t>FCM</w:t>
+            </w:r>
+          </w:p>
+        </w:tc>
+        <w:tc>
+          <w:tcPr>
+            <w:tcW w:type="dxa" w:w="2880"/>
+          </w:tcPr>
+          <w:p>
+            <w:r>
+              <w:rPr>
+                <w:sz w:val="19"/>
+              </w:rPr>
+              <w:t>FCM through Apple's push service</w:t>
+            </w:r>
+          </w:p>
+        </w:tc>
+      </w:tr>
+      <w:tr>
+        <w:tc>
+          <w:tcPr>
+            <w:tcW w:type="dxa" w:w="2880"/>
+            <w:shd w:val="clear" w:color="auto" w:fill="EEF2F7"/>
+          </w:tcPr>
+          <w:p>
+            <w:r>
+              <w:rPr>
+                <w:sz w:val="19"/>
+              </w:rPr>
+              <w:t>Rescue position during a declared emergency</w:t>
+            </w:r>
+          </w:p>
+        </w:tc>
+        <w:tc>
+          <w:tcPr>
+            <w:tcW w:type="dxa" w:w="2880"/>
+            <w:shd w:val="clear" w:color="auto" w:fill="EEF2F7"/>
+          </w:tcPr>
+          <w:p>
+            <w:r>
+              <w:rPr>
+                <w:sz w:val="19"/>
+              </w:rPr>
+              <w:t>Yes</w:t>
+            </w:r>
+          </w:p>
+        </w:tc>
+        <w:tc>
+          <w:tcPr>
+            <w:tcW w:type="dxa" w:w="2880"/>
+            <w:shd w:val="clear" w:color="auto" w:fill="EEF2F7"/>
+          </w:tcPr>
+          <w:p>
+            <w:r>
+              <w:rPr>
+                <w:sz w:val="19"/>
+              </w:rPr>
+              <w:t>Yes</w:t>
+            </w:r>
+          </w:p>
+        </w:tc>
+      </w:tr>
+      <w:tr>
+        <w:tc>
+          <w:tcPr>
+            <w:tcW w:type="dxa" w:w="2880"/>
+          </w:tcPr>
+          <w:p>
+            <w:r>
+              <w:rPr>
+                <w:sz w:val="19"/>
+              </w:rPr>
+              <w:t>Calls (voice network during a call)</w:t>
+            </w:r>
+          </w:p>
+        </w:tc>
+        <w:tc>
+          <w:tcPr>
+            <w:tcW w:type="dxa" w:w="2880"/>
+          </w:tcPr>
+          <w:p>
+            <w:r>
+              <w:rPr>
+                <w:sz w:val="19"/>
+              </w:rPr>
+              <w:t>Yes</w:t>
+            </w:r>
+          </w:p>
+        </w:tc>
+        <w:tc>
+          <w:tcPr>
+            <w:tcW w:type="dxa" w:w="2880"/>
+          </w:tcPr>
+          <w:p>
+            <w:r>
+              <w:rPr>
+                <w:sz w:val="19"/>
+              </w:rPr>
+              <w:t>Start and end only</w:t>
+            </w:r>
+          </w:p>
+        </w:tc>
+      </w:tr>
+    </w:tbl>
+    <w:p/>
+    <w:p>
+      <w:r>
+        <w:t>The server needs no change for iOS. A reading with no radio fields is already accepted, and the signing scheme (section 7.2) is the same.</w:t>
+      </w:r>
+    </w:p>
+    <w:p>
+      <w:r>
+        <w:rPr>
+          <w:b/>
+        </w:rPr>
+        <w:t>Device features are in the SDK (16 October 2026).</w:t>
+      </w:r>
+      <w:r>
+        <w:t xml:space="preserve"> Registration, signing, number verification, speed test and problem report used to live in the reference app. They are now in the SDK's </w:t>
+      </w:r>
+      <w:r>
+        <w:rPr>
+          <w:rFonts w:ascii="Consolas" w:hAnsi="Consolas"/>
+          <w:sz w:val="20"/>
+        </w:rPr>
+        <w:t>np.nepaltelecom.telemetry.device</w:t>
+      </w:r>
+      <w:r>
+        <w:t xml:space="preserve"> package, without any screen, and the reference app calls them:</w:t>
+      </w:r>
+    </w:p>
+    <w:tbl>
+      <w:tblPr>
+        <w:tblStyle w:val="TableGrid"/>
+        <w:tblW w:type="auto" w:w="0"/>
+        <w:tblLook w:firstColumn="1" w:firstRow="1" w:lastColumn="0" w:lastRow="0" w:noHBand="0" w:noVBand="1" w:val="04A0"/>
+      </w:tblPr>
+      <w:tblGrid>
+        <w:gridCol w:w="8640"/>
+      </w:tblGrid>
+      <w:tr>
+        <w:tc>
+          <w:tcPr>
+            <w:tcW w:type="dxa" w:w="8640"/>
+            <w:shd w:val="clear" w:color="auto" w:fill="F1F4F8"/>
+          </w:tcPr>
+          <w:p>
+            <w:pPr>
+              <w:spacing w:after="0"/>
+            </w:pPr>
+            <w:r>
+              <w:rPr>
+                <w:rFonts w:ascii="Consolas" w:hAnsi="Consolas"/>
+                <w:sz w:val="18"/>
+              </w:rPr>
+              <w:t>NetDevice.register(context, msisdn, userType = "general") { ok, error -&gt; }  // key, registration, retry, sdk-link</w:t>
+            </w:r>
+          </w:p>
+          <w:p>
+            <w:pPr>
+              <w:spacing w:after="0"/>
+            </w:pPr>
+            <w:r>
+              <w:rPr>
+                <w:rFonts w:ascii="Consolas" w:hAnsi="Consolas"/>
+                <w:sz w:val="18"/>
+              </w:rPr>
+              <w:t>NetDevice.isRegistered(context); NetDevice.number(context)</w:t>
+            </w:r>
+          </w:p>
+          <w:p>
+            <w:pPr>
+              <w:spacing w:after="0"/>
+            </w:pPr>
+            <w:r>
+              <w:rPr>
+                <w:rFonts w:ascii="Consolas" w:hAnsi="Consolas"/>
+                <w:sz w:val="18"/>
+              </w:rPr>
+              <w:t>NetDevice.sendNumberCode(context); NetDevice.confirmNumberCode(context, code)  // blocking</w:t>
+            </w:r>
+          </w:p>
+          <w:p>
+            <w:pPr>
+              <w:spacing w:after="0"/>
+            </w:pPr>
+            <w:r>
+              <w:rPr>
+                <w:rFonts w:ascii="Consolas" w:hAnsi="Consolas"/>
+                <w:sz w:val="18"/>
+              </w:rPr>
+              <w:t>NetDevice.setOnRegistered { ctx -&gt; /* e.g. upload the push token */ }</w:t>
+            </w:r>
+          </w:p>
+          <w:p>
+            <w:pPr>
+              <w:spacing w:after="0"/>
+            </w:pPr>
+            <w:r>
+              <w:rPr>
+                <w:rFonts w:ascii="Consolas" w:hAnsi="Consolas"/>
+                <w:sz w:val="18"/>
+              </w:rPr>
+              <w:t>SpeedTest.runOnMobileData(context, fallback = false); SpeedTest.runOnWifi(context)  // blocking</w:t>
+            </w:r>
+          </w:p>
+          <w:p>
+            <w:pPr>
+              <w:spacing w:after="0"/>
+            </w:pPr>
+            <w:r>
+              <w:rPr>
+                <w:rFonts w:ascii="Consolas" w:hAnsi="Consolas"/>
+                <w:sz w:val="18"/>
+              </w:rPr>
+              <w:t>NetProblem.send(context, category, note)   // blocking; reading + speed test + report</w:t>
+            </w:r>
+          </w:p>
+          <w:p>
+            <w:pPr>
+              <w:spacing w:after="0"/>
+            </w:pPr>
+            <w:r>
+              <w:rPr>
+                <w:rFonts w:ascii="Consolas" w:hAnsi="Consolas"/>
+                <w:sz w:val="18"/>
+              </w:rPr>
+              <w:t>ProblemHints.explain(sample, speed)        // the on-phone likely cause</w:t>
+            </w:r>
+          </w:p>
+          <w:p>
+            <w:pPr>
+              <w:spacing w:after="0"/>
+            </w:pPr>
+            <w:r>
+              <w:rPr>
+                <w:rFonts w:ascii="Consolas" w:hAnsi="Consolas"/>
+                <w:sz w:val="18"/>
+              </w:rPr>
+              <w:t>DeviceApi.*                                // the raw device endpoints</w:t>
+            </w:r>
+          </w:p>
+        </w:tc>
+      </w:tr>
+    </w:tbl>
+    <w:p/>
+    <w:p>
+      <w:r>
+        <w:t xml:space="preserve">The server address comes from </w:t>
+      </w:r>
+      <w:r>
+        <w:rPr>
+          <w:rFonts w:ascii="Consolas" w:hAnsi="Consolas"/>
+          <w:sz w:val="20"/>
+        </w:rPr>
+        <w:t>TelemetryConfig.deviceApiUrl</w:t>
+      </w:r>
+      <w:r>
+        <w:t xml:space="preserve">, or from </w:t>
+      </w:r>
+      <w:r>
+        <w:rPr>
+          <w:rFonts w:ascii="Consolas" w:hAnsi="Consolas"/>
+          <w:sz w:val="20"/>
+        </w:rPr>
+        <w:t>endpointUrl</w:t>
+      </w:r>
+      <w:r>
+        <w:t xml:space="preserve"> when that is null. The SDK signs its own uploads once the phone is registered (a provider in its manifest installs the signer), so a host app needs no setup for that. The stored state and the key alias are the ones the reference app used, so phones registered with an older build stay registered.</w:t>
+      </w:r>
+    </w:p>
+    <w:p>
+      <w:r>
+        <w:rPr>
+          <w:b/>
+        </w:rPr>
+        <w:t>Built for Android (16 October 2026):</w:t>
+      </w:r>
+      <w:r>
+        <w:t xml:space="preserve"> </w:t>
+      </w:r>
+      <w:r>
+        <w:rPr>
+          <w:rFonts w:ascii="Consolas" w:hAnsi="Consolas"/>
+          <w:sz w:val="20"/>
+        </w:rPr>
+        <w:t>flutter/ntc_telemetry</w:t>
+      </w:r>
+      <w:r>
+        <w:t xml:space="preserve"> in the mobile project, version 1.1.0, with its own README for the app team. It carries the SDK as a library package in </w:t>
+      </w:r>
+      <w:r>
+        <w:rPr>
+          <w:rFonts w:ascii="Consolas" w:hAnsi="Consolas"/>
+          <w:sz w:val="20"/>
+        </w:rPr>
+        <w:t>android/sdk-repo</w:t>
+      </w:r>
+      <w:r>
+        <w:t xml:space="preserve">, so the app needs no Gradle change. </w:t>
+      </w:r>
+      <w:r>
+        <w:rPr>
+          <w:rFonts w:ascii="Consolas" w:hAnsi="Consolas"/>
+          <w:sz w:val="20"/>
+        </w:rPr>
+        <w:t>init</w:t>
+      </w:r>
+      <w:r>
+        <w:t xml:space="preserve"> saves its settings and a start-up provider sets the SDK up again whenever Android starts the app in the background. The SDK and plugin install on Android 7.0 (API 24), as the Nepal Telecom app does, but work only on Android 8.0 and newer: below that </w:t>
+      </w:r>
+      <w:r>
+        <w:rPr>
+          <w:rFonts w:ascii="Consolas" w:hAnsi="Consolas"/>
+          <w:sz w:val="20"/>
+        </w:rPr>
+        <w:t>NetTelemetry.isSupported()</w:t>
+      </w:r>
+      <w:r>
+        <w:t xml:space="preserve"> is false, nothing is scheduled, and the plugin's calls answer </w:t>
+      </w:r>
+      <w:r>
+        <w:rPr>
+          <w:rFonts w:ascii="Consolas" w:hAnsi="Consolas"/>
+          <w:sz w:val="20"/>
+        </w:rPr>
+        <w:t>unsupported</w:t>
+      </w:r>
+      <w:r>
+        <w:t xml:space="preserve"> (</w:t>
+      </w:r>
+      <w:r>
+        <w:rPr>
+          <w:rFonts w:ascii="Consolas" w:hAnsi="Consolas"/>
+          <w:sz w:val="20"/>
+        </w:rPr>
+        <w:t>NtcTelemetry.supportedOnThisPhone()</w:t>
+      </w:r>
+      <w:r>
+        <w:t xml:space="preserve"> tells the app to hide its screens). The SDK now also declares approximate location next to precise location; Android 12+ expects both in one runtime request. Tested: Dart calls against a stand-in for the Android side, and the example app builds with every component merged. Not yet run on a phone.</w:t>
+      </w:r>
+    </w:p>
+    <w:p>
+      <w:r>
+        <w:rPr>
+          <w:b/>
+        </w:rPr>
+        <w:t>Plugin layout as first planned</w:t>
+      </w:r>
+      <w:r>
+        <w:t xml:space="preserve"> (one Flutter package, </w:t>
+      </w:r>
+      <w:r>
+        <w:rPr>
+          <w:rFonts w:ascii="Consolas" w:hAnsi="Consolas"/>
+          <w:sz w:val="20"/>
+        </w:rPr>
+        <w:t>ntc_telemetry</w:t>
+      </w:r>
+      <w:r>
+        <w:t>; the iOS part is not built)</w:t>
+      </w:r>
+    </w:p>
+    <w:p>
+      <w:pPr>
+        <w:pStyle w:val="ListBullet"/>
+      </w:pPr>
+      <w:r>
+        <w:rPr>
+          <w:rFonts w:ascii="Consolas" w:hAnsi="Consolas"/>
+          <w:sz w:val="20"/>
+        </w:rPr>
+        <w:t>lib/ntc_telemetry.dart</w:t>
+      </w:r>
+      <w:r>
+        <w:t>: the Dart calls below, over a method channel and an event channel for live readings.</w:t>
+      </w:r>
+    </w:p>
+    <w:p>
+      <w:pPr>
+        <w:pStyle w:val="ListBullet"/>
+      </w:pPr>
+      <w:r>
+        <w:rPr>
+          <w:rFonts w:ascii="Consolas" w:hAnsi="Consolas"/>
+          <w:sz w:val="20"/>
+        </w:rPr>
+        <w:t>android/</w:t>
+      </w:r>
+      <w:r>
+        <w:t xml:space="preserve">: Kotlin, depends on the SDK </w:t>
+      </w:r>
+      <w:r>
+        <w:rPr>
+          <w:rFonts w:ascii="Consolas" w:hAnsi="Consolas"/>
+          <w:sz w:val="20"/>
+        </w:rPr>
+        <w:t>.aar</w:t>
+      </w:r>
+      <w:r>
+        <w:t>, forwards each call.</w:t>
+      </w:r>
+    </w:p>
+    <w:p>
+      <w:pPr>
+        <w:pStyle w:val="ListBullet"/>
+      </w:pPr>
+      <w:r>
+        <w:rPr>
+          <w:rFonts w:ascii="Consolas" w:hAnsi="Consolas"/>
+          <w:sz w:val="20"/>
+        </w:rPr>
+        <w:t>ios/</w:t>
+      </w:r>
+      <w:r>
+        <w:t>: Swift. Location (Core Location), network type (Core Telephony), speed test (</w:t>
+      </w:r>
+      <w:r>
+        <w:rPr>
+          <w:rFonts w:ascii="Consolas" w:hAnsi="Consolas"/>
+          <w:sz w:val="20"/>
+        </w:rPr>
+        <w:t>URLSession</w:t>
+      </w:r>
+      <w:r>
+        <w:t xml:space="preserve"> limited to cellular), key and signing (Secure Enclave, CryptoKit), App Attest, upload queue. Same endpoints and request body as Android.</w:t>
+      </w:r>
+    </w:p>
+    <w:p>
+      <w:pPr>
+        <w:pStyle w:val="ListBullet"/>
+      </w:pPr>
+      <w:r>
+        <w:rPr>
+          <w:rFonts w:ascii="Consolas" w:hAnsi="Consolas"/>
+          <w:sz w:val="20"/>
+        </w:rPr>
+        <w:t>example/</w:t>
+      </w:r>
+      <w:r>
+        <w:t>: a small app to test the plugin by itself.</w:t>
+      </w:r>
+    </w:p>
+    <w:tbl>
+      <w:tblPr>
+        <w:tblStyle w:val="TableGrid"/>
+        <w:tblW w:type="auto" w:w="0"/>
+        <w:tblLook w:firstColumn="1" w:firstRow="1" w:lastColumn="0" w:lastRow="0" w:noHBand="0" w:noVBand="1" w:val="04A0"/>
+      </w:tblPr>
+      <w:tblGrid>
+        <w:gridCol w:w="8640"/>
+      </w:tblGrid>
+      <w:tr>
+        <w:tc>
+          <w:tcPr>
+            <w:tcW w:type="dxa" w:w="8640"/>
+            <w:shd w:val="clear" w:color="auto" w:fill="F1F4F8"/>
+          </w:tcPr>
+          <w:p>
+            <w:pPr>
+              <w:spacing w:after="0"/>
+            </w:pPr>
+            <w:r>
+              <w:rPr>
+                <w:rFonts w:ascii="Consolas" w:hAnsi="Consolas"/>
+                <w:sz w:val="18"/>
+              </w:rPr>
+              <w:t>await NtcTelemetry.init(endpoint: '...', apiKey: null);  // key-less once signed uploads are required</w:t>
+            </w:r>
+          </w:p>
+          <w:p>
+            <w:pPr>
+              <w:spacing w:after="0"/>
+            </w:pPr>
+            <w:r>
+              <w:rPr>
+                <w:rFonts w:ascii="Consolas" w:hAnsi="Consolas"/>
+                <w:sz w:val="18"/>
+              </w:rPr>
+              <w:t>await NtcTelemetry.register(msisdn: '98XXXXXXXX');</w:t>
+            </w:r>
+          </w:p>
+          <w:p>
+            <w:pPr>
+              <w:spacing w:after="0"/>
+            </w:pPr>
+            <w:r>
+              <w:rPr>
+                <w:rFonts w:ascii="Consolas" w:hAnsi="Consolas"/>
+                <w:sz w:val="18"/>
+              </w:rPr>
+              <w:t>await NtcTelemetry.sendNumberCode(); await NtcTelemetry.confirmNumberCode('123456');</w:t>
+            </w:r>
+          </w:p>
+          <w:p>
+            <w:pPr>
+              <w:spacing w:after="0"/>
+            </w:pPr>
+            <w:r>
+              <w:rPr>
+                <w:rFonts w:ascii="Consolas" w:hAnsi="Consolas"/>
+                <w:sz w:val="18"/>
+              </w:rPr>
+              <w:t>await NtcTelemetry.startShare(minutes: 60); await NtcTelemetry.stopShare();</w:t>
+            </w:r>
+          </w:p>
+          <w:p>
+            <w:pPr>
+              <w:spacing w:after="0"/>
+            </w:pPr>
+            <w:r>
+              <w:rPr>
+                <w:rFonts w:ascii="Consolas" w:hAnsi="Consolas"/>
+                <w:sz w:val="18"/>
+              </w:rPr>
+              <w:t>await NtcTelemetry.startDriveTest(share: true); await NtcTelemetry.stopDriveTest();</w:t>
+            </w:r>
+          </w:p>
+          <w:p>
+            <w:pPr>
+              <w:spacing w:after="0"/>
+            </w:pPr>
+            <w:r>
+              <w:rPr>
+                <w:rFonts w:ascii="Consolas" w:hAnsi="Consolas"/>
+                <w:sz w:val="18"/>
+              </w:rPr>
+              <w:t>final r = await NtcTelemetry.speedTest(bearer: Bearer.mobile);</w:t>
+            </w:r>
+          </w:p>
+          <w:p>
+            <w:pPr>
+              <w:spacing w:after="0"/>
+            </w:pPr>
+            <w:r>
+              <w:rPr>
+                <w:rFonts w:ascii="Consolas" w:hAnsi="Consolas"/>
+                <w:sz w:val="18"/>
+              </w:rPr>
+              <w:t>final p = await NtcTelemetry.reportProblem(category: 'slow_data', note: '...');</w:t>
+            </w:r>
+          </w:p>
+          <w:p>
+            <w:pPr>
+              <w:spacing w:after="0"/>
+            </w:pPr>
+            <w:r>
+              <w:rPr>
+                <w:rFonts w:ascii="Consolas" w:hAnsi="Consolas"/>
+                <w:sz w:val="18"/>
+              </w:rPr>
+              <w:t>NtcTelemetry.liveReadings.listen((s) { /* null signal fields on iOS */ });</w:t>
+            </w:r>
+          </w:p>
+          <w:p>
+            <w:pPr>
+              <w:spacing w:after="0"/>
+            </w:pPr>
+            <w:r>
+              <w:rPr>
+                <w:rFonts w:ascii="Consolas" w:hAnsi="Consolas"/>
+                <w:sz w:val="18"/>
+              </w:rPr>
+              <w:t>final caps = await NtcTelemetry.capabilities();  // what this platform supports</w:t>
+            </w:r>
+          </w:p>
+        </w:tc>
+      </w:tr>
+    </w:tbl>
+    <w:p/>
+    <w:p>
+      <w:r>
+        <w:rPr>
+          <w:rFonts w:ascii="Consolas" w:hAnsi="Consolas"/>
+          <w:sz w:val="20"/>
+        </w:rPr>
+        <w:t>capabilities()</w:t>
+      </w:r>
+      <w:r>
+        <w:t xml:space="preserve"> lets the app hide what a platform cannot do, rather than the app checking for iOS itself.</w:t>
+      </w:r>
+    </w:p>
+    <w:p>
+      <w:r>
+        <w:rPr>
+          <w:b/>
+        </w:rPr>
+        <w:t>Where it fits in the customer app.</w:t>
+      </w:r>
+      <w:r>
+        <w:t xml:space="preserve"> The app already has a complaint screen; "Report a problem" can sit there and send the reading and a speed test with the complaint. The app's own login knows the customer's number, which can feed </w:t>
+      </w:r>
+      <w:r>
+        <w:rPr>
+          <w:rFonts w:ascii="Consolas" w:hAnsi="Consolas"/>
+          <w:sz w:val="20"/>
+        </w:rPr>
+        <w:t>register</w:t>
+      </w:r>
+      <w:r>
+        <w:t xml:space="preserve"> (SMS verification still proves it on the phone).</w:t>
+      </w:r>
+    </w:p>
+    <w:p>
+      <w:r>
+        <w:rPr>
+          <w:b/>
+        </w:rPr>
+        <w:t>Building.</w:t>
+      </w:r>
+      <w:r>
+        <w:t xml:space="preserve"> The Android side builds on any PC with the Flutter SDK. The iOS side needs a Mac with Xcode (or a hosted macOS build service) and NTC's Apple developer account for signing, App Attest and push.</w:t>
+      </w:r>
+    </w:p>
+    <w:p>
+      <w:pPr>
+        <w:pStyle w:val="Heading1"/>
+      </w:pPr>
+      <w:r>
+        <w:t>15. What is open</w:t>
+      </w:r>
+    </w:p>
+    <w:tbl>
+      <w:tblPr>
+        <w:tblStyle w:val="TableGrid"/>
+        <w:tblW w:type="auto" w:w="0"/>
+        <w:jc w:val="center"/>
+        <w:tblLook w:firstColumn="1" w:firstRow="1" w:lastColumn="0" w:lastRow="0" w:noHBand="0" w:noVBand="1" w:val="04A0"/>
+      </w:tblPr>
+      <w:tblGrid>
+        <w:gridCol w:w="2880"/>
+        <w:gridCol w:w="2880"/>
+        <w:gridCol w:w="2880"/>
+      </w:tblGrid>
+      <w:tr>
+        <w:tc>
+          <w:tcPr>
+            <w:tcW w:type="dxa" w:w="2880"/>
+            <w:shd w:val="clear" w:color="auto" w:fill="0B1626"/>
+          </w:tcPr>
+          <w:p>
+            <w:r>
+              <w:rPr>
+                <w:b/>
+                <w:color w:val="FFFFFF"/>
+                <w:sz w:val="19"/>
+              </w:rPr>
+              <w:t>Item</w:t>
+            </w:r>
+          </w:p>
+        </w:tc>
+        <w:tc>
+          <w:tcPr>
+            <w:tcW w:type="dxa" w:w="2880"/>
+            <w:shd w:val="clear" w:color="auto" w:fill="0B1626"/>
+          </w:tcPr>
+          <w:p>
+            <w:r>
+              <w:rPr>
+                <w:b/>
+                <w:color w:val="FFFFFF"/>
+                <w:sz w:val="19"/>
+              </w:rPr>
+              <w:t>Who</w:t>
+            </w:r>
+          </w:p>
+        </w:tc>
+        <w:tc>
+          <w:tcPr>
+            <w:tcW w:type="dxa" w:w="2880"/>
+            <w:shd w:val="clear" w:color="auto" w:fill="0B1626"/>
+          </w:tcPr>
+          <w:p>
+            <w:r>
+              <w:rPr>
+                <w:b/>
+                <w:color w:val="FFFFFF"/>
+                <w:sz w:val="19"/>
+              </w:rPr>
+              <w:t>Why it matters</w:t>
+            </w:r>
+          </w:p>
+        </w:tc>
+      </w:tr>
+      <w:tr>
+        <w:tc>
+          <w:tcPr>
+            <w:tcW w:type="dxa" w:w="2880"/>
+          </w:tcPr>
+          <w:p>
+            <w:r>
+              <w:rPr>
+                <w:sz w:val="19"/>
+              </w:rPr>
+              <w:t>Carrier-privileged status for the app</w:t>
+            </w:r>
+          </w:p>
+        </w:tc>
+        <w:tc>
+          <w:tcPr>
+            <w:tcW w:type="dxa" w:w="2880"/>
+          </w:tcPr>
+          <w:p>
+            <w:r>
+              <w:rPr>
+                <w:sz w:val="19"/>
+              </w:rPr>
+              <w:t>NTC, app team</w:t>
+            </w:r>
+          </w:p>
+        </w:tc>
+        <w:tc>
+          <w:tcPr>
+            <w:tcW w:type="dxa" w:w="2880"/>
+          </w:tcPr>
+          <w:p>
+            <w:r>
+              <w:rPr>
+                <w:sz w:val="19"/>
+              </w:rPr>
+              <w:t>Read the number from the SIM; read IMEI; measure call quality</w:t>
+            </w:r>
+          </w:p>
+        </w:tc>
+      </w:tr>
+      <w:tr>
+        <w:tc>
+          <w:tcPr>
+            <w:tcW w:type="dxa" w:w="2880"/>
+            <w:shd w:val="clear" w:color="auto" w:fill="EEF2F7"/>
+          </w:tcPr>
+          <w:p>
+            <w:r>
+              <w:rPr>
+                <w:sz w:val="19"/>
+              </w:rPr>
+              <w:t>Play Integrity at registration</w:t>
+            </w:r>
+          </w:p>
+        </w:tc>
+        <w:tc>
+          <w:tcPr>
+            <w:tcW w:type="dxa" w:w="2880"/>
+            <w:shd w:val="clear" w:color="auto" w:fill="EEF2F7"/>
+          </w:tcPr>
+          <w:p>
+            <w:r>
+              <w:rPr>
+                <w:sz w:val="19"/>
+              </w:rPr>
+              <w:t>App team, with the Google Cloud project</w:t>
+            </w:r>
+          </w:p>
+        </w:tc>
+        <w:tc>
+          <w:tcPr>
+            <w:tcW w:type="dxa" w:w="2880"/>
+            <w:shd w:val="clear" w:color="auto" w:fill="EEF2F7"/>
+          </w:tcPr>
+          <w:p>
+            <w:r>
+              <w:rPr>
+                <w:sz w:val="19"/>
+              </w:rPr>
+              <w:t>A copied or modified app can register today. The server check exists and is switched off</w:t>
+            </w:r>
+          </w:p>
+        </w:tc>
+      </w:tr>
+      <w:tr>
+        <w:tc>
+          <w:tcPr>
+            <w:tcW w:type="dxa" w:w="2880"/>
+          </w:tcPr>
+          <w:p>
+            <w:r>
+              <w:rPr>
+                <w:sz w:val="19"/>
+              </w:rPr>
+              <w:t>Retire the shared key</w:t>
+            </w:r>
+          </w:p>
+        </w:tc>
+        <w:tc>
+          <w:tcPr>
+            <w:tcW w:type="dxa" w:w="2880"/>
+          </w:tcPr>
+          <w:p>
+            <w:r>
+              <w:rPr>
+                <w:sz w:val="19"/>
+              </w:rPr>
+              <w:t>App team, Puru</w:t>
+            </w:r>
+          </w:p>
+        </w:tc>
+        <w:tc>
+          <w:tcPr>
+            <w:tcW w:type="dxa" w:w="2880"/>
+          </w:tcPr>
+          <w:p>
+            <w:r>
+              <w:rPr>
+                <w:sz w:val="19"/>
+              </w:rPr>
+              <w:t xml:space="preserve">Registered phones sign every upload and rescue request. Unregistered phones still use the shared key, which is in the APK. The server refuses rescue enrolment with it after </w:t>
+            </w:r>
+            <w:r>
+              <w:rPr>
+                <w:rFonts w:ascii="Consolas" w:hAnsi="Consolas"/>
+                <w:sz w:val="18"/>
+              </w:rPr>
+              <w:t>RESCUE_SHARED_KEY_ACCEPTED_UNTIL</w:t>
+            </w:r>
+            <w:r>
+              <w:rPr>
+                <w:sz w:val="19"/>
+              </w:rPr>
+              <w:t xml:space="preserve">, and all uploads with it after </w:t>
+            </w:r>
+            <w:r>
+              <w:rPr>
+                <w:rFonts w:ascii="Consolas" w:hAnsi="Consolas"/>
+                <w:sz w:val="18"/>
+              </w:rPr>
+              <w:t>TELEMETRY_SHARED_KEY_ACCEPTED_UNTIL</w:t>
+            </w:r>
+            <w:r>
+              <w:rPr>
+                <w:sz w:val="19"/>
+              </w:rPr>
+              <w:t xml:space="preserve"> (not set; to be chosen from </w:t>
+            </w:r>
+            <w:r>
+              <w:rPr>
+                <w:rFonts w:ascii="Consolas" w:hAnsi="Consolas"/>
+                <w:sz w:val="18"/>
+              </w:rPr>
+              <w:t>manage.py shared_key_usage</w:t>
+            </w:r>
+            <w:r>
+              <w:rPr>
+                <w:sz w:val="19"/>
+              </w:rPr>
+              <w:t xml:space="preserve"> on the live server)</w:t>
+            </w:r>
+          </w:p>
+        </w:tc>
+      </w:tr>
+      <w:tr>
+        <w:tc>
+          <w:tcPr>
+            <w:tcW w:type="dxa" w:w="2880"/>
+            <w:shd w:val="clear" w:color="auto" w:fill="EEF2F7"/>
+          </w:tcPr>
+          <w:p>
+            <w:r>
+              <w:rPr>
+                <w:sz w:val="19"/>
+              </w:rPr>
+              <w:t>Send SINR</w:t>
+            </w:r>
+          </w:p>
+        </w:tc>
+        <w:tc>
+          <w:tcPr>
+            <w:tcW w:type="dxa" w:w="2880"/>
+            <w:shd w:val="clear" w:color="auto" w:fill="EEF2F7"/>
+          </w:tcPr>
+          <w:p>
+            <w:r>
+              <w:rPr>
+                <w:sz w:val="19"/>
+              </w:rPr>
+              <w:t>App team</w:t>
+            </w:r>
+          </w:p>
+        </w:tc>
+        <w:tc>
+          <w:tcPr>
+            <w:tcW w:type="dxa" w:w="2880"/>
+            <w:shd w:val="clear" w:color="auto" w:fill="EEF2F7"/>
+          </w:tcPr>
+          <w:p>
+            <w:r>
+              <w:rPr>
+                <w:sz w:val="19"/>
+              </w:rPr>
+              <w:t>Filled from the overall signal reading since 19 October 2026; check on more phone models</w:t>
+            </w:r>
+          </w:p>
+        </w:tc>
+      </w:tr>
+      <w:tr>
+        <w:tc>
+          <w:tcPr>
+            <w:tcW w:type="dxa" w:w="2880"/>
+          </w:tcPr>
+          <w:p>
+            <w:r>
+              <w:rPr>
+                <w:sz w:val="19"/>
+              </w:rPr>
+              <w:t>Staff login in the app</w:t>
+            </w:r>
+          </w:p>
+        </w:tc>
+        <w:tc>
+          <w:tcPr>
+            <w:tcW w:type="dxa" w:w="2880"/>
+          </w:tcPr>
+          <w:p>
+            <w:r>
+              <w:rPr>
+                <w:sz w:val="19"/>
+              </w:rPr>
+              <w:t>App team, NTC identity team</w:t>
+            </w:r>
+          </w:p>
+        </w:tc>
+        <w:tc>
+          <w:tcPr>
+            <w:tcW w:type="dxa" w:w="2880"/>
+          </w:tcPr>
+          <w:p>
+            <w:r>
+              <w:rPr>
+                <w:sz w:val="19"/>
+              </w:rPr>
+              <w:t>"NTC employee" is a tick box. Site photos rest on registration, distance and admin review instead</w:t>
+            </w:r>
+          </w:p>
+        </w:tc>
+      </w:tr>
+      <w:tr>
+        <w:tc>
+          <w:tcPr>
+            <w:tcW w:type="dxa" w:w="2880"/>
+            <w:shd w:val="clear" w:color="auto" w:fill="EEF2F7"/>
+          </w:tcPr>
+          <w:p>
+            <w:r>
+              <w:rPr>
+                <w:sz w:val="19"/>
+              </w:rPr>
+              <w:t>Firebase project owned by NTC</w:t>
+            </w:r>
+          </w:p>
+        </w:tc>
+        <w:tc>
+          <w:tcPr>
+            <w:tcW w:type="dxa" w:w="2880"/>
+            <w:shd w:val="clear" w:color="auto" w:fill="EEF2F7"/>
+          </w:tcPr>
+          <w:p>
+            <w:r>
+              <w:rPr>
+                <w:sz w:val="19"/>
+              </w:rPr>
+              <w:t>App team</w:t>
+            </w:r>
+          </w:p>
+        </w:tc>
+        <w:tc>
+          <w:tcPr>
+            <w:tcW w:type="dxa" w:w="2880"/>
+            <w:shd w:val="clear" w:color="auto" w:fill="EEF2F7"/>
+          </w:tcPr>
+          <w:p>
+            <w:r>
+              <w:rPr>
+                <w:sz w:val="19"/>
+              </w:rPr>
+              <w:t>Push for reading requests and location requests</w:t>
+            </w:r>
+          </w:p>
+        </w:tc>
+      </w:tr>
+      <w:tr>
+        <w:tc>
+          <w:tcPr>
+            <w:tcW w:type="dxa" w:w="2880"/>
+          </w:tcPr>
+          <w:p>
+            <w:r>
+              <w:rPr>
+                <w:sz w:val="19"/>
+              </w:rPr>
+              <w:t>Public route to the device API</w:t>
+            </w:r>
+          </w:p>
+        </w:tc>
+        <w:tc>
+          <w:tcPr>
+            <w:tcW w:type="dxa" w:w="2880"/>
+          </w:tcPr>
+          <w:p>
+            <w:r>
+              <w:rPr>
+                <w:sz w:val="19"/>
+              </w:rPr>
+              <w:t>NTC network team</w:t>
+            </w:r>
+          </w:p>
+        </w:tc>
+        <w:tc>
+          <w:tcPr>
+            <w:tcW w:type="dxa" w:w="2880"/>
+          </w:tcPr>
+          <w:p>
+            <w:r>
+              <w:rPr>
+                <w:sz w:val="19"/>
+              </w:rPr>
+              <w:t>The live server is reachable only inside NTC or over VPN</w:t>
+            </w:r>
+          </w:p>
+        </w:tc>
+      </w:tr>
+      <w:tr>
+        <w:tc>
+          <w:tcPr>
+            <w:tcW w:type="dxa" w:w="2880"/>
+            <w:shd w:val="clear" w:color="auto" w:fill="EEF2F7"/>
+          </w:tcPr>
+          <w:p>
+            <w:r>
+              <w:rPr>
+                <w:sz w:val="19"/>
+              </w:rPr>
+              <w:t>Push end to end on the live server</w:t>
+            </w:r>
+          </w:p>
+        </w:tc>
+        <w:tc>
+          <w:tcPr>
+            <w:tcW w:type="dxa" w:w="2880"/>
+            <w:shd w:val="clear" w:color="auto" w:fill="EEF2F7"/>
+          </w:tcPr>
+          <w:p>
+            <w:r>
+              <w:rPr>
+                <w:sz w:val="19"/>
+              </w:rPr>
+              <w:t>Puru</w:t>
+            </w:r>
+          </w:p>
+        </w:tc>
+        <w:tc>
+          <w:tcPr>
+            <w:tcW w:type="dxa" w:w="2880"/>
+            <w:shd w:val="clear" w:color="auto" w:fill="EEF2F7"/>
+          </w:tcPr>
+          <w:p>
+            <w:r>
+              <w:rPr>
+                <w:sz w:val="19"/>
+              </w:rPr>
+              <w:t>A reading request was not delivered on 12 October 2026</w:t>
+            </w:r>
+          </w:p>
+        </w:tc>
+      </w:tr>
+      <w:tr>
+        <w:tc>
+          <w:tcPr>
+            <w:tcW w:type="dxa" w:w="2880"/>
+          </w:tcPr>
+          <w:p>
+            <w:r>
+              <w:rPr>
+                <w:sz w:val="19"/>
+              </w:rPr>
               <w:t>Publishing</w:t>
             </w:r>
           </w:p>
@@ -9126,6 +12965,91 @@
                 <w:sz w:val="19"/>
               </w:rPr>
               <w:t>The app is installed on a few test phones only</w:t>
+            </w:r>
+          </w:p>
+        </w:tc>
+      </w:tr>
+      <w:tr>
+        <w:tc>
+          <w:tcPr>
+            <w:tcW w:type="dxa" w:w="2880"/>
+            <w:shd w:val="clear" w:color="auto" w:fill="EEF2F7"/>
+          </w:tcPr>
+          <w:p>
+            <w:r>
+              <w:rPr>
+                <w:sz w:val="19"/>
+              </w:rPr>
+              <w:t>Flutter plugin for the Nepal Telecom app (section 14.6)</w:t>
+            </w:r>
+          </w:p>
+        </w:tc>
+        <w:tc>
+          <w:tcPr>
+            <w:tcW w:type="dxa" w:w="2880"/>
+            <w:shd w:val="clear" w:color="auto" w:fill="EEF2F7"/>
+          </w:tcPr>
+          <w:p>
+            <w:r>
+              <w:rPr>
+                <w:sz w:val="19"/>
+              </w:rPr>
+              <w:t>App team, Puru</w:t>
+            </w:r>
+          </w:p>
+        </w:tc>
+        <w:tc>
+          <w:tcPr>
+            <w:tcW w:type="dxa" w:w="2880"/>
+            <w:shd w:val="clear" w:color="auto" w:fill="EEF2F7"/>
+          </w:tcPr>
+          <w:p>
+            <w:r>
+              <w:rPr>
+                <w:sz w:val="19"/>
+              </w:rPr>
+              <w:t>Brings telemetry to the customer app on both platforms without a rewrite</w:t>
+            </w:r>
+          </w:p>
+        </w:tc>
+      </w:tr>
+      <w:tr>
+        <w:tc>
+          <w:tcPr>
+            <w:tcW w:type="dxa" w:w="2880"/>
+          </w:tcPr>
+          <w:p>
+            <w:r>
+              <w:rPr>
+                <w:sz w:val="19"/>
+              </w:rPr>
+              <w:t>Mac, Xcode and NTC's Apple developer account</w:t>
+            </w:r>
+          </w:p>
+        </w:tc>
+        <w:tc>
+          <w:tcPr>
+            <w:tcW w:type="dxa" w:w="2880"/>
+          </w:tcPr>
+          <w:p>
+            <w:r>
+              <w:rPr>
+                <w:sz w:val="19"/>
+              </w:rPr>
+              <w:t>NTC</w:t>
+            </w:r>
+          </w:p>
+        </w:tc>
+        <w:tc>
+          <w:tcPr>
+            <w:tcW w:type="dxa" w:w="2880"/>
+          </w:tcPr>
+          <w:p>
+            <w:r>
+              <w:rPr>
+                <w:sz w:val="19"/>
+              </w:rPr>
+              <w:t>Needed to build, sign and test the iOS side</w:t>
             </w:r>
           </w:p>
         </w:tc>
@@ -9142,7 +13066,7 @@
     </w:p>
     <w:p>
       <w:r>
-        <w:t>Server, keys, and whether data is arriving: Puru. This document describes the server as of 13 October 2026. If something here disagrees with what the server returns, the server is right; please report the difference.</w:t>
+        <w:t>Server, keys, and whether data is arriving: Puru. This document describes the server as of 24 October 2026. If something here disagrees with what the server returns, the server is right; please report the difference.</w:t>
       </w:r>
     </w:p>
     <w:sectPr>

--- a/docs/DT-WATCH_Telemetry_Pipeline_Mobile_Handoff.docx
+++ b/docs/DT-WATCH_Telemetry_Pipeline_Mobile_Handoff.docx
@@ -3340,7 +3340,7 @@
                 <w:rFonts w:ascii="Consolas" w:hAnsi="Consolas"/>
                 <w:sz w:val="18"/>
               </w:rPr>
-              <w:t>tac</w:t>
+              <w:t>bandwidth_khz</w:t>
             </w:r>
           </w:p>
         </w:tc>
@@ -3366,7 +3366,20 @@
               <w:rPr>
                 <w:sz w:val="19"/>
               </w:rPr>
-              <w:t>Tracking area code, or location area code on 2G and 3G</w:t>
+              <w:t>Channel bandwidth of the serving 4G cell in kHz (</w:t>
+            </w:r>
+            <w:r>
+              <w:rPr>
+                <w:rFonts w:ascii="Consolas" w:hAnsi="Consolas"/>
+                <w:sz w:val="18"/>
+              </w:rPr>
+              <w:t>CellIdentityLte.getBandwidth()</w:t>
+            </w:r>
+            <w:r>
+              <w:rPr>
+                <w:sz w:val="19"/>
+              </w:rPr>
+              <w:t>, Android 9 and later): 1400, 3000, 5000, 10000, 15000 or 20000. Leave it out when the phone gives none. Added 2026-10-27</w:t>
             </w:r>
           </w:p>
         </w:tc>
@@ -3383,23 +3396,95 @@
                 <w:rFonts w:ascii="Consolas" w:hAnsi="Consolas"/>
                 <w:sz w:val="18"/>
               </w:rPr>
-              <w:t>mcc</w:t>
-            </w:r>
-            <w:r>
-              <w:rPr>
-                <w:sz w:val="19"/>
-              </w:rPr>
-              <w:t xml:space="preserve">, </w:t>
+              <w:t>cell_bandwidths_khz</w:t>
+            </w:r>
+          </w:p>
+        </w:tc>
+        <w:tc>
+          <w:tcPr>
+            <w:tcW w:type="dxa" w:w="2880"/>
+            <w:shd w:val="clear" w:color="auto" w:fill="EEF2F7"/>
+          </w:tcPr>
+          <w:p>
+            <w:r>
+              <w:rPr>
+                <w:sz w:val="19"/>
+              </w:rPr>
+              <w:t>array of integers</w:t>
+            </w:r>
+          </w:p>
+        </w:tc>
+        <w:tc>
+          <w:tcPr>
+            <w:tcW w:type="dxa" w:w="2880"/>
+            <w:shd w:val="clear" w:color="auto" w:fill="EEF2F7"/>
+          </w:tcPr>
+          <w:p>
+            <w:r>
+              <w:rPr>
+                <w:sz w:val="19"/>
+              </w:rPr>
+              <w:t>Bandwidth of every carrier in use, primary first, in kHz (</w:t>
             </w:r>
             <w:r>
               <w:rPr>
                 <w:rFonts w:ascii="Consolas" w:hAnsi="Consolas"/>
                 <w:sz w:val="18"/>
               </w:rPr>
-              <w:t>mnc</w:t>
-            </w:r>
-          </w:p>
-        </w:tc>
+              <w:t>ServiceState.getCellBandwidths()</w:t>
+            </w:r>
+            <w:r>
+              <w:rPr>
+                <w:sz w:val="19"/>
+              </w:rPr>
+              <w:t>, Android 9 and later, needs phone-state permission). More than one value means carrier aggregation, or 4G and 5G together. Added 2026-10-27</w:t>
+            </w:r>
+          </w:p>
+        </w:tc>
+      </w:tr>
+      <w:tr>
+        <w:tc>
+          <w:tcPr>
+            <w:tcW w:type="dxa" w:w="2880"/>
+          </w:tcPr>
+          <w:p>
+            <w:r>
+              <w:rPr>
+                <w:rFonts w:ascii="Consolas" w:hAnsi="Consolas"/>
+                <w:sz w:val="18"/>
+              </w:rPr>
+              <w:t>tac</w:t>
+            </w:r>
+          </w:p>
+        </w:tc>
+        <w:tc>
+          <w:tcPr>
+            <w:tcW w:type="dxa" w:w="2880"/>
+          </w:tcPr>
+          <w:p>
+            <w:r>
+              <w:rPr>
+                <w:sz w:val="19"/>
+              </w:rPr>
+              <w:t>integer</w:t>
+            </w:r>
+          </w:p>
+        </w:tc>
+        <w:tc>
+          <w:tcPr>
+            <w:tcW w:type="dxa" w:w="2880"/>
+          </w:tcPr>
+          <w:p>
+            <w:r>
+              <w:rPr>
+                <w:sz w:val="19"/>
+              </w:rPr>
+              <w:t>Tracking area code, or location area code on 2G and 3G</w:t>
+            </w:r>
+          </w:p>
+        </w:tc>
+      </w:tr>
+      <w:tr>
         <w:tc>
           <w:tcPr>
             <w:tcW w:type="dxa" w:w="2880"/>
@@ -3408,9 +3493,23 @@
           <w:p>
             <w:r>
               <w:rPr>
-                <w:sz w:val="19"/>
-              </w:rPr>
-              <w:t>string</w:t>
+                <w:rFonts w:ascii="Consolas" w:hAnsi="Consolas"/>
+                <w:sz w:val="18"/>
+              </w:rPr>
+              <w:t>mcc</w:t>
+            </w:r>
+            <w:r>
+              <w:rPr>
+                <w:sz w:val="19"/>
+              </w:rPr>
+              <w:t xml:space="preserve">, </w:t>
+            </w:r>
+            <w:r>
+              <w:rPr>
+                <w:rFonts w:ascii="Consolas" w:hAnsi="Consolas"/>
+                <w:sz w:val="18"/>
+              </w:rPr>
+              <w:t>mnc</w:t>
             </w:r>
           </w:p>
         </w:tc>
@@ -3424,6 +3523,20 @@
               <w:rPr>
                 <w:sz w:val="19"/>
               </w:rPr>
+              <w:t>string</w:t>
+            </w:r>
+          </w:p>
+        </w:tc>
+        <w:tc>
+          <w:tcPr>
+            <w:tcW w:type="dxa" w:w="2880"/>
+            <w:shd w:val="clear" w:color="auto" w:fill="EEF2F7"/>
+          </w:tcPr>
+          <w:p>
+            <w:r>
+              <w:rPr>
+                <w:sz w:val="19"/>
+              </w:rPr>
               <w:t xml:space="preserve">For example </w:t>
             </w:r>
             <w:r>
@@ -3947,12 +4060,596 @@
                 <w:sz w:val="19"/>
               </w:rPr>
               <w:t>Up to 36 characters. Groups the readings of one drive or one share window</w:t>
+            </w:r>
+          </w:p>
+        </w:tc>
+      </w:tr>
+      <w:tr>
+        <w:tc>
+          <w:tcPr>
+            <w:tcW w:type="dxa" w:w="2880"/>
+            <w:shd w:val="clear" w:color="auto" w:fill="EEF2F7"/>
+          </w:tcPr>
+          <w:p>
+            <w:r>
+              <w:rPr>
+                <w:rFonts w:ascii="Consolas" w:hAnsi="Consolas"/>
+                <w:sz w:val="18"/>
+              </w:rPr>
+              <w:t>service_state</w:t>
+            </w:r>
+          </w:p>
+        </w:tc>
+        <w:tc>
+          <w:tcPr>
+            <w:tcW w:type="dxa" w:w="2880"/>
+            <w:shd w:val="clear" w:color="auto" w:fill="EEF2F7"/>
+          </w:tcPr>
+          <w:p>
+            <w:r>
+              <w:rPr>
+                <w:sz w:val="19"/>
+              </w:rPr>
+              <w:t>string</w:t>
+            </w:r>
+          </w:p>
+        </w:tc>
+        <w:tc>
+          <w:tcPr>
+            <w:tcW w:type="dxa" w:w="2880"/>
+            <w:shd w:val="clear" w:color="auto" w:fill="EEF2F7"/>
+          </w:tcPr>
+          <w:p>
+            <w:r>
+              <w:rPr>
+                <w:rFonts w:ascii="Consolas" w:hAnsi="Consolas"/>
+                <w:sz w:val="18"/>
+              </w:rPr>
+              <w:t>in_service</w:t>
+            </w:r>
+            <w:r>
+              <w:rPr>
+                <w:sz w:val="19"/>
+              </w:rPr>
+              <w:t xml:space="preserve">, </w:t>
+            </w:r>
+            <w:r>
+              <w:rPr>
+                <w:rFonts w:ascii="Consolas" w:hAnsi="Consolas"/>
+                <w:sz w:val="18"/>
+              </w:rPr>
+              <w:t>out_of_service</w:t>
+            </w:r>
+            <w:r>
+              <w:rPr>
+                <w:sz w:val="19"/>
+              </w:rPr>
+              <w:t xml:space="preserve">, </w:t>
+            </w:r>
+            <w:r>
+              <w:rPr>
+                <w:rFonts w:ascii="Consolas" w:hAnsi="Consolas"/>
+                <w:sz w:val="18"/>
+              </w:rPr>
+              <w:t>emergency_only</w:t>
+            </w:r>
+            <w:r>
+              <w:rPr>
+                <w:sz w:val="19"/>
+              </w:rPr>
+              <w:t xml:space="preserve"> or </w:t>
+            </w:r>
+            <w:r>
+              <w:rPr>
+                <w:rFonts w:ascii="Consolas" w:hAnsi="Consolas"/>
+                <w:sz w:val="18"/>
+              </w:rPr>
+              <w:t>radio_off</w:t>
+            </w:r>
+            <w:r>
+              <w:rPr>
+                <w:sz w:val="19"/>
+              </w:rPr>
+              <w:t xml:space="preserve">, from </w:t>
+            </w:r>
+            <w:r>
+              <w:rPr>
+                <w:rFonts w:ascii="Consolas" w:hAnsi="Consolas"/>
+                <w:sz w:val="18"/>
+              </w:rPr>
+              <w:t>TelephonyManager.getServiceState()</w:t>
+            </w:r>
+            <w:r>
+              <w:rPr>
+                <w:sz w:val="19"/>
+              </w:rPr>
+              <w:t xml:space="preserve"> (phone-state permission, no location). Added 2026-10-26</w:t>
+            </w:r>
+          </w:p>
+        </w:tc>
+      </w:tr>
+      <w:tr>
+        <w:tc>
+          <w:tcPr>
+            <w:tcW w:type="dxa" w:w="2880"/>
+          </w:tcPr>
+          <w:p>
+            <w:r>
+              <w:rPr>
+                <w:rFonts w:ascii="Consolas" w:hAnsi="Consolas"/>
+                <w:sz w:val="18"/>
+              </w:rPr>
+              <w:t>cell_info_status</w:t>
+            </w:r>
+          </w:p>
+        </w:tc>
+        <w:tc>
+          <w:tcPr>
+            <w:tcW w:type="dxa" w:w="2880"/>
+          </w:tcPr>
+          <w:p>
+            <w:r>
+              <w:rPr>
+                <w:sz w:val="19"/>
+              </w:rPr>
+              <w:t>string</w:t>
+            </w:r>
+          </w:p>
+        </w:tc>
+        <w:tc>
+          <w:tcPr>
+            <w:tcW w:type="dxa" w:w="2880"/>
+          </w:tcPr>
+          <w:p>
+            <w:r>
+              <w:rPr>
+                <w:sz w:val="19"/>
+              </w:rPr>
+              <w:t xml:space="preserve">Why the cell is there or missing: </w:t>
+            </w:r>
+            <w:r>
+              <w:rPr>
+                <w:rFonts w:ascii="Consolas" w:hAnsi="Consolas"/>
+                <w:sz w:val="18"/>
+              </w:rPr>
+              <w:t>ok</w:t>
+            </w:r>
+            <w:r>
+              <w:rPr>
+                <w:sz w:val="19"/>
+              </w:rPr>
+              <w:t xml:space="preserve">, </w:t>
+            </w:r>
+            <w:r>
+              <w:rPr>
+                <w:rFonts w:ascii="Consolas" w:hAnsi="Consolas"/>
+                <w:sz w:val="18"/>
+              </w:rPr>
+              <w:t>background</w:t>
+            </w:r>
+            <w:r>
+              <w:rPr>
+                <w:sz w:val="19"/>
+              </w:rPr>
+              <w:t xml:space="preserve"> (app in the background without background location), </w:t>
+            </w:r>
+            <w:r>
+              <w:rPr>
+                <w:rFonts w:ascii="Consolas" w:hAnsi="Consolas"/>
+                <w:sz w:val="18"/>
+              </w:rPr>
+              <w:t>location_off</w:t>
+            </w:r>
+            <w:r>
+              <w:rPr>
+                <w:sz w:val="19"/>
+              </w:rPr>
+              <w:t xml:space="preserve">, </w:t>
+            </w:r>
+            <w:r>
+              <w:rPr>
+                <w:rFonts w:ascii="Consolas" w:hAnsi="Consolas"/>
+                <w:sz w:val="18"/>
+              </w:rPr>
+              <w:t>no_permission</w:t>
+            </w:r>
+            <w:r>
+              <w:rPr>
+                <w:sz w:val="19"/>
+              </w:rPr>
+              <w:t xml:space="preserve"> or </w:t>
+            </w:r>
+            <w:r>
+              <w:rPr>
+                <w:rFonts w:ascii="Consolas" w:hAnsi="Consolas"/>
+                <w:sz w:val="18"/>
+              </w:rPr>
+              <w:t>empty</w:t>
+            </w:r>
+            <w:r>
+              <w:rPr>
+                <w:sz w:val="19"/>
+              </w:rPr>
+              <w:t xml:space="preserve"> (the phone returned no cell). Added 2026-10-26</w:t>
+            </w:r>
+          </w:p>
+        </w:tc>
+      </w:tr>
+      <w:tr>
+        <w:tc>
+          <w:tcPr>
+            <w:tcW w:type="dxa" w:w="2880"/>
+            <w:shd w:val="clear" w:color="auto" w:fill="EEF2F7"/>
+          </w:tcPr>
+          <w:p>
+            <w:r>
+              <w:rPr>
+                <w:rFonts w:ascii="Consolas" w:hAnsi="Consolas"/>
+                <w:sz w:val="18"/>
+              </w:rPr>
+              <w:t>airplane_mode</w:t>
+            </w:r>
+          </w:p>
+        </w:tc>
+        <w:tc>
+          <w:tcPr>
+            <w:tcW w:type="dxa" w:w="2880"/>
+            <w:shd w:val="clear" w:color="auto" w:fill="EEF2F7"/>
+          </w:tcPr>
+          <w:p>
+            <w:r>
+              <w:rPr>
+                <w:sz w:val="19"/>
+              </w:rPr>
+              <w:t>boolean</w:t>
+            </w:r>
+          </w:p>
+        </w:tc>
+        <w:tc>
+          <w:tcPr>
+            <w:tcW w:type="dxa" w:w="2880"/>
+            <w:shd w:val="clear" w:color="auto" w:fill="EEF2F7"/>
+          </w:tcPr>
+          <w:p>
+            <w:r>
+              <w:rPr>
+                <w:sz w:val="19"/>
+              </w:rPr>
+              <w:t>Flight mode on. Added 2026-10-26</w:t>
+            </w:r>
+          </w:p>
+        </w:tc>
+      </w:tr>
+      <w:tr>
+        <w:tc>
+          <w:tcPr>
+            <w:tcW w:type="dxa" w:w="2880"/>
+          </w:tcPr>
+          <w:p>
+            <w:r>
+              <w:rPr>
+                <w:rFonts w:ascii="Consolas" w:hAnsi="Consolas"/>
+                <w:sz w:val="18"/>
+              </w:rPr>
+              <w:t>sim_state</w:t>
+            </w:r>
+          </w:p>
+        </w:tc>
+        <w:tc>
+          <w:tcPr>
+            <w:tcW w:type="dxa" w:w="2880"/>
+          </w:tcPr>
+          <w:p>
+            <w:r>
+              <w:rPr>
+                <w:sz w:val="19"/>
+              </w:rPr>
+              <w:t>string</w:t>
+            </w:r>
+          </w:p>
+        </w:tc>
+        <w:tc>
+          <w:tcPr>
+            <w:tcW w:type="dxa" w:w="2880"/>
+          </w:tcPr>
+          <w:p>
+            <w:r>
+              <w:rPr>
+                <w:rFonts w:ascii="Consolas" w:hAnsi="Consolas"/>
+                <w:sz w:val="18"/>
+              </w:rPr>
+              <w:t>ready</w:t>
+            </w:r>
+            <w:r>
+              <w:rPr>
+                <w:sz w:val="19"/>
+              </w:rPr>
+              <w:t xml:space="preserve">, </w:t>
+            </w:r>
+            <w:r>
+              <w:rPr>
+                <w:rFonts w:ascii="Consolas" w:hAnsi="Consolas"/>
+                <w:sz w:val="18"/>
+              </w:rPr>
+              <w:t>absent</w:t>
+            </w:r>
+            <w:r>
+              <w:rPr>
+                <w:sz w:val="19"/>
+              </w:rPr>
+              <w:t xml:space="preserve">, </w:t>
+            </w:r>
+            <w:r>
+              <w:rPr>
+                <w:rFonts w:ascii="Consolas" w:hAnsi="Consolas"/>
+                <w:sz w:val="18"/>
+              </w:rPr>
+              <w:t>locked</w:t>
+            </w:r>
+            <w:r>
+              <w:rPr>
+                <w:sz w:val="19"/>
+              </w:rPr>
+              <w:t xml:space="preserve"> or </w:t>
+            </w:r>
+            <w:r>
+              <w:rPr>
+                <w:rFonts w:ascii="Consolas" w:hAnsi="Consolas"/>
+                <w:sz w:val="18"/>
+              </w:rPr>
+              <w:t>other</w:t>
+            </w:r>
+            <w:r>
+              <w:rPr>
+                <w:sz w:val="19"/>
+              </w:rPr>
+              <w:t>. Added 2026-10-26</w:t>
+            </w:r>
+          </w:p>
+        </w:tc>
+      </w:tr>
+      <w:tr>
+        <w:tc>
+          <w:tcPr>
+            <w:tcW w:type="dxa" w:w="2880"/>
+            <w:shd w:val="clear" w:color="auto" w:fill="EEF2F7"/>
+          </w:tcPr>
+          <w:p>
+            <w:r>
+              <w:rPr>
+                <w:rFonts w:ascii="Consolas" w:hAnsi="Consolas"/>
+                <w:sz w:val="18"/>
+              </w:rPr>
+              <w:t>environment</w:t>
+            </w:r>
+          </w:p>
+        </w:tc>
+        <w:tc>
+          <w:tcPr>
+            <w:tcW w:type="dxa" w:w="2880"/>
+            <w:shd w:val="clear" w:color="auto" w:fill="EEF2F7"/>
+          </w:tcPr>
+          <w:p>
+            <w:r>
+              <w:rPr>
+                <w:sz w:val="19"/>
+              </w:rPr>
+              <w:t>string</w:t>
+            </w:r>
+          </w:p>
+        </w:tc>
+        <w:tc>
+          <w:tcPr>
+            <w:tcW w:type="dxa" w:w="2880"/>
+            <w:shd w:val="clear" w:color="auto" w:fill="EEF2F7"/>
+          </w:tcPr>
+          <w:p>
+            <w:r>
+              <w:rPr>
+                <w:sz w:val="19"/>
+              </w:rPr>
+              <w:t xml:space="preserve">Where the person is: </w:t>
+            </w:r>
+            <w:r>
+              <w:rPr>
+                <w:rFonts w:ascii="Consolas" w:hAnsi="Consolas"/>
+                <w:sz w:val="18"/>
+              </w:rPr>
+              <w:t>outdoor</w:t>
+            </w:r>
+            <w:r>
+              <w:rPr>
+                <w:sz w:val="19"/>
+              </w:rPr>
+              <w:t xml:space="preserve">, </w:t>
+            </w:r>
+            <w:r>
+              <w:rPr>
+                <w:rFonts w:ascii="Consolas" w:hAnsi="Consolas"/>
+                <w:sz w:val="18"/>
+              </w:rPr>
+              <w:t>indoor</w:t>
+            </w:r>
+            <w:r>
+              <w:rPr>
+                <w:sz w:val="19"/>
+              </w:rPr>
+              <w:t xml:space="preserve"> or </w:t>
+            </w:r>
+            <w:r>
+              <w:rPr>
+                <w:rFonts w:ascii="Consolas" w:hAnsi="Consolas"/>
+                <w:sz w:val="18"/>
+              </w:rPr>
+              <w:t>vehicle</w:t>
+            </w:r>
+            <w:r>
+              <w:rPr>
+                <w:sz w:val="19"/>
+              </w:rPr>
+              <w:t>; leave it out when unknown. Added 2026-10-26</w:t>
+            </w:r>
+          </w:p>
+        </w:tc>
+      </w:tr>
+      <w:tr>
+        <w:tc>
+          <w:tcPr>
+            <w:tcW w:type="dxa" w:w="2880"/>
+          </w:tcPr>
+          <w:p>
+            <w:r>
+              <w:rPr>
+                <w:rFonts w:ascii="Consolas" w:hAnsi="Consolas"/>
+                <w:sz w:val="18"/>
+              </w:rPr>
+              <w:t>environment_source</w:t>
+            </w:r>
+          </w:p>
+        </w:tc>
+        <w:tc>
+          <w:tcPr>
+            <w:tcW w:type="dxa" w:w="2880"/>
+          </w:tcPr>
+          <w:p>
+            <w:r>
+              <w:rPr>
+                <w:sz w:val="19"/>
+              </w:rPr>
+              <w:t>string</w:t>
+            </w:r>
+          </w:p>
+        </w:tc>
+        <w:tc>
+          <w:tcPr>
+            <w:tcW w:type="dxa" w:w="2880"/>
+          </w:tcPr>
+          <w:p>
+            <w:r>
+              <w:rPr>
+                <w:rFonts w:ascii="Consolas" w:hAnsi="Consolas"/>
+                <w:sz w:val="18"/>
+              </w:rPr>
+              <w:t>user</w:t>
+            </w:r>
+            <w:r>
+              <w:rPr>
+                <w:sz w:val="19"/>
+              </w:rPr>
+              <w:t xml:space="preserve"> (tapped in the app) or </w:t>
+            </w:r>
+            <w:r>
+              <w:rPr>
+                <w:rFonts w:ascii="Consolas" w:hAnsi="Consolas"/>
+                <w:sz w:val="18"/>
+              </w:rPr>
+              <w:t>estimated</w:t>
+            </w:r>
+            <w:r>
+              <w:rPr>
+                <w:sz w:val="19"/>
+              </w:rPr>
+              <w:t xml:space="preserve"> (from movement and GPS accuracy). Sent only with </w:t>
+            </w:r>
+            <w:r>
+              <w:rPr>
+                <w:rFonts w:ascii="Consolas" w:hAnsi="Consolas"/>
+                <w:sz w:val="18"/>
+              </w:rPr>
+              <w:t>environment</w:t>
+            </w:r>
+            <w:r>
+              <w:rPr>
+                <w:sz w:val="19"/>
+              </w:rPr>
+              <w:t>. Added 2026-10-26</w:t>
             </w:r>
           </w:p>
         </w:tc>
       </w:tr>
     </w:tbl>
     <w:p/>
+    <w:p>
+      <w:r>
+        <w:rPr>
+          <w:b/>
+        </w:rPr>
+        <w:t>Readings without a network (2026-10-26).</w:t>
+      </w:r>
+      <w:r>
+        <w:t xml:space="preserve"> Always send a reading, even when the cell list is empty: </w:t>
+      </w:r>
+      <w:r>
+        <w:rPr>
+          <w:rFonts w:ascii="Consolas" w:hAnsi="Consolas"/>
+          <w:sz w:val="20"/>
+        </w:rPr>
+        <w:t>network_type</w:t>
+      </w:r>
+      <w:r>
+        <w:t xml:space="preserve"> </w:t>
+      </w:r>
+      <w:r>
+        <w:rPr>
+          <w:rFonts w:ascii="Consolas" w:hAnsi="Consolas"/>
+          <w:sz w:val="20"/>
+        </w:rPr>
+        <w:t>UNKNOWN</w:t>
+      </w:r>
+      <w:r>
+        <w:t xml:space="preserve"> plus the four fields above. The server only counts it as a coverage gap when </w:t>
+      </w:r>
+      <w:r>
+        <w:rPr>
+          <w:rFonts w:ascii="Consolas" w:hAnsi="Consolas"/>
+          <w:sz w:val="20"/>
+        </w:rPr>
+        <w:t>service_state</w:t>
+      </w:r>
+      <w:r>
+        <w:t xml:space="preserve"> is </w:t>
+      </w:r>
+      <w:r>
+        <w:rPr>
+          <w:rFonts w:ascii="Consolas" w:hAnsi="Consolas"/>
+          <w:sz w:val="20"/>
+        </w:rPr>
+        <w:t>out_of_service</w:t>
+      </w:r>
+      <w:r>
+        <w:t xml:space="preserve"> or </w:t>
+      </w:r>
+      <w:r>
+        <w:rPr>
+          <w:rFonts w:ascii="Consolas" w:hAnsi="Consolas"/>
+          <w:sz w:val="20"/>
+        </w:rPr>
+        <w:t>emergency_only</w:t>
+      </w:r>
+      <w:r>
+        <w:t xml:space="preserve">; flight mode, radio off or a missing SIM is "radio off", and anything else is "not measured" and stays out of every coverage share. When the cell list is empty, fill the level and </w:t>
+      </w:r>
+      <w:r>
+        <w:rPr>
+          <w:rFonts w:ascii="Consolas" w:hAnsi="Consolas"/>
+          <w:sz w:val="20"/>
+        </w:rPr>
+        <w:t>network_type</w:t>
+      </w:r>
+      <w:r>
+        <w:t xml:space="preserve"> from </w:t>
+      </w:r>
+      <w:r>
+        <w:rPr>
+          <w:rFonts w:ascii="Consolas" w:hAnsi="Consolas"/>
+          <w:sz w:val="20"/>
+        </w:rPr>
+        <w:t>getSignalStrength()</w:t>
+      </w:r>
+      <w:r>
+        <w:t xml:space="preserve"> (no location needed), as the reference SDK does. Older readings without these fields are judged by their position: no network and no GPS position means the phone withheld both, so "not measured".</w:t>
+      </w:r>
+    </w:p>
     <w:p>
       <w:r>
         <w:rPr>
@@ -3992,6 +4689,47 @@
       </w:r>
       <w:r>
         <w:t xml:space="preserve"> already is the channel.</w:t>
+      </w:r>
+    </w:p>
+    <w:p>
+      <w:r>
+        <w:rPr>
+          <w:b/>
+        </w:rPr>
+        <w:t>Bandwidth.</w:t>
+      </w:r>
+      <w:r>
+        <w:t xml:space="preserve"> Send </w:t>
+      </w:r>
+      <w:r>
+        <w:rPr>
+          <w:rFonts w:ascii="Consolas" w:hAnsi="Consolas"/>
+          <w:sz w:val="20"/>
+        </w:rPr>
+        <w:t>bandwidth_khz</w:t>
+      </w:r>
+      <w:r>
+        <w:t xml:space="preserve"> and </w:t>
+      </w:r>
+      <w:r>
+        <w:rPr>
+          <w:rFonts w:ascii="Consolas" w:hAnsi="Consolas"/>
+          <w:sz w:val="20"/>
+        </w:rPr>
+        <w:t>cell_bandwidths_khz</w:t>
+      </w:r>
+      <w:r>
+        <w:t xml:space="preserve"> when the phone has them. The server stores the serving cell's bandwidth, the total over all carriers and the number of carriers, and shows "20 MHz" or "20 MHz (3 carriers, 45 MHz)". Values outside 1 MHz to 400 MHz are treated as the modem's no-value code and dropped; at most 16 carriers are read. If </w:t>
+      </w:r>
+      <w:r>
+        <w:rPr>
+          <w:rFonts w:ascii="Consolas" w:hAnsi="Consolas"/>
+          <w:sz w:val="20"/>
+        </w:rPr>
+        <w:t>bandwidth_khz</w:t>
+      </w:r>
+      <w:r>
+        <w:t xml:space="preserve"> is missing, the first carrier of the list stands in. 2G and 3G readings have no bandwidth.</w:t>
       </w:r>
     </w:p>
     <w:p>
@@ -6904,105 +7642,28 @@
     </w:p>
     <w:p>
       <w:r>
-        <w:t>The test runs when the user taps a test button (and every 30 minutes in the Collector edition, section 14). It takes about 20 seconds and about 8 MB of data.</w:t>
+        <w:t>The test runs when the user taps a test button (and every 30 minutes in the Collector edition, section 14).</w:t>
       </w:r>
     </w:p>
     <w:p>
-      <w:r>
-        <w:t xml:space="preserve">Since 15 October 2026 the reference app offers two tests: </w:t>
-      </w:r>
       <w:r>
         <w:rPr>
           <w:b/>
         </w:rPr>
-        <w:t>Test mobile data</w:t>
-      </w:r>
-      <w:r>
-        <w:t xml:space="preserve"> and </w:t>
-      </w:r>
-      <w:r>
-        <w:rPr>
-          <w:b/>
-        </w:rPr>
-        <w:t>Test Wi-Fi</w:t>
-      </w:r>
-      <w:r>
-        <w:t xml:space="preserve">. Both results are sent, tagged with </w:t>
+        <w:t>How it measures (since 26 October 2026).</w:t>
+      </w:r>
+      <w:r>
+        <w:t xml:space="preserve"> The way LibreSpeed and Ookla do, so the numbers can be compared with theirs: several connections at once, each for a fixed time, the first second or so left out while TCP speeds up, and the sustained rate reported. The far end is served by nginx at the root of the dtwatch server (not under </w:t>
       </w:r>
       <w:r>
         <w:rPr>
           <w:rFonts w:ascii="Consolas" w:hAnsi="Consolas"/>
           <w:sz w:val="20"/>
         </w:rPr>
-        <w:t>bearer</w:t>
-      </w:r>
-      <w:r>
-        <w:t xml:space="preserve"> (</w:t>
-      </w:r>
-      <w:r>
-        <w:rPr>
-          <w:rFonts w:ascii="Consolas" w:hAnsi="Consolas"/>
-          <w:sz w:val="20"/>
-        </w:rPr>
-        <w:t>mobile</w:t>
-      </w:r>
-      <w:r>
-        <w:t xml:space="preserve"> or </w:t>
-      </w:r>
-      <w:r>
-        <w:rPr>
-          <w:rFonts w:ascii="Consolas" w:hAnsi="Consolas"/>
-          <w:sz w:val="20"/>
-        </w:rPr>
-        <w:t>wifi</w:t>
-      </w:r>
-      <w:r>
-        <w:t>), so the server keeps Wi-Fi results apart from figures about NTC's mobile network. The Collector edition's automatic test uses mobile data.</w:t>
-      </w:r>
-    </w:p>
-    <w:p>
-      <w:r>
-        <w:t xml:space="preserve">The mobile-data test runs every request over the mobile-data network, even while the phone is on Wi-Fi: it asks Android for a network with </w:t>
-      </w:r>
-      <w:r>
-        <w:rPr>
-          <w:rFonts w:ascii="Consolas" w:hAnsi="Consolas"/>
-          <w:sz w:val="20"/>
-        </w:rPr>
-        <w:t>TRANSPORT_CELLULAR</w:t>
-      </w:r>
-      <w:r>
-        <w:t xml:space="preserve"> (</w:t>
-      </w:r>
-      <w:r>
-        <w:rPr>
-          <w:rFonts w:ascii="Consolas" w:hAnsi="Consolas"/>
-          <w:sz w:val="20"/>
-        </w:rPr>
-        <w:t>ConnectivityManager.requestNetwork</w:t>
-      </w:r>
-      <w:r>
-        <w:t xml:space="preserve">, needs </w:t>
-      </w:r>
-      <w:r>
-        <w:rPr>
-          <w:rFonts w:ascii="Consolas" w:hAnsi="Consolas"/>
-          <w:sz w:val="20"/>
-        </w:rPr>
-        <w:t>CHANGE_NETWORK_STATE</w:t>
-      </w:r>
-      <w:r>
-        <w:t xml:space="preserve">) and binds its sockets to it. Packet loss is the share of 20 pings with no answer within 2 seconds. The Wi-Fi test asks for a network with </w:t>
-      </w:r>
-      <w:r>
-        <w:rPr>
-          <w:rFonts w:ascii="Consolas" w:hAnsi="Consolas"/>
-          <w:sz w:val="20"/>
-        </w:rPr>
-        <w:t>TRANSPORT_WIFI</w:t>
-      </w:r>
-      <w:r>
-        <w:t xml:space="preserve"> the same way.</w:t>
+        <w:t>/api/</w:t>
+      </w:r>
+      <w:r>
+        <w:t>), so parallel streams never hold up the web application:</w:t>
       </w:r>
     </w:p>
     <w:tbl>
@@ -7061,7 +7722,7 @@
                 <w:rFonts w:ascii="Consolas" w:hAnsi="Consolas"/>
                 <w:sz w:val="18"/>
               </w:rPr>
-              <w:t>GET speedtest/ping/</w:t>
+              <w:t>GET /speedtest/empty</w:t>
             </w:r>
           </w:p>
         </w:tc>
@@ -7074,7 +7735,20 @@
               <w:rPr>
                 <w:sz w:val="19"/>
               </w:rPr>
-              <w:t>Returns 204 with no body</w:t>
+              <w:t xml:space="preserve">204, no body. Ping; add a </w:t>
+            </w:r>
+            <w:r>
+              <w:rPr>
+                <w:rFonts w:ascii="Consolas" w:hAnsi="Consolas"/>
+                <w:sz w:val="18"/>
+              </w:rPr>
+              <w:t>?r=&lt;random&gt;</w:t>
+            </w:r>
+            <w:r>
+              <w:rPr>
+                <w:sz w:val="19"/>
+              </w:rPr>
+              <w:t xml:space="preserve"> so nothing caches it</w:t>
             </w:r>
           </w:p>
         </w:tc>
@@ -7091,7 +7765,7 @@
                 <w:rFonts w:ascii="Consolas" w:hAnsi="Consolas"/>
                 <w:sz w:val="18"/>
               </w:rPr>
-              <w:t>GET speedtest/download/?bytes=N</w:t>
+              <w:t>GET /speedtest/garbage</w:t>
             </w:r>
           </w:p>
         </w:tc>
@@ -7105,7 +7779,7 @@
               <w:rPr>
                 <w:sz w:val="19"/>
               </w:rPr>
-              <w:t>N bytes that cannot be compressed. Default 6 MB, at most 20 MB</w:t>
+              <w:t>A 32 MB random file. Each download stream requests it again and again until its time is up</w:t>
             </w:r>
           </w:p>
         </w:tc>
@@ -7121,7 +7795,7 @@
                 <w:rFonts w:ascii="Consolas" w:hAnsi="Consolas"/>
                 <w:sz w:val="18"/>
               </w:rPr>
-              <w:t>POST speedtest/upload/</w:t>
+              <w:t>POST /speedtest/upload</w:t>
             </w:r>
           </w:p>
         </w:tc>
@@ -7134,14 +7808,7 @@
               <w:rPr>
                 <w:sz w:val="19"/>
               </w:rPr>
-              <w:t xml:space="preserve">Reads the body, at most 20 MB. Returns </w:t>
-            </w:r>
-            <w:r>
-              <w:rPr>
-                <w:rFonts w:ascii="Consolas" w:hAnsi="Consolas"/>
-                <w:sz w:val="18"/>
-              </w:rPr>
-              <w:t>{"received_bytes": N}</w:t>
+              <w:t>Any body up to 64 MB, read and dropped; returns 200. Chunked bodies are accepted</w:t>
             </w:r>
           </w:p>
         </w:tc>
@@ -7150,85 +7817,240 @@
     <w:p/>
     <w:p>
       <w:r>
-        <w:t>These three need no key and are limited to 60 requests a minute per address. The app sends no ID with them and the server stores nothing.</w:t>
-      </w:r>
-    </w:p>
-    <w:p>
-      <w:r>
-        <w:t xml:space="preserve">The result goes to </w:t>
-      </w:r>
-      <w:r>
-        <w:rPr>
-          <w:rFonts w:ascii="Consolas" w:hAnsi="Consolas"/>
-          <w:sz w:val="20"/>
-        </w:rPr>
-        <w:t>POST speed-samples/</w:t>
-      </w:r>
-      <w:r>
-        <w:t>, only while the user is sharing:</w:t>
+        <w:t>At most 16 open connections per address. Two profiles:</w:t>
       </w:r>
     </w:p>
     <w:tbl>
       <w:tblPr>
         <w:tblStyle w:val="TableGrid"/>
         <w:tblW w:type="auto" w:w="0"/>
+        <w:jc w:val="center"/>
         <w:tblLook w:firstColumn="1" w:firstRow="1" w:lastColumn="0" w:lastRow="0" w:noHBand="0" w:noVBand="1" w:val="04A0"/>
       </w:tblPr>
       <w:tblGrid>
-        <w:gridCol w:w="8640"/>
+        <w:gridCol w:w="1728"/>
+        <w:gridCol w:w="1728"/>
+        <w:gridCol w:w="1728"/>
+        <w:gridCol w:w="1728"/>
+        <w:gridCol w:w="1728"/>
       </w:tblGrid>
       <w:tr>
         <w:tc>
           <w:tcPr>
-            <w:tcW w:type="dxa" w:w="8640"/>
-            <w:shd w:val="clear" w:color="auto" w:fill="F1F4F8"/>
-          </w:tcPr>
-          <w:p>
-            <w:pPr>
-              <w:spacing w:after="0"/>
-            </w:pPr>
-            <w:r>
-              <w:rPr>
-                <w:rFonts w:ascii="Consolas" w:hAnsi="Consolas"/>
-                <w:sz w:val="18"/>
-              </w:rPr>
-              <w:t>{"device_id": "&lt;SDK id&gt;", "ts": 1758444000000, "ping_median_ms": 38,</w:t>
-            </w:r>
-          </w:p>
-          <w:p>
-            <w:pPr>
-              <w:spacing w:after="0"/>
-            </w:pPr>
-            <w:r>
-              <w:rPr>
-                <w:rFonts w:ascii="Consolas" w:hAnsi="Consolas"/>
-                <w:sz w:val="18"/>
-              </w:rPr>
-              <w:t xml:space="preserve"> "jitter_ms": 4, "download_mbps": 21.4, "upload_mbps": 6.2,</w:t>
-            </w:r>
-          </w:p>
-          <w:p>
-            <w:pPr>
-              <w:spacing w:after="0"/>
-            </w:pPr>
-            <w:r>
-              <w:rPr>
-                <w:rFonts w:ascii="Consolas" w:hAnsi="Consolas"/>
-                <w:sz w:val="18"/>
-              </w:rPr>
-              <w:t xml:space="preserve"> "packet_loss_pct": 5, "network_type": "LTE", "rsrp_dbm": -90,</w:t>
-            </w:r>
-          </w:p>
-          <w:p>
-            <w:pPr>
-              <w:spacing w:after="0"/>
-            </w:pPr>
-            <w:r>
-              <w:rPr>
-                <w:rFonts w:ascii="Consolas" w:hAnsi="Consolas"/>
-                <w:sz w:val="18"/>
-              </w:rPr>
-              <w:t xml:space="preserve"> "bearer": "mobile"}</w:t>
+            <w:tcW w:type="dxa" w:w="1728"/>
+            <w:shd w:val="clear" w:color="auto" w:fill="0B1626"/>
+          </w:tcPr>
+          <w:p>
+            <w:r>
+              <w:rPr>
+                <w:b/>
+                <w:color w:val="FFFFFF"/>
+                <w:sz w:val="19"/>
+              </w:rPr>
+              <w:t>Profile</w:t>
+            </w:r>
+          </w:p>
+        </w:tc>
+        <w:tc>
+          <w:tcPr>
+            <w:tcW w:type="dxa" w:w="1728"/>
+            <w:shd w:val="clear" w:color="auto" w:fill="0B1626"/>
+          </w:tcPr>
+          <w:p>
+            <w:r>
+              <w:rPr>
+                <w:b/>
+                <w:color w:val="FFFFFF"/>
+                <w:sz w:val="19"/>
+              </w:rPr>
+              <w:t>When</w:t>
+            </w:r>
+          </w:p>
+        </w:tc>
+        <w:tc>
+          <w:tcPr>
+            <w:tcW w:type="dxa" w:w="1728"/>
+            <w:shd w:val="clear" w:color="auto" w:fill="0B1626"/>
+          </w:tcPr>
+          <w:p>
+            <w:r>
+              <w:rPr>
+                <w:b/>
+                <w:color w:val="FFFFFF"/>
+                <w:sz w:val="19"/>
+              </w:rPr>
+              <w:t>Download</w:t>
+            </w:r>
+          </w:p>
+        </w:tc>
+        <w:tc>
+          <w:tcPr>
+            <w:tcW w:type="dxa" w:w="1728"/>
+            <w:shd w:val="clear" w:color="auto" w:fill="0B1626"/>
+          </w:tcPr>
+          <w:p>
+            <w:r>
+              <w:rPr>
+                <w:b/>
+                <w:color w:val="FFFFFF"/>
+                <w:sz w:val="19"/>
+              </w:rPr>
+              <w:t>Upload</w:t>
+            </w:r>
+          </w:p>
+        </w:tc>
+        <w:tc>
+          <w:tcPr>
+            <w:tcW w:type="dxa" w:w="1728"/>
+            <w:shd w:val="clear" w:color="auto" w:fill="0B1626"/>
+          </w:tcPr>
+          <w:p>
+            <w:r>
+              <w:rPr>
+                <w:b/>
+                <w:color w:val="FFFFFF"/>
+                <w:sz w:val="19"/>
+              </w:rPr>
+              <w:t>Data at most</w:t>
+            </w:r>
+          </w:p>
+        </w:tc>
+      </w:tr>
+      <w:tr>
+        <w:tc>
+          <w:tcPr>
+            <w:tcW w:type="dxa" w:w="1728"/>
+          </w:tcPr>
+          <w:p>
+            <w:r>
+              <w:rPr>
+                <w:sz w:val="19"/>
+              </w:rPr>
+              <w:t>Full</w:t>
+            </w:r>
+          </w:p>
+        </w:tc>
+        <w:tc>
+          <w:tcPr>
+            <w:tcW w:type="dxa" w:w="1728"/>
+          </w:tcPr>
+          <w:p>
+            <w:r>
+              <w:rPr>
+                <w:sz w:val="19"/>
+              </w:rPr>
+              <w:t>the user taps a test button</w:t>
+            </w:r>
+          </w:p>
+        </w:tc>
+        <w:tc>
+          <w:tcPr>
+            <w:tcW w:type="dxa" w:w="1728"/>
+          </w:tcPr>
+          <w:p>
+            <w:r>
+              <w:rPr>
+                <w:sz w:val="19"/>
+              </w:rPr>
+              <w:t>6 connections, 10 s</w:t>
+            </w:r>
+          </w:p>
+        </w:tc>
+        <w:tc>
+          <w:tcPr>
+            <w:tcW w:type="dxa" w:w="1728"/>
+          </w:tcPr>
+          <w:p>
+            <w:r>
+              <w:rPr>
+                <w:sz w:val="19"/>
+              </w:rPr>
+              <w:t>4 connections, 10 s</w:t>
+            </w:r>
+          </w:p>
+        </w:tc>
+        <w:tc>
+          <w:tcPr>
+            <w:tcW w:type="dxa" w:w="1728"/>
+          </w:tcPr>
+          <w:p>
+            <w:r>
+              <w:rPr>
+                <w:sz w:val="19"/>
+              </w:rPr>
+              <w:t>150 MB down, 60 MB up</w:t>
+            </w:r>
+          </w:p>
+        </w:tc>
+      </w:tr>
+      <w:tr>
+        <w:tc>
+          <w:tcPr>
+            <w:tcW w:type="dxa" w:w="1728"/>
+            <w:shd w:val="clear" w:color="auto" w:fill="EEF2F7"/>
+          </w:tcPr>
+          <w:p>
+            <w:r>
+              <w:rPr>
+                <w:sz w:val="19"/>
+              </w:rPr>
+              <w:t>Light</w:t>
+            </w:r>
+          </w:p>
+        </w:tc>
+        <w:tc>
+          <w:tcPr>
+            <w:tcW w:type="dxa" w:w="1728"/>
+            <w:shd w:val="clear" w:color="auto" w:fill="EEF2F7"/>
+          </w:tcPr>
+          <w:p>
+            <w:r>
+              <w:rPr>
+                <w:sz w:val="19"/>
+              </w:rPr>
+              <w:t>Collector every 30 min, a problem report's test</w:t>
+            </w:r>
+          </w:p>
+        </w:tc>
+        <w:tc>
+          <w:tcPr>
+            <w:tcW w:type="dxa" w:w="1728"/>
+            <w:shd w:val="clear" w:color="auto" w:fill="EEF2F7"/>
+          </w:tcPr>
+          <w:p>
+            <w:r>
+              <w:rPr>
+                <w:sz w:val="19"/>
+              </w:rPr>
+              <w:t>3 connections, 5 s</w:t>
+            </w:r>
+          </w:p>
+        </w:tc>
+        <w:tc>
+          <w:tcPr>
+            <w:tcW w:type="dxa" w:w="1728"/>
+            <w:shd w:val="clear" w:color="auto" w:fill="EEF2F7"/>
+          </w:tcPr>
+          <w:p>
+            <w:r>
+              <w:rPr>
+                <w:sz w:val="19"/>
+              </w:rPr>
+              <w:t>2 connections, 5 s</w:t>
+            </w:r>
+          </w:p>
+        </w:tc>
+        <w:tc>
+          <w:tcPr>
+            <w:tcW w:type="dxa" w:w="1728"/>
+            <w:shd w:val="clear" w:color="auto" w:fill="EEF2F7"/>
+          </w:tcPr>
+          <w:p>
+            <w:r>
+              <w:rPr>
+                <w:sz w:val="19"/>
+              </w:rPr>
+              <w:t>15 MB down, 6 MB up</w:t>
             </w:r>
           </w:p>
         </w:tc>
@@ -7237,27 +8059,45 @@
     <w:p/>
     <w:p>
       <w:r>
-        <w:t xml:space="preserve">Returns </w:t>
+        <w:t xml:space="preserve">On a fast 4G cell a full test uses roughly 50 to 90 MB; tell the user before running it on a metered plan. A server without </w:t>
       </w:r>
       <w:r>
         <w:rPr>
           <w:rFonts w:ascii="Consolas" w:hAnsi="Consolas"/>
           <w:sz w:val="20"/>
         </w:rPr>
-        <w:t>201 {"stored": true}</w:t>
-      </w:r>
-      <w:r>
-        <w:t xml:space="preserve">. Limited to 20 a minute. </w:t>
+        <w:t>/speedtest/empty</w:t>
+      </w:r>
+      <w:r>
+        <w:t xml:space="preserve"> (404) gets the old single-connection test below, which reads lower than Ookla.</w:t>
+      </w:r>
+    </w:p>
+    <w:p>
+      <w:r>
+        <w:t>The old endpoints stay for older app builds:</w:t>
+      </w:r>
+    </w:p>
+    <w:p>
+      <w:r>
+        <w:t xml:space="preserve">Since 15 October 2026 the reference app offers two tests: </w:t>
       </w:r>
       <w:r>
         <w:rPr>
-          <w:rFonts w:ascii="Consolas" w:hAnsi="Consolas"/>
-          <w:sz w:val="20"/>
+          <w:b/>
         </w:rPr>
-        <w:t>packet_loss_pct</w:t>
-      </w:r>
-      <w:r>
-        <w:t xml:space="preserve"> (0 to 100) is optional. </w:t>
+        <w:t>Test mobile data</w:t>
+      </w:r>
+      <w:r>
+        <w:t xml:space="preserve"> and </w:t>
+      </w:r>
+      <w:r>
+        <w:rPr>
+          <w:b/>
+        </w:rPr>
+        <w:t>Test Wi-Fi</w:t>
+      </w:r>
+      <w:r>
+        <w:t xml:space="preserve">. Both results are sent, tagged with </w:t>
       </w:r>
       <w:r>
         <w:rPr>
@@ -7267,7 +8107,7 @@
         <w:t>bearer</w:t>
       </w:r>
       <w:r>
-        <w:t xml:space="preserve"> is </w:t>
+        <w:t xml:space="preserve"> (</w:t>
       </w:r>
       <w:r>
         <w:rPr>
@@ -7287,528 +8127,52 @@
         <w:t>wifi</w:t>
       </w:r>
       <w:r>
-        <w:t>; any other value, or none, is stored blank (results from builds before 15 October 2026).</w:t>
+        <w:t>), so the server keeps Wi-Fi results apart from figures about NTC's mobile network. The Collector edition's automatic test uses mobile data.</w:t>
       </w:r>
     </w:p>
     <w:p>
       <w:r>
-        <w:t xml:space="preserve">A second set under </w:t>
+        <w:t xml:space="preserve">The mobile-data test runs every request over the mobile-data network, even while the phone is on Wi-Fi: it asks Android for a network with </w:t>
       </w:r>
       <w:r>
         <w:rPr>
           <w:rFonts w:ascii="Consolas" w:hAnsi="Consolas"/>
           <w:sz w:val="20"/>
         </w:rPr>
-        <w:t>device/trace-requests/&lt;id&gt;/speedtest/</w:t>
-      </w:r>
-      <w:r>
-        <w:t xml:space="preserve"> is signed and works only while that request is accepted. Its result call takes </w:t>
+        <w:t>TRANSPORT_CELLULAR</w:t>
+      </w:r>
+      <w:r>
+        <w:t xml:space="preserve"> (</w:t>
       </w:r>
       <w:r>
         <w:rPr>
           <w:rFonts w:ascii="Consolas" w:hAnsi="Consolas"/>
           <w:sz w:val="20"/>
         </w:rPr>
-        <w:t>ran_at</w:t>
-      </w:r>
-      <w:r>
-        <w:t xml:space="preserve"> (epoch ms, inside the consent window) in place of </w:t>
+        <w:t>ConnectivityManager.requestNetwork</w:t>
+      </w:r>
+      <w:r>
+        <w:t xml:space="preserve">, needs </w:t>
       </w:r>
       <w:r>
         <w:rPr>
           <w:rFonts w:ascii="Consolas" w:hAnsi="Consolas"/>
           <w:sz w:val="20"/>
         </w:rPr>
-        <w:t>ts</w:t>
-      </w:r>
-      <w:r>
-        <w:t>.</w:t>
-      </w:r>
-    </w:p>
-    <w:p>
-      <w:pPr>
-        <w:pStyle w:val="Heading1"/>
-      </w:pPr>
-      <w:r>
-        <w:t>10a. Report a problem</w:t>
-      </w:r>
-    </w:p>
-    <w:p>
-      <w:r>
-        <w:t xml:space="preserve">A registered phone can send a problem with the reading and a speed test at that moment. </w:t>
+        <w:t>CHANGE_NETWORK_STATE</w:t>
+      </w:r>
+      <w:r>
+        <w:t xml:space="preserve">) and binds its sockets to it. Packet loss is the share of 20 pings with no answer within 2 seconds. The Wi-Fi test asks for a network with </w:t>
       </w:r>
       <w:r>
         <w:rPr>
           <w:rFonts w:ascii="Consolas" w:hAnsi="Consolas"/>
           <w:sz w:val="20"/>
         </w:rPr>
-        <w:t>POST device/problem-reports/</w:t>
-      </w:r>
-      <w:r>
-        <w:t>, signed (section 7):</w:t>
-      </w:r>
-    </w:p>
-    <w:tbl>
-      <w:tblPr>
-        <w:tblStyle w:val="TableGrid"/>
-        <w:tblW w:type="auto" w:w="0"/>
-        <w:tblLook w:firstColumn="1" w:firstRow="1" w:lastColumn="0" w:lastRow="0" w:noHBand="0" w:noVBand="1" w:val="04A0"/>
-      </w:tblPr>
-      <w:tblGrid>
-        <w:gridCol w:w="8640"/>
-      </w:tblGrid>
-      <w:tr>
-        <w:tc>
-          <w:tcPr>
-            <w:tcW w:type="dxa" w:w="8640"/>
-            <w:shd w:val="clear" w:color="auto" w:fill="F1F4F8"/>
-          </w:tcPr>
-          <w:p>
-            <w:pPr>
-              <w:spacing w:after="0"/>
-            </w:pPr>
-            <w:r>
-              <w:rPr>
-                <w:rFonts w:ascii="Consolas" w:hAnsi="Consolas"/>
-                <w:sz w:val="18"/>
-              </w:rPr>
-              <w:t>{"category": "slow_data", "note": "Slow in the evening", "ts": 1758444000000,</w:t>
-            </w:r>
-          </w:p>
-          <w:p>
-            <w:pPr>
-              <w:spacing w:after="0"/>
-            </w:pPr>
-            <w:r>
-              <w:rPr>
-                <w:rFonts w:ascii="Consolas" w:hAnsi="Consolas"/>
-                <w:sz w:val="18"/>
-              </w:rPr>
-              <w:t xml:space="preserve"> "lat": 27.70, "lon": 85.32, "network_type": "LTE", "band": "B3 (1800)",</w:t>
-            </w:r>
-          </w:p>
-          <w:p>
-            <w:pPr>
-              <w:spacing w:after="0"/>
-            </w:pPr>
-            <w:r>
-              <w:rPr>
-                <w:rFonts w:ascii="Consolas" w:hAnsi="Consolas"/>
-                <w:sz w:val="18"/>
-              </w:rPr>
-              <w:t xml:space="preserve"> "pci": 120, "cell_id": 26385921, "level_dbm": -98, "rsrq_db": -12, "sinr_db": 4,</w:t>
-            </w:r>
-          </w:p>
-          <w:p>
-            <w:pPr>
-              <w:spacing w:after="0"/>
-            </w:pPr>
-            <w:r>
-              <w:rPr>
-                <w:rFonts w:ascii="Consolas" w:hAnsi="Consolas"/>
-                <w:sz w:val="18"/>
-              </w:rPr>
-              <w:t xml:space="preserve"> "download_mbps": 3.1, "upload_mbps": 1.2, "ping_ms": 62, "jitter_ms": 9,</w:t>
-            </w:r>
-          </w:p>
-          <w:p>
-            <w:pPr>
-              <w:spacing w:after="0"/>
-            </w:pPr>
-            <w:r>
-              <w:rPr>
-                <w:rFonts w:ascii="Consolas" w:hAnsi="Consolas"/>
-                <w:sz w:val="18"/>
-              </w:rPr>
-              <w:t xml:space="preserve"> "packet_loss_pct": 5, "phone_model": "...", "android_version": "14",</w:t>
-            </w:r>
-          </w:p>
-          <w:p>
-            <w:pPr>
-              <w:spacing w:after="0"/>
-            </w:pPr>
-            <w:r>
-              <w:rPr>
-                <w:rFonts w:ascii="Consolas" w:hAnsi="Consolas"/>
-                <w:sz w:val="18"/>
-              </w:rPr>
-              <w:t xml:space="preserve"> "app_version": "..."}</w:t>
-            </w:r>
-          </w:p>
-        </w:tc>
-      </w:tr>
-    </w:tbl>
-    <w:p/>
-    <w:p>
-      <w:r>
-        <w:rPr>
-          <w:rFonts w:ascii="Consolas" w:hAnsi="Consolas"/>
-          <w:sz w:val="20"/>
-        </w:rPr>
-        <w:t>category</w:t>
-      </w:r>
-      <w:r>
-        <w:t xml:space="preserve"> is one of </w:t>
-      </w:r>
-      <w:r>
-        <w:rPr>
-          <w:rFonts w:ascii="Consolas" w:hAnsi="Consolas"/>
-          <w:sz w:val="20"/>
-        </w:rPr>
-        <w:t>no_signal</w:t>
-      </w:r>
-      <w:r>
-        <w:t xml:space="preserve">, </w:t>
-      </w:r>
-      <w:r>
-        <w:rPr>
-          <w:rFonts w:ascii="Consolas" w:hAnsi="Consolas"/>
-          <w:sz w:val="20"/>
-        </w:rPr>
-        <w:t>slow_data</w:t>
-      </w:r>
-      <w:r>
-        <w:t xml:space="preserve">, </w:t>
-      </w:r>
-      <w:r>
-        <w:rPr>
-          <w:rFonts w:ascii="Consolas" w:hAnsi="Consolas"/>
-          <w:sz w:val="20"/>
-        </w:rPr>
-        <w:t>call_drop</w:t>
-      </w:r>
-      <w:r>
-        <w:t xml:space="preserve">, </w:t>
-      </w:r>
-      <w:r>
-        <w:rPr>
-          <w:rFonts w:ascii="Consolas" w:hAnsi="Consolas"/>
-          <w:sz w:val="20"/>
-        </w:rPr>
-        <w:t>stuck_2g3g</w:t>
-      </w:r>
-      <w:r>
-        <w:t xml:space="preserve">, </w:t>
-      </w:r>
-      <w:r>
-        <w:rPr>
-          <w:rFonts w:ascii="Consolas" w:hAnsi="Consolas"/>
-          <w:sz w:val="20"/>
-        </w:rPr>
-        <w:t>other</w:t>
-      </w:r>
-      <w:r>
-        <w:t xml:space="preserve">; </w:t>
-      </w:r>
-      <w:r>
-        <w:rPr>
-          <w:rFonts w:ascii="Consolas" w:hAnsi="Consolas"/>
-          <w:sz w:val="20"/>
-        </w:rPr>
-        <w:t>lat</w:t>
-      </w:r>
-      <w:r>
-        <w:t xml:space="preserve"> and </w:t>
-      </w:r>
-      <w:r>
-        <w:rPr>
-          <w:rFonts w:ascii="Consolas" w:hAnsi="Consolas"/>
-          <w:sz w:val="20"/>
-        </w:rPr>
-        <w:t>lon</w:t>
-      </w:r>
-      <w:r>
-        <w:t xml:space="preserve"> are required, everything else is optional. Returns </w:t>
-      </w:r>
-      <w:r>
-        <w:rPr>
-          <w:rFonts w:ascii="Consolas" w:hAnsi="Consolas"/>
-          <w:sz w:val="20"/>
-        </w:rPr>
-        <w:t>201 {"id": N, "stored": true}</w:t>
-      </w:r>
-      <w:r>
-        <w:t>. At most 10 a day per phone; the 11th gets 429. The server checks the report against stored measurements; staff see the result on the Problem Reports page. The reference app also shows hints from the same rules on the phone (</w:t>
-      </w:r>
-      <w:r>
-        <w:rPr>
-          <w:rFonts w:ascii="Consolas" w:hAnsi="Consolas"/>
-          <w:sz w:val="20"/>
-        </w:rPr>
-        <w:t>ProblemHints.kt</w:t>
-      </w:r>
-      <w:r>
-        <w:t>).</w:t>
-      </w:r>
-    </w:p>
-    <w:p>
-      <w:pPr>
-        <w:pStyle w:val="Heading1"/>
-      </w:pPr>
-      <w:r>
-        <w:t>11. Site photos</w:t>
-      </w:r>
-    </w:p>
-    <w:p>
-      <w:r>
-        <w:t>A staff member points the phone along a sector and takes a photo. The server shows the direction the phone faced next to the sector's planned azimuth. A registered phone is required.</w:t>
-      </w:r>
-    </w:p>
-    <w:p>
-      <w:pPr>
-        <w:ind w:left="360" w:hanging="280"/>
-      </w:pPr>
-      <w:r>
-        <w:t xml:space="preserve">1. </w:t>
-      </w:r>
-      <w:r>
-        <w:rPr>
-          <w:rFonts w:ascii="Consolas" w:hAnsi="Consolas"/>
-          <w:sz w:val="20"/>
-        </w:rPr>
-        <w:t>GET device/nearby-sites/?lat=..&amp;lon=..</w:t>
-      </w:r>
-      <w:r>
-        <w:t xml:space="preserve"> returns up to five sites within 1 km:</w:t>
-      </w:r>
-    </w:p>
-    <w:tbl>
-      <w:tblPr>
-        <w:tblStyle w:val="TableGrid"/>
-        <w:tblW w:type="auto" w:w="0"/>
-        <w:tblLook w:firstColumn="1" w:firstRow="1" w:lastColumn="0" w:lastRow="0" w:noHBand="0" w:noVBand="1" w:val="04A0"/>
-      </w:tblPr>
-      <w:tblGrid>
-        <w:gridCol w:w="8640"/>
-      </w:tblGrid>
-      <w:tr>
-        <w:tc>
-          <w:tcPr>
-            <w:tcW w:type="dxa" w:w="8640"/>
-            <w:shd w:val="clear" w:color="auto" w:fill="F1F4F8"/>
-          </w:tcPr>
-          <w:p>
-            <w:pPr>
-              <w:spacing w:after="0"/>
-            </w:pPr>
-            <w:r>
-              <w:rPr>
-                <w:rFonts w:ascii="Consolas" w:hAnsi="Consolas"/>
-                <w:sz w:val="18"/>
-              </w:rPr>
-              <w:t>{"sites": [{"id": "KTM856", "name": "...", "distance_m": 140,</w:t>
-            </w:r>
-          </w:p>
-          <w:p>
-            <w:pPr>
-              <w:spacing w:after="0"/>
-            </w:pPr>
-            <w:r>
-              <w:rPr>
-                <w:rFonts w:ascii="Consolas" w:hAnsi="Consolas"/>
-                <w:sz w:val="18"/>
-              </w:rPr>
-              <w:t xml:space="preserve">            "directions": [{"azimuth": 20.0, "sectors": "J20, J3"}]}]}</w:t>
-            </w:r>
-          </w:p>
-        </w:tc>
-      </w:tr>
-    </w:tbl>
-    <w:p/>
-    <w:p>
-      <w:pPr>
-        <w:ind w:left="360" w:hanging="280"/>
-      </w:pPr>
-      <w:r>
-        <w:t xml:space="preserve">2. </w:t>
-      </w:r>
-      <w:r>
-        <w:rPr>
-          <w:rFonts w:ascii="Consolas" w:hAnsi="Consolas"/>
-          <w:sz w:val="20"/>
-        </w:rPr>
-        <w:t>POST device/site-photos/</w:t>
-      </w:r>
-      <w:r>
-        <w:t>:</w:t>
-      </w:r>
-    </w:p>
-    <w:tbl>
-      <w:tblPr>
-        <w:tblStyle w:val="TableGrid"/>
-        <w:tblW w:type="auto" w:w="0"/>
-        <w:tblLook w:firstColumn="1" w:firstRow="1" w:lastColumn="0" w:lastRow="0" w:noHBand="0" w:noVBand="1" w:val="04A0"/>
-      </w:tblPr>
-      <w:tblGrid>
-        <w:gridCol w:w="8640"/>
-      </w:tblGrid>
-      <w:tr>
-        <w:tc>
-          <w:tcPr>
-            <w:tcW w:type="dxa" w:w="8640"/>
-            <w:shd w:val="clear" w:color="auto" w:fill="F1F4F8"/>
-          </w:tcPr>
-          <w:p>
-            <w:pPr>
-              <w:spacing w:after="0"/>
-            </w:pPr>
-            <w:r>
-              <w:rPr>
-                <w:rFonts w:ascii="Consolas" w:hAnsi="Consolas"/>
-                <w:sz w:val="18"/>
-              </w:rPr>
-              <w:t>{</w:t>
-            </w:r>
-          </w:p>
-          <w:p>
-            <w:pPr>
-              <w:spacing w:after="0"/>
-            </w:pPr>
-            <w:r>
-              <w:rPr>
-                <w:rFonts w:ascii="Consolas" w:hAnsi="Consolas"/>
-                <w:sz w:val="18"/>
-              </w:rPr>
-              <w:t xml:space="preserve">  "image_b64": "&lt;base64 JPEG&gt;",</w:t>
-            </w:r>
-          </w:p>
-          <w:p>
-            <w:pPr>
-              <w:spacing w:after="0"/>
-            </w:pPr>
-            <w:r>
-              <w:rPr>
-                <w:rFonts w:ascii="Consolas" w:hAnsi="Consolas"/>
-                <w:sz w:val="18"/>
-              </w:rPr>
-              <w:t xml:space="preserve">  "bearing_deg": 24.5,</w:t>
-            </w:r>
-          </w:p>
-          <w:p>
-            <w:pPr>
-              <w:spacing w:after="0"/>
-            </w:pPr>
-            <w:r>
-              <w:rPr>
-                <w:rFonts w:ascii="Consolas" w:hAnsi="Consolas"/>
-                <w:sz w:val="18"/>
-              </w:rPr>
-              <w:t xml:space="preserve">  "lat": 27.7172, "lon": 85.3240,</w:t>
-            </w:r>
-          </w:p>
-          <w:p>
-            <w:pPr>
-              <w:spacing w:after="0"/>
-            </w:pPr>
-            <w:r>
-              <w:rPr>
-                <w:rFonts w:ascii="Consolas" w:hAnsi="Consolas"/>
-                <w:sz w:val="18"/>
-              </w:rPr>
-              <w:t xml:space="preserve">  "accuracy_m": 8, "altitude_m": 1320,</w:t>
-            </w:r>
-          </w:p>
-          <w:p>
-            <w:pPr>
-              <w:spacing w:after="0"/>
-            </w:pPr>
-            <w:r>
-              <w:rPr>
-                <w:rFonts w:ascii="Consolas" w:hAnsi="Consolas"/>
-                <w:sz w:val="18"/>
-              </w:rPr>
-              <w:t xml:space="preserve">  "taken_at": 1758444000000,</w:t>
-            </w:r>
-          </w:p>
-          <w:p>
-            <w:pPr>
-              <w:spacing w:after="0"/>
-            </w:pPr>
-            <w:r>
-              <w:rPr>
-                <w:rFonts w:ascii="Consolas" w:hAnsi="Consolas"/>
-                <w:sz w:val="18"/>
-              </w:rPr>
-              <w:t xml:space="preserve">  "site_id": "KTM856",</w:t>
-            </w:r>
-          </w:p>
-          <w:p>
-            <w:pPr>
-              <w:spacing w:after="0"/>
-            </w:pPr>
-            <w:r>
-              <w:rPr>
-                <w:rFonts w:ascii="Consolas" w:hAnsi="Consolas"/>
-                <w:sz w:val="18"/>
-              </w:rPr>
-              <w:t xml:space="preserve">  "planned_azimuth": 20, "sector_label": "J20, J3",</w:t>
-            </w:r>
-          </w:p>
-          <w:p>
-            <w:pPr>
-              <w:spacing w:after="0"/>
-            </w:pPr>
-            <w:r>
-              <w:rPr>
-                <w:rFonts w:ascii="Consolas" w:hAnsi="Consolas"/>
-                <w:sz w:val="18"/>
-              </w:rPr>
-              <w:t xml:space="preserve">  "drive_session_id": "",</w:t>
-            </w:r>
-          </w:p>
-          <w:p>
-            <w:pPr>
-              <w:spacing w:after="0"/>
-            </w:pPr>
-            <w:r>
-              <w:rPr>
-                <w:rFonts w:ascii="Consolas" w:hAnsi="Consolas"/>
-                <w:sz w:val="18"/>
-              </w:rPr>
-              <w:t xml:space="preserve">  "note": "",</w:t>
-            </w:r>
-          </w:p>
-          <w:p>
-            <w:pPr>
-              <w:spacing w:after="0"/>
-            </w:pPr>
-            <w:r>
-              <w:rPr>
-                <w:rFonts w:ascii="Consolas" w:hAnsi="Consolas"/>
-                <w:sz w:val="18"/>
-              </w:rPr>
-              <w:t xml:space="preserve">  "signal": {"network_type": "LTE", "rsrp": -88, "rsrq": -10, "sinr": 12, "pci": 116, "cell_id": "..."}</w:t>
-            </w:r>
-          </w:p>
-          <w:p>
-            <w:pPr>
-              <w:spacing w:after="0"/>
-            </w:pPr>
-            <w:r>
-              <w:rPr>
-                <w:rFonts w:ascii="Consolas" w:hAnsi="Consolas"/>
-                <w:sz w:val="18"/>
-              </w:rPr>
-              <w:t>}</w:t>
-            </w:r>
-          </w:p>
-        </w:tc>
-      </w:tr>
-    </w:tbl>
-    <w:p/>
-    <w:p>
-      <w:r>
-        <w:t xml:space="preserve">Returns </w:t>
-      </w:r>
-      <w:r>
-        <w:rPr>
-          <w:rFonts w:ascii="Consolas" w:hAnsi="Consolas"/>
-          <w:sz w:val="20"/>
-        </w:rPr>
-        <w:t>201 {"id": N, "status": "pending"}</w:t>
-      </w:r>
-      <w:r>
-        <w:t>.</w:t>
+        <w:t>TRANSPORT_WIFI</w:t>
+      </w:r>
+      <w:r>
+        <w:t xml:space="preserve"> the same way.</w:t>
       </w:r>
     </w:p>
     <w:tbl>
@@ -7835,7 +8199,7 @@
                 <w:color w:val="FFFFFF"/>
                 <w:sz w:val="19"/>
               </w:rPr>
-              <w:t>Rule</w:t>
+              <w:t>Call</w:t>
             </w:r>
           </w:p>
         </w:tc>
@@ -7851,7 +8215,7 @@
                 <w:color w:val="FFFFFF"/>
                 <w:sz w:val="19"/>
               </w:rPr>
-              <w:t>Value</w:t>
+              <w:t>Detail</w:t>
             </w:r>
           </w:p>
         </w:tc>
@@ -7864,247 +8228,90 @@
           <w:p>
             <w:r>
               <w:rPr>
-                <w:sz w:val="19"/>
-              </w:rPr>
-              <w:t>Required</w:t>
-            </w:r>
-          </w:p>
-        </w:tc>
-        <w:tc>
-          <w:tcPr>
-            <w:tcW w:type="dxa" w:w="4320"/>
-          </w:tcPr>
-          <w:p>
-            <w:r>
-              <w:rPr>
                 <w:rFonts w:ascii="Consolas" w:hAnsi="Consolas"/>
                 <w:sz w:val="18"/>
               </w:rPr>
-              <w:t>image_b64</w:t>
-            </w:r>
-            <w:r>
-              <w:rPr>
-                <w:sz w:val="19"/>
-              </w:rPr>
-              <w:t xml:space="preserve">, </w:t>
-            </w:r>
+              <w:t>GET speedtest/ping/</w:t>
+            </w:r>
+          </w:p>
+        </w:tc>
+        <w:tc>
+          <w:tcPr>
+            <w:tcW w:type="dxa" w:w="4320"/>
+          </w:tcPr>
+          <w:p>
+            <w:r>
+              <w:rPr>
+                <w:sz w:val="19"/>
+              </w:rPr>
+              <w:t>Returns 204 with no body</w:t>
+            </w:r>
+          </w:p>
+        </w:tc>
+      </w:tr>
+      <w:tr>
+        <w:tc>
+          <w:tcPr>
+            <w:tcW w:type="dxa" w:w="4320"/>
+            <w:shd w:val="clear" w:color="auto" w:fill="EEF2F7"/>
+          </w:tcPr>
+          <w:p>
             <w:r>
               <w:rPr>
                 <w:rFonts w:ascii="Consolas" w:hAnsi="Consolas"/>
                 <w:sz w:val="18"/>
               </w:rPr>
-              <w:t>bearing_deg</w:t>
-            </w:r>
-            <w:r>
-              <w:rPr>
-                <w:sz w:val="19"/>
-              </w:rPr>
-              <w:t xml:space="preserve">, </w:t>
-            </w:r>
+              <w:t>GET speedtest/download/?bytes=N</w:t>
+            </w:r>
+          </w:p>
+        </w:tc>
+        <w:tc>
+          <w:tcPr>
+            <w:tcW w:type="dxa" w:w="4320"/>
+            <w:shd w:val="clear" w:color="auto" w:fill="EEF2F7"/>
+          </w:tcPr>
+          <w:p>
+            <w:r>
+              <w:rPr>
+                <w:sz w:val="19"/>
+              </w:rPr>
+              <w:t>N bytes that cannot be compressed. Default 6 MB, at most 20 MB</w:t>
+            </w:r>
+          </w:p>
+        </w:tc>
+      </w:tr>
+      <w:tr>
+        <w:tc>
+          <w:tcPr>
+            <w:tcW w:type="dxa" w:w="4320"/>
+          </w:tcPr>
+          <w:p>
             <w:r>
               <w:rPr>
                 <w:rFonts w:ascii="Consolas" w:hAnsi="Consolas"/>
                 <w:sz w:val="18"/>
               </w:rPr>
-              <w:t>lat</w:t>
-            </w:r>
-            <w:r>
-              <w:rPr>
-                <w:sz w:val="19"/>
-              </w:rPr>
-              <w:t xml:space="preserve">, </w:t>
+              <w:t>POST speedtest/upload/</w:t>
+            </w:r>
+          </w:p>
+        </w:tc>
+        <w:tc>
+          <w:tcPr>
+            <w:tcW w:type="dxa" w:w="4320"/>
+          </w:tcPr>
+          <w:p>
+            <w:r>
+              <w:rPr>
+                <w:sz w:val="19"/>
+              </w:rPr>
+              <w:t xml:space="preserve">Reads the body, at most 20 MB. Returns </w:t>
             </w:r>
             <w:r>
               <w:rPr>
                 <w:rFonts w:ascii="Consolas" w:hAnsi="Consolas"/>
                 <w:sz w:val="18"/>
               </w:rPr>
-              <w:t>lon</w:t>
-            </w:r>
-            <w:r>
-              <w:rPr>
-                <w:sz w:val="19"/>
-              </w:rPr>
-              <w:t xml:space="preserve">, and either </w:t>
-            </w:r>
-            <w:r>
-              <w:rPr>
-                <w:rFonts w:ascii="Consolas" w:hAnsi="Consolas"/>
-                <w:sz w:val="18"/>
-              </w:rPr>
-              <w:t>site_id</w:t>
-            </w:r>
-            <w:r>
-              <w:rPr>
-                <w:sz w:val="19"/>
-              </w:rPr>
-              <w:t xml:space="preserve"> or </w:t>
-            </w:r>
-            <w:r>
-              <w:rPr>
-                <w:rFonts w:ascii="Consolas" w:hAnsi="Consolas"/>
-                <w:sz w:val="18"/>
-              </w:rPr>
-              <w:t>drive_session_id</w:t>
-            </w:r>
-          </w:p>
-        </w:tc>
-      </w:tr>
-      <w:tr>
-        <w:tc>
-          <w:tcPr>
-            <w:tcW w:type="dxa" w:w="4320"/>
-            <w:shd w:val="clear" w:color="auto" w:fill="EEF2F7"/>
-          </w:tcPr>
-          <w:p>
-            <w:r>
-              <w:rPr>
-                <w:sz w:val="19"/>
-              </w:rPr>
-              <w:t>Site photo</w:t>
-            </w:r>
-          </w:p>
-        </w:tc>
-        <w:tc>
-          <w:tcPr>
-            <w:tcW w:type="dxa" w:w="4320"/>
-            <w:shd w:val="clear" w:color="auto" w:fill="EEF2F7"/>
-          </w:tcPr>
-          <w:p>
-            <w:r>
-              <w:rPr>
-                <w:sz w:val="19"/>
-              </w:rPr>
-              <w:t>The phone must be within 1 km of the site</w:t>
-            </w:r>
-          </w:p>
-        </w:tc>
-      </w:tr>
-      <w:tr>
-        <w:tc>
-          <w:tcPr>
-            <w:tcW w:type="dxa" w:w="4320"/>
-          </w:tcPr>
-          <w:p>
-            <w:r>
-              <w:rPr>
-                <w:sz w:val="19"/>
-              </w:rPr>
-              <w:t>Drive photo</w:t>
-            </w:r>
-          </w:p>
-        </w:tc>
-        <w:tc>
-          <w:tcPr>
-            <w:tcW w:type="dxa" w:w="4320"/>
-          </w:tcPr>
-          <w:p>
-            <w:r>
-              <w:rPr>
-                <w:sz w:val="19"/>
-              </w:rPr>
-              <w:t xml:space="preserve">Taken while a phone drive test runs. Send that drive's </w:t>
-            </w:r>
-            <w:r>
-              <w:rPr>
-                <w:rFonts w:ascii="Consolas" w:hAnsi="Consolas"/>
-                <w:sz w:val="18"/>
-              </w:rPr>
-              <w:t>drive_session_id</w:t>
-            </w:r>
-            <w:r>
-              <w:rPr>
-                <w:sz w:val="19"/>
-              </w:rPr>
-              <w:t>; no site is needed</w:t>
-            </w:r>
-          </w:p>
-        </w:tc>
-      </w:tr>
-      <w:tr>
-        <w:tc>
-          <w:tcPr>
-            <w:tcW w:type="dxa" w:w="4320"/>
-            <w:shd w:val="clear" w:color="auto" w:fill="EEF2F7"/>
-          </w:tcPr>
-          <w:p>
-            <w:r>
-              <w:rPr>
-                <w:sz w:val="19"/>
-              </w:rPr>
-              <w:t>Picture</w:t>
-            </w:r>
-          </w:p>
-        </w:tc>
-        <w:tc>
-          <w:tcPr>
-            <w:tcW w:type="dxa" w:w="4320"/>
-            <w:shd w:val="clear" w:color="auto" w:fill="EEF2F7"/>
-          </w:tcPr>
-          <w:p>
-            <w:r>
-              <w:rPr>
-                <w:sz w:val="19"/>
-              </w:rPr>
-              <w:t>JPEG, at most 2 MB and 8 megapixels. The app sends about 0.5 MB at 1600 px</w:t>
-            </w:r>
-          </w:p>
-        </w:tc>
-      </w:tr>
-      <w:tr>
-        <w:tc>
-          <w:tcPr>
-            <w:tcW w:type="dxa" w:w="4320"/>
-          </w:tcPr>
-          <w:p>
-            <w:r>
-              <w:rPr>
-                <w:sz w:val="19"/>
-              </w:rPr>
-              <w:t>Volume</w:t>
-            </w:r>
-          </w:p>
-        </w:tc>
-        <w:tc>
-          <w:tcPr>
-            <w:tcW w:type="dxa" w:w="4320"/>
-          </w:tcPr>
-          <w:p>
-            <w:r>
-              <w:rPr>
-                <w:sz w:val="19"/>
-              </w:rPr>
-              <w:t>100 a day per phone, 5,000 a day in total. Refused while 2,000 await review</w:t>
-            </w:r>
-          </w:p>
-        </w:tc>
-      </w:tr>
-      <w:tr>
-        <w:tc>
-          <w:tcPr>
-            <w:tcW w:type="dxa" w:w="4320"/>
-            <w:shd w:val="clear" w:color="auto" w:fill="EEF2F7"/>
-          </w:tcPr>
-          <w:p>
-            <w:r>
-              <w:rPr>
-                <w:sz w:val="19"/>
-              </w:rPr>
-              <w:t>After upload</w:t>
-            </w:r>
-          </w:p>
-        </w:tc>
-        <w:tc>
-          <w:tcPr>
-            <w:tcW w:type="dxa" w:w="4320"/>
-            <w:shd w:val="clear" w:color="auto" w:fill="EEF2F7"/>
-          </w:tcPr>
-          <w:p>
-            <w:r>
-              <w:rPr>
-                <w:sz w:val="19"/>
-              </w:rPr>
-              <w:t>Every photo waits for an admin to approve it. Only admins and superadmins see photos</w:t>
+              <w:t>{"received_bytes": N}</w:t>
             </w:r>
           </w:p>
         </w:tc>
@@ -8113,924 +8320,22 @@
     <w:p/>
     <w:p>
       <w:r>
-        <w:t>The picture travels as base64 inside the JSON body so that the request is signed like any other. The server re-encodes it and drops its metadata. The bearing is the direction of the back camera with the phone held upright, read from the rotation-vector sensor and corrected to true north. A phone compass is typically within 5 to 15 degrees.</w:t>
+        <w:t>These three need no key and are limited to 60 requests a minute per address. The app sends no ID with them and the server stores nothing.</w:t>
       </w:r>
     </w:p>
     <w:p>
-      <w:pPr>
-        <w:pStyle w:val="Heading1"/>
-      </w:pPr>
-      <w:r>
-        <w:t>12. Rescue sharing, drive-test consent, device identity</w:t>
-      </w:r>
-    </w:p>
-    <w:p>
-      <w:r>
-        <w:rPr>
-          <w:b/>
-        </w:rPr>
-        <w:t>Rescue sharing</w:t>
-      </w:r>
-      <w:r>
-        <w:t xml:space="preserve"> (</w:t>
+      <w:r>
+        <w:t xml:space="preserve">The result goes to </w:t>
       </w:r>
       <w:r>
         <w:rPr>
           <w:rFonts w:ascii="Consolas" w:hAnsi="Consolas"/>
           <w:sz w:val="20"/>
         </w:rPr>
-        <w:t>POST rescue-enroll/</w:t>
-      </w:r>
-      <w:r>
-        <w:t>). The subscriber agrees that staff may see the phone's last known position during a declared emergency.</w:t>
-      </w:r>
-    </w:p>
-    <w:p>
-      <w:pPr>
-        <w:pStyle w:val="ListBullet"/>
-      </w:pPr>
-      <w:r>
-        <w:t xml:space="preserve">Enrol: </w:t>
-      </w:r>
-      <w:r>
-        <w:rPr>
-          <w:rFonts w:ascii="Consolas" w:hAnsi="Consolas"/>
-          <w:sz w:val="20"/>
-        </w:rPr>
-        <w:t>{"device_id": "&lt;SDK id&gt;", "consent": true, "msisdn": "+977..."}</w:t>
-      </w:r>
-      <w:r>
-        <w:t xml:space="preserve"> returns </w:t>
-      </w:r>
-      <w:r>
-        <w:rPr>
-          <w:rFonts w:ascii="Consolas" w:hAnsi="Consolas"/>
-          <w:sz w:val="20"/>
-        </w:rPr>
-        <w:t>{"enrolled": true}</w:t>
-      </w:r>
-      <w:r>
-        <w:t xml:space="preserve">. Optional: </w:t>
-      </w:r>
-      <w:r>
-        <w:rPr>
-          <w:rFonts w:ascii="Consolas" w:hAnsi="Consolas"/>
-          <w:sz w:val="20"/>
-        </w:rPr>
-        <w:t>manufacturer</w:t>
-      </w:r>
-      <w:r>
-        <w:t xml:space="preserve">, </w:t>
-      </w:r>
-      <w:r>
-        <w:rPr>
-          <w:rFonts w:ascii="Consolas" w:hAnsi="Consolas"/>
-          <w:sz w:val="20"/>
-        </w:rPr>
-        <w:t>phone_model</w:t>
-      </w:r>
-      <w:r>
-        <w:t xml:space="preserve">, </w:t>
-      </w:r>
-      <w:r>
-        <w:rPr>
-          <w:rFonts w:ascii="Consolas" w:hAnsi="Consolas"/>
-          <w:sz w:val="20"/>
-        </w:rPr>
-        <w:t>app_version</w:t>
-      </w:r>
-      <w:r>
-        <w:t xml:space="preserve">, </w:t>
-      </w:r>
-      <w:r>
-        <w:rPr>
-          <w:rFonts w:ascii="Consolas" w:hAnsi="Consolas"/>
-          <w:sz w:val="20"/>
-        </w:rPr>
-        <w:t>hardware_id</w:t>
-      </w:r>
-      <w:r>
-        <w:t>.</w:t>
-      </w:r>
-    </w:p>
-    <w:p>
-      <w:pPr>
-        <w:pStyle w:val="ListBullet"/>
-      </w:pPr>
-      <w:r>
-        <w:t xml:space="preserve">Withdraw: </w:t>
-      </w:r>
-      <w:r>
-        <w:rPr>
-          <w:rFonts w:ascii="Consolas" w:hAnsi="Consolas"/>
-          <w:sz w:val="20"/>
-        </w:rPr>
-        <w:t>{"device_id": "...", "consent": false}</w:t>
-      </w:r>
-      <w:r>
-        <w:t xml:space="preserve"> returns </w:t>
-      </w:r>
-      <w:r>
-        <w:rPr>
-          <w:rFonts w:ascii="Consolas" w:hAnsi="Consolas"/>
-          <w:sz w:val="20"/>
-        </w:rPr>
-        <w:t>{"enrolled": false, "removed": bool}</w:t>
-      </w:r>
-      <w:r>
-        <w:t>.</w:t>
-      </w:r>
-    </w:p>
-    <w:p>
-      <w:pPr>
-        <w:pStyle w:val="ListBullet"/>
-      </w:pPr>
-      <w:r>
-        <w:t>Enrolling carries no position. The position updates only from ordinary samples while the phone is sharing.</w:t>
-      </w:r>
-    </w:p>
-    <w:p>
-      <w:pPr>
-        <w:pStyle w:val="ListBullet"/>
-      </w:pPr>
-      <w:r>
-        <w:t>A subscriber who withdrew is never shown by a lookup, even in an emergency.</w:t>
-      </w:r>
-    </w:p>
-    <w:p>
-      <w:r>
-        <w:rPr>
-          <w:b/>
-        </w:rPr>
-        <w:t>Signed rescue sharing (24 October 2026).</w:t>
-      </w:r>
-      <w:r>
-        <w:t xml:space="preserve"> </w:t>
-      </w:r>
-      <w:r>
-        <w:rPr>
-          <w:rFonts w:ascii="Consolas" w:hAnsi="Consolas"/>
-          <w:sz w:val="20"/>
-        </w:rPr>
-        <w:t>rescue-enroll/</w:t>
-      </w:r>
-      <w:r>
-        <w:t xml:space="preserve"> takes any typed number from any phone that holds the shared key, so anyone who extracts the key can enrol someone else's number. A registered phone therefore uses </w:t>
-      </w:r>
-      <w:r>
-        <w:rPr>
-          <w:rFonts w:ascii="Consolas" w:hAnsi="Consolas"/>
-          <w:sz w:val="20"/>
-        </w:rPr>
-        <w:t>POST device/rescue-consent/</w:t>
-      </w:r>
-      <w:r>
-        <w:t xml:space="preserve"> (signed, section 7.2) instead:</w:t>
-      </w:r>
-    </w:p>
-    <w:p>
-      <w:pPr>
-        <w:pStyle w:val="ListBullet"/>
-      </w:pPr>
-      <w:r>
-        <w:t xml:space="preserve">Body: </w:t>
-      </w:r>
-      <w:r>
-        <w:rPr>
-          <w:rFonts w:ascii="Consolas" w:hAnsi="Consolas"/>
-          <w:sz w:val="20"/>
-        </w:rPr>
-        <w:t>{"consent": true}</w:t>
-      </w:r>
-      <w:r>
-        <w:t xml:space="preserve"> or </w:t>
-      </w:r>
-      <w:r>
-        <w:rPr>
-          <w:rFonts w:ascii="Consolas" w:hAnsi="Consolas"/>
-          <w:sz w:val="20"/>
-        </w:rPr>
-        <w:t>{"consent": false}</w:t>
-      </w:r>
-      <w:r>
-        <w:t xml:space="preserve">, plus optional </w:t>
-      </w:r>
-      <w:r>
-        <w:rPr>
-          <w:rFonts w:ascii="Consolas" w:hAnsi="Consolas"/>
-          <w:sz w:val="20"/>
-        </w:rPr>
-        <w:t>app_version</w:t>
-      </w:r>
-      <w:r>
-        <w:t>. The number is never sent; the server takes it from the phone's registration.</w:t>
-      </w:r>
-    </w:p>
-    <w:p>
-      <w:pPr>
-        <w:pStyle w:val="ListBullet"/>
-      </w:pPr>
-      <w:r>
-        <w:t xml:space="preserve">The beacon is filed under the phone's SDK id, so the phone must have sent </w:t>
-      </w:r>
-      <w:r>
-        <w:rPr>
-          <w:rFonts w:ascii="Consolas" w:hAnsi="Consolas"/>
-          <w:sz w:val="20"/>
-        </w:rPr>
-        <w:t>device/sdk-link/</w:t>
-      </w:r>
-      <w:r>
-        <w:t xml:space="preserve"> first; until then both on and off answer </w:t>
-      </w:r>
-      <w:r>
-        <w:rPr>
-          <w:rFonts w:ascii="Consolas" w:hAnsi="Consolas"/>
-          <w:sz w:val="20"/>
-        </w:rPr>
-        <w:t>409</w:t>
-      </w:r>
-      <w:r>
-        <w:t>.</w:t>
-      </w:r>
-    </w:p>
-    <w:p>
-      <w:pPr>
-        <w:pStyle w:val="ListBullet"/>
-      </w:pPr>
-      <w:r>
-        <w:t xml:space="preserve">On: </w:t>
-      </w:r>
-      <w:r>
-        <w:rPr>
-          <w:rFonts w:ascii="Consolas" w:hAnsi="Consolas"/>
-          <w:sz w:val="20"/>
-        </w:rPr>
-        <w:t>200 {"enrolled": true, "msisdn": "977..."}</w:t>
-      </w:r>
-      <w:r>
-        <w:t xml:space="preserve">. With no number on the registration: </w:t>
-      </w:r>
-      <w:r>
-        <w:rPr>
-          <w:rFonts w:ascii="Consolas" w:hAnsi="Consolas"/>
-          <w:sz w:val="20"/>
-        </w:rPr>
-        <w:t>400</w:t>
-      </w:r>
-      <w:r>
-        <w:t xml:space="preserve">. When the server requires proved numbers and this one has not been proved by SMS (section 7.4): </w:t>
-      </w:r>
-      <w:r>
-        <w:rPr>
-          <w:rFonts w:ascii="Consolas" w:hAnsi="Consolas"/>
-          <w:sz w:val="20"/>
-        </w:rPr>
-        <w:t>403</w:t>
-      </w:r>
-      <w:r>
-        <w:t>.</w:t>
-      </w:r>
-    </w:p>
-    <w:p>
-      <w:pPr>
-        <w:pStyle w:val="ListBullet"/>
-      </w:pPr>
-      <w:r>
-        <w:t xml:space="preserve">Off: </w:t>
-      </w:r>
-      <w:r>
-        <w:rPr>
-          <w:rFonts w:ascii="Consolas" w:hAnsi="Consolas"/>
-          <w:sz w:val="20"/>
-        </w:rPr>
-        <w:t>200 {"enrolled": false, "removed": bool}</w:t>
-      </w:r>
-      <w:r>
-        <w:t>. The stored position is deleted.</w:t>
-      </w:r>
-    </w:p>
-    <w:p>
-      <w:pPr>
-        <w:pStyle w:val="ListBullet"/>
-      </w:pPr>
-      <w:r>
-        <w:t xml:space="preserve">The SDK's </w:t>
-      </w:r>
-      <w:r>
-        <w:rPr>
-          <w:rFonts w:ascii="Consolas" w:hAnsi="Consolas"/>
-          <w:sz w:val="20"/>
-        </w:rPr>
-        <w:t>RescueEnrollWorker</w:t>
-      </w:r>
-      <w:r>
-        <w:t xml:space="preserve"> uses this route for a registered phone. It falls back to </w:t>
-      </w:r>
-      <w:r>
-        <w:rPr>
-          <w:rFonts w:ascii="Consolas" w:hAnsi="Consolas"/>
-          <w:sz w:val="20"/>
-        </w:rPr>
-        <w:t>rescue-enroll/</w:t>
-      </w:r>
-      <w:r>
-        <w:t xml:space="preserve"> only when the server answers </w:t>
-      </w:r>
-      <w:r>
-        <w:rPr>
-          <w:rFonts w:ascii="Consolas" w:hAnsi="Consolas"/>
-          <w:sz w:val="20"/>
-        </w:rPr>
-        <w:t>404</w:t>
-      </w:r>
-      <w:r>
-        <w:t xml:space="preserve"> (an older server), retries </w:t>
-      </w:r>
-      <w:r>
-        <w:rPr>
-          <w:rFonts w:ascii="Consolas" w:hAnsi="Consolas"/>
-          <w:sz w:val="20"/>
-        </w:rPr>
-        <w:t>409</w:t>
-      </w:r>
-      <w:r>
-        <w:t xml:space="preserve">, </w:t>
-      </w:r>
-      <w:r>
-        <w:rPr>
-          <w:rFonts w:ascii="Consolas" w:hAnsi="Consolas"/>
-          <w:sz w:val="20"/>
-        </w:rPr>
-        <w:t>408</w:t>
-      </w:r>
-      <w:r>
-        <w:t xml:space="preserve">, </w:t>
-      </w:r>
-      <w:r>
-        <w:rPr>
-          <w:rFonts w:ascii="Consolas" w:hAnsi="Consolas"/>
-          <w:sz w:val="20"/>
-        </w:rPr>
-        <w:t>429</w:t>
-      </w:r>
-      <w:r>
-        <w:t xml:space="preserve"> and </w:t>
-      </w:r>
-      <w:r>
-        <w:rPr>
-          <w:rFonts w:ascii="Consolas" w:hAnsi="Consolas"/>
-          <w:sz w:val="20"/>
-        </w:rPr>
-        <w:t>5xx</w:t>
-      </w:r>
-      <w:r>
-        <w:t>, and stops on any other answer.</w:t>
-      </w:r>
-    </w:p>
-    <w:p>
-      <w:pPr>
-        <w:pStyle w:val="ListBullet"/>
-      </w:pPr>
-      <w:r>
-        <w:t xml:space="preserve">After </w:t>
-      </w:r>
-      <w:r>
-        <w:rPr>
-          <w:rFonts w:ascii="Consolas" w:hAnsi="Consolas"/>
-          <w:sz w:val="20"/>
-        </w:rPr>
-        <w:t>RESCUE_SHARED_KEY_ACCEPTED_UNTIL</w:t>
-      </w:r>
-      <w:r>
-        <w:t xml:space="preserve"> (server setting; proposed 31 December 2026) </w:t>
-      </w:r>
-      <w:r>
-        <w:rPr>
-          <w:rFonts w:ascii="Consolas" w:hAnsi="Consolas"/>
-          <w:sz w:val="20"/>
-        </w:rPr>
-        <w:t>rescue-enroll/</w:t>
-      </w:r>
-      <w:r>
-        <w:t xml:space="preserve"> answers </w:t>
-      </w:r>
-      <w:r>
-        <w:rPr>
-          <w:rFonts w:ascii="Consolas" w:hAnsi="Consolas"/>
-          <w:sz w:val="20"/>
-        </w:rPr>
-        <w:t>410 {"detail": "Rescue sharing now needs the latest app. Please update it."}</w:t>
-      </w:r>
-      <w:r>
-        <w:t xml:space="preserve">. The SDK treats </w:t>
-      </w:r>
-      <w:r>
-        <w:rPr>
-          <w:rFonts w:ascii="Consolas" w:hAnsi="Consolas"/>
-          <w:sz w:val="20"/>
-        </w:rPr>
-        <w:t>410</w:t>
-      </w:r>
-      <w:r>
-        <w:t xml:space="preserve"> as final and does not retry.</w:t>
-      </w:r>
-    </w:p>
-    <w:p>
-      <w:r>
-        <w:rPr>
-          <w:b/>
-        </w:rPr>
-        <w:t>Serving site</w:t>
-      </w:r>
-      <w:r>
-        <w:t xml:space="preserve"> (</w:t>
-      </w:r>
-      <w:r>
-        <w:rPr>
-          <w:rFonts w:ascii="Consolas" w:hAnsi="Consolas"/>
-          <w:sz w:val="20"/>
-        </w:rPr>
-        <w:t>GET device/serving-site/</w:t>
-      </w:r>
-      <w:r>
-        <w:t xml:space="preserve">, signed). Query parameters, all optional: </w:t>
-      </w:r>
-      <w:r>
-        <w:rPr>
-          <w:rFonts w:ascii="Consolas" w:hAnsi="Consolas"/>
-          <w:sz w:val="20"/>
-        </w:rPr>
-        <w:t>network</w:t>
-      </w:r>
-      <w:r>
-        <w:t xml:space="preserve"> (</w:t>
-      </w:r>
-      <w:r>
-        <w:rPr>
-          <w:rFonts w:ascii="Consolas" w:hAnsi="Consolas"/>
-          <w:sz w:val="20"/>
-        </w:rPr>
-        <w:t>LTE</w:t>
-      </w:r>
-      <w:r>
-        <w:t xml:space="preserve">, </w:t>
-      </w:r>
-      <w:r>
-        <w:rPr>
-          <w:rFonts w:ascii="Consolas" w:hAnsi="Consolas"/>
-          <w:sz w:val="20"/>
-        </w:rPr>
-        <w:t>NR</w:t>
-      </w:r>
-      <w:r>
-        <w:t xml:space="preserve">, </w:t>
-      </w:r>
-      <w:r>
-        <w:rPr>
-          <w:rFonts w:ascii="Consolas" w:hAnsi="Consolas"/>
-          <w:sz w:val="20"/>
-        </w:rPr>
-        <w:t>WCDMA</w:t>
-      </w:r>
-      <w:r>
-        <w:t xml:space="preserve">, </w:t>
-      </w:r>
-      <w:r>
-        <w:rPr>
-          <w:rFonts w:ascii="Consolas" w:hAnsi="Consolas"/>
-          <w:sz w:val="20"/>
-        </w:rPr>
-        <w:t>GSM</w:t>
-      </w:r>
-      <w:r>
-        <w:t xml:space="preserve">), </w:t>
-      </w:r>
-      <w:r>
-        <w:rPr>
-          <w:rFonts w:ascii="Consolas" w:hAnsi="Consolas"/>
-          <w:sz w:val="20"/>
-        </w:rPr>
-        <w:t>cell_id</w:t>
-      </w:r>
-      <w:r>
-        <w:t xml:space="preserve">, </w:t>
-      </w:r>
-      <w:r>
-        <w:rPr>
-          <w:rFonts w:ascii="Consolas" w:hAnsi="Consolas"/>
-          <w:sz w:val="20"/>
-        </w:rPr>
-        <w:t>tac</w:t>
-      </w:r>
-      <w:r>
-        <w:t xml:space="preserve">, </w:t>
-      </w:r>
-      <w:r>
-        <w:rPr>
-          <w:rFonts w:ascii="Consolas" w:hAnsi="Consolas"/>
-          <w:sz w:val="20"/>
-        </w:rPr>
-        <w:t>pci</w:t>
-      </w:r>
-      <w:r>
-        <w:t xml:space="preserve">, </w:t>
-      </w:r>
-      <w:r>
-        <w:rPr>
-          <w:rFonts w:ascii="Consolas" w:hAnsi="Consolas"/>
-          <w:sz w:val="20"/>
-        </w:rPr>
-        <w:t>psc</w:t>
-      </w:r>
-      <w:r>
-        <w:t xml:space="preserve">, </w:t>
-      </w:r>
-      <w:r>
-        <w:rPr>
-          <w:rFonts w:ascii="Consolas" w:hAnsi="Consolas"/>
-          <w:sz w:val="20"/>
-        </w:rPr>
-        <w:t>bcch</w:t>
-      </w:r>
-      <w:r>
-        <w:t xml:space="preserve">, </w:t>
-      </w:r>
-      <w:r>
-        <w:rPr>
-          <w:rFonts w:ascii="Consolas" w:hAnsi="Consolas"/>
-          <w:sz w:val="20"/>
-        </w:rPr>
-        <w:t>bsic</w:t>
-      </w:r>
-      <w:r>
-        <w:t xml:space="preserve">, </w:t>
-      </w:r>
-      <w:r>
-        <w:rPr>
-          <w:rFonts w:ascii="Consolas" w:hAnsi="Consolas"/>
-          <w:sz w:val="20"/>
-        </w:rPr>
-        <w:t>lat</w:t>
-      </w:r>
-      <w:r>
-        <w:t xml:space="preserve">, </w:t>
-      </w:r>
-      <w:r>
-        <w:rPr>
-          <w:rFonts w:ascii="Consolas" w:hAnsi="Consolas"/>
-          <w:sz w:val="20"/>
-        </w:rPr>
-        <w:t>lon</w:t>
-      </w:r>
-      <w:r>
-        <w:t xml:space="preserve">. Returns </w:t>
-      </w:r>
-      <w:r>
-        <w:rPr>
-          <w:rFonts w:ascii="Consolas" w:hAnsi="Consolas"/>
-          <w:sz w:val="20"/>
-        </w:rPr>
-        <w:t>{"site": null}</w:t>
-      </w:r>
-      <w:r>
-        <w:t xml:space="preserve"> or </w:t>
-      </w:r>
-      <w:r>
-        <w:rPr>
-          <w:rFonts w:ascii="Consolas" w:hAnsi="Consolas"/>
-          <w:sz w:val="20"/>
-        </w:rPr>
-        <w:t>{"site": {"site_id", "site_name", "sector", "cell_name", "distance_m"}}</w:t>
-      </w:r>
-      <w:r>
-        <w:t>, matched as stored readings are: 4G by eNodeB ID, 2G/3G by LAC (TAC) and cell ID, else by PCI, scrambling code or BCCH/BSIC near the position. Nothing is stored. The reference app asks once per serving cell and waits 30 s after a failure. Before the answer, it shows the site and sector worked out on the phone from NTC's numbering (</w:t>
-      </w:r>
-      <w:r>
-        <w:rPr>
-          <w:rFonts w:ascii="Consolas" w:hAnsi="Consolas"/>
-          <w:sz w:val="20"/>
-        </w:rPr>
-        <w:t>model/NtcCellName.kt</w:t>
-      </w:r>
-      <w:r>
-        <w:t>).</w:t>
-      </w:r>
-    </w:p>
-    <w:p>
-      <w:r>
-        <w:rPr>
-          <w:b/>
-        </w:rPr>
-        <w:t>Drive-test consent</w:t>
-      </w:r>
-      <w:r>
-        <w:t xml:space="preserve"> (</w:t>
-      </w:r>
-      <w:r>
-        <w:rPr>
-          <w:rFonts w:ascii="Consolas" w:hAnsi="Consolas"/>
-          <w:sz w:val="20"/>
-        </w:rPr>
-        <w:t>POST drive-test-consent/</w:t>
-      </w:r>
-      <w:r>
-        <w:t xml:space="preserve">) with </w:t>
-      </w:r>
-      <w:r>
-        <w:rPr>
-          <w:rFonts w:ascii="Consolas" w:hAnsi="Consolas"/>
-          <w:sz w:val="20"/>
-        </w:rPr>
-        <w:t>{"device_id": "...", "consent": true}</w:t>
-      </w:r>
-      <w:r>
-        <w:t xml:space="preserve"> returns </w:t>
-      </w:r>
-      <w:r>
-        <w:rPr>
-          <w:rFonts w:ascii="Consolas" w:hAnsi="Consolas"/>
-          <w:sz w:val="20"/>
-        </w:rPr>
-        <w:t>{"consent": true}</w:t>
-      </w:r>
-      <w:r>
-        <w:t xml:space="preserve">. It decides whether this phone's readings may appear in a staff drive-test session. It does not affect whether samples are stored. </w:t>
-      </w:r>
-      <w:r>
-        <w:rPr>
-          <w:rFonts w:ascii="Consolas" w:hAnsi="Consolas"/>
-          <w:sz w:val="20"/>
-        </w:rPr>
-        <w:t>GET drive-test-consent-message/</w:t>
-      </w:r>
-      <w:r>
-        <w:t xml:space="preserve"> returns </w:t>
-      </w:r>
-      <w:r>
-        <w:rPr>
-          <w:rFonts w:ascii="Consolas" w:hAnsi="Consolas"/>
-          <w:sz w:val="20"/>
-        </w:rPr>
-        <w:t>{"message": "..."}</w:t>
-      </w:r>
-      <w:r>
-        <w:t>, the wording a superadmin maintains.</w:t>
-      </w:r>
-    </w:p>
-    <w:p>
-      <w:r>
-        <w:rPr>
-          <w:b/>
-        </w:rPr>
-        <w:t>Device identity</w:t>
-      </w:r>
-      <w:r>
-        <w:t xml:space="preserve"> (</w:t>
-      </w:r>
-      <w:r>
-        <w:rPr>
-          <w:rFonts w:ascii="Consolas" w:hAnsi="Consolas"/>
-          <w:sz w:val="20"/>
-        </w:rPr>
-        <w:t>POST device-identity/</w:t>
-      </w:r>
-      <w:r>
-        <w:t xml:space="preserve">, signed). Every field is optional: </w:t>
-      </w:r>
-      <w:r>
-        <w:rPr>
-          <w:rFonts w:ascii="Consolas" w:hAnsi="Consolas"/>
-          <w:sz w:val="20"/>
-        </w:rPr>
-        <w:t>msisdn</w:t>
-      </w:r>
-      <w:r>
-        <w:t xml:space="preserve">, </w:t>
-      </w:r>
-      <w:r>
-        <w:rPr>
-          <w:rFonts w:ascii="Consolas" w:hAnsi="Consolas"/>
-          <w:sz w:val="20"/>
-        </w:rPr>
-        <w:t>imei</w:t>
-      </w:r>
-      <w:r>
-        <w:t xml:space="preserve">, </w:t>
-      </w:r>
-      <w:r>
-        <w:rPr>
-          <w:rFonts w:ascii="Consolas" w:hAnsi="Consolas"/>
-          <w:sz w:val="20"/>
-        </w:rPr>
-        <w:t>phone_model</w:t>
-      </w:r>
-      <w:r>
-        <w:t xml:space="preserve">, </w:t>
-      </w:r>
-      <w:r>
-        <w:rPr>
-          <w:rFonts w:ascii="Consolas" w:hAnsi="Consolas"/>
-          <w:sz w:val="20"/>
-        </w:rPr>
-        <w:t>manufacturer</w:t>
-      </w:r>
-      <w:r>
-        <w:t xml:space="preserve">, </w:t>
-      </w:r>
-      <w:r>
-        <w:rPr>
-          <w:rFonts w:ascii="Consolas" w:hAnsi="Consolas"/>
-          <w:sz w:val="20"/>
-        </w:rPr>
-        <w:t>user_type</w:t>
-      </w:r>
-      <w:r>
-        <w:t xml:space="preserve"> (</w:t>
-      </w:r>
-      <w:r>
-        <w:rPr>
-          <w:rFonts w:ascii="Consolas" w:hAnsi="Consolas"/>
-          <w:sz w:val="20"/>
-        </w:rPr>
-        <w:t>general</w:t>
-      </w:r>
-      <w:r>
-        <w:t xml:space="preserve"> or </w:t>
-      </w:r>
-      <w:r>
-        <w:rPr>
-          <w:rFonts w:ascii="Consolas" w:hAnsi="Consolas"/>
-          <w:sz w:val="20"/>
-        </w:rPr>
-        <w:t>employee</w:t>
-      </w:r>
-      <w:r>
-        <w:t xml:space="preserve">), </w:t>
-      </w:r>
-      <w:r>
-        <w:rPr>
-          <w:rFonts w:ascii="Consolas" w:hAnsi="Consolas"/>
-          <w:sz w:val="20"/>
-        </w:rPr>
-        <w:t>hardware_id</w:t>
-      </w:r>
-      <w:r>
-        <w:t xml:space="preserve">. An empty string clears a field. Returns </w:t>
-      </w:r>
-      <w:r>
-        <w:rPr>
-          <w:rFonts w:ascii="Consolas" w:hAnsi="Consolas"/>
-          <w:sz w:val="20"/>
-        </w:rPr>
-        <w:t>{"stored": [...]}</w:t>
-      </w:r>
-      <w:r>
-        <w:t xml:space="preserve"> with field names only. A normal Android app cannot read the number or IMEI, so those stay empty until the app is carrier-privileged.</w:t>
-      </w:r>
-    </w:p>
-    <w:p>
-      <w:pPr>
-        <w:pStyle w:val="Heading1"/>
-      </w:pPr>
-      <w:r>
-        <w:t>13. Calls</w:t>
-      </w:r>
-    </w:p>
-    <w:p>
-      <w:r>
-        <w:t>Two lanes. The first works in any app today; the second needs carrier privilege and is not in the app.</w:t>
-      </w:r>
-    </w:p>
-    <w:p>
-      <w:pPr>
-        <w:pStyle w:val="Heading2"/>
-      </w:pPr>
-      <w:r>
-        <w:t>13.1 Call records without quality figures: in the SDK and on the server</w:t>
-      </w:r>
-    </w:p>
-    <w:p>
-      <w:r>
-        <w:t xml:space="preserve">Since 14 October 2026 the SDK records each call made while the user shares, using only </w:t>
-      </w:r>
-      <w:r>
-        <w:rPr>
-          <w:rFonts w:ascii="Consolas" w:hAnsi="Consolas"/>
-          <w:sz w:val="20"/>
-        </w:rPr>
-        <w:t>READ_PHONE_STATE</w:t>
-      </w:r>
-      <w:r>
-        <w:t xml:space="preserve"> and location, which it already holds (</w:t>
-      </w:r>
-      <w:r>
-        <w:rPr>
-          <w:rFonts w:ascii="Consolas" w:hAnsi="Consolas"/>
-          <w:sz w:val="20"/>
-        </w:rPr>
-        <w:t>collector/CallListener.kt</w:t>
-      </w:r>
-      <w:r>
-        <w:t xml:space="preserve">). It is on when </w:t>
-      </w:r>
-      <w:r>
-        <w:rPr>
-          <w:rFonts w:ascii="Consolas" w:hAnsi="Consolas"/>
-          <w:sz w:val="20"/>
-        </w:rPr>
-        <w:t>TelemetryConfig.callSamplesUrl</w:t>
-      </w:r>
-      <w:r>
-        <w:t xml:space="preserve"> is set.</w:t>
-      </w:r>
-    </w:p>
-    <w:p>
-      <w:pPr>
-        <w:pStyle w:val="ListBullet"/>
-      </w:pPr>
-      <w:r>
-        <w:t>A call is the off-hook time, from dialling or answering to hang-up. A missed call is not recorded.</w:t>
-      </w:r>
-    </w:p>
-    <w:p>
-      <w:pPr>
-        <w:pStyle w:val="ListBullet"/>
-      </w:pPr>
-      <w:r>
-        <w:t>The voice network (</w:t>
-      </w:r>
-      <w:r>
-        <w:rPr>
-          <w:rFonts w:ascii="Consolas" w:hAnsi="Consolas"/>
-          <w:sz w:val="20"/>
-        </w:rPr>
-        <w:t>TelephonyManager.getVoiceNetworkType()</w:t>
-      </w:r>
-      <w:r>
-        <w:t>, on the SIM that places calls) is read at the start and every 3 seconds, so a call that drops from 4G to 3G shows both.</w:t>
-      </w:r>
-    </w:p>
-    <w:p>
-      <w:pPr>
-        <w:pStyle w:val="ListBullet"/>
-      </w:pPr>
-      <w:r>
-        <w:t>The data network just before the call is kept, so a CSFB call shows 2G/3G voice with 4G data before it.</w:t>
-      </w:r>
-    </w:p>
-    <w:p>
-      <w:pPr>
-        <w:pStyle w:val="ListBullet"/>
-      </w:pPr>
-      <w:r>
-        <w:t>The serving cell and level are read at the start and the end (level: RSRP on 4G/5G, RSCP on 3G, RSSI on 2G).</w:t>
-      </w:r>
-    </w:p>
-    <w:p>
-      <w:pPr>
-        <w:pStyle w:val="ListBullet"/>
-      </w:pPr>
-      <w:r>
-        <w:t>No number, no call direction, no audio or quality figures.</w:t>
-      </w:r>
-    </w:p>
-    <w:p>
-      <w:pPr>
-        <w:pStyle w:val="ListBullet"/>
-      </w:pPr>
-      <w:r>
-        <w:t xml:space="preserve">Finished calls are queued on the phone (at most 200) and sent by </w:t>
-      </w:r>
-      <w:r>
-        <w:rPr>
-          <w:rFonts w:ascii="Consolas" w:hAnsi="Consolas"/>
-          <w:sz w:val="20"/>
-        </w:rPr>
-        <w:t>CallUploadWorker</w:t>
-      </w:r>
-      <w:r>
-        <w:t xml:space="preserve"> once a network is available. Opting out with the queue wiped clears it.</w:t>
-      </w:r>
-    </w:p>
-    <w:p>
-      <w:pPr>
-        <w:pStyle w:val="ListBullet"/>
-      </w:pPr>
-      <w:r>
-        <w:t>It runs only while the app process is alive. Calls made while the app is fully stopped are not seen; the Collector edition keeps the process alive while sharing.</w:t>
-      </w:r>
-    </w:p>
-    <w:p>
-      <w:r>
-        <w:rPr>
-          <w:rFonts w:ascii="Consolas" w:hAnsi="Consolas"/>
-          <w:sz w:val="20"/>
-        </w:rPr>
-        <w:t>POST call-samples/</w:t>
-      </w:r>
-      <w:r>
-        <w:t xml:space="preserve"> takes an array, at most 100 calls:</w:t>
+        <w:t>POST speed-samples/</w:t>
+      </w:r>
+      <w:r>
+        <w:t>, only while the user is sharing:</w:t>
       </w:r>
     </w:p>
     <w:tbl>
@@ -9057,7 +8362,7 @@
                 <w:rFonts w:ascii="Consolas" w:hAnsi="Consolas"/>
                 <w:sz w:val="18"/>
               </w:rPr>
-              <w:t>[{"device_id": "...", "started_at": 1758444000000, "ended_at": 1758444060000,</w:t>
+              <w:t>{"device_id": "&lt;SDK id&gt;", "ts": 1758444000000, "ping_median_ms": 38,</w:t>
             </w:r>
           </w:p>
           <w:p>
@@ -9069,7 +8374,7 @@
                 <w:rFonts w:ascii="Consolas" w:hAnsi="Consolas"/>
                 <w:sz w:val="18"/>
               </w:rPr>
-              <w:t xml:space="preserve">  "voice_networks": ["LTE", "UMTS"], "voice_network_start": "LTE",</w:t>
+              <w:t xml:space="preserve"> "jitter_ms": 4, "download_mbps": 21.4, "upload_mbps": 6.2,</w:t>
             </w:r>
           </w:p>
           <w:p>
@@ -9081,7 +8386,7 @@
                 <w:rFonts w:ascii="Consolas" w:hAnsi="Consolas"/>
                 <w:sz w:val="18"/>
               </w:rPr>
-              <w:t xml:space="preserve">  "voice_network_end": "UMTS", "data_network_before": "LTE",</w:t>
+              <w:t xml:space="preserve"> "packet_loss_pct": 5, "network_type": "LTE", "rsrp_dbm": -90,</w:t>
             </w:r>
           </w:p>
           <w:p>
@@ -9093,55 +8398,7 @@
                 <w:rFonts w:ascii="Consolas" w:hAnsi="Consolas"/>
                 <w:sz w:val="18"/>
               </w:rPr>
-              <w:t xml:space="preserve">  "start": {"lat": 27.70, "lon": 85.32, "network_type": "LTE",</w:t>
-            </w:r>
-          </w:p>
-          <w:p>
-            <w:pPr>
-              <w:spacing w:after="0"/>
-            </w:pPr>
-            <w:r>
-              <w:rPr>
-                <w:rFonts w:ascii="Consolas" w:hAnsi="Consolas"/>
-                <w:sz w:val="18"/>
-              </w:rPr>
-              <w:t xml:space="preserve">            "cell_id": 26385921, "pci": 120, "tac": 1201, "mcc": "429",</w:t>
-            </w:r>
-          </w:p>
-          <w:p>
-            <w:pPr>
-              <w:spacing w:after="0"/>
-            </w:pPr>
-            <w:r>
-              <w:rPr>
-                <w:rFonts w:ascii="Consolas" w:hAnsi="Consolas"/>
-                <w:sz w:val="18"/>
-              </w:rPr>
-              <w:t xml:space="preserve">            "mnc": "01", "level_dbm": -112},</w:t>
-            </w:r>
-          </w:p>
-          <w:p>
-            <w:pPr>
-              <w:spacing w:after="0"/>
-            </w:pPr>
-            <w:r>
-              <w:rPr>
-                <w:rFonts w:ascii="Consolas" w:hAnsi="Consolas"/>
-                <w:sz w:val="18"/>
-              </w:rPr>
-              <w:t xml:space="preserve">  "end": {"lat": 27.71, "lon": 85.33, "network_type": "UMTS",</w:t>
-            </w:r>
-          </w:p>
-          <w:p>
-            <w:pPr>
-              <w:spacing w:after="0"/>
-            </w:pPr>
-            <w:r>
-              <w:rPr>
-                <w:rFonts w:ascii="Consolas" w:hAnsi="Consolas"/>
-                <w:sz w:val="18"/>
-              </w:rPr>
-              <w:t xml:space="preserve">          "cell_id": 1234567, "level_dbm": -98}}]</w:t>
+              <w:t xml:space="preserve"> "bearer": "mobile"}</w:t>
             </w:r>
           </w:p>
         </w:tc>
@@ -9157,107 +8414,218 @@
           <w:rFonts w:ascii="Consolas" w:hAnsi="Consolas"/>
           <w:sz w:val="20"/>
         </w:rPr>
-        <w:t>202 {"accepted": N, "skipped": M}</w:t>
-      </w:r>
-      <w:r>
-        <w:t xml:space="preserve">. A call with no </w:t>
+        <w:t>201 {"stored": true}</w:t>
+      </w:r>
+      <w:r>
+        <w:t xml:space="preserve">. Limited to 20 a minute. </w:t>
       </w:r>
       <w:r>
         <w:rPr>
           <w:rFonts w:ascii="Consolas" w:hAnsi="Consolas"/>
           <w:sz w:val="20"/>
         </w:rPr>
-        <w:t>device_id</w:t>
-      </w:r>
-      <w:r>
-        <w:t xml:space="preserve">, an end before its start, or longer than 6 hours is skipped, not the batch. Network names: </w:t>
+        <w:t>packet_loss_pct</w:t>
+      </w:r>
+      <w:r>
+        <w:t xml:space="preserve"> (0 to 100) is optional. </w:t>
       </w:r>
       <w:r>
         <w:rPr>
           <w:rFonts w:ascii="Consolas" w:hAnsi="Consolas"/>
           <w:sz w:val="20"/>
         </w:rPr>
-        <w:t>LTE</w:t>
-      </w:r>
-      <w:r>
-        <w:t xml:space="preserve">, </w:t>
+        <w:t>bearer</w:t>
+      </w:r>
+      <w:r>
+        <w:t xml:space="preserve"> is </w:t>
       </w:r>
       <w:r>
         <w:rPr>
           <w:rFonts w:ascii="Consolas" w:hAnsi="Consolas"/>
           <w:sz w:val="20"/>
         </w:rPr>
-        <w:t>NR</w:t>
-      </w:r>
-      <w:r>
-        <w:t xml:space="preserve">, </w:t>
+        <w:t>mobile</w:t>
+      </w:r>
+      <w:r>
+        <w:t xml:space="preserve"> or </w:t>
       </w:r>
       <w:r>
         <w:rPr>
           <w:rFonts w:ascii="Consolas" w:hAnsi="Consolas"/>
           <w:sz w:val="20"/>
         </w:rPr>
-        <w:t>IWLAN</w:t>
-      </w:r>
-      <w:r>
-        <w:t xml:space="preserve">, </w:t>
+        <w:t>wifi</w:t>
+      </w:r>
+      <w:r>
+        <w:t>; any other value, or none, is stored blank (results from builds before 15 October 2026).</w:t>
+      </w:r>
+    </w:p>
+    <w:p>
+      <w:r>
+        <w:t xml:space="preserve">A second set under </w:t>
       </w:r>
       <w:r>
         <w:rPr>
           <w:rFonts w:ascii="Consolas" w:hAnsi="Consolas"/>
           <w:sz w:val="20"/>
         </w:rPr>
-        <w:t>UMTS</w:t>
-      </w:r>
-      <w:r>
-        <w:t xml:space="preserve">, </w:t>
+        <w:t>device/trace-requests/&lt;id&gt;/speedtest/</w:t>
+      </w:r>
+      <w:r>
+        <w:t xml:space="preserve"> is signed and works only while that request is accepted. Its result call takes </w:t>
       </w:r>
       <w:r>
         <w:rPr>
           <w:rFonts w:ascii="Consolas" w:hAnsi="Consolas"/>
           <w:sz w:val="20"/>
         </w:rPr>
-        <w:t>HSDPA</w:t>
-      </w:r>
-      <w:r>
-        <w:t xml:space="preserve">, </w:t>
+        <w:t>ran_at</w:t>
+      </w:r>
+      <w:r>
+        <w:t xml:space="preserve"> (epoch ms, inside the consent window) in place of </w:t>
       </w:r>
       <w:r>
         <w:rPr>
           <w:rFonts w:ascii="Consolas" w:hAnsi="Consolas"/>
           <w:sz w:val="20"/>
         </w:rPr>
-        <w:t>HSUPA</w:t>
-      </w:r>
-      <w:r>
-        <w:t xml:space="preserve">, </w:t>
+        <w:t>ts</w:t>
+      </w:r>
+      <w:r>
+        <w:t>.</w:t>
+      </w:r>
+    </w:p>
+    <w:p>
+      <w:pPr>
+        <w:pStyle w:val="Heading1"/>
+      </w:pPr>
+      <w:r>
+        <w:t>10a. Report a problem</w:t>
+      </w:r>
+    </w:p>
+    <w:p>
+      <w:r>
+        <w:t xml:space="preserve">A registered phone can send a problem with the reading and a speed test at that moment. </w:t>
       </w:r>
       <w:r>
         <w:rPr>
           <w:rFonts w:ascii="Consolas" w:hAnsi="Consolas"/>
           <w:sz w:val="20"/>
         </w:rPr>
-        <w:t>HSPA</w:t>
-      </w:r>
-      <w:r>
-        <w:t xml:space="preserve">, </w:t>
-      </w:r>
+        <w:t>POST device/problem-reports/</w:t>
+      </w:r>
+      <w:r>
+        <w:t>, signed (section 7):</w:t>
+      </w:r>
+    </w:p>
+    <w:tbl>
+      <w:tblPr>
+        <w:tblStyle w:val="TableGrid"/>
+        <w:tblW w:type="auto" w:w="0"/>
+        <w:tblLook w:firstColumn="1" w:firstRow="1" w:lastColumn="0" w:lastRow="0" w:noHBand="0" w:noVBand="1" w:val="04A0"/>
+      </w:tblPr>
+      <w:tblGrid>
+        <w:gridCol w:w="8640"/>
+      </w:tblGrid>
+      <w:tr>
+        <w:tc>
+          <w:tcPr>
+            <w:tcW w:type="dxa" w:w="8640"/>
+            <w:shd w:val="clear" w:color="auto" w:fill="F1F4F8"/>
+          </w:tcPr>
+          <w:p>
+            <w:pPr>
+              <w:spacing w:after="0"/>
+            </w:pPr>
+            <w:r>
+              <w:rPr>
+                <w:rFonts w:ascii="Consolas" w:hAnsi="Consolas"/>
+                <w:sz w:val="18"/>
+              </w:rPr>
+              <w:t>{"category": "slow_data", "note": "Slow in the evening", "ts": 1758444000000,</w:t>
+            </w:r>
+          </w:p>
+          <w:p>
+            <w:pPr>
+              <w:spacing w:after="0"/>
+            </w:pPr>
+            <w:r>
+              <w:rPr>
+                <w:rFonts w:ascii="Consolas" w:hAnsi="Consolas"/>
+                <w:sz w:val="18"/>
+              </w:rPr>
+              <w:t xml:space="preserve"> "lat": 27.70, "lon": 85.32, "network_type": "LTE", "band": "B3 (1800)",</w:t>
+            </w:r>
+          </w:p>
+          <w:p>
+            <w:pPr>
+              <w:spacing w:after="0"/>
+            </w:pPr>
+            <w:r>
+              <w:rPr>
+                <w:rFonts w:ascii="Consolas" w:hAnsi="Consolas"/>
+                <w:sz w:val="18"/>
+              </w:rPr>
+              <w:t xml:space="preserve"> "pci": 120, "cell_id": 26385921, "level_dbm": -98, "rsrq_db": -12, "sinr_db": 4,</w:t>
+            </w:r>
+          </w:p>
+          <w:p>
+            <w:pPr>
+              <w:spacing w:after="0"/>
+            </w:pPr>
+            <w:r>
+              <w:rPr>
+                <w:rFonts w:ascii="Consolas" w:hAnsi="Consolas"/>
+                <w:sz w:val="18"/>
+              </w:rPr>
+              <w:t xml:space="preserve"> "download_mbps": 3.1, "upload_mbps": 1.2, "ping_ms": 62, "jitter_ms": 9,</w:t>
+            </w:r>
+          </w:p>
+          <w:p>
+            <w:pPr>
+              <w:spacing w:after="0"/>
+            </w:pPr>
+            <w:r>
+              <w:rPr>
+                <w:rFonts w:ascii="Consolas" w:hAnsi="Consolas"/>
+                <w:sz w:val="18"/>
+              </w:rPr>
+              <w:t xml:space="preserve"> "packet_loss_pct": 5, "phone_model": "...", "android_version": "14",</w:t>
+            </w:r>
+          </w:p>
+          <w:p>
+            <w:pPr>
+              <w:spacing w:after="0"/>
+            </w:pPr>
+            <w:r>
+              <w:rPr>
+                <w:rFonts w:ascii="Consolas" w:hAnsi="Consolas"/>
+                <w:sz w:val="18"/>
+              </w:rPr>
+              <w:t xml:space="preserve"> "app_version": "..."}</w:t>
+            </w:r>
+          </w:p>
+        </w:tc>
+      </w:tr>
+    </w:tbl>
+    <w:p/>
+    <w:p>
       <w:r>
         <w:rPr>
           <w:rFonts w:ascii="Consolas" w:hAnsi="Consolas"/>
           <w:sz w:val="20"/>
         </w:rPr>
-        <w:t>HSPAP</w:t>
-      </w:r>
-      <w:r>
-        <w:t xml:space="preserve">, </w:t>
+        <w:t>category</w:t>
+      </w:r>
+      <w:r>
+        <w:t xml:space="preserve"> is one of </w:t>
       </w:r>
       <w:r>
         <w:rPr>
           <w:rFonts w:ascii="Consolas" w:hAnsi="Consolas"/>
           <w:sz w:val="20"/>
         </w:rPr>
-        <w:t>TD_SCDMA</w:t>
+        <w:t>no_signal</w:t>
       </w:r>
       <w:r>
         <w:t xml:space="preserve">, </w:t>
@@ -9267,7 +8635,7 @@
           <w:rFonts w:ascii="Consolas" w:hAnsi="Consolas"/>
           <w:sz w:val="20"/>
         </w:rPr>
-        <w:t>GSM</w:t>
+        <w:t>slow_data</w:t>
       </w:r>
       <w:r>
         <w:t xml:space="preserve">, </w:t>
@@ -9277,7 +8645,7 @@
           <w:rFonts w:ascii="Consolas" w:hAnsi="Consolas"/>
           <w:sz w:val="20"/>
         </w:rPr>
-        <w:t>EDGE</w:t>
+        <w:t>call_drop</w:t>
       </w:r>
       <w:r>
         <w:t xml:space="preserve">, </w:t>
@@ -9287,7 +8655,7 @@
           <w:rFonts w:ascii="Consolas" w:hAnsi="Consolas"/>
           <w:sz w:val="20"/>
         </w:rPr>
-        <w:t>GPRS</w:t>
+        <w:t>stuck_2g3g</w:t>
       </w:r>
       <w:r>
         <w:t xml:space="preserve">, </w:t>
@@ -9297,45 +8665,340 @@
           <w:rFonts w:ascii="Consolas" w:hAnsi="Consolas"/>
           <w:sz w:val="20"/>
         </w:rPr>
-        <w:t>CDMA</w:t>
-      </w:r>
-      <w:r>
-        <w:t xml:space="preserve">, </w:t>
+        <w:t>other</w:t>
+      </w:r>
+      <w:r>
+        <w:t xml:space="preserve">; </w:t>
       </w:r>
       <w:r>
         <w:rPr>
           <w:rFonts w:ascii="Consolas" w:hAnsi="Consolas"/>
           <w:sz w:val="20"/>
         </w:rPr>
-        <w:t>1XRTT</w:t>
-      </w:r>
-      <w:r>
-        <w:t xml:space="preserve">, </w:t>
+        <w:t>lat</w:t>
+      </w:r>
+      <w:r>
+        <w:t xml:space="preserve"> and </w:t>
       </w:r>
       <w:r>
         <w:rPr>
           <w:rFonts w:ascii="Consolas" w:hAnsi="Consolas"/>
           <w:sz w:val="20"/>
         </w:rPr>
-        <w:t>EVDO</w:t>
-      </w:r>
-      <w:r>
-        <w:t xml:space="preserve">, </w:t>
+        <w:t>lon</w:t>
+      </w:r>
+      <w:r>
+        <w:t xml:space="preserve"> are required, everything else is optional. Returns Optional </w:t>
       </w:r>
       <w:r>
         <w:rPr>
           <w:rFonts w:ascii="Consolas" w:hAnsi="Consolas"/>
           <w:sz w:val="20"/>
         </w:rPr>
-        <w:t>UNKNOWN</w:t>
-      </w:r>
-      <w:r>
-        <w:t>.</w:t>
+        <w:t>environment</w:t>
+      </w:r>
+      <w:r>
+        <w:t xml:space="preserve"> and </w:t>
+      </w:r>
+      <w:r>
+        <w:rPr>
+          <w:rFonts w:ascii="Consolas" w:hAnsi="Consolas"/>
+          <w:sz w:val="20"/>
+        </w:rPr>
+        <w:t>environment_source</w:t>
+      </w:r>
+      <w:r>
+        <w:t xml:space="preserve"> as in 5.1: a report made inside a building lets the server tell "weak indoors, good outside" from a coverage gap. </w:t>
+      </w:r>
+      <w:r>
+        <w:rPr>
+          <w:rFonts w:ascii="Consolas" w:hAnsi="Consolas"/>
+          <w:sz w:val="20"/>
+        </w:rPr>
+        <w:t>201 {"id": N, "stored": true}</w:t>
+      </w:r>
+      <w:r>
+        <w:t>. At most 10 a day per phone; the 11th gets 429. The server checks the report against stored measurements; staff see the result on the Problem Reports page. The reference app also shows hints from the same rules on the phone (</w:t>
+      </w:r>
+      <w:r>
+        <w:rPr>
+          <w:rFonts w:ascii="Consolas" w:hAnsi="Consolas"/>
+          <w:sz w:val="20"/>
+        </w:rPr>
+        <w:t>ProblemHints.kt</w:t>
+      </w:r>
+      <w:r>
+        <w:t>).</w:t>
       </w:r>
     </w:p>
     <w:p>
-      <w:r>
-        <w:t>The server classes each call:</w:t>
+      <w:pPr>
+        <w:pStyle w:val="Heading1"/>
+      </w:pPr>
+      <w:r>
+        <w:t>11. Site photos</w:t>
+      </w:r>
+    </w:p>
+    <w:p>
+      <w:r>
+        <w:t>A staff member points the phone along a sector and takes a photo. The server shows the direction the phone faced next to the sector's planned azimuth. A registered phone is required.</w:t>
+      </w:r>
+    </w:p>
+    <w:p>
+      <w:pPr>
+        <w:ind w:left="360" w:hanging="280"/>
+      </w:pPr>
+      <w:r>
+        <w:t xml:space="preserve">1. </w:t>
+      </w:r>
+      <w:r>
+        <w:rPr>
+          <w:rFonts w:ascii="Consolas" w:hAnsi="Consolas"/>
+          <w:sz w:val="20"/>
+        </w:rPr>
+        <w:t>GET device/nearby-sites/?lat=..&amp;lon=..</w:t>
+      </w:r>
+      <w:r>
+        <w:t xml:space="preserve"> returns up to five sites within 1 km:</w:t>
+      </w:r>
+    </w:p>
+    <w:tbl>
+      <w:tblPr>
+        <w:tblStyle w:val="TableGrid"/>
+        <w:tblW w:type="auto" w:w="0"/>
+        <w:tblLook w:firstColumn="1" w:firstRow="1" w:lastColumn="0" w:lastRow="0" w:noHBand="0" w:noVBand="1" w:val="04A0"/>
+      </w:tblPr>
+      <w:tblGrid>
+        <w:gridCol w:w="8640"/>
+      </w:tblGrid>
+      <w:tr>
+        <w:tc>
+          <w:tcPr>
+            <w:tcW w:type="dxa" w:w="8640"/>
+            <w:shd w:val="clear" w:color="auto" w:fill="F1F4F8"/>
+          </w:tcPr>
+          <w:p>
+            <w:pPr>
+              <w:spacing w:after="0"/>
+            </w:pPr>
+            <w:r>
+              <w:rPr>
+                <w:rFonts w:ascii="Consolas" w:hAnsi="Consolas"/>
+                <w:sz w:val="18"/>
+              </w:rPr>
+              <w:t>{"sites": [{"id": "KTM856", "name": "...", "distance_m": 140,</w:t>
+            </w:r>
+          </w:p>
+          <w:p>
+            <w:pPr>
+              <w:spacing w:after="0"/>
+            </w:pPr>
+            <w:r>
+              <w:rPr>
+                <w:rFonts w:ascii="Consolas" w:hAnsi="Consolas"/>
+                <w:sz w:val="18"/>
+              </w:rPr>
+              <w:t xml:space="preserve">            "directions": [{"azimuth": 20.0, "sectors": "J20, J3"}]}]}</w:t>
+            </w:r>
+          </w:p>
+        </w:tc>
+      </w:tr>
+    </w:tbl>
+    <w:p/>
+    <w:p>
+      <w:pPr>
+        <w:ind w:left="360" w:hanging="280"/>
+      </w:pPr>
+      <w:r>
+        <w:t xml:space="preserve">2. </w:t>
+      </w:r>
+      <w:r>
+        <w:rPr>
+          <w:rFonts w:ascii="Consolas" w:hAnsi="Consolas"/>
+          <w:sz w:val="20"/>
+        </w:rPr>
+        <w:t>POST device/site-photos/</w:t>
+      </w:r>
+      <w:r>
+        <w:t>:</w:t>
+      </w:r>
+    </w:p>
+    <w:tbl>
+      <w:tblPr>
+        <w:tblStyle w:val="TableGrid"/>
+        <w:tblW w:type="auto" w:w="0"/>
+        <w:tblLook w:firstColumn="1" w:firstRow="1" w:lastColumn="0" w:lastRow="0" w:noHBand="0" w:noVBand="1" w:val="04A0"/>
+      </w:tblPr>
+      <w:tblGrid>
+        <w:gridCol w:w="8640"/>
+      </w:tblGrid>
+      <w:tr>
+        <w:tc>
+          <w:tcPr>
+            <w:tcW w:type="dxa" w:w="8640"/>
+            <w:shd w:val="clear" w:color="auto" w:fill="F1F4F8"/>
+          </w:tcPr>
+          <w:p>
+            <w:pPr>
+              <w:spacing w:after="0"/>
+            </w:pPr>
+            <w:r>
+              <w:rPr>
+                <w:rFonts w:ascii="Consolas" w:hAnsi="Consolas"/>
+                <w:sz w:val="18"/>
+              </w:rPr>
+              <w:t>{</w:t>
+            </w:r>
+          </w:p>
+          <w:p>
+            <w:pPr>
+              <w:spacing w:after="0"/>
+            </w:pPr>
+            <w:r>
+              <w:rPr>
+                <w:rFonts w:ascii="Consolas" w:hAnsi="Consolas"/>
+                <w:sz w:val="18"/>
+              </w:rPr>
+              <w:t xml:space="preserve">  "image_b64": "&lt;base64 JPEG&gt;",</w:t>
+            </w:r>
+          </w:p>
+          <w:p>
+            <w:pPr>
+              <w:spacing w:after="0"/>
+            </w:pPr>
+            <w:r>
+              <w:rPr>
+                <w:rFonts w:ascii="Consolas" w:hAnsi="Consolas"/>
+                <w:sz w:val="18"/>
+              </w:rPr>
+              <w:t xml:space="preserve">  "bearing_deg": 24.5,</w:t>
+            </w:r>
+          </w:p>
+          <w:p>
+            <w:pPr>
+              <w:spacing w:after="0"/>
+            </w:pPr>
+            <w:r>
+              <w:rPr>
+                <w:rFonts w:ascii="Consolas" w:hAnsi="Consolas"/>
+                <w:sz w:val="18"/>
+              </w:rPr>
+              <w:t xml:space="preserve">  "lat": 27.7172, "lon": 85.3240,</w:t>
+            </w:r>
+          </w:p>
+          <w:p>
+            <w:pPr>
+              <w:spacing w:after="0"/>
+            </w:pPr>
+            <w:r>
+              <w:rPr>
+                <w:rFonts w:ascii="Consolas" w:hAnsi="Consolas"/>
+                <w:sz w:val="18"/>
+              </w:rPr>
+              <w:t xml:space="preserve">  "accuracy_m": 8, "altitude_m": 1320,</w:t>
+            </w:r>
+          </w:p>
+          <w:p>
+            <w:pPr>
+              <w:spacing w:after="0"/>
+            </w:pPr>
+            <w:r>
+              <w:rPr>
+                <w:rFonts w:ascii="Consolas" w:hAnsi="Consolas"/>
+                <w:sz w:val="18"/>
+              </w:rPr>
+              <w:t xml:space="preserve">  "taken_at": 1758444000000,</w:t>
+            </w:r>
+          </w:p>
+          <w:p>
+            <w:pPr>
+              <w:spacing w:after="0"/>
+            </w:pPr>
+            <w:r>
+              <w:rPr>
+                <w:rFonts w:ascii="Consolas" w:hAnsi="Consolas"/>
+                <w:sz w:val="18"/>
+              </w:rPr>
+              <w:t xml:space="preserve">  "site_id": "KTM856",</w:t>
+            </w:r>
+          </w:p>
+          <w:p>
+            <w:pPr>
+              <w:spacing w:after="0"/>
+            </w:pPr>
+            <w:r>
+              <w:rPr>
+                <w:rFonts w:ascii="Consolas" w:hAnsi="Consolas"/>
+                <w:sz w:val="18"/>
+              </w:rPr>
+              <w:t xml:space="preserve">  "planned_azimuth": 20, "sector_label": "J20, J3",</w:t>
+            </w:r>
+          </w:p>
+          <w:p>
+            <w:pPr>
+              <w:spacing w:after="0"/>
+            </w:pPr>
+            <w:r>
+              <w:rPr>
+                <w:rFonts w:ascii="Consolas" w:hAnsi="Consolas"/>
+                <w:sz w:val="18"/>
+              </w:rPr>
+              <w:t xml:space="preserve">  "drive_session_id": "",</w:t>
+            </w:r>
+          </w:p>
+          <w:p>
+            <w:pPr>
+              <w:spacing w:after="0"/>
+            </w:pPr>
+            <w:r>
+              <w:rPr>
+                <w:rFonts w:ascii="Consolas" w:hAnsi="Consolas"/>
+                <w:sz w:val="18"/>
+              </w:rPr>
+              <w:t xml:space="preserve">  "note": "",</w:t>
+            </w:r>
+          </w:p>
+          <w:p>
+            <w:pPr>
+              <w:spacing w:after="0"/>
+            </w:pPr>
+            <w:r>
+              <w:rPr>
+                <w:rFonts w:ascii="Consolas" w:hAnsi="Consolas"/>
+                <w:sz w:val="18"/>
+              </w:rPr>
+              <w:t xml:space="preserve">  "signal": {"network_type": "LTE", "rsrp": -88, "rsrq": -10, "sinr": 12, "pci": 116, "cell_id": "..."}</w:t>
+            </w:r>
+          </w:p>
+          <w:p>
+            <w:pPr>
+              <w:spacing w:after="0"/>
+            </w:pPr>
+            <w:r>
+              <w:rPr>
+                <w:rFonts w:ascii="Consolas" w:hAnsi="Consolas"/>
+                <w:sz w:val="18"/>
+              </w:rPr>
+              <w:t>}</w:t>
+            </w:r>
+          </w:p>
+        </w:tc>
+      </w:tr>
+    </w:tbl>
+    <w:p/>
+    <w:p>
+      <w:r>
+        <w:t xml:space="preserve">Returns </w:t>
+      </w:r>
+      <w:r>
+        <w:rPr>
+          <w:rFonts w:ascii="Consolas" w:hAnsi="Consolas"/>
+          <w:sz w:val="20"/>
+        </w:rPr>
+        <w:t>201 {"id": N, "status": "pending"}</w:t>
+      </w:r>
+      <w:r>
+        <w:t>.</w:t>
       </w:r>
     </w:p>
     <w:tbl>
@@ -9362,7 +9025,7 @@
                 <w:color w:val="FFFFFF"/>
                 <w:sz w:val="19"/>
               </w:rPr>
-              <w:t>Outcome</w:t>
+              <w:t>Rule</w:t>
             </w:r>
           </w:p>
         </w:tc>
@@ -9378,7 +9041,7 @@
                 <w:color w:val="FFFFFF"/>
                 <w:sz w:val="19"/>
               </w:rPr>
-              <w:t>When</w:t>
+              <w:t>Value</w:t>
             </w:r>
           </w:p>
         </w:tc>
@@ -9393,7 +9056,7 @@
               <w:rPr>
                 <w:sz w:val="19"/>
               </w:rPr>
-              <w:t>VoLTE / VoNR</w:t>
+              <w:t>Required</w:t>
             </w:r>
           </w:p>
         </w:tc>
@@ -9404,9 +9067,75 @@
           <w:p>
             <w:r>
               <w:rPr>
-                <w:sz w:val="19"/>
-              </w:rPr>
-              <w:t>Every voice reading on LTE or NR</w:t>
+                <w:rFonts w:ascii="Consolas" w:hAnsi="Consolas"/>
+                <w:sz w:val="18"/>
+              </w:rPr>
+              <w:t>image_b64</w:t>
+            </w:r>
+            <w:r>
+              <w:rPr>
+                <w:sz w:val="19"/>
+              </w:rPr>
+              <w:t xml:space="preserve">, </w:t>
+            </w:r>
+            <w:r>
+              <w:rPr>
+                <w:rFonts w:ascii="Consolas" w:hAnsi="Consolas"/>
+                <w:sz w:val="18"/>
+              </w:rPr>
+              <w:t>bearing_deg</w:t>
+            </w:r>
+            <w:r>
+              <w:rPr>
+                <w:sz w:val="19"/>
+              </w:rPr>
+              <w:t xml:space="preserve">, </w:t>
+            </w:r>
+            <w:r>
+              <w:rPr>
+                <w:rFonts w:ascii="Consolas" w:hAnsi="Consolas"/>
+                <w:sz w:val="18"/>
+              </w:rPr>
+              <w:t>lat</w:t>
+            </w:r>
+            <w:r>
+              <w:rPr>
+                <w:sz w:val="19"/>
+              </w:rPr>
+              <w:t xml:space="preserve">, </w:t>
+            </w:r>
+            <w:r>
+              <w:rPr>
+                <w:rFonts w:ascii="Consolas" w:hAnsi="Consolas"/>
+                <w:sz w:val="18"/>
+              </w:rPr>
+              <w:t>lon</w:t>
+            </w:r>
+            <w:r>
+              <w:rPr>
+                <w:sz w:val="19"/>
+              </w:rPr>
+              <w:t xml:space="preserve">, and either </w:t>
+            </w:r>
+            <w:r>
+              <w:rPr>
+                <w:rFonts w:ascii="Consolas" w:hAnsi="Consolas"/>
+                <w:sz w:val="18"/>
+              </w:rPr>
+              <w:t>site_id</w:t>
+            </w:r>
+            <w:r>
+              <w:rPr>
+                <w:sz w:val="19"/>
+              </w:rPr>
+              <w:t xml:space="preserve"> or </w:t>
+            </w:r>
+            <w:r>
+              <w:rPr>
+                <w:rFonts w:ascii="Consolas" w:hAnsi="Consolas"/>
+                <w:sz w:val="18"/>
+              </w:rPr>
+              <w:t>drive_session_id</w:t>
             </w:r>
           </w:p>
         </w:tc>
@@ -9422,7 +9151,7 @@
               <w:rPr>
                 <w:sz w:val="19"/>
               </w:rPr>
-              <w:t>Wi-Fi calling</w:t>
+              <w:t>Site photo</w:t>
             </w:r>
           </w:p>
         </w:tc>
@@ -9436,7 +9165,7 @@
               <w:rPr>
                 <w:sz w:val="19"/>
               </w:rPr>
-              <w:t>Voice on IWLAN, no 2G/3G</w:t>
+              <w:t>The phone must be within 1 km of the site</w:t>
             </w:r>
           </w:p>
         </w:tc>
@@ -9451,7 +9180,7 @@
               <w:rPr>
                 <w:sz w:val="19"/>
               </w:rPr>
-              <w:t>Fell back to 2G/3G</w:t>
+              <w:t>Drive photo</w:t>
             </w:r>
           </w:p>
         </w:tc>
@@ -9464,7 +9193,20 @@
               <w:rPr>
                 <w:sz w:val="19"/>
               </w:rPr>
-              <w:t>2G/3G voice while on 4G/5G just before, or a call that started on 4G</w:t>
+              <w:t xml:space="preserve">Taken while a phone drive test runs. Send that drive's </w:t>
+            </w:r>
+            <w:r>
+              <w:rPr>
+                <w:rFonts w:ascii="Consolas" w:hAnsi="Consolas"/>
+                <w:sz w:val="18"/>
+              </w:rPr>
+              <w:t>drive_session_id</w:t>
+            </w:r>
+            <w:r>
+              <w:rPr>
+                <w:sz w:val="19"/>
+              </w:rPr>
+              <w:t>; no site is needed</w:t>
             </w:r>
           </w:p>
         </w:tc>
@@ -9480,7 +9222,7 @@
               <w:rPr>
                 <w:sz w:val="19"/>
               </w:rPr>
-              <w:t>2G/3G, no 4G before</w:t>
+              <w:t>Picture</w:t>
             </w:r>
           </w:p>
         </w:tc>
@@ -9494,7 +9236,7 @@
               <w:rPr>
                 <w:sz w:val="19"/>
               </w:rPr>
-              <w:t>2G/3G voice and 2G/3G before the call too</w:t>
+              <w:t>JPEG, at most 2 MB and 8 megapixels. The app sends about 0.5 MB at 1600 px</w:t>
             </w:r>
           </w:p>
         </w:tc>
@@ -9509,7 +9251,7 @@
               <w:rPr>
                 <w:sz w:val="19"/>
               </w:rPr>
-              <w:t>Unknown</w:t>
+              <w:t>Volume</w:t>
             </w:r>
           </w:p>
         </w:tc>
@@ -9522,7 +9264,37 @@
               <w:rPr>
                 <w:sz w:val="19"/>
               </w:rPr>
-              <w:t>No usable voice network reading</w:t>
+              <w:t>100 a day per phone, 5,000 a day in total. Refused while 2,000 await review</w:t>
+            </w:r>
+          </w:p>
+        </w:tc>
+      </w:tr>
+      <w:tr>
+        <w:tc>
+          <w:tcPr>
+            <w:tcW w:type="dxa" w:w="4320"/>
+            <w:shd w:val="clear" w:color="auto" w:fill="EEF2F7"/>
+          </w:tcPr>
+          <w:p>
+            <w:r>
+              <w:rPr>
+                <w:sz w:val="19"/>
+              </w:rPr>
+              <w:t>After upload</w:t>
+            </w:r>
+          </w:p>
+        </w:tc>
+        <w:tc>
+          <w:tcPr>
+            <w:tcW w:type="dxa" w:w="4320"/>
+            <w:shd w:val="clear" w:color="auto" w:fill="EEF2F7"/>
+          </w:tcPr>
+          <w:p>
+            <w:r>
+              <w:rPr>
+                <w:sz w:val="19"/>
+              </w:rPr>
+              <w:t>Every photo waits for an admin to approve it. Only admins and superadmins see photos</w:t>
             </w:r>
           </w:p>
         </w:tc>
@@ -9531,7 +9303,793 @@
     <w:p/>
     <w:p>
       <w:r>
-        <w:t>Superadmins see the counts, the cells where calls most often fell back and the latest calls under "Calls from phones" on the VoLTE Quality page.</w:t>
+        <w:t>The picture travels as base64 inside the JSON body so that the request is signed like any other. The server re-encodes it and drops its metadata. The bearing is the direction of the back camera with the phone held upright, read from the rotation-vector sensor and corrected to true north. A phone compass is typically within 5 to 15 degrees.</w:t>
+      </w:r>
+    </w:p>
+    <w:p>
+      <w:pPr>
+        <w:pStyle w:val="Heading1"/>
+      </w:pPr>
+      <w:r>
+        <w:t>12. Rescue sharing, drive-test consent, device identity</w:t>
+      </w:r>
+    </w:p>
+    <w:p>
+      <w:r>
+        <w:rPr>
+          <w:b/>
+        </w:rPr>
+        <w:t>Rescue sharing</w:t>
+      </w:r>
+      <w:r>
+        <w:t xml:space="preserve"> (</w:t>
+      </w:r>
+      <w:r>
+        <w:rPr>
+          <w:rFonts w:ascii="Consolas" w:hAnsi="Consolas"/>
+          <w:sz w:val="20"/>
+        </w:rPr>
+        <w:t>POST rescue-enroll/</w:t>
+      </w:r>
+      <w:r>
+        <w:t>). The subscriber agrees that staff may see the phone's last known position during a declared emergency.</w:t>
+      </w:r>
+    </w:p>
+    <w:p>
+      <w:pPr>
+        <w:pStyle w:val="ListBullet"/>
+      </w:pPr>
+      <w:r>
+        <w:t xml:space="preserve">Enrol: </w:t>
+      </w:r>
+      <w:r>
+        <w:rPr>
+          <w:rFonts w:ascii="Consolas" w:hAnsi="Consolas"/>
+          <w:sz w:val="20"/>
+        </w:rPr>
+        <w:t>{"device_id": "&lt;SDK id&gt;", "consent": true, "msisdn": "+977..."}</w:t>
+      </w:r>
+      <w:r>
+        <w:t xml:space="preserve"> returns </w:t>
+      </w:r>
+      <w:r>
+        <w:rPr>
+          <w:rFonts w:ascii="Consolas" w:hAnsi="Consolas"/>
+          <w:sz w:val="20"/>
+        </w:rPr>
+        <w:t>{"enrolled": true}</w:t>
+      </w:r>
+      <w:r>
+        <w:t xml:space="preserve">. Optional: </w:t>
+      </w:r>
+      <w:r>
+        <w:rPr>
+          <w:rFonts w:ascii="Consolas" w:hAnsi="Consolas"/>
+          <w:sz w:val="20"/>
+        </w:rPr>
+        <w:t>manufacturer</w:t>
+      </w:r>
+      <w:r>
+        <w:t xml:space="preserve">, </w:t>
+      </w:r>
+      <w:r>
+        <w:rPr>
+          <w:rFonts w:ascii="Consolas" w:hAnsi="Consolas"/>
+          <w:sz w:val="20"/>
+        </w:rPr>
+        <w:t>phone_model</w:t>
+      </w:r>
+      <w:r>
+        <w:t xml:space="preserve">, </w:t>
+      </w:r>
+      <w:r>
+        <w:rPr>
+          <w:rFonts w:ascii="Consolas" w:hAnsi="Consolas"/>
+          <w:sz w:val="20"/>
+        </w:rPr>
+        <w:t>app_version</w:t>
+      </w:r>
+      <w:r>
+        <w:t xml:space="preserve">, </w:t>
+      </w:r>
+      <w:r>
+        <w:rPr>
+          <w:rFonts w:ascii="Consolas" w:hAnsi="Consolas"/>
+          <w:sz w:val="20"/>
+        </w:rPr>
+        <w:t>hardware_id</w:t>
+      </w:r>
+      <w:r>
+        <w:t>.</w:t>
+      </w:r>
+    </w:p>
+    <w:p>
+      <w:pPr>
+        <w:pStyle w:val="ListBullet"/>
+      </w:pPr>
+      <w:r>
+        <w:t xml:space="preserve">Withdraw: </w:t>
+      </w:r>
+      <w:r>
+        <w:rPr>
+          <w:rFonts w:ascii="Consolas" w:hAnsi="Consolas"/>
+          <w:sz w:val="20"/>
+        </w:rPr>
+        <w:t>{"device_id": "...", "consent": false}</w:t>
+      </w:r>
+      <w:r>
+        <w:t xml:space="preserve"> returns </w:t>
+      </w:r>
+      <w:r>
+        <w:rPr>
+          <w:rFonts w:ascii="Consolas" w:hAnsi="Consolas"/>
+          <w:sz w:val="20"/>
+        </w:rPr>
+        <w:t>{"enrolled": false, "removed": bool}</w:t>
+      </w:r>
+      <w:r>
+        <w:t>.</w:t>
+      </w:r>
+    </w:p>
+    <w:p>
+      <w:pPr>
+        <w:pStyle w:val="ListBullet"/>
+      </w:pPr>
+      <w:r>
+        <w:t>Enrolling carries no position. The position updates only from ordinary samples while the phone is sharing.</w:t>
+      </w:r>
+    </w:p>
+    <w:p>
+      <w:pPr>
+        <w:pStyle w:val="ListBullet"/>
+      </w:pPr>
+      <w:r>
+        <w:t>A subscriber who withdrew is never shown by a lookup, even in an emergency.</w:t>
+      </w:r>
+    </w:p>
+    <w:p>
+      <w:r>
+        <w:rPr>
+          <w:b/>
+        </w:rPr>
+        <w:t>Signed rescue sharing (24 October 2026).</w:t>
+      </w:r>
+      <w:r>
+        <w:t xml:space="preserve"> </w:t>
+      </w:r>
+      <w:r>
+        <w:rPr>
+          <w:rFonts w:ascii="Consolas" w:hAnsi="Consolas"/>
+          <w:sz w:val="20"/>
+        </w:rPr>
+        <w:t>rescue-enroll/</w:t>
+      </w:r>
+      <w:r>
+        <w:t xml:space="preserve"> takes any typed number from any phone that holds the shared key, so anyone who extracts the key can enrol someone else's number. A registered phone therefore uses </w:t>
+      </w:r>
+      <w:r>
+        <w:rPr>
+          <w:rFonts w:ascii="Consolas" w:hAnsi="Consolas"/>
+          <w:sz w:val="20"/>
+        </w:rPr>
+        <w:t>POST device/rescue-consent/</w:t>
+      </w:r>
+      <w:r>
+        <w:t xml:space="preserve"> (signed, section 7.2) instead:</w:t>
+      </w:r>
+    </w:p>
+    <w:p>
+      <w:pPr>
+        <w:pStyle w:val="ListBullet"/>
+      </w:pPr>
+      <w:r>
+        <w:t xml:space="preserve">Body: </w:t>
+      </w:r>
+      <w:r>
+        <w:rPr>
+          <w:rFonts w:ascii="Consolas" w:hAnsi="Consolas"/>
+          <w:sz w:val="20"/>
+        </w:rPr>
+        <w:t>{"consent": true}</w:t>
+      </w:r>
+      <w:r>
+        <w:t xml:space="preserve"> or </w:t>
+      </w:r>
+      <w:r>
+        <w:rPr>
+          <w:rFonts w:ascii="Consolas" w:hAnsi="Consolas"/>
+          <w:sz w:val="20"/>
+        </w:rPr>
+        <w:t>{"consent": false}</w:t>
+      </w:r>
+      <w:r>
+        <w:t xml:space="preserve">, plus optional </w:t>
+      </w:r>
+      <w:r>
+        <w:rPr>
+          <w:rFonts w:ascii="Consolas" w:hAnsi="Consolas"/>
+          <w:sz w:val="20"/>
+        </w:rPr>
+        <w:t>app_version</w:t>
+      </w:r>
+      <w:r>
+        <w:t>. The number is never sent; the server takes it from the phone's registration.</w:t>
+      </w:r>
+    </w:p>
+    <w:p>
+      <w:pPr>
+        <w:pStyle w:val="ListBullet"/>
+      </w:pPr>
+      <w:r>
+        <w:t xml:space="preserve">The beacon is filed under the phone's SDK id, so the phone must have sent </w:t>
+      </w:r>
+      <w:r>
+        <w:rPr>
+          <w:rFonts w:ascii="Consolas" w:hAnsi="Consolas"/>
+          <w:sz w:val="20"/>
+        </w:rPr>
+        <w:t>device/sdk-link/</w:t>
+      </w:r>
+      <w:r>
+        <w:t xml:space="preserve"> first; until then both on and off answer </w:t>
+      </w:r>
+      <w:r>
+        <w:rPr>
+          <w:rFonts w:ascii="Consolas" w:hAnsi="Consolas"/>
+          <w:sz w:val="20"/>
+        </w:rPr>
+        <w:t>409</w:t>
+      </w:r>
+      <w:r>
+        <w:t>.</w:t>
+      </w:r>
+    </w:p>
+    <w:p>
+      <w:pPr>
+        <w:pStyle w:val="ListBullet"/>
+      </w:pPr>
+      <w:r>
+        <w:t xml:space="preserve">On: </w:t>
+      </w:r>
+      <w:r>
+        <w:rPr>
+          <w:rFonts w:ascii="Consolas" w:hAnsi="Consolas"/>
+          <w:sz w:val="20"/>
+        </w:rPr>
+        <w:t>200 {"enrolled": true, "msisdn": "977..."}</w:t>
+      </w:r>
+      <w:r>
+        <w:t xml:space="preserve">. With no number on the registration: </w:t>
+      </w:r>
+      <w:r>
+        <w:rPr>
+          <w:rFonts w:ascii="Consolas" w:hAnsi="Consolas"/>
+          <w:sz w:val="20"/>
+        </w:rPr>
+        <w:t>400</w:t>
+      </w:r>
+      <w:r>
+        <w:t xml:space="preserve">. When the server requires proved numbers and this one has not been proved by SMS (section 7.4): </w:t>
+      </w:r>
+      <w:r>
+        <w:rPr>
+          <w:rFonts w:ascii="Consolas" w:hAnsi="Consolas"/>
+          <w:sz w:val="20"/>
+        </w:rPr>
+        <w:t>403</w:t>
+      </w:r>
+      <w:r>
+        <w:t>.</w:t>
+      </w:r>
+    </w:p>
+    <w:p>
+      <w:pPr>
+        <w:pStyle w:val="ListBullet"/>
+      </w:pPr>
+      <w:r>
+        <w:t xml:space="preserve">Off: </w:t>
+      </w:r>
+      <w:r>
+        <w:rPr>
+          <w:rFonts w:ascii="Consolas" w:hAnsi="Consolas"/>
+          <w:sz w:val="20"/>
+        </w:rPr>
+        <w:t>200 {"enrolled": false, "removed": bool}</w:t>
+      </w:r>
+      <w:r>
+        <w:t>. The stored position is deleted.</w:t>
+      </w:r>
+    </w:p>
+    <w:p>
+      <w:pPr>
+        <w:pStyle w:val="ListBullet"/>
+      </w:pPr>
+      <w:r>
+        <w:t xml:space="preserve">The SDK's </w:t>
+      </w:r>
+      <w:r>
+        <w:rPr>
+          <w:rFonts w:ascii="Consolas" w:hAnsi="Consolas"/>
+          <w:sz w:val="20"/>
+        </w:rPr>
+        <w:t>RescueEnrollWorker</w:t>
+      </w:r>
+      <w:r>
+        <w:t xml:space="preserve"> uses this route for a registered phone. It falls back to </w:t>
+      </w:r>
+      <w:r>
+        <w:rPr>
+          <w:rFonts w:ascii="Consolas" w:hAnsi="Consolas"/>
+          <w:sz w:val="20"/>
+        </w:rPr>
+        <w:t>rescue-enroll/</w:t>
+      </w:r>
+      <w:r>
+        <w:t xml:space="preserve"> only when the server answers </w:t>
+      </w:r>
+      <w:r>
+        <w:rPr>
+          <w:rFonts w:ascii="Consolas" w:hAnsi="Consolas"/>
+          <w:sz w:val="20"/>
+        </w:rPr>
+        <w:t>404</w:t>
+      </w:r>
+      <w:r>
+        <w:t xml:space="preserve"> (an older server), retries </w:t>
+      </w:r>
+      <w:r>
+        <w:rPr>
+          <w:rFonts w:ascii="Consolas" w:hAnsi="Consolas"/>
+          <w:sz w:val="20"/>
+        </w:rPr>
+        <w:t>409</w:t>
+      </w:r>
+      <w:r>
+        <w:t xml:space="preserve">, </w:t>
+      </w:r>
+      <w:r>
+        <w:rPr>
+          <w:rFonts w:ascii="Consolas" w:hAnsi="Consolas"/>
+          <w:sz w:val="20"/>
+        </w:rPr>
+        <w:t>408</w:t>
+      </w:r>
+      <w:r>
+        <w:t xml:space="preserve">, </w:t>
+      </w:r>
+      <w:r>
+        <w:rPr>
+          <w:rFonts w:ascii="Consolas" w:hAnsi="Consolas"/>
+          <w:sz w:val="20"/>
+        </w:rPr>
+        <w:t>429</w:t>
+      </w:r>
+      <w:r>
+        <w:t xml:space="preserve"> and </w:t>
+      </w:r>
+      <w:r>
+        <w:rPr>
+          <w:rFonts w:ascii="Consolas" w:hAnsi="Consolas"/>
+          <w:sz w:val="20"/>
+        </w:rPr>
+        <w:t>5xx</w:t>
+      </w:r>
+      <w:r>
+        <w:t>, and stops on any other answer.</w:t>
+      </w:r>
+    </w:p>
+    <w:p>
+      <w:pPr>
+        <w:pStyle w:val="ListBullet"/>
+      </w:pPr>
+      <w:r>
+        <w:t xml:space="preserve">After </w:t>
+      </w:r>
+      <w:r>
+        <w:rPr>
+          <w:rFonts w:ascii="Consolas" w:hAnsi="Consolas"/>
+          <w:sz w:val="20"/>
+        </w:rPr>
+        <w:t>RESCUE_SHARED_KEY_ACCEPTED_UNTIL</w:t>
+      </w:r>
+      <w:r>
+        <w:t xml:space="preserve"> (server setting; proposed 31 December 2026) </w:t>
+      </w:r>
+      <w:r>
+        <w:rPr>
+          <w:rFonts w:ascii="Consolas" w:hAnsi="Consolas"/>
+          <w:sz w:val="20"/>
+        </w:rPr>
+        <w:t>rescue-enroll/</w:t>
+      </w:r>
+      <w:r>
+        <w:t xml:space="preserve"> answers </w:t>
+      </w:r>
+      <w:r>
+        <w:rPr>
+          <w:rFonts w:ascii="Consolas" w:hAnsi="Consolas"/>
+          <w:sz w:val="20"/>
+        </w:rPr>
+        <w:t>410 {"detail": "Rescue sharing now needs the latest app. Please update it."}</w:t>
+      </w:r>
+      <w:r>
+        <w:t xml:space="preserve">. The SDK treats </w:t>
+      </w:r>
+      <w:r>
+        <w:rPr>
+          <w:rFonts w:ascii="Consolas" w:hAnsi="Consolas"/>
+          <w:sz w:val="20"/>
+        </w:rPr>
+        <w:t>410</w:t>
+      </w:r>
+      <w:r>
+        <w:t xml:space="preserve"> as final and does not retry.</w:t>
+      </w:r>
+    </w:p>
+    <w:p>
+      <w:r>
+        <w:rPr>
+          <w:b/>
+        </w:rPr>
+        <w:t>Serving site</w:t>
+      </w:r>
+      <w:r>
+        <w:t xml:space="preserve"> (</w:t>
+      </w:r>
+      <w:r>
+        <w:rPr>
+          <w:rFonts w:ascii="Consolas" w:hAnsi="Consolas"/>
+          <w:sz w:val="20"/>
+        </w:rPr>
+        <w:t>GET device/serving-site/</w:t>
+      </w:r>
+      <w:r>
+        <w:t xml:space="preserve">, signed). Query parameters, all optional: </w:t>
+      </w:r>
+      <w:r>
+        <w:rPr>
+          <w:rFonts w:ascii="Consolas" w:hAnsi="Consolas"/>
+          <w:sz w:val="20"/>
+        </w:rPr>
+        <w:t>network</w:t>
+      </w:r>
+      <w:r>
+        <w:t xml:space="preserve"> (</w:t>
+      </w:r>
+      <w:r>
+        <w:rPr>
+          <w:rFonts w:ascii="Consolas" w:hAnsi="Consolas"/>
+          <w:sz w:val="20"/>
+        </w:rPr>
+        <w:t>LTE</w:t>
+      </w:r>
+      <w:r>
+        <w:t xml:space="preserve">, </w:t>
+      </w:r>
+      <w:r>
+        <w:rPr>
+          <w:rFonts w:ascii="Consolas" w:hAnsi="Consolas"/>
+          <w:sz w:val="20"/>
+        </w:rPr>
+        <w:t>NR</w:t>
+      </w:r>
+      <w:r>
+        <w:t xml:space="preserve">, </w:t>
+      </w:r>
+      <w:r>
+        <w:rPr>
+          <w:rFonts w:ascii="Consolas" w:hAnsi="Consolas"/>
+          <w:sz w:val="20"/>
+        </w:rPr>
+        <w:t>WCDMA</w:t>
+      </w:r>
+      <w:r>
+        <w:t xml:space="preserve">, </w:t>
+      </w:r>
+      <w:r>
+        <w:rPr>
+          <w:rFonts w:ascii="Consolas" w:hAnsi="Consolas"/>
+          <w:sz w:val="20"/>
+        </w:rPr>
+        <w:t>GSM</w:t>
+      </w:r>
+      <w:r>
+        <w:t xml:space="preserve">), </w:t>
+      </w:r>
+      <w:r>
+        <w:rPr>
+          <w:rFonts w:ascii="Consolas" w:hAnsi="Consolas"/>
+          <w:sz w:val="20"/>
+        </w:rPr>
+        <w:t>cell_id</w:t>
+      </w:r>
+      <w:r>
+        <w:t xml:space="preserve">, </w:t>
+      </w:r>
+      <w:r>
+        <w:rPr>
+          <w:rFonts w:ascii="Consolas" w:hAnsi="Consolas"/>
+          <w:sz w:val="20"/>
+        </w:rPr>
+        <w:t>tac</w:t>
+      </w:r>
+      <w:r>
+        <w:t xml:space="preserve">, </w:t>
+      </w:r>
+      <w:r>
+        <w:rPr>
+          <w:rFonts w:ascii="Consolas" w:hAnsi="Consolas"/>
+          <w:sz w:val="20"/>
+        </w:rPr>
+        <w:t>pci</w:t>
+      </w:r>
+      <w:r>
+        <w:t xml:space="preserve">, </w:t>
+      </w:r>
+      <w:r>
+        <w:rPr>
+          <w:rFonts w:ascii="Consolas" w:hAnsi="Consolas"/>
+          <w:sz w:val="20"/>
+        </w:rPr>
+        <w:t>psc</w:t>
+      </w:r>
+      <w:r>
+        <w:t xml:space="preserve">, </w:t>
+      </w:r>
+      <w:r>
+        <w:rPr>
+          <w:rFonts w:ascii="Consolas" w:hAnsi="Consolas"/>
+          <w:sz w:val="20"/>
+        </w:rPr>
+        <w:t>bcch</w:t>
+      </w:r>
+      <w:r>
+        <w:t xml:space="preserve">, </w:t>
+      </w:r>
+      <w:r>
+        <w:rPr>
+          <w:rFonts w:ascii="Consolas" w:hAnsi="Consolas"/>
+          <w:sz w:val="20"/>
+        </w:rPr>
+        <w:t>bsic</w:t>
+      </w:r>
+      <w:r>
+        <w:t xml:space="preserve">, </w:t>
+      </w:r>
+      <w:r>
+        <w:rPr>
+          <w:rFonts w:ascii="Consolas" w:hAnsi="Consolas"/>
+          <w:sz w:val="20"/>
+        </w:rPr>
+        <w:t>lat</w:t>
+      </w:r>
+      <w:r>
+        <w:t xml:space="preserve">, </w:t>
+      </w:r>
+      <w:r>
+        <w:rPr>
+          <w:rFonts w:ascii="Consolas" w:hAnsi="Consolas"/>
+          <w:sz w:val="20"/>
+        </w:rPr>
+        <w:t>lon</w:t>
+      </w:r>
+      <w:r>
+        <w:t xml:space="preserve">. Returns </w:t>
+      </w:r>
+      <w:r>
+        <w:rPr>
+          <w:rFonts w:ascii="Consolas" w:hAnsi="Consolas"/>
+          <w:sz w:val="20"/>
+        </w:rPr>
+        <w:t>{"site": null}</w:t>
+      </w:r>
+      <w:r>
+        <w:t xml:space="preserve"> or </w:t>
+      </w:r>
+      <w:r>
+        <w:rPr>
+          <w:rFonts w:ascii="Consolas" w:hAnsi="Consolas"/>
+          <w:sz w:val="20"/>
+        </w:rPr>
+        <w:t>{"site": {"site_id", "site_name", "sector", "cell_name", "distance_m"}}</w:t>
+      </w:r>
+      <w:r>
+        <w:t>, matched as stored readings are: 4G by eNodeB ID, 2G/3G by LAC (TAC) and cell ID, else by PCI, scrambling code or BCCH/BSIC near the position. Nothing is stored. The reference app asks once per serving cell and waits 30 s after a failure. Before the answer, it shows the site and sector worked out on the phone from NTC's numbering (</w:t>
+      </w:r>
+      <w:r>
+        <w:rPr>
+          <w:rFonts w:ascii="Consolas" w:hAnsi="Consolas"/>
+          <w:sz w:val="20"/>
+        </w:rPr>
+        <w:t>model/NtcCellName.kt</w:t>
+      </w:r>
+      <w:r>
+        <w:t>).</w:t>
+      </w:r>
+    </w:p>
+    <w:p>
+      <w:r>
+        <w:rPr>
+          <w:b/>
+        </w:rPr>
+        <w:t>Drive-test consent</w:t>
+      </w:r>
+      <w:r>
+        <w:t xml:space="preserve"> (</w:t>
+      </w:r>
+      <w:r>
+        <w:rPr>
+          <w:rFonts w:ascii="Consolas" w:hAnsi="Consolas"/>
+          <w:sz w:val="20"/>
+        </w:rPr>
+        <w:t>POST drive-test-consent/</w:t>
+      </w:r>
+      <w:r>
+        <w:t xml:space="preserve">) with </w:t>
+      </w:r>
+      <w:r>
+        <w:rPr>
+          <w:rFonts w:ascii="Consolas" w:hAnsi="Consolas"/>
+          <w:sz w:val="20"/>
+        </w:rPr>
+        <w:t>{"device_id": "...", "consent": true}</w:t>
+      </w:r>
+      <w:r>
+        <w:t xml:space="preserve"> returns </w:t>
+      </w:r>
+      <w:r>
+        <w:rPr>
+          <w:rFonts w:ascii="Consolas" w:hAnsi="Consolas"/>
+          <w:sz w:val="20"/>
+        </w:rPr>
+        <w:t>{"consent": true}</w:t>
+      </w:r>
+      <w:r>
+        <w:t xml:space="preserve">. It decides whether this phone's readings may appear in a staff drive-test session. It does not affect whether samples are stored. </w:t>
+      </w:r>
+      <w:r>
+        <w:rPr>
+          <w:rFonts w:ascii="Consolas" w:hAnsi="Consolas"/>
+          <w:sz w:val="20"/>
+        </w:rPr>
+        <w:t>GET drive-test-consent-message/</w:t>
+      </w:r>
+      <w:r>
+        <w:t xml:space="preserve"> returns </w:t>
+      </w:r>
+      <w:r>
+        <w:rPr>
+          <w:rFonts w:ascii="Consolas" w:hAnsi="Consolas"/>
+          <w:sz w:val="20"/>
+        </w:rPr>
+        <w:t>{"message": "..."}</w:t>
+      </w:r>
+      <w:r>
+        <w:t>, the wording a superadmin maintains.</w:t>
+      </w:r>
+    </w:p>
+    <w:p>
+      <w:r>
+        <w:rPr>
+          <w:b/>
+        </w:rPr>
+        <w:t>Device identity</w:t>
+      </w:r>
+      <w:r>
+        <w:t xml:space="preserve"> (</w:t>
+      </w:r>
+      <w:r>
+        <w:rPr>
+          <w:rFonts w:ascii="Consolas" w:hAnsi="Consolas"/>
+          <w:sz w:val="20"/>
+        </w:rPr>
+        <w:t>POST device-identity/</w:t>
+      </w:r>
+      <w:r>
+        <w:t xml:space="preserve">, signed). Every field is optional: </w:t>
+      </w:r>
+      <w:r>
+        <w:rPr>
+          <w:rFonts w:ascii="Consolas" w:hAnsi="Consolas"/>
+          <w:sz w:val="20"/>
+        </w:rPr>
+        <w:t>msisdn</w:t>
+      </w:r>
+      <w:r>
+        <w:t xml:space="preserve">, </w:t>
+      </w:r>
+      <w:r>
+        <w:rPr>
+          <w:rFonts w:ascii="Consolas" w:hAnsi="Consolas"/>
+          <w:sz w:val="20"/>
+        </w:rPr>
+        <w:t>imei</w:t>
+      </w:r>
+      <w:r>
+        <w:t xml:space="preserve">, </w:t>
+      </w:r>
+      <w:r>
+        <w:rPr>
+          <w:rFonts w:ascii="Consolas" w:hAnsi="Consolas"/>
+          <w:sz w:val="20"/>
+        </w:rPr>
+        <w:t>phone_model</w:t>
+      </w:r>
+      <w:r>
+        <w:t xml:space="preserve">, </w:t>
+      </w:r>
+      <w:r>
+        <w:rPr>
+          <w:rFonts w:ascii="Consolas" w:hAnsi="Consolas"/>
+          <w:sz w:val="20"/>
+        </w:rPr>
+        <w:t>manufacturer</w:t>
+      </w:r>
+      <w:r>
+        <w:t xml:space="preserve">, </w:t>
+      </w:r>
+      <w:r>
+        <w:rPr>
+          <w:rFonts w:ascii="Consolas" w:hAnsi="Consolas"/>
+          <w:sz w:val="20"/>
+        </w:rPr>
+        <w:t>user_type</w:t>
+      </w:r>
+      <w:r>
+        <w:t xml:space="preserve"> (</w:t>
+      </w:r>
+      <w:r>
+        <w:rPr>
+          <w:rFonts w:ascii="Consolas" w:hAnsi="Consolas"/>
+          <w:sz w:val="20"/>
+        </w:rPr>
+        <w:t>general</w:t>
+      </w:r>
+      <w:r>
+        <w:t xml:space="preserve"> or </w:t>
+      </w:r>
+      <w:r>
+        <w:rPr>
+          <w:rFonts w:ascii="Consolas" w:hAnsi="Consolas"/>
+          <w:sz w:val="20"/>
+        </w:rPr>
+        <w:t>employee</w:t>
+      </w:r>
+      <w:r>
+        <w:t xml:space="preserve">), </w:t>
+      </w:r>
+      <w:r>
+        <w:rPr>
+          <w:rFonts w:ascii="Consolas" w:hAnsi="Consolas"/>
+          <w:sz w:val="20"/>
+        </w:rPr>
+        <w:t>hardware_id</w:t>
+      </w:r>
+      <w:r>
+        <w:t xml:space="preserve">. An empty string clears a field. Returns </w:t>
+      </w:r>
+      <w:r>
+        <w:rPr>
+          <w:rFonts w:ascii="Consolas" w:hAnsi="Consolas"/>
+          <w:sz w:val="20"/>
+        </w:rPr>
+        <w:t>{"stored": [...]}</w:t>
+      </w:r>
+      <w:r>
+        <w:t xml:space="preserve"> with field names only. A normal Android app cannot read the number or IMEI, so those stay empty until the app is carrier-privileged.</w:t>
+      </w:r>
+    </w:p>
+    <w:p>
+      <w:pPr>
+        <w:pStyle w:val="Heading1"/>
+      </w:pPr>
+      <w:r>
+        <w:t>13. Calls</w:t>
+      </w:r>
+    </w:p>
+    <w:p>
+      <w:r>
+        <w:t>Two lanes. The first works in any app today; the second needs carrier privilege and is not in the app.</w:t>
       </w:r>
     </w:p>
     <w:p>
@@ -9539,19 +10097,130 @@
         <w:pStyle w:val="Heading2"/>
       </w:pPr>
       <w:r>
-        <w:t>13.2 Call quality (VoLTE and VoNR): built on the server, not in the app</w:t>
+        <w:t>13.1 Call records without quality figures: in the SDK and on the server</w:t>
       </w:r>
     </w:p>
     <w:p>
+      <w:r>
+        <w:t xml:space="preserve">Since 14 October 2026 the SDK records each call made while the user shares, using only </w:t>
+      </w:r>
       <w:r>
         <w:rPr>
           <w:rFonts w:ascii="Consolas" w:hAnsi="Consolas"/>
           <w:sz w:val="20"/>
         </w:rPr>
-        <w:t>POST volte-samples/</w:t>
-      </w:r>
-      <w:r>
-        <w:t xml:space="preserve"> takes an array, one object per finished call:</w:t>
+        <w:t>READ_PHONE_STATE</w:t>
+      </w:r>
+      <w:r>
+        <w:t xml:space="preserve"> and location, which it already holds (</w:t>
+      </w:r>
+      <w:r>
+        <w:rPr>
+          <w:rFonts w:ascii="Consolas" w:hAnsi="Consolas"/>
+          <w:sz w:val="20"/>
+        </w:rPr>
+        <w:t>collector/CallListener.kt</w:t>
+      </w:r>
+      <w:r>
+        <w:t xml:space="preserve">). It is on when </w:t>
+      </w:r>
+      <w:r>
+        <w:rPr>
+          <w:rFonts w:ascii="Consolas" w:hAnsi="Consolas"/>
+          <w:sz w:val="20"/>
+        </w:rPr>
+        <w:t>TelemetryConfig.callSamplesUrl</w:t>
+      </w:r>
+      <w:r>
+        <w:t xml:space="preserve"> is set.</w:t>
+      </w:r>
+    </w:p>
+    <w:p>
+      <w:pPr>
+        <w:pStyle w:val="ListBullet"/>
+      </w:pPr>
+      <w:r>
+        <w:t>A call is the off-hook time, from dialling or answering to hang-up. A missed call is not recorded.</w:t>
+      </w:r>
+    </w:p>
+    <w:p>
+      <w:pPr>
+        <w:pStyle w:val="ListBullet"/>
+      </w:pPr>
+      <w:r>
+        <w:t>The voice network (</w:t>
+      </w:r>
+      <w:r>
+        <w:rPr>
+          <w:rFonts w:ascii="Consolas" w:hAnsi="Consolas"/>
+          <w:sz w:val="20"/>
+        </w:rPr>
+        <w:t>TelephonyManager.getVoiceNetworkType()</w:t>
+      </w:r>
+      <w:r>
+        <w:t>, on the SIM that places calls) is read at the start and every 3 seconds, so a call that drops from 4G to 3G shows both.</w:t>
+      </w:r>
+    </w:p>
+    <w:p>
+      <w:pPr>
+        <w:pStyle w:val="ListBullet"/>
+      </w:pPr>
+      <w:r>
+        <w:t>The data network just before the call is kept, so a CSFB call shows 2G/3G voice with 4G data before it.</w:t>
+      </w:r>
+    </w:p>
+    <w:p>
+      <w:pPr>
+        <w:pStyle w:val="ListBullet"/>
+      </w:pPr>
+      <w:r>
+        <w:t>The serving cell and level are read at the start and the end (level: RSRP on 4G/5G, RSCP on 3G, RSSI on 2G).</w:t>
+      </w:r>
+    </w:p>
+    <w:p>
+      <w:pPr>
+        <w:pStyle w:val="ListBullet"/>
+      </w:pPr>
+      <w:r>
+        <w:t>No number, no call direction, no audio or quality figures.</w:t>
+      </w:r>
+    </w:p>
+    <w:p>
+      <w:pPr>
+        <w:pStyle w:val="ListBullet"/>
+      </w:pPr>
+      <w:r>
+        <w:t xml:space="preserve">Finished calls are queued on the phone (at most 200) and sent by </w:t>
+      </w:r>
+      <w:r>
+        <w:rPr>
+          <w:rFonts w:ascii="Consolas" w:hAnsi="Consolas"/>
+          <w:sz w:val="20"/>
+        </w:rPr>
+        <w:t>CallUploadWorker</w:t>
+      </w:r>
+      <w:r>
+        <w:t xml:space="preserve"> once a network is available. Opting out with the queue wiped clears it.</w:t>
+      </w:r>
+    </w:p>
+    <w:p>
+      <w:pPr>
+        <w:pStyle w:val="ListBullet"/>
+      </w:pPr>
+      <w:r>
+        <w:t>It runs only while the app process is alive. Calls made while the app is fully stopped are not seen; the Collector edition keeps the process alive while sharing.</w:t>
+      </w:r>
+    </w:p>
+    <w:p>
+      <w:r>
+        <w:rPr>
+          <w:rFonts w:ascii="Consolas" w:hAnsi="Consolas"/>
+          <w:sz w:val="20"/>
+        </w:rPr>
+        <w:t>POST call-samples/</w:t>
+      </w:r>
+      <w:r>
+        <w:t xml:space="preserve"> takes an array, at most 100 calls:</w:t>
       </w:r>
     </w:p>
     <w:tbl>
@@ -9578,7 +10247,7 @@
                 <w:rFonts w:ascii="Consolas" w:hAnsi="Consolas"/>
                 <w:sz w:val="18"/>
               </w:rPr>
-              <w:t>[{"device_id": "...", "ts": 1758444000000, "network_type": "LTE",</w:t>
+              <w:t>[{"device_id": "...", "started_at": 1758444000000, "ended_at": 1758444060000,</w:t>
             </w:r>
           </w:p>
           <w:p>
@@ -9590,7 +10259,7 @@
                 <w:rFonts w:ascii="Consolas" w:hAnsi="Consolas"/>
                 <w:sz w:val="18"/>
               </w:rPr>
-              <w:t xml:space="preserve">  "codec": "AMR-WB", "call_duration_s": 42, "packet_loss_pct": 0.5,</w:t>
+              <w:t xml:space="preserve">  "voice_networks": ["LTE", "UMTS"], "voice_network_start": "LTE",</w:t>
             </w:r>
           </w:p>
           <w:p>
@@ -9602,7 +10271,7 @@
                 <w:rFonts w:ascii="Consolas" w:hAnsi="Consolas"/>
                 <w:sz w:val="18"/>
               </w:rPr>
-              <w:t xml:space="preserve">  "jitter_ms": 8, "rtt_ms": 60, "quality_level": "GOOD",</w:t>
+              <w:t xml:space="preserve">  "voice_network_end": "UMTS", "data_network_before": "LTE",</w:t>
             </w:r>
           </w:p>
           <w:p>
@@ -9614,7 +10283,7 @@
                 <w:rFonts w:ascii="Consolas" w:hAnsi="Consolas"/>
                 <w:sz w:val="18"/>
               </w:rPr>
-              <w:t xml:space="preserve">  "lat": 27.7172, "lon": 85.3240, "cell_id": 123456, "pci": 301,</w:t>
+              <w:t xml:space="preserve">  "start": {"lat": 27.70, "lon": 85.32, "network_type": "LTE",</w:t>
             </w:r>
           </w:p>
           <w:p>
@@ -9626,7 +10295,43 @@
                 <w:rFonts w:ascii="Consolas" w:hAnsi="Consolas"/>
                 <w:sz w:val="18"/>
               </w:rPr>
-              <w:t xml:space="preserve">  "mcc": "429", "mnc": "01"}]</w:t>
+              <w:t xml:space="preserve">            "cell_id": 26385921, "pci": 120, "tac": 1201, "mcc": "429",</w:t>
+            </w:r>
+          </w:p>
+          <w:p>
+            <w:pPr>
+              <w:spacing w:after="0"/>
+            </w:pPr>
+            <w:r>
+              <w:rPr>
+                <w:rFonts w:ascii="Consolas" w:hAnsi="Consolas"/>
+                <w:sz w:val="18"/>
+              </w:rPr>
+              <w:t xml:space="preserve">            "mnc": "01", "level_dbm": -112},</w:t>
+            </w:r>
+          </w:p>
+          <w:p>
+            <w:pPr>
+              <w:spacing w:after="0"/>
+            </w:pPr>
+            <w:r>
+              <w:rPr>
+                <w:rFonts w:ascii="Consolas" w:hAnsi="Consolas"/>
+                <w:sz w:val="18"/>
+              </w:rPr>
+              <w:t xml:space="preserve">  "end": {"lat": 27.71, "lon": 85.33, "network_type": "UMTS",</w:t>
+            </w:r>
+          </w:p>
+          <w:p>
+            <w:pPr>
+              <w:spacing w:after="0"/>
+            </w:pPr>
+            <w:r>
+              <w:rPr>
+                <w:rFonts w:ascii="Consolas" w:hAnsi="Consolas"/>
+                <w:sz w:val="18"/>
+              </w:rPr>
+              <w:t xml:space="preserve">          "cell_id": 1234567, "level_dbm": -98}}]</w:t>
             </w:r>
           </w:p>
         </w:tc>
@@ -9642,238 +10347,185 @@
           <w:rFonts w:ascii="Consolas" w:hAnsi="Consolas"/>
           <w:sz w:val="20"/>
         </w:rPr>
-        <w:t>202 {"accepted": N}</w:t>
-      </w:r>
-      <w:r>
-        <w:t>.</w:t>
-      </w:r>
-    </w:p>
-    <w:p>
-      <w:pPr>
-        <w:pStyle w:val="ListBullet"/>
-      </w:pPr>
-      <w:r>
-        <w:rPr>
-          <w:b/>
-        </w:rPr>
-        <w:t>Blocked on carrier privilege.</w:t>
-      </w:r>
-      <w:r>
-        <w:t xml:space="preserve"> The figures come from Android's </w:t>
+        <w:t>202 {"accepted": N, "skipped": M}</w:t>
+      </w:r>
+      <w:r>
+        <w:t xml:space="preserve">. A call with no </w:t>
       </w:r>
       <w:r>
         <w:rPr>
           <w:rFonts w:ascii="Consolas" w:hAnsi="Consolas"/>
           <w:sz w:val="20"/>
         </w:rPr>
-        <w:t>CallQuality</w:t>
-      </w:r>
-      <w:r>
-        <w:t xml:space="preserve">, which needs </w:t>
+        <w:t>device_id</w:t>
+      </w:r>
+      <w:r>
+        <w:t xml:space="preserve">, an end before its start, or longer than 6 hours is skipped, not the batch. Network names: </w:t>
       </w:r>
       <w:r>
         <w:rPr>
           <w:rFonts w:ascii="Consolas" w:hAnsi="Consolas"/>
           <w:sz w:val="20"/>
         </w:rPr>
-        <w:t>READ_PRECISE_PHONE_STATE</w:t>
-      </w:r>
-      <w:r>
-        <w:t>. Only a carrier-privileged or system app is granted it. Without it the listener is silent, with no error.</w:t>
-      </w:r>
-    </w:p>
-    <w:p>
-      <w:pPr>
-        <w:pStyle w:val="ListBullet"/>
-      </w:pPr>
-      <w:r>
-        <w:rPr>
-          <w:b/>
-        </w:rPr>
-        <w:t>API:</w:t>
-      </w:r>
-      <w:r>
-        <w:t xml:space="preserve"> </w:t>
+        <w:t>LTE</w:t>
+      </w:r>
+      <w:r>
+        <w:t xml:space="preserve">, </w:t>
       </w:r>
       <w:r>
         <w:rPr>
           <w:rFonts w:ascii="Consolas" w:hAnsi="Consolas"/>
           <w:sz w:val="20"/>
         </w:rPr>
-        <w:t>TelephonyCallback.CallAttributesListener</w:t>
-      </w:r>
-      <w:r>
-        <w:t xml:space="preserve"> (API 31 and later), or </w:t>
+        <w:t>NR</w:t>
+      </w:r>
+      <w:r>
+        <w:t xml:space="preserve">, </w:t>
       </w:r>
       <w:r>
         <w:rPr>
           <w:rFonts w:ascii="Consolas" w:hAnsi="Consolas"/>
           <w:sz w:val="20"/>
         </w:rPr>
-        <w:t>PhoneStateListener</w:t>
-      </w:r>
-      <w:r>
-        <w:t xml:space="preserve"> with </w:t>
+        <w:t>IWLAN</w:t>
+      </w:r>
+      <w:r>
+        <w:t xml:space="preserve">, </w:t>
       </w:r>
       <w:r>
         <w:rPr>
           <w:rFonts w:ascii="Consolas" w:hAnsi="Consolas"/>
           <w:sz w:val="20"/>
         </w:rPr>
-        <w:t>LISTEN_CALL_ATTRIBUTES_CHANGED</w:t>
-      </w:r>
-      <w:r>
-        <w:t xml:space="preserve"> (API 29 and 30). Read the last </w:t>
+        <w:t>UMTS</w:t>
+      </w:r>
+      <w:r>
+        <w:t xml:space="preserve">, </w:t>
       </w:r>
       <w:r>
         <w:rPr>
           <w:rFonts w:ascii="Consolas" w:hAnsi="Consolas"/>
           <w:sz w:val="20"/>
         </w:rPr>
-        <w:t>CallQuality</w:t>
-      </w:r>
-      <w:r>
-        <w:t xml:space="preserve"> at the end of the call.</w:t>
-      </w:r>
-    </w:p>
-    <w:p>
-      <w:pPr>
-        <w:pStyle w:val="ListBullet"/>
-      </w:pPr>
-      <w:r>
-        <w:rPr>
-          <w:b/>
-        </w:rPr>
-        <w:t>Send raw figures only.</w:t>
-      </w:r>
-      <w:r>
-        <w:t xml:space="preserve"> The server computes the score with the ITU-T G.107 E-model. Send </w:t>
+        <w:t>HSDPA</w:t>
+      </w:r>
+      <w:r>
+        <w:t xml:space="preserve">, </w:t>
       </w:r>
       <w:r>
         <w:rPr>
           <w:rFonts w:ascii="Consolas" w:hAnsi="Consolas"/>
           <w:sz w:val="20"/>
         </w:rPr>
-        <w:t>quality_level</w:t>
-      </w:r>
-      <w:r>
-        <w:t xml:space="preserve"> exactly as Android names it.</w:t>
-      </w:r>
-    </w:p>
-    <w:p>
-      <w:pPr>
-        <w:pStyle w:val="ListBullet"/>
-      </w:pPr>
-      <w:r>
-        <w:rPr>
-          <w:b/>
-        </w:rPr>
-        <w:t>Codec coverage on the server:</w:t>
-      </w:r>
-      <w:r>
-        <w:t xml:space="preserve"> AMR-WB, G.711 and G.729 use published constants. EVS and AMR-NB give a provisional score. Any other codec gives no score.</w:t>
-      </w:r>
-    </w:p>
-    <w:p>
-      <w:pPr>
-        <w:pStyle w:val="Heading1"/>
-      </w:pPr>
-      <w:r>
-        <w:t>14. The Android SDK and the reference app</w:t>
-      </w:r>
-    </w:p>
-    <w:p>
-      <w:r>
-        <w:rPr>
-          <w:b/>
-        </w:rPr>
-        <w:t>Source:</w:t>
-      </w:r>
-      <w:r>
-        <w:t xml:space="preserve"> </w:t>
+        <w:t>HSUPA</w:t>
+      </w:r>
+      <w:r>
+        <w:t xml:space="preserve">, </w:t>
       </w:r>
       <w:r>
         <w:rPr>
           <w:rFonts w:ascii="Consolas" w:hAnsi="Consolas"/>
           <w:sz w:val="20"/>
         </w:rPr>
-        <w:t>nepal-telemetry-project</w:t>
-      </w:r>
-      <w:r>
-        <w:t xml:space="preserve">, pushed to the </w:t>
+        <w:t>HSPA</w:t>
+      </w:r>
+      <w:r>
+        <w:t xml:space="preserve">, </w:t>
       </w:r>
       <w:r>
         <w:rPr>
           <w:rFonts w:ascii="Consolas" w:hAnsi="Consolas"/>
           <w:sz w:val="20"/>
         </w:rPr>
-        <w:t>mobile</w:t>
-      </w:r>
-      <w:r>
-        <w:t xml:space="preserve"> branch. Two modules: </w:t>
+        <w:t>HSPAP</w:t>
+      </w:r>
+      <w:r>
+        <w:t xml:space="preserve">, </w:t>
       </w:r>
       <w:r>
         <w:rPr>
           <w:rFonts w:ascii="Consolas" w:hAnsi="Consolas"/>
           <w:sz w:val="20"/>
         </w:rPr>
-        <w:t>netplanning-telemetry-sdk</w:t>
-      </w:r>
-      <w:r>
-        <w:t xml:space="preserve"> (the library) and </w:t>
+        <w:t>TD_SCDMA</w:t>
+      </w:r>
+      <w:r>
+        <w:t xml:space="preserve">, </w:t>
       </w:r>
       <w:r>
         <w:rPr>
           <w:rFonts w:ascii="Consolas" w:hAnsi="Consolas"/>
           <w:sz w:val="20"/>
         </w:rPr>
-        <w:t>app</w:t>
-      </w:r>
-      <w:r>
-        <w:t xml:space="preserve"> (the reference app, package </w:t>
+        <w:t>GSM</w:t>
+      </w:r>
+      <w:r>
+        <w:t xml:space="preserve">, </w:t>
       </w:r>
       <w:r>
         <w:rPr>
           <w:rFonts w:ascii="Consolas" w:hAnsi="Consolas"/>
           <w:sz w:val="20"/>
         </w:rPr>
-        <w:t>np.nepaltelecom.telemetry.demo</w:t>
-      </w:r>
-      <w:r>
-        <w:t xml:space="preserve">). Kotlin, min SDK 26, target SDK 34, JDK 17. Build with </w:t>
+        <w:t>EDGE</w:t>
+      </w:r>
+      <w:r>
+        <w:t xml:space="preserve">, </w:t>
       </w:r>
       <w:r>
         <w:rPr>
           <w:rFonts w:ascii="Consolas" w:hAnsi="Consolas"/>
           <w:sz w:val="20"/>
         </w:rPr>
-        <w:t>:app:assembleDebug</w:t>
-      </w:r>
-      <w:r>
-        <w:t>.</w:t>
-      </w:r>
-    </w:p>
-    <w:p>
-      <w:r>
-        <w:t xml:space="preserve">The reference app's Application class and </w:t>
+        <w:t>GPRS</w:t>
+      </w:r>
+      <w:r>
+        <w:t xml:space="preserve">, </w:t>
       </w:r>
       <w:r>
         <w:rPr>
           <w:rFonts w:ascii="Consolas" w:hAnsi="Consolas"/>
           <w:sz w:val="20"/>
         </w:rPr>
-        <w:t>google-services.json</w:t>
-      </w:r>
-      <w:r>
-        <w:t xml:space="preserve"> are not in the repository, because they hold the ingest key and the Firebase project. Puru supplies them separately.</w:t>
+        <w:t>CDMA</w:t>
+      </w:r>
+      <w:r>
+        <w:t xml:space="preserve">, </w:t>
+      </w:r>
+      <w:r>
+        <w:rPr>
+          <w:rFonts w:ascii="Consolas" w:hAnsi="Consolas"/>
+          <w:sz w:val="20"/>
+        </w:rPr>
+        <w:t>1XRTT</w:t>
+      </w:r>
+      <w:r>
+        <w:t xml:space="preserve">, </w:t>
+      </w:r>
+      <w:r>
+        <w:rPr>
+          <w:rFonts w:ascii="Consolas" w:hAnsi="Consolas"/>
+          <w:sz w:val="20"/>
+        </w:rPr>
+        <w:t>EVDO</w:t>
+      </w:r>
+      <w:r>
+        <w:t xml:space="preserve">, </w:t>
+      </w:r>
+      <w:r>
+        <w:rPr>
+          <w:rFonts w:ascii="Consolas" w:hAnsi="Consolas"/>
+          <w:sz w:val="20"/>
+        </w:rPr>
+        <w:t>UNKNOWN</w:t>
+      </w:r>
+      <w:r>
+        <w:t>.</w:t>
       </w:r>
     </w:p>
     <w:p>
-      <w:pPr>
-        <w:pStyle w:val="Heading2"/>
-      </w:pPr>
-      <w:r>
-        <w:t>14.1 What the app does today</w:t>
+      <w:r>
+        <w:t>The server classes each call:</w:t>
       </w:r>
     </w:p>
     <w:tbl>
@@ -9900,7 +10552,7 @@
                 <w:color w:val="FFFFFF"/>
                 <w:sz w:val="19"/>
               </w:rPr>
-              <w:t>Tab or screen</w:t>
+              <w:t>Outcome</w:t>
             </w:r>
           </w:p>
         </w:tc>
@@ -9916,7 +10568,7 @@
                 <w:color w:val="FFFFFF"/>
                 <w:sz w:val="19"/>
               </w:rPr>
-              <w:t>Function</w:t>
+              <w:t>When</w:t>
             </w:r>
           </w:p>
         </w:tc>
@@ -9931,7 +10583,7 @@
               <w:rPr>
                 <w:sz w:val="19"/>
               </w:rPr>
-              <w:t>Signal</w:t>
+              <w:t>VoLTE / VoNR</w:t>
             </w:r>
           </w:p>
         </w:tc>
@@ -9944,7 +10596,7 @@
               <w:rPr>
                 <w:sz w:val="19"/>
               </w:rPr>
-              <w:t>Gauge of the serving cell's level, quality rating, 3-minute history, technology and band, speed test</w:t>
+              <w:t>Every voice reading on LTE or NR</w:t>
             </w:r>
           </w:p>
         </w:tc>
@@ -9960,7 +10612,7 @@
               <w:rPr>
                 <w:sz w:val="19"/>
               </w:rPr>
-              <w:t>Cells</w:t>
+              <w:t>Wi-Fi calling</w:t>
             </w:r>
           </w:p>
         </w:tc>
@@ -9974,7 +10626,7 @@
               <w:rPr>
                 <w:sz w:val="19"/>
               </w:rPr>
-              <w:t>Serving and neighbour cells as the modem reports them, each with its band</w:t>
+              <w:t>Voice on IWLAN, no 2G/3G</w:t>
             </w:r>
           </w:p>
         </w:tc>
@@ -9989,7 +10641,7 @@
               <w:rPr>
                 <w:sz w:val="19"/>
               </w:rPr>
-              <w:t>Map</w:t>
+              <w:t>Fell back to 2G/3G</w:t>
             </w:r>
           </w:p>
         </w:tc>
@@ -10002,7 +10654,7 @@
               <w:rPr>
                 <w:sz w:val="19"/>
               </w:rPr>
-              <w:t>Own position, drive test (Start, Stop, Upload, Past), route coloured by signal level, tap a point for its reading, Site photo</w:t>
+              <w:t>2G/3G voice while on 4G/5G just before, or a call that started on 4G</w:t>
             </w:r>
           </w:p>
         </w:tc>
@@ -10018,7 +10670,7 @@
               <w:rPr>
                 <w:sz w:val="19"/>
               </w:rPr>
-              <w:t>Wi-Fi</w:t>
+              <w:t>2G/3G, no 4G before</w:t>
             </w:r>
           </w:p>
         </w:tc>
@@ -10032,7 +10684,7 @@
               <w:rPr>
                 <w:sz w:val="19"/>
               </w:rPr>
-              <w:t>Wi-Fi readings</w:t>
+              <w:t>2G/3G voice and 2G/3G before the call too</w:t>
             </w:r>
           </w:p>
         </w:tc>
@@ -10047,7 +10699,7 @@
               <w:rPr>
                 <w:sz w:val="19"/>
               </w:rPr>
-              <w:t>Settings</w:t>
+              <w:t>Unknown</w:t>
             </w:r>
           </w:p>
         </w:tc>
@@ -10060,7 +10712,7 @@
               <w:rPr>
                 <w:sz w:val="19"/>
               </w:rPr>
-              <w:t>Employee tick box, Share with NTC, rescue sharing, Register this phone, battery settings</w:t>
+              <w:t>No usable voice network reading</w:t>
             </w:r>
           </w:p>
         </w:tc>
@@ -10069,72 +10721,7 @@
     <w:p/>
     <w:p>
       <w:r>
-        <w:t>Everyone gets Signal, Wi-Fi and Settings. The Cells and Map tabs, and with Map the drive test and site photo, appear only after "I am an NTC employee" is ticked in Settings; until then they are not on the bar at all. The tick box also marks drives as staff drives. It grants nothing on the server. The app has no staff login.</w:t>
-      </w:r>
-    </w:p>
-    <w:p>
-      <w:r>
-        <w:t xml:space="preserve">The Signal screen also has </w:t>
-      </w:r>
-      <w:r>
-        <w:rPr>
-          <w:b/>
-        </w:rPr>
-        <w:t>Report a problem</w:t>
-      </w:r>
-      <w:r>
-        <w:t xml:space="preserve"> (section 10a) and shows a hint about the likely cause of a poor reading.</w:t>
-      </w:r>
-    </w:p>
-    <w:p>
-      <w:r>
-        <w:rPr>
-          <w:b/>
-        </w:rPr>
-        <w:t>Collector edition</w:t>
-      </w:r>
-      <w:r>
-        <w:t xml:space="preserve"> (14 October 2026). The reference app has two build flavours, </w:t>
-      </w:r>
-      <w:r>
-        <w:rPr>
-          <w:rFonts w:ascii="Consolas" w:hAnsi="Consolas"/>
-          <w:sz w:val="20"/>
-        </w:rPr>
-        <w:t>standard</w:t>
-      </w:r>
-      <w:r>
-        <w:t xml:space="preserve"> and </w:t>
-      </w:r>
-      <w:r>
-        <w:rPr>
-          <w:rFonts w:ascii="Consolas" w:hAnsi="Consolas"/>
-          <w:sz w:val="20"/>
-        </w:rPr>
-        <w:t>collector</w:t>
-      </w:r>
-      <w:r>
-        <w:t xml:space="preserve"> (</w:t>
-      </w:r>
-      <w:r>
-        <w:rPr>
-          <w:rFonts w:ascii="Consolas" w:hAnsi="Consolas"/>
-          <w:sz w:val="20"/>
-        </w:rPr>
-        <w:t>:app:assembleCollectorDebug</w:t>
-      </w:r>
-      <w:r>
-        <w:t>), with the same application ID, so one replaces the other on a phone. The collector build is for a small group of staff gathering test data: sharing has no time limit until the user stops it, and a foreground service (</w:t>
-      </w:r>
-      <w:r>
-        <w:rPr>
-          <w:rFonts w:ascii="Consolas" w:hAnsi="Consolas"/>
-          <w:sz w:val="20"/>
-        </w:rPr>
-        <w:t>CollectorService</w:t>
-      </w:r>
-      <w:r>
-        <w:t>) takes a reading every 15 seconds, uploads every 5 minutes and runs a speed test over mobile data every 30 minutes, skipped below 20% battery unless the phone is charging. The employee tabs are on.</w:t>
+        <w:t>Superadmins see the counts, the cells where calls most often fell back and the latest calls under "Calls from phones" on the VoLTE Quality page.</w:t>
       </w:r>
     </w:p>
     <w:p>
@@ -10142,32 +10729,19 @@
         <w:pStyle w:val="Heading2"/>
       </w:pPr>
       <w:r>
-        <w:t>14.2 SDK entry points</w:t>
+        <w:t>13.2 Call quality (VoLTE and VoNR): built on the server, not in the app</w:t>
       </w:r>
     </w:p>
     <w:p>
-      <w:r>
-        <w:t xml:space="preserve">Call </w:t>
-      </w:r>
       <w:r>
         <w:rPr>
           <w:rFonts w:ascii="Consolas" w:hAnsi="Consolas"/>
           <w:sz w:val="20"/>
         </w:rPr>
-        <w:t>init</w:t>
-      </w:r>
-      <w:r>
-        <w:t xml:space="preserve"> from </w:t>
-      </w:r>
-      <w:r>
-        <w:rPr>
-          <w:rFonts w:ascii="Consolas" w:hAnsi="Consolas"/>
-          <w:sz w:val="20"/>
-        </w:rPr>
-        <w:t>Application.onCreate()</w:t>
-      </w:r>
-      <w:r>
-        <w:t>, not from an Activity: WorkManager restarts the process in the background and needs the configuration.</w:t>
+        <w:t>POST volte-samples/</w:t>
+      </w:r>
+      <w:r>
+        <w:t xml:space="preserve"> takes an array, one object per finished call:</w:t>
       </w:r>
     </w:p>
     <w:tbl>
@@ -10194,7 +10768,7 @@
                 <w:rFonts w:ascii="Consolas" w:hAnsi="Consolas"/>
                 <w:sz w:val="18"/>
               </w:rPr>
-              <w:t>NetTelemetry.init(context, TelemetryConfig(endpointUrl = "...", apiKey = "tel_..."))</w:t>
+              <w:t>[{"device_id": "...", "ts": 1758444000000, "network_type": "LTE",</w:t>
             </w:r>
           </w:p>
           <w:p>
@@ -10206,6 +10780,7 @@
                 <w:rFonts w:ascii="Consolas" w:hAnsi="Consolas"/>
                 <w:sz w:val="18"/>
               </w:rPr>
+              <w:t xml:space="preserve">  "codec": "AMR-WB", "call_duration_s": 42, "packet_loss_pct": 0.5,</w:t>
             </w:r>
           </w:p>
           <w:p>
@@ -10217,7 +10792,7 @@
                 <w:rFonts w:ascii="Consolas" w:hAnsi="Consolas"/>
                 <w:sz w:val="18"/>
               </w:rPr>
-              <w:t>NetTelemetry.startShare(capMinutes = 60)   // returns the end time</w:t>
+              <w:t xml:space="preserve">  "jitter_ms": 8, "rtt_ms": 60, "quality_level": "GOOD",</w:t>
             </w:r>
           </w:p>
           <w:p>
@@ -10229,7 +10804,7 @@
                 <w:rFonts w:ascii="Consolas" w:hAnsi="Consolas"/>
                 <w:sz w:val="18"/>
               </w:rPr>
-              <w:t>NetTelemetry.stopShare()</w:t>
+              <w:t xml:space="preserve">  "lat": 27.7172, "lon": 85.3240, "cell_id": 123456, "pci": 301,</w:t>
             </w:r>
           </w:p>
           <w:p>
@@ -10241,9 +10816,565 @@
                 <w:rFonts w:ascii="Consolas" w:hAnsi="Consolas"/>
                 <w:sz w:val="18"/>
               </w:rPr>
-              <w:t>NetTelemetry.optIn(); NetTelemetry.optOut(); NetTelemetry.isOptedIn()</w:t>
-            </w:r>
-          </w:p>
+              <w:t xml:space="preserve">  "mcc": "429", "mnc": "01"}]</w:t>
+            </w:r>
+          </w:p>
+        </w:tc>
+      </w:tr>
+    </w:tbl>
+    <w:p/>
+    <w:p>
+      <w:r>
+        <w:t xml:space="preserve">Returns </w:t>
+      </w:r>
+      <w:r>
+        <w:rPr>
+          <w:rFonts w:ascii="Consolas" w:hAnsi="Consolas"/>
+          <w:sz w:val="20"/>
+        </w:rPr>
+        <w:t>202 {"accepted": N}</w:t>
+      </w:r>
+      <w:r>
+        <w:t>.</w:t>
+      </w:r>
+    </w:p>
+    <w:p>
+      <w:pPr>
+        <w:pStyle w:val="ListBullet"/>
+      </w:pPr>
+      <w:r>
+        <w:rPr>
+          <w:b/>
+        </w:rPr>
+        <w:t>Blocked on carrier privilege.</w:t>
+      </w:r>
+      <w:r>
+        <w:t xml:space="preserve"> The figures come from Android's </w:t>
+      </w:r>
+      <w:r>
+        <w:rPr>
+          <w:rFonts w:ascii="Consolas" w:hAnsi="Consolas"/>
+          <w:sz w:val="20"/>
+        </w:rPr>
+        <w:t>CallQuality</w:t>
+      </w:r>
+      <w:r>
+        <w:t xml:space="preserve">, which needs </w:t>
+      </w:r>
+      <w:r>
+        <w:rPr>
+          <w:rFonts w:ascii="Consolas" w:hAnsi="Consolas"/>
+          <w:sz w:val="20"/>
+        </w:rPr>
+        <w:t>READ_PRECISE_PHONE_STATE</w:t>
+      </w:r>
+      <w:r>
+        <w:t>. Only a carrier-privileged or system app is granted it. Without it the listener is silent, with no error.</w:t>
+      </w:r>
+    </w:p>
+    <w:p>
+      <w:pPr>
+        <w:pStyle w:val="ListBullet"/>
+      </w:pPr>
+      <w:r>
+        <w:rPr>
+          <w:b/>
+        </w:rPr>
+        <w:t>API:</w:t>
+      </w:r>
+      <w:r>
+        <w:t xml:space="preserve"> </w:t>
+      </w:r>
+      <w:r>
+        <w:rPr>
+          <w:rFonts w:ascii="Consolas" w:hAnsi="Consolas"/>
+          <w:sz w:val="20"/>
+        </w:rPr>
+        <w:t>TelephonyCallback.CallAttributesListener</w:t>
+      </w:r>
+      <w:r>
+        <w:t xml:space="preserve"> (API 31 and later), or </w:t>
+      </w:r>
+      <w:r>
+        <w:rPr>
+          <w:rFonts w:ascii="Consolas" w:hAnsi="Consolas"/>
+          <w:sz w:val="20"/>
+        </w:rPr>
+        <w:t>PhoneStateListener</w:t>
+      </w:r>
+      <w:r>
+        <w:t xml:space="preserve"> with </w:t>
+      </w:r>
+      <w:r>
+        <w:rPr>
+          <w:rFonts w:ascii="Consolas" w:hAnsi="Consolas"/>
+          <w:sz w:val="20"/>
+        </w:rPr>
+        <w:t>LISTEN_CALL_ATTRIBUTES_CHANGED</w:t>
+      </w:r>
+      <w:r>
+        <w:t xml:space="preserve"> (API 29 and 30). Read the last </w:t>
+      </w:r>
+      <w:r>
+        <w:rPr>
+          <w:rFonts w:ascii="Consolas" w:hAnsi="Consolas"/>
+          <w:sz w:val="20"/>
+        </w:rPr>
+        <w:t>CallQuality</w:t>
+      </w:r>
+      <w:r>
+        <w:t xml:space="preserve"> at the end of the call.</w:t>
+      </w:r>
+    </w:p>
+    <w:p>
+      <w:pPr>
+        <w:pStyle w:val="ListBullet"/>
+      </w:pPr>
+      <w:r>
+        <w:rPr>
+          <w:b/>
+        </w:rPr>
+        <w:t>Send raw figures only.</w:t>
+      </w:r>
+      <w:r>
+        <w:t xml:space="preserve"> The server computes the score with the ITU-T G.107 E-model. Send </w:t>
+      </w:r>
+      <w:r>
+        <w:rPr>
+          <w:rFonts w:ascii="Consolas" w:hAnsi="Consolas"/>
+          <w:sz w:val="20"/>
+        </w:rPr>
+        <w:t>quality_level</w:t>
+      </w:r>
+      <w:r>
+        <w:t xml:space="preserve"> exactly as Android names it.</w:t>
+      </w:r>
+    </w:p>
+    <w:p>
+      <w:pPr>
+        <w:pStyle w:val="ListBullet"/>
+      </w:pPr>
+      <w:r>
+        <w:rPr>
+          <w:b/>
+        </w:rPr>
+        <w:t>Codec coverage on the server:</w:t>
+      </w:r>
+      <w:r>
+        <w:t xml:space="preserve"> AMR-WB, G.711 and G.729 use published constants. EVS and AMR-NB give a provisional score. Any other codec gives no score.</w:t>
+      </w:r>
+    </w:p>
+    <w:p>
+      <w:pPr>
+        <w:pStyle w:val="Heading1"/>
+      </w:pPr>
+      <w:r>
+        <w:t>14. The Android SDK and the reference app</w:t>
+      </w:r>
+    </w:p>
+    <w:p>
+      <w:r>
+        <w:rPr>
+          <w:b/>
+        </w:rPr>
+        <w:t>Source:</w:t>
+      </w:r>
+      <w:r>
+        <w:t xml:space="preserve"> </w:t>
+      </w:r>
+      <w:r>
+        <w:rPr>
+          <w:rFonts w:ascii="Consolas" w:hAnsi="Consolas"/>
+          <w:sz w:val="20"/>
+        </w:rPr>
+        <w:t>nepal-telemetry-project</w:t>
+      </w:r>
+      <w:r>
+        <w:t xml:space="preserve">, pushed to the </w:t>
+      </w:r>
+      <w:r>
+        <w:rPr>
+          <w:rFonts w:ascii="Consolas" w:hAnsi="Consolas"/>
+          <w:sz w:val="20"/>
+        </w:rPr>
+        <w:t>mobile</w:t>
+      </w:r>
+      <w:r>
+        <w:t xml:space="preserve"> branch. Two modules: </w:t>
+      </w:r>
+      <w:r>
+        <w:rPr>
+          <w:rFonts w:ascii="Consolas" w:hAnsi="Consolas"/>
+          <w:sz w:val="20"/>
+        </w:rPr>
+        <w:t>netplanning-telemetry-sdk</w:t>
+      </w:r>
+      <w:r>
+        <w:t xml:space="preserve"> (the library) and </w:t>
+      </w:r>
+      <w:r>
+        <w:rPr>
+          <w:rFonts w:ascii="Consolas" w:hAnsi="Consolas"/>
+          <w:sz w:val="20"/>
+        </w:rPr>
+        <w:t>app</w:t>
+      </w:r>
+      <w:r>
+        <w:t xml:space="preserve"> (the reference app, package </w:t>
+      </w:r>
+      <w:r>
+        <w:rPr>
+          <w:rFonts w:ascii="Consolas" w:hAnsi="Consolas"/>
+          <w:sz w:val="20"/>
+        </w:rPr>
+        <w:t>np.nepaltelecom.telemetry.demo</w:t>
+      </w:r>
+      <w:r>
+        <w:t xml:space="preserve">). Kotlin, min SDK 26, target SDK 34, JDK 17. Build with </w:t>
+      </w:r>
+      <w:r>
+        <w:rPr>
+          <w:rFonts w:ascii="Consolas" w:hAnsi="Consolas"/>
+          <w:sz w:val="20"/>
+        </w:rPr>
+        <w:t>:app:assembleDebug</w:t>
+      </w:r>
+      <w:r>
+        <w:t>.</w:t>
+      </w:r>
+    </w:p>
+    <w:p>
+      <w:r>
+        <w:t xml:space="preserve">The reference app's Application class and </w:t>
+      </w:r>
+      <w:r>
+        <w:rPr>
+          <w:rFonts w:ascii="Consolas" w:hAnsi="Consolas"/>
+          <w:sz w:val="20"/>
+        </w:rPr>
+        <w:t>google-services.json</w:t>
+      </w:r>
+      <w:r>
+        <w:t xml:space="preserve"> are not in the repository, because they hold the ingest key and the Firebase project. Puru supplies them separately.</w:t>
+      </w:r>
+    </w:p>
+    <w:p>
+      <w:pPr>
+        <w:pStyle w:val="Heading2"/>
+      </w:pPr>
+      <w:r>
+        <w:t>14.1 What the app does today</w:t>
+      </w:r>
+    </w:p>
+    <w:tbl>
+      <w:tblPr>
+        <w:tblStyle w:val="TableGrid"/>
+        <w:tblW w:type="auto" w:w="0"/>
+        <w:jc w:val="center"/>
+        <w:tblLook w:firstColumn="1" w:firstRow="1" w:lastColumn="0" w:lastRow="0" w:noHBand="0" w:noVBand="1" w:val="04A0"/>
+      </w:tblPr>
+      <w:tblGrid>
+        <w:gridCol w:w="4320"/>
+        <w:gridCol w:w="4320"/>
+      </w:tblGrid>
+      <w:tr>
+        <w:tc>
+          <w:tcPr>
+            <w:tcW w:type="dxa" w:w="4320"/>
+            <w:shd w:val="clear" w:color="auto" w:fill="0B1626"/>
+          </w:tcPr>
+          <w:p>
+            <w:r>
+              <w:rPr>
+                <w:b/>
+                <w:color w:val="FFFFFF"/>
+                <w:sz w:val="19"/>
+              </w:rPr>
+              <w:t>Tab or screen</w:t>
+            </w:r>
+          </w:p>
+        </w:tc>
+        <w:tc>
+          <w:tcPr>
+            <w:tcW w:type="dxa" w:w="4320"/>
+            <w:shd w:val="clear" w:color="auto" w:fill="0B1626"/>
+          </w:tcPr>
+          <w:p>
+            <w:r>
+              <w:rPr>
+                <w:b/>
+                <w:color w:val="FFFFFF"/>
+                <w:sz w:val="19"/>
+              </w:rPr>
+              <w:t>Function</w:t>
+            </w:r>
+          </w:p>
+        </w:tc>
+      </w:tr>
+      <w:tr>
+        <w:tc>
+          <w:tcPr>
+            <w:tcW w:type="dxa" w:w="4320"/>
+          </w:tcPr>
+          <w:p>
+            <w:r>
+              <w:rPr>
+                <w:sz w:val="19"/>
+              </w:rPr>
+              <w:t>Signal</w:t>
+            </w:r>
+          </w:p>
+        </w:tc>
+        <w:tc>
+          <w:tcPr>
+            <w:tcW w:type="dxa" w:w="4320"/>
+          </w:tcPr>
+          <w:p>
+            <w:r>
+              <w:rPr>
+                <w:sz w:val="19"/>
+              </w:rPr>
+              <w:t>Gauge of the serving cell's level, quality rating, 3-minute history, technology and band, speed test</w:t>
+            </w:r>
+          </w:p>
+        </w:tc>
+      </w:tr>
+      <w:tr>
+        <w:tc>
+          <w:tcPr>
+            <w:tcW w:type="dxa" w:w="4320"/>
+            <w:shd w:val="clear" w:color="auto" w:fill="EEF2F7"/>
+          </w:tcPr>
+          <w:p>
+            <w:r>
+              <w:rPr>
+                <w:sz w:val="19"/>
+              </w:rPr>
+              <w:t>Cells</w:t>
+            </w:r>
+          </w:p>
+        </w:tc>
+        <w:tc>
+          <w:tcPr>
+            <w:tcW w:type="dxa" w:w="4320"/>
+            <w:shd w:val="clear" w:color="auto" w:fill="EEF2F7"/>
+          </w:tcPr>
+          <w:p>
+            <w:r>
+              <w:rPr>
+                <w:sz w:val="19"/>
+              </w:rPr>
+              <w:t>Serving and neighbour cells as the modem reports them, each with its band</w:t>
+            </w:r>
+          </w:p>
+        </w:tc>
+      </w:tr>
+      <w:tr>
+        <w:tc>
+          <w:tcPr>
+            <w:tcW w:type="dxa" w:w="4320"/>
+          </w:tcPr>
+          <w:p>
+            <w:r>
+              <w:rPr>
+                <w:sz w:val="19"/>
+              </w:rPr>
+              <w:t>Map</w:t>
+            </w:r>
+          </w:p>
+        </w:tc>
+        <w:tc>
+          <w:tcPr>
+            <w:tcW w:type="dxa" w:w="4320"/>
+          </w:tcPr>
+          <w:p>
+            <w:r>
+              <w:rPr>
+                <w:sz w:val="19"/>
+              </w:rPr>
+              <w:t>Own position, drive test (Start, Stop, Upload, Past), route coloured by signal level, tap a point for its reading, Site photo</w:t>
+            </w:r>
+          </w:p>
+        </w:tc>
+      </w:tr>
+      <w:tr>
+        <w:tc>
+          <w:tcPr>
+            <w:tcW w:type="dxa" w:w="4320"/>
+            <w:shd w:val="clear" w:color="auto" w:fill="EEF2F7"/>
+          </w:tcPr>
+          <w:p>
+            <w:r>
+              <w:rPr>
+                <w:sz w:val="19"/>
+              </w:rPr>
+              <w:t>Wi-Fi</w:t>
+            </w:r>
+          </w:p>
+        </w:tc>
+        <w:tc>
+          <w:tcPr>
+            <w:tcW w:type="dxa" w:w="4320"/>
+            <w:shd w:val="clear" w:color="auto" w:fill="EEF2F7"/>
+          </w:tcPr>
+          <w:p>
+            <w:r>
+              <w:rPr>
+                <w:sz w:val="19"/>
+              </w:rPr>
+              <w:t>Wi-Fi readings</w:t>
+            </w:r>
+          </w:p>
+        </w:tc>
+      </w:tr>
+      <w:tr>
+        <w:tc>
+          <w:tcPr>
+            <w:tcW w:type="dxa" w:w="4320"/>
+          </w:tcPr>
+          <w:p>
+            <w:r>
+              <w:rPr>
+                <w:sz w:val="19"/>
+              </w:rPr>
+              <w:t>Settings</w:t>
+            </w:r>
+          </w:p>
+        </w:tc>
+        <w:tc>
+          <w:tcPr>
+            <w:tcW w:type="dxa" w:w="4320"/>
+          </w:tcPr>
+          <w:p>
+            <w:r>
+              <w:rPr>
+                <w:sz w:val="19"/>
+              </w:rPr>
+              <w:t>Employee tick box, Share with NTC, rescue sharing, Register this phone, battery settings</w:t>
+            </w:r>
+          </w:p>
+        </w:tc>
+      </w:tr>
+    </w:tbl>
+    <w:p/>
+    <w:p>
+      <w:r>
+        <w:t>Everyone gets Signal, Wi-Fi and Settings. The Cells and Map tabs, and with Map the drive test and site photo, appear only after "I am an NTC employee" is ticked in Settings; until then they are not on the bar at all. The tick box also marks drives as staff drives. It grants nothing on the server. The app has no staff login.</w:t>
+      </w:r>
+    </w:p>
+    <w:p>
+      <w:r>
+        <w:t xml:space="preserve">The Signal screen also has </w:t>
+      </w:r>
+      <w:r>
+        <w:rPr>
+          <w:b/>
+        </w:rPr>
+        <w:t>Report a problem</w:t>
+      </w:r>
+      <w:r>
+        <w:t xml:space="preserve"> (section 10a) and shows a hint about the likely cause of a poor reading.</w:t>
+      </w:r>
+    </w:p>
+    <w:p>
+      <w:r>
+        <w:rPr>
+          <w:b/>
+        </w:rPr>
+        <w:t>Collector edition</w:t>
+      </w:r>
+      <w:r>
+        <w:t xml:space="preserve"> (14 October 2026). The reference app has two build flavours, </w:t>
+      </w:r>
+      <w:r>
+        <w:rPr>
+          <w:rFonts w:ascii="Consolas" w:hAnsi="Consolas"/>
+          <w:sz w:val="20"/>
+        </w:rPr>
+        <w:t>standard</w:t>
+      </w:r>
+      <w:r>
+        <w:t xml:space="preserve"> and </w:t>
+      </w:r>
+      <w:r>
+        <w:rPr>
+          <w:rFonts w:ascii="Consolas" w:hAnsi="Consolas"/>
+          <w:sz w:val="20"/>
+        </w:rPr>
+        <w:t>collector</w:t>
+      </w:r>
+      <w:r>
+        <w:t xml:space="preserve"> (</w:t>
+      </w:r>
+      <w:r>
+        <w:rPr>
+          <w:rFonts w:ascii="Consolas" w:hAnsi="Consolas"/>
+          <w:sz w:val="20"/>
+        </w:rPr>
+        <w:t>:app:assembleCollectorDebug</w:t>
+      </w:r>
+      <w:r>
+        <w:t>), with the same application ID, so one replaces the other on a phone. The collector build is for a small group of staff gathering test data: sharing has no time limit until the user stops it, and a foreground service (</w:t>
+      </w:r>
+      <w:r>
+        <w:rPr>
+          <w:rFonts w:ascii="Consolas" w:hAnsi="Consolas"/>
+          <w:sz w:val="20"/>
+        </w:rPr>
+        <w:t>CollectorService</w:t>
+      </w:r>
+      <w:r>
+        <w:t>) takes a reading every 15 seconds, uploads every 5 minutes and runs a speed test over mobile data every 30 minutes, skipped below 20% battery unless the phone is charging. The employee tabs are on.</w:t>
+      </w:r>
+    </w:p>
+    <w:p>
+      <w:pPr>
+        <w:pStyle w:val="Heading2"/>
+      </w:pPr>
+      <w:r>
+        <w:t>14.2 SDK entry points</w:t>
+      </w:r>
+    </w:p>
+    <w:p>
+      <w:r>
+        <w:t xml:space="preserve">Call </w:t>
+      </w:r>
+      <w:r>
+        <w:rPr>
+          <w:rFonts w:ascii="Consolas" w:hAnsi="Consolas"/>
+          <w:sz w:val="20"/>
+        </w:rPr>
+        <w:t>init</w:t>
+      </w:r>
+      <w:r>
+        <w:t xml:space="preserve"> from </w:t>
+      </w:r>
+      <w:r>
+        <w:rPr>
+          <w:rFonts w:ascii="Consolas" w:hAnsi="Consolas"/>
+          <w:sz w:val="20"/>
+        </w:rPr>
+        <w:t>Application.onCreate()</w:t>
+      </w:r>
+      <w:r>
+        <w:t>, not from an Activity: WorkManager restarts the process in the background and needs the configuration.</w:t>
+      </w:r>
+    </w:p>
+    <w:tbl>
+      <w:tblPr>
+        <w:tblStyle w:val="TableGrid"/>
+        <w:tblW w:type="auto" w:w="0"/>
+        <w:tblLook w:firstColumn="1" w:firstRow="1" w:lastColumn="0" w:lastRow="0" w:noHBand="0" w:noVBand="1" w:val="04A0"/>
+      </w:tblPr>
+      <w:tblGrid>
+        <w:gridCol w:w="8640"/>
+      </w:tblGrid>
+      <w:tr>
+        <w:tc>
+          <w:tcPr>
+            <w:tcW w:type="dxa" w:w="8640"/>
+            <w:shd w:val="clear" w:color="auto" w:fill="F1F4F8"/>
+          </w:tcPr>
           <w:p>
             <w:pPr>
               <w:spacing w:after="0"/>
@@ -10253,6 +11384,7 @@
                 <w:rFonts w:ascii="Consolas" w:hAnsi="Consolas"/>
                 <w:sz w:val="18"/>
               </w:rPr>
+              <w:t>NetTelemetry.init(context, TelemetryConfig(endpointUrl = "...", apiKey = "tel_..."))</w:t>
             </w:r>
           </w:p>
           <w:p>
@@ -10264,7 +11396,6 @@
                 <w:rFonts w:ascii="Consolas" w:hAnsi="Consolas"/>
                 <w:sz w:val="18"/>
               </w:rPr>
-              <w:t>NetTelemetry.startDriveTest(context, share = true)</w:t>
             </w:r>
           </w:p>
           <w:p>
@@ -10276,7 +11407,7 @@
                 <w:rFonts w:ascii="Consolas" w:hAnsi="Consolas"/>
                 <w:sz w:val="18"/>
               </w:rPr>
-              <w:t>NetTelemetry.stopDriveTest(context)</w:t>
+              <w:t>NetTelemetry.startShare(capMinutes = 60)   // returns the end time</w:t>
             </w:r>
           </w:p>
           <w:p>
@@ -10288,7 +11419,7 @@
                 <w:rFonts w:ascii="Consolas" w:hAnsi="Consolas"/>
                 <w:sz w:val="18"/>
               </w:rPr>
-              <w:t>NetTelemetry.currentDriveSessionId()</w:t>
+              <w:t>NetTelemetry.stopShare()</w:t>
             </w:r>
           </w:p>
           <w:p>
@@ -10300,7 +11431,7 @@
                 <w:rFonts w:ascii="Consolas" w:hAnsi="Consolas"/>
                 <w:sz w:val="18"/>
               </w:rPr>
-              <w:t>NetTelemetry.routeTrail(); NetTelemetry.driveSessions()</w:t>
+              <w:t>NetTelemetry.optIn(); NetTelemetry.optOut(); NetTelemetry.isOptedIn()</w:t>
             </w:r>
           </w:p>
           <w:p>
@@ -10323,7 +11454,7 @@
                 <w:rFonts w:ascii="Consolas" w:hAnsi="Consolas"/>
                 <w:sz w:val="18"/>
               </w:rPr>
-              <w:t>NetTelemetry.readLiveSample { }; NetTelemetry.readCellsNow { }</w:t>
+              <w:t>NetTelemetry.startDriveTest(context, share = true)</w:t>
             </w:r>
           </w:p>
           <w:p>
@@ -10335,7 +11466,7 @@
                 <w:rFonts w:ascii="Consolas" w:hAnsi="Consolas"/>
                 <w:sz w:val="18"/>
               </w:rPr>
-              <w:t>NetTelemetry.sampleNow(); NetTelemetry.uploadNow(); NetTelemetry.getStatus()</w:t>
+              <w:t>NetTelemetry.stopDriveTest(context)</w:t>
             </w:r>
           </w:p>
           <w:p>
@@ -10347,6 +11478,7 @@
                 <w:rFonts w:ascii="Consolas" w:hAnsi="Consolas"/>
                 <w:sz w:val="18"/>
               </w:rPr>
+              <w:t>NetTelemetry.currentDriveSessionId()</w:t>
             </w:r>
           </w:p>
           <w:p>
@@ -10358,7 +11490,7 @@
                 <w:rFonts w:ascii="Consolas" w:hAnsi="Consolas"/>
                 <w:sz w:val="18"/>
               </w:rPr>
-              <w:t>NetTelemetry.setPushToken(token)           // from FirebaseMessagingService.onNewToken</w:t>
+              <w:t>NetTelemetry.routeTrail(); NetTelemetry.driveSessions()</w:t>
             </w:r>
           </w:p>
           <w:p>
@@ -10370,7 +11502,6 @@
                 <w:rFonts w:ascii="Consolas" w:hAnsi="Consolas"/>
                 <w:sz w:val="18"/>
               </w:rPr>
-              <w:t>NetTelemetry.answerSampleRequest()         // on a sample_request push</w:t>
             </w:r>
           </w:p>
           <w:p>
@@ -10382,7 +11513,7 @@
                 <w:rFonts w:ascii="Consolas" w:hAnsi="Consolas"/>
                 <w:sz w:val="18"/>
               </w:rPr>
-              <w:t>NetTelemetry.reportSpeedTest(...)</w:t>
+              <w:t>NetTelemetry.readLiveSample { }; NetTelemetry.readCellsNow { }</w:t>
             </w:r>
           </w:p>
           <w:p>
@@ -10394,7 +11525,7 @@
                 <w:rFonts w:ascii="Consolas" w:hAnsi="Consolas"/>
                 <w:sz w:val="18"/>
               </w:rPr>
-              <w:t>NetTelemetry.enrollForRescue(msisdn); NetTelemetry.optOutOfRescue()</w:t>
+              <w:t>NetTelemetry.sampleNow(); NetTelemetry.uploadNow(); NetTelemetry.getStatus()</w:t>
             </w:r>
           </w:p>
           <w:p>
@@ -10406,7 +11537,90 @@
                 <w:rFonts w:ascii="Consolas" w:hAnsi="Consolas"/>
                 <w:sz w:val="18"/>
               </w:rPr>
+            </w:r>
+          </w:p>
+          <w:p>
+            <w:pPr>
+              <w:spacing w:after="0"/>
+            </w:pPr>
+            <w:r>
+              <w:rPr>
+                <w:rFonts w:ascii="Consolas" w:hAnsi="Consolas"/>
+                <w:sz w:val="18"/>
+              </w:rPr>
+              <w:t>NetTelemetry.setPushToken(token)           // from FirebaseMessagingService.onNewToken</w:t>
+            </w:r>
+          </w:p>
+          <w:p>
+            <w:pPr>
+              <w:spacing w:after="0"/>
+            </w:pPr>
+            <w:r>
+              <w:rPr>
+                <w:rFonts w:ascii="Consolas" w:hAnsi="Consolas"/>
+                <w:sz w:val="18"/>
+              </w:rPr>
+              <w:t>NetTelemetry.answerSampleRequest()         // on a sample_request push</w:t>
+            </w:r>
+          </w:p>
+          <w:p>
+            <w:pPr>
+              <w:spacing w:after="0"/>
+            </w:pPr>
+            <w:r>
+              <w:rPr>
+                <w:rFonts w:ascii="Consolas" w:hAnsi="Consolas"/>
+                <w:sz w:val="18"/>
+              </w:rPr>
+              <w:t>NetTelemetry.reportSpeedTest(...)</w:t>
+            </w:r>
+          </w:p>
+          <w:p>
+            <w:pPr>
+              <w:spacing w:after="0"/>
+            </w:pPr>
+            <w:r>
+              <w:rPr>
+                <w:rFonts w:ascii="Consolas" w:hAnsi="Consolas"/>
+                <w:sz w:val="18"/>
+              </w:rPr>
+              <w:t>NetTelemetry.enrollForRescue(msisdn); NetTelemetry.optOutOfRescue()</w:t>
+            </w:r>
+          </w:p>
+          <w:p>
+            <w:pPr>
+              <w:spacing w:after="0"/>
+            </w:pPr>
+            <w:r>
+              <w:rPr>
+                <w:rFonts w:ascii="Consolas" w:hAnsi="Consolas"/>
+                <w:sz w:val="18"/>
+              </w:rPr>
               <w:t>NetTelemetry.setDriveTestConsent(true)</w:t>
+            </w:r>
+          </w:p>
+          <w:p>
+            <w:pPr>
+              <w:spacing w:after="0"/>
+            </w:pPr>
+            <w:r>
+              <w:rPr>
+                <w:rFonts w:ascii="Consolas" w:hAnsi="Consolas"/>
+                <w:sz w:val="18"/>
+              </w:rPr>
+              <w:t>NetTelemetry.setEnvironment(context, "indoor")   // "outdoor", "indoor", "vehicle" or null; cleared at stop</w:t>
+            </w:r>
+          </w:p>
+          <w:p>
+            <w:pPr>
+              <w:spacing w:after="0"/>
+            </w:pPr>
+            <w:r>
+              <w:rPr>
+                <w:rFonts w:ascii="Consolas" w:hAnsi="Consolas"/>
+                <w:sz w:val="18"/>
+              </w:rPr>
+              <w:t>NetTelemetry.environment(context)</w:t>
             </w:r>
           </w:p>
         </w:tc>

--- a/docs/DT-WATCH_Telemetry_Pipeline_Mobile_Handoff.docx
+++ b/docs/DT-WATCH_Telemetry_Pipeline_Mobile_Handoff.docx
@@ -40,7 +40,7 @@
         <w:t>Last updated:</w:t>
       </w:r>
       <w:r>
-        <w:t xml:space="preserve"> 2026-10-24 (signed rescue sharing, serving-site lookup, SINR fill-in, upload queue). This version replaces the guide of 2026-09-21 and its two addenda.</w:t>
+        <w:t xml:space="preserve"> 2026-10-27 (10-digit registration number, site names on the Cells tab, reading status, indoor/outdoor tag, channel bandwidth; earlier: signed rescue sharing, serving-site lookup, SINR fill-in, upload queue). This version replaces the guide of 2026-09-21 and its two addenda.</w:t>
       </w:r>
     </w:p>
     <w:p>
@@ -5776,7 +5776,7 @@
                 <w:rFonts w:ascii="Consolas" w:hAnsi="Consolas"/>
                 <w:sz w:val="18"/>
               </w:rPr>
-              <w:t xml:space="preserve">  "msisdn": "+97798...",</w:t>
+              <w:t xml:space="preserve">  "msisdn": "98XXXXXXXX",</w:t>
             </w:r>
           </w:p>
           <w:p>
@@ -9905,6 +9905,32 @@
       </w:r>
       <w:r>
         <w:t>).</w:t>
+      </w:r>
+    </w:p>
+    <w:p>
+      <w:r>
+        <w:t>Since app 1.2.2 (2026-10-27) the reference app's Cells tab asks the same call for every cell it lists. A cell with a cell number is sent without a position; a neighbour known only by PCI, scrambling code or BCCH/BSIC is sent with Android's last known position (no GPS fix), and its answer is kept per area of about 1 km. Without an answer the card shows no site line.</w:t>
+      </w:r>
+    </w:p>
+    <w:p>
+      <w:r>
+        <w:rPr>
+          <w:b/>
+        </w:rPr>
+        <w:t>Number format for registration.</w:t>
+      </w:r>
+      <w:r>
+        <w:t xml:space="preserve"> Ask for the 10-digit NT mobile number (9XXXXXXXXX: 98, 97 and other prefixes), digits only, no 977 or +977; the server adds the country code (a number sent with 977 is also accepted). The reference app's field (</w:t>
+      </w:r>
+      <w:r>
+        <w:rPr>
+          <w:rFonts w:ascii="Consolas" w:hAnsi="Consolas"/>
+          <w:sz w:val="20"/>
+        </w:rPr>
+        <w:t>NumberField.kt</w:t>
+      </w:r>
+      <w:r>
+        <w:t>) takes digits only, at most 10, keeps the last 10 digits of a pasted +977 number, and shows a red border while incomplete and a green one at 10 digits; Register is refused otherwise.</w:t>
       </w:r>
     </w:p>
     <w:p>

--- a/docs/DT-WATCH_Telemetry_Pipeline_Mobile_Handoff.docx
+++ b/docs/DT-WATCH_Telemetry_Pipeline_Mobile_Handoff.docx
@@ -40,7 +40,7 @@
         <w:t>Last updated:</w:t>
       </w:r>
       <w:r>
-        <w:t xml:space="preserve"> 2026-10-27 (10-digit registration number, site names on the Cells tab, reading status, indoor/outdoor tag, channel bandwidth; earlier: signed rescue sharing, serving-site lookup, SINR fill-in, upload queue). This version replaces the guide of 2026-09-21 and its two addenda.</w:t>
+        <w:t xml:space="preserve"> 2026-10-27 (neighbour cells with every reading, 10-digit registration number, site names on the Cells tab, reading status, indoor/outdoor tag, channel bandwidth; earlier: signed rescue sharing, serving-site lookup, SINR fill-in, upload queue). This version replaces the guide of 2026-09-21 and its two addenda.</w:t>
       </w:r>
     </w:p>
     <w:p>
@@ -4567,6 +4567,51 @@
           </w:p>
         </w:tc>
       </w:tr>
+      <w:tr>
+        <w:tc>
+          <w:tcPr>
+            <w:tcW w:type="dxa" w:w="2880"/>
+            <w:shd w:val="clear" w:color="auto" w:fill="EEF2F7"/>
+          </w:tcPr>
+          <w:p>
+            <w:r>
+              <w:rPr>
+                <w:rFonts w:ascii="Consolas" w:hAnsi="Consolas"/>
+                <w:sz w:val="18"/>
+              </w:rPr>
+              <w:t>neighbours</w:t>
+            </w:r>
+          </w:p>
+        </w:tc>
+        <w:tc>
+          <w:tcPr>
+            <w:tcW w:type="dxa" w:w="2880"/>
+            <w:shd w:val="clear" w:color="auto" w:fill="EEF2F7"/>
+          </w:tcPr>
+          <w:p>
+            <w:r>
+              <w:rPr>
+                <w:sz w:val="19"/>
+              </w:rPr>
+              <w:t>array of objects</w:t>
+            </w:r>
+          </w:p>
+        </w:tc>
+        <w:tc>
+          <w:tcPr>
+            <w:tcW w:type="dxa" w:w="2880"/>
+            <w:shd w:val="clear" w:color="auto" w:fill="EEF2F7"/>
+          </w:tcPr>
+          <w:p>
+            <w:r>
+              <w:rPr>
+                <w:sz w:val="19"/>
+              </w:rPr>
+              <w:t>The other cells heard at the same moment, at most 8 (see below). Leave it out when there are none. Added 2026-10-27</w:t>
+            </w:r>
+          </w:p>
+        </w:tc>
+      </w:tr>
     </w:tbl>
     <w:p/>
     <w:p>
@@ -4730,6 +4775,471 @@
       </w:r>
       <w:r>
         <w:t xml:space="preserve"> is missing, the first carrier of the list stands in. 2G and 3G readings have no bandwidth.</w:t>
+      </w:r>
+    </w:p>
+    <w:p>
+      <w:r>
+        <w:rPr>
+          <w:b/>
+        </w:rPr>
+        <w:t>Neighbour cells (2026-10-27).</w:t>
+      </w:r>
+      <w:r>
+        <w:t xml:space="preserve"> With each reading, send the other cells of the same </w:t>
+      </w:r>
+      <w:r>
+        <w:rPr>
+          <w:rFonts w:ascii="Consolas" w:hAnsi="Consolas"/>
+          <w:sz w:val="20"/>
+        </w:rPr>
+        <w:t>getAllCellInfo()</w:t>
+      </w:r>
+      <w:r>
+        <w:t xml:space="preserve"> call as </w:t>
+      </w:r>
+      <w:r>
+        <w:rPr>
+          <w:rFonts w:ascii="Consolas" w:hAnsi="Consolas"/>
+          <w:sz w:val="20"/>
+        </w:rPr>
+        <w:t>neighbours</w:t>
+      </w:r>
+      <w:r>
+        <w:t>. Leave out every entry flagged registered (the serving cell, sometimes listed twice) and every cell without an identity or a level. Order and cap: cells of the serving technology first, strongest first, at most 6; then at most 3 of each other technology; at most 8 in all. Each object carries only what identifies the cell and its level:</w:t>
+      </w:r>
+    </w:p>
+    <w:tbl>
+      <w:tblPr>
+        <w:tblStyle w:val="TableGrid"/>
+        <w:tblW w:type="auto" w:w="0"/>
+        <w:jc w:val="center"/>
+        <w:tblLook w:firstColumn="1" w:firstRow="1" w:lastColumn="0" w:lastRow="0" w:noHBand="0" w:noVBand="1" w:val="04A0"/>
+      </w:tblPr>
+      <w:tblGrid>
+        <w:gridCol w:w="4320"/>
+        <w:gridCol w:w="4320"/>
+      </w:tblGrid>
+      <w:tr>
+        <w:tc>
+          <w:tcPr>
+            <w:tcW w:type="dxa" w:w="4320"/>
+            <w:shd w:val="clear" w:color="auto" w:fill="0B1626"/>
+          </w:tcPr>
+          <w:p>
+            <w:r>
+              <w:rPr>
+                <w:b/>
+                <w:color w:val="FFFFFF"/>
+                <w:sz w:val="19"/>
+              </w:rPr>
+              <w:t>Key</w:t>
+            </w:r>
+          </w:p>
+        </w:tc>
+        <w:tc>
+          <w:tcPr>
+            <w:tcW w:type="dxa" w:w="4320"/>
+            <w:shd w:val="clear" w:color="auto" w:fill="0B1626"/>
+          </w:tcPr>
+          <w:p>
+            <w:r>
+              <w:rPr>
+                <w:b/>
+                <w:color w:val="FFFFFF"/>
+                <w:sz w:val="19"/>
+              </w:rPr>
+              <w:t>Meaning</w:t>
+            </w:r>
+          </w:p>
+        </w:tc>
+      </w:tr>
+      <w:tr>
+        <w:tc>
+          <w:tcPr>
+            <w:tcW w:type="dxa" w:w="4320"/>
+          </w:tcPr>
+          <w:p>
+            <w:r>
+              <w:rPr>
+                <w:rFonts w:ascii="Consolas" w:hAnsi="Consolas"/>
+                <w:sz w:val="18"/>
+              </w:rPr>
+              <w:t>net</w:t>
+            </w:r>
+          </w:p>
+        </w:tc>
+        <w:tc>
+          <w:tcPr>
+            <w:tcW w:type="dxa" w:w="4320"/>
+          </w:tcPr>
+          <w:p>
+            <w:r>
+              <w:rPr>
+                <w:rFonts w:ascii="Consolas" w:hAnsi="Consolas"/>
+                <w:sz w:val="18"/>
+              </w:rPr>
+              <w:t>LTE</w:t>
+            </w:r>
+            <w:r>
+              <w:rPr>
+                <w:sz w:val="19"/>
+              </w:rPr>
+              <w:t xml:space="preserve">, </w:t>
+            </w:r>
+            <w:r>
+              <w:rPr>
+                <w:rFonts w:ascii="Consolas" w:hAnsi="Consolas"/>
+                <w:sz w:val="18"/>
+              </w:rPr>
+              <w:t>UMTS</w:t>
+            </w:r>
+            <w:r>
+              <w:rPr>
+                <w:sz w:val="19"/>
+              </w:rPr>
+              <w:t xml:space="preserve"> or </w:t>
+            </w:r>
+            <w:r>
+              <w:rPr>
+                <w:rFonts w:ascii="Consolas" w:hAnsi="Consolas"/>
+                <w:sz w:val="18"/>
+              </w:rPr>
+              <w:t>GSM</w:t>
+            </w:r>
+            <w:r>
+              <w:rPr>
+                <w:sz w:val="19"/>
+              </w:rPr>
+              <w:t xml:space="preserve"> (5G neighbours are not sent yet)</w:t>
+            </w:r>
+          </w:p>
+        </w:tc>
+      </w:tr>
+      <w:tr>
+        <w:tc>
+          <w:tcPr>
+            <w:tcW w:type="dxa" w:w="4320"/>
+            <w:shd w:val="clear" w:color="auto" w:fill="EEF2F7"/>
+          </w:tcPr>
+          <w:p>
+            <w:r>
+              <w:rPr>
+                <w:rFonts w:ascii="Consolas" w:hAnsi="Consolas"/>
+                <w:sz w:val="18"/>
+              </w:rPr>
+              <w:t>pci</w:t>
+            </w:r>
+            <w:r>
+              <w:rPr>
+                <w:sz w:val="19"/>
+              </w:rPr>
+              <w:t xml:space="preserve"> / </w:t>
+            </w:r>
+            <w:r>
+              <w:rPr>
+                <w:rFonts w:ascii="Consolas" w:hAnsi="Consolas"/>
+                <w:sz w:val="18"/>
+              </w:rPr>
+              <w:t>psc</w:t>
+            </w:r>
+            <w:r>
+              <w:rPr>
+                <w:sz w:val="19"/>
+              </w:rPr>
+              <w:t xml:space="preserve"> / </w:t>
+            </w:r>
+            <w:r>
+              <w:rPr>
+                <w:rFonts w:ascii="Consolas" w:hAnsi="Consolas"/>
+                <w:sz w:val="18"/>
+              </w:rPr>
+              <w:t>bcch</w:t>
+            </w:r>
+            <w:r>
+              <w:rPr>
+                <w:sz w:val="19"/>
+              </w:rPr>
+              <w:t xml:space="preserve">, </w:t>
+            </w:r>
+            <w:r>
+              <w:rPr>
+                <w:rFonts w:ascii="Consolas" w:hAnsi="Consolas"/>
+                <w:sz w:val="18"/>
+              </w:rPr>
+              <w:t>bsic</w:t>
+            </w:r>
+          </w:p>
+        </w:tc>
+        <w:tc>
+          <w:tcPr>
+            <w:tcW w:type="dxa" w:w="4320"/>
+            <w:shd w:val="clear" w:color="auto" w:fill="EEF2F7"/>
+          </w:tcPr>
+          <w:p>
+            <w:r>
+              <w:rPr>
+                <w:sz w:val="19"/>
+              </w:rPr>
+              <w:t>Identity: PCI on 4G, scrambling code on 3G, BCCH and BSIC on 2G. Required</w:t>
+            </w:r>
+          </w:p>
+        </w:tc>
+      </w:tr>
+      <w:tr>
+        <w:tc>
+          <w:tcPr>
+            <w:tcW w:type="dxa" w:w="4320"/>
+          </w:tcPr>
+          <w:p>
+            <w:r>
+              <w:rPr>
+                <w:rFonts w:ascii="Consolas" w:hAnsi="Consolas"/>
+                <w:sz w:val="18"/>
+              </w:rPr>
+              <w:t>arfcn</w:t>
+            </w:r>
+            <w:r>
+              <w:rPr>
+                <w:sz w:val="19"/>
+              </w:rPr>
+              <w:t xml:space="preserve">, </w:t>
+            </w:r>
+            <w:r>
+              <w:rPr>
+                <w:rFonts w:ascii="Consolas" w:hAnsi="Consolas"/>
+                <w:sz w:val="18"/>
+              </w:rPr>
+              <w:t>band</w:t>
+            </w:r>
+          </w:p>
+        </w:tc>
+        <w:tc>
+          <w:tcPr>
+            <w:tcW w:type="dxa" w:w="4320"/>
+          </w:tcPr>
+          <w:p>
+            <w:r>
+              <w:rPr>
+                <w:sz w:val="19"/>
+              </w:rPr>
+              <w:t>Channel (EARFCN, UARFCN, BCCH ARFCN) and 3GPP band, when known</w:t>
+            </w:r>
+          </w:p>
+        </w:tc>
+      </w:tr>
+      <w:tr>
+        <w:tc>
+          <w:tcPr>
+            <w:tcW w:type="dxa" w:w="4320"/>
+            <w:shd w:val="clear" w:color="auto" w:fill="EEF2F7"/>
+          </w:tcPr>
+          <w:p>
+            <w:r>
+              <w:rPr>
+                <w:rFonts w:ascii="Consolas" w:hAnsi="Consolas"/>
+                <w:sz w:val="18"/>
+              </w:rPr>
+              <w:t>cell_id</w:t>
+            </w:r>
+            <w:r>
+              <w:rPr>
+                <w:sz w:val="19"/>
+              </w:rPr>
+              <w:t xml:space="preserve">, </w:t>
+            </w:r>
+            <w:r>
+              <w:rPr>
+                <w:rFonts w:ascii="Consolas" w:hAnsi="Consolas"/>
+                <w:sz w:val="18"/>
+              </w:rPr>
+              <w:t>tac</w:t>
+            </w:r>
+          </w:p>
+        </w:tc>
+        <w:tc>
+          <w:tcPr>
+            <w:tcW w:type="dxa" w:w="4320"/>
+            <w:shd w:val="clear" w:color="auto" w:fill="EEF2F7"/>
+          </w:tcPr>
+          <w:p>
+            <w:r>
+              <w:rPr>
+                <w:sz w:val="19"/>
+              </w:rPr>
+              <w:t>Only if the phone reports them for the neighbour (most do not)</w:t>
+            </w:r>
+          </w:p>
+        </w:tc>
+      </w:tr>
+      <w:tr>
+        <w:tc>
+          <w:tcPr>
+            <w:tcW w:type="dxa" w:w="4320"/>
+          </w:tcPr>
+          <w:p>
+            <w:r>
+              <w:rPr>
+                <w:rFonts w:ascii="Consolas" w:hAnsi="Consolas"/>
+                <w:sz w:val="18"/>
+              </w:rPr>
+              <w:t>rsrp</w:t>
+            </w:r>
+            <w:r>
+              <w:rPr>
+                <w:sz w:val="19"/>
+              </w:rPr>
+              <w:t xml:space="preserve">, </w:t>
+            </w:r>
+            <w:r>
+              <w:rPr>
+                <w:rFonts w:ascii="Consolas" w:hAnsi="Consolas"/>
+                <w:sz w:val="18"/>
+              </w:rPr>
+              <w:t>rsrq</w:t>
+            </w:r>
+            <w:r>
+              <w:rPr>
+                <w:sz w:val="19"/>
+              </w:rPr>
+              <w:t xml:space="preserve">, </w:t>
+            </w:r>
+            <w:r>
+              <w:rPr>
+                <w:rFonts w:ascii="Consolas" w:hAnsi="Consolas"/>
+                <w:sz w:val="18"/>
+              </w:rPr>
+              <w:t>sinr</w:t>
+            </w:r>
+          </w:p>
+        </w:tc>
+        <w:tc>
+          <w:tcPr>
+            <w:tcW w:type="dxa" w:w="4320"/>
+          </w:tcPr>
+          <w:p>
+            <w:r>
+              <w:rPr>
+                <w:sz w:val="19"/>
+              </w:rPr>
+              <w:t xml:space="preserve">4G level and quality; </w:t>
+            </w:r>
+            <w:r>
+              <w:rPr>
+                <w:rFonts w:ascii="Consolas" w:hAnsi="Consolas"/>
+                <w:sz w:val="18"/>
+              </w:rPr>
+              <w:t>rsrp</w:t>
+            </w:r>
+            <w:r>
+              <w:rPr>
+                <w:sz w:val="19"/>
+              </w:rPr>
+              <w:t xml:space="preserve"> is required on 4G</w:t>
+            </w:r>
+          </w:p>
+        </w:tc>
+      </w:tr>
+      <w:tr>
+        <w:tc>
+          <w:tcPr>
+            <w:tcW w:type="dxa" w:w="4320"/>
+            <w:shd w:val="clear" w:color="auto" w:fill="EEF2F7"/>
+          </w:tcPr>
+          <w:p>
+            <w:r>
+              <w:rPr>
+                <w:rFonts w:ascii="Consolas" w:hAnsi="Consolas"/>
+                <w:sz w:val="18"/>
+              </w:rPr>
+              <w:t>rscp</w:t>
+            </w:r>
+            <w:r>
+              <w:rPr>
+                <w:sz w:val="19"/>
+              </w:rPr>
+              <w:t xml:space="preserve">, </w:t>
+            </w:r>
+            <w:r>
+              <w:rPr>
+                <w:rFonts w:ascii="Consolas" w:hAnsi="Consolas"/>
+                <w:sz w:val="18"/>
+              </w:rPr>
+              <w:t>ecio</w:t>
+            </w:r>
+          </w:p>
+        </w:tc>
+        <w:tc>
+          <w:tcPr>
+            <w:tcW w:type="dxa" w:w="4320"/>
+            <w:shd w:val="clear" w:color="auto" w:fill="EEF2F7"/>
+          </w:tcPr>
+          <w:p>
+            <w:r>
+              <w:rPr>
+                <w:sz w:val="19"/>
+              </w:rPr>
+              <w:t xml:space="preserve">3G level and quality; </w:t>
+            </w:r>
+            <w:r>
+              <w:rPr>
+                <w:rFonts w:ascii="Consolas" w:hAnsi="Consolas"/>
+                <w:sz w:val="18"/>
+              </w:rPr>
+              <w:t>rscp</w:t>
+            </w:r>
+            <w:r>
+              <w:rPr>
+                <w:sz w:val="19"/>
+              </w:rPr>
+              <w:t xml:space="preserve"> is required on 3G</w:t>
+            </w:r>
+          </w:p>
+        </w:tc>
+      </w:tr>
+      <w:tr>
+        <w:tc>
+          <w:tcPr>
+            <w:tcW w:type="dxa" w:w="4320"/>
+          </w:tcPr>
+          <w:p>
+            <w:r>
+              <w:rPr>
+                <w:rFonts w:ascii="Consolas" w:hAnsi="Consolas"/>
+                <w:sz w:val="18"/>
+              </w:rPr>
+              <w:t>rssi</w:t>
+            </w:r>
+          </w:p>
+        </w:tc>
+        <w:tc>
+          <w:tcPr>
+            <w:tcW w:type="dxa" w:w="4320"/>
+          </w:tcPr>
+          <w:p>
+            <w:r>
+              <w:rPr>
+                <w:sz w:val="19"/>
+              </w:rPr>
+              <w:t>2G level; required on 2G</w:t>
+            </w:r>
+          </w:p>
+        </w:tc>
+      </w:tr>
+    </w:tbl>
+    <w:p/>
+    <w:p>
+      <w:r>
+        <w:t xml:space="preserve">Example: </w:t>
+      </w:r>
+      <w:r>
+        <w:rPr>
+          <w:rFonts w:ascii="Consolas" w:hAnsi="Consolas"/>
+          <w:sz w:val="20"/>
+        </w:rPr>
+        <w:t>"neighbours": [{"net":"LTE","pci":95,"arfcn":6200,"band":20,"rsrp":-91,"rsrq":-11}]</w:t>
+      </w:r>
+      <w:r>
+        <w:t>. The server keeps at most 8, drops unknown keys and values out of range, and names each cell (site, sector, distance) from the reading's position with the same rule as the serving cell, so a reading without a position keeps unnamed neighbours. The neighbours are stored on the reading and deleted with it. The web pages show them per reading and, per session, which cells were heard and how often one was 3 dB or more stronger than the serving cell.</w:t>
       </w:r>
     </w:p>
     <w:p>

--- a/docs/DT-WATCH_Telemetry_Pipeline_Mobile_Handoff.docx
+++ b/docs/DT-WATCH_Telemetry_Pipeline_Mobile_Handoff.docx
@@ -40,7 +40,7 @@
         <w:t>Last updated:</w:t>
       </w:r>
       <w:r>
-        <w:t xml:space="preserve"> 2026-10-27 (neighbour cells with every reading, 10-digit registration number, site names on the Cells tab, reading status, indoor/outdoor tag, channel bandwidth; earlier: signed rescue sharing, serving-site lookup, SINR fill-in, upload queue). This version replaces the guide of 2026-09-21 and its two addenda.</w:t>
+        <w:t xml:space="preserve"> 2026-10-27 (3G/2G level fill-in, neighbour cells with every reading, 10-digit registration number, site names on the Cells tab, reading status, indoor/outdoor tag, channel bandwidth; earlier: signed rescue sharing, serving-site lookup, SINR fill-in, upload queue). This version replaces the guide of 2026-09-21 and its two addenda.</w:t>
       </w:r>
     </w:p>
     <w:p>
@@ -4693,6 +4693,37 @@
       </w:r>
       <w:r>
         <w:t xml:space="preserve"> (no location needed), as the reference SDK does. Older readings without these fields are judged by their position: no network and no GPS position means the phone withheld both, so "not measured".</w:t>
+      </w:r>
+    </w:p>
+    <w:p>
+      <w:r>
+        <w:rPr>
+          <w:b/>
+        </w:rPr>
+        <w:t>3G and 2G level with a cell (2026-10-27).</w:t>
+      </w:r>
+      <w:r>
+        <w:t xml:space="preserve"> On the live server, 3G readings arrived with a cell and a band but no </w:t>
+      </w:r>
+      <w:r>
+        <w:rPr>
+          <w:rFonts w:ascii="Consolas" w:hAnsi="Consolas"/>
+          <w:sz w:val="20"/>
+        </w:rPr>
+        <w:t>rscp_dbm</w:t>
+      </w:r>
+      <w:r>
+        <w:t xml:space="preserve">: the phone's cell list held no level, or the no-value code -24, and the overall reading was only used when there was no cell at all. Fill a blank serving 3G level (and Ec/Io) or 2G level from </w:t>
+      </w:r>
+      <w:r>
+        <w:rPr>
+          <w:rFonts w:ascii="Consolas" w:hAnsi="Consolas"/>
+          <w:sz w:val="20"/>
+        </w:rPr>
+        <w:t>getSignalStrength()</w:t>
+      </w:r>
+      <w:r>
+        <w:t xml:space="preserve"> of the same SIM, as is already done for 4G SINR and CQI; a value from the cell list wins. The reference SDK does this from app 1.2.4.</w:t>
       </w:r>
     </w:p>
     <w:p>

--- a/docs/DT-WATCH_Telemetry_Pipeline_Mobile_Handoff.docx
+++ b/docs/DT-WATCH_Telemetry_Pipeline_Mobile_Handoff.docx
@@ -40,7 +40,7 @@
         <w:t>Last updated:</w:t>
       </w:r>
       <w:r>
-        <w:t xml:space="preserve"> 2026-10-27 (3G/2G level fill-in, neighbour cells with every reading, 10-digit registration number, site names on the Cells tab, reading status, indoor/outdoor tag, channel bandwidth; earlier: signed rescue sharing, serving-site lookup, SINR fill-in, upload queue). This version replaces the guide of 2026-09-21 and its two addenda.</w:t>
+        <w:t xml:space="preserve"> 2026-10-27 (push address retried until accepted, 3G/2G level fill-in, neighbour cells with every reading, 10-digit registration number, site names on the Cells tab, reading status, indoor/outdoor tag, channel bandwidth; earlier: signed rescue sharing, serving-site lookup, SINR fill-in, upload queue). This version replaces the guide of 2026-09-21 and its two addenda.</w:t>
       </w:r>
     </w:p>
     <w:p>
@@ -7839,7 +7839,27 @@
         <w:t>{"fcm_token": "..."}</w:t>
       </w:r>
       <w:r>
-        <w:t xml:space="preserve"> whenever Firebase rotates the token of a registered phone.</w:t>
+        <w:t xml:space="preserve"> whenever Firebase rotates the token of a registered phone, after registering, and on each app start. Retry it until the server accepts it (2026-10-27): the reference app sent it once, and a phone that could not reach DT-WATCH at that moment had no push address, so no request notification could reach it. App 1.2.5 queues the send as a background job with a network condition and backoff. A </w:t>
+      </w:r>
+      <w:r>
+        <w:rPr>
+          <w:rFonts w:ascii="Consolas" w:hAnsi="Consolas"/>
+          <w:sz w:val="20"/>
+        </w:rPr>
+        <w:t>sample_request</w:t>
+      </w:r>
+      <w:r>
+        <w:t xml:space="preserve"> shows nothing on the phone; only </w:t>
+      </w:r>
+      <w:r>
+        <w:rPr>
+          <w:rFonts w:ascii="Consolas" w:hAnsi="Consolas"/>
+          <w:sz w:val="20"/>
+        </w:rPr>
+        <w:t>trace_request</w:t>
+      </w:r>
+      <w:r>
+        <w:t xml:space="preserve"> shows a notification, so the app needs the notification permission (Android 13 and later).</w:t>
       </w:r>
     </w:p>
     <w:p>

--- a/docs/DT-WATCH_Telemetry_Pipeline_Mobile_Handoff.docx
+++ b/docs/DT-WATCH_Telemetry_Pipeline_Mobile_Handoff.docx
@@ -40,7 +40,7 @@
         <w:t>Last updated:</w:t>
       </w:r>
       <w:r>
-        <w:t xml:space="preserve"> 2026-10-27 (push address retried until accepted, 3G/2G level fill-in, neighbour cells with every reading, 10-digit registration number, site names on the Cells tab, reading status, indoor/outdoor tag, channel bandwidth; earlier: signed rescue sharing, serving-site lookup, SINR fill-in, upload queue). This version replaces the guide of 2026-09-21 and its two addenda.</w:t>
+        <w:t xml:space="preserve"> 2026-10-29 (app 1.3.0: "share my location until this is fixed" on a problem report, and the opt-in "Help improve NTC's network" readings; earlier: push address retried until accepted, 3G/2G level fill-in, neighbour cells with every reading, 10-digit registration number, site names on the Cells tab, reading status, indoor/outdoor tag, channel bandwidth; earlier: signed rescue sharing, serving-site lookup, SINR fill-in, upload queue). This version replaces the guide of 2026-09-21 and its two addenda.</w:t>
       </w:r>
     </w:p>
     <w:p>
@@ -9293,6 +9293,310 @@
       </w:r>
     </w:p>
     <w:p>
+      <w:r>
+        <w:rPr>
+          <w:b/>
+        </w:rPr>
+        <w:t>Share until fixed (29 October 2026, app 1.3.0).</w:t>
+      </w:r>
+      <w:r>
+        <w:t xml:space="preserve"> The report screen has a tick box, "Share my location with NTC until this is fixed". When the person ticks it, add </w:t>
+      </w:r>
+      <w:r>
+        <w:rPr>
+          <w:rFonts w:ascii="Consolas" w:hAnsi="Consolas"/>
+          <w:sz w:val="20"/>
+        </w:rPr>
+        <w:t>"share_until_fixed": true</w:t>
+      </w:r>
+      <w:r>
+        <w:t xml:space="preserve"> to the report. The server then starts the customer's own sharing for this complaint and answers:</w:t>
+      </w:r>
+    </w:p>
+    <w:tbl>
+      <w:tblPr>
+        <w:tblStyle w:val="TableGrid"/>
+        <w:tblW w:type="auto" w:w="0"/>
+        <w:tblLook w:firstColumn="1" w:firstRow="1" w:lastColumn="0" w:lastRow="0" w:noHBand="0" w:noVBand="1" w:val="04A0"/>
+      </w:tblPr>
+      <w:tblGrid>
+        <w:gridCol w:w="8640"/>
+      </w:tblGrid>
+      <w:tr>
+        <w:tc>
+          <w:tcPr>
+            <w:tcW w:type="dxa" w:w="8640"/>
+            <w:shd w:val="clear" w:color="auto" w:fill="F1F4F8"/>
+          </w:tcPr>
+          <w:p>
+            <w:pPr>
+              <w:spacing w:after="0"/>
+            </w:pPr>
+            <w:r>
+              <w:rPr>
+                <w:rFonts w:ascii="Consolas" w:hAnsi="Consolas"/>
+                <w:sz w:val="18"/>
+              </w:rPr>
+              <w:t>{"id": 41, "stored": true,</w:t>
+            </w:r>
+          </w:p>
+          <w:p>
+            <w:pPr>
+              <w:spacing w:after="0"/>
+            </w:pPr>
+            <w:r>
+              <w:rPr>
+                <w:rFonts w:ascii="Consolas" w:hAnsi="Consolas"/>
+                <w:sz w:val="18"/>
+              </w:rPr>
+              <w:t xml:space="preserve"> "share": {"trace_id": "8a1f...", "expires_at": "2026-11-01T10:00:00+05:45", "interval_s": 300}}</w:t>
+            </w:r>
+          </w:p>
+        </w:tc>
+      </w:tr>
+    </w:tbl>
+    <w:p/>
+    <w:p>
+      <w:r>
+        <w:t xml:space="preserve">Send readings to that trace exactly as for an accepted location request (section 9: </w:t>
+      </w:r>
+      <w:r>
+        <w:rPr>
+          <w:rFonts w:ascii="Consolas" w:hAnsi="Consolas"/>
+          <w:sz w:val="20"/>
+        </w:rPr>
+        <w:t>POST device/trace-requests/&lt;trace_id&gt;/samples/</w:t>
+      </w:r>
+      <w:r>
+        <w:t xml:space="preserve">, signed), every </w:t>
+      </w:r>
+      <w:r>
+        <w:rPr>
+          <w:rFonts w:ascii="Consolas" w:hAnsi="Consolas"/>
+          <w:sz w:val="20"/>
+        </w:rPr>
+        <w:t>interval_s</w:t>
+      </w:r>
+      <w:r>
+        <w:t xml:space="preserve"> seconds, with a visible notification and a Stop action. Stop when </w:t>
+      </w:r>
+      <w:r>
+        <w:rPr>
+          <w:rFonts w:ascii="Consolas" w:hAnsi="Consolas"/>
+          <w:sz w:val="20"/>
+        </w:rPr>
+        <w:t>expires_at</w:t>
+      </w:r>
+      <w:r>
+        <w:t xml:space="preserve"> passes (at most 72 hours), when the person taps Stop (</w:t>
+      </w:r>
+      <w:r>
+        <w:rPr>
+          <w:rFonts w:ascii="Consolas" w:hAnsi="Consolas"/>
+          <w:sz w:val="20"/>
+        </w:rPr>
+        <w:t>respond</w:t>
+      </w:r>
+      <w:r>
+        <w:t xml:space="preserve"> with </w:t>
+      </w:r>
+      <w:r>
+        <w:rPr>
+          <w:rFonts w:ascii="Consolas" w:hAnsi="Consolas"/>
+          <w:sz w:val="20"/>
+        </w:rPr>
+        <w:t>stop</w:t>
+      </w:r>
+      <w:r>
+        <w:t xml:space="preserve">), or when the server answers 409 or 404: it does so once NTC closes the complaint. Run no speed tests during this sharing; the report already carried one. In the SDK: </w:t>
+      </w:r>
+      <w:r>
+        <w:rPr>
+          <w:rFonts w:ascii="Consolas" w:hAnsi="Consolas"/>
+          <w:sz w:val="20"/>
+        </w:rPr>
+        <w:t>NetProblem.send(context, category, note, shareUntilFixed = true)</w:t>
+      </w:r>
+      <w:r>
+        <w:t xml:space="preserve"> returns </w:t>
+      </w:r>
+      <w:r>
+        <w:rPr>
+          <w:rFonts w:ascii="Consolas" w:hAnsi="Consolas"/>
+          <w:sz w:val="20"/>
+        </w:rPr>
+        <w:t>Outcome.share</w:t>
+      </w:r>
+      <w:r>
+        <w:t xml:space="preserve"> (trace id, expiry in ms, interval in ms); the reference app passes it to its sharing service.</w:t>
+      </w:r>
+    </w:p>
+    <w:p>
+      <w:pPr>
+        <w:pStyle w:val="Heading1"/>
+      </w:pPr>
+      <w:r>
+        <w:t>10b. Help improve NTC's network (29 October 2026, app 1.3.0)</w:t>
+      </w:r>
+    </w:p>
+    <w:p>
+      <w:r>
+        <w:t>An opt-in, off by default. The app asks once on the first start after install or after an update, before registration, and offers a switch in Settings. When on, the phone sends four readings a day, around 00:00, 10:00, 14:00 and 19:00 local time, each at a random moment within 30 minutes of its slot (WorkManager, so Android may delay one while the phone sleeps).</w:t>
+      </w:r>
+    </w:p>
+    <w:p>
+      <w:r>
+        <w:rPr>
+          <w:rFonts w:ascii="Consolas" w:hAnsi="Consolas"/>
+          <w:sz w:val="20"/>
+        </w:rPr>
+        <w:t>POST /api/telemetry/v1/scheduled-readings/</w:t>
+      </w:r>
+      <w:r>
+        <w:t xml:space="preserve"> with the shared key only (</w:t>
+      </w:r>
+      <w:r>
+        <w:rPr>
+          <w:rFonts w:ascii="Consolas" w:hAnsi="Consolas"/>
+          <w:sz w:val="20"/>
+        </w:rPr>
+        <w:t>Authorization: Bearer tel_...</w:t>
+      </w:r>
+      <w:r>
+        <w:t>). Do not sign it: a signed call is refused, because these readings must not name the phone.</w:t>
+      </w:r>
+    </w:p>
+    <w:tbl>
+      <w:tblPr>
+        <w:tblStyle w:val="TableGrid"/>
+        <w:tblW w:type="auto" w:w="0"/>
+        <w:tblLook w:firstColumn="1" w:firstRow="1" w:lastColumn="0" w:lastRow="0" w:noHBand="0" w:noVBand="1" w:val="04A0"/>
+      </w:tblPr>
+      <w:tblGrid>
+        <w:gridCol w:w="8640"/>
+      </w:tblGrid>
+      <w:tr>
+        <w:tc>
+          <w:tcPr>
+            <w:tcW w:type="dxa" w:w="8640"/>
+            <w:shd w:val="clear" w:color="auto" w:fill="F1F4F8"/>
+          </w:tcPr>
+          <w:p>
+            <w:pPr>
+              <w:spacing w:after="0"/>
+            </w:pPr>
+            <w:r>
+              <w:rPr>
+                <w:rFonts w:ascii="Consolas" w:hAnsi="Consolas"/>
+                <w:sz w:val="18"/>
+              </w:rPr>
+              <w:t>{"anon_id": "random id, renewed every 30 days", "ts": 1761710400000, "slot": 19,</w:t>
+            </w:r>
+          </w:p>
+          <w:p>
+            <w:pPr>
+              <w:spacing w:after="0"/>
+            </w:pPr>
+            <w:r>
+              <w:rPr>
+                <w:rFonts w:ascii="Consolas" w:hAnsi="Consolas"/>
+                <w:sz w:val="18"/>
+              </w:rPr>
+              <w:t xml:space="preserve"> "network_type": "LTE", "band": "B3 (1800)", "level_dbm": -104, "rsrq_db": -12,</w:t>
+            </w:r>
+          </w:p>
+          <w:p>
+            <w:pPr>
+              <w:spacing w:after="0"/>
+            </w:pPr>
+            <w:r>
+              <w:rPr>
+                <w:rFonts w:ascii="Consolas" w:hAnsi="Consolas"/>
+                <w:sz w:val="18"/>
+              </w:rPr>
+              <w:t xml:space="preserve"> "sinr_db": 6, "mcc": "429", "mnc": "01", "cell_id": 26385921, "tac": 1201, "pci": 120}</w:t>
+            </w:r>
+          </w:p>
+        </w:tc>
+      </w:tr>
+    </w:tbl>
+    <w:p/>
+    <w:p>
+      <w:r>
+        <w:t xml:space="preserve">No position is read or sent: read the cell without a GPS fix. </w:t>
+      </w:r>
+      <w:r>
+        <w:rPr>
+          <w:rFonts w:ascii="Consolas" w:hAnsi="Consolas"/>
+          <w:sz w:val="20"/>
+        </w:rPr>
+        <w:t>anon_id</w:t>
+      </w:r>
+      <w:r>
+        <w:t xml:space="preserve"> is a random value kept on the phone and replaced every 30 days; never send the device id, number or IMEI. The server keeps a hash of </w:t>
+      </w:r>
+      <w:r>
+        <w:rPr>
+          <w:rFonts w:ascii="Consolas" w:hAnsi="Consolas"/>
+          <w:sz w:val="20"/>
+        </w:rPr>
+        <w:t>anon_id</w:t>
+      </w:r>
+      <w:r>
+        <w:t xml:space="preserve">, the slot, the readings and the site and sector the cell belongs to; it does not keep the raw cell number. </w:t>
+      </w:r>
+      <w:r>
+        <w:rPr>
+          <w:rFonts w:ascii="Consolas" w:hAnsi="Consolas"/>
+          <w:sz w:val="20"/>
+        </w:rPr>
+        <w:t>201 {"stored": true}</w:t>
+      </w:r>
+      <w:r>
+        <w:t xml:space="preserve">; at most 8 a day per </w:t>
+      </w:r>
+      <w:r>
+        <w:rPr>
+          <w:rFonts w:ascii="Consolas" w:hAnsi="Consolas"/>
+          <w:sz w:val="20"/>
+        </w:rPr>
+        <w:t>anon_id</w:t>
+      </w:r>
+      <w:r>
+        <w:t xml:space="preserve"> (429 after). In the SDK: </w:t>
+      </w:r>
+      <w:r>
+        <w:rPr>
+          <w:rFonts w:ascii="Consolas" w:hAnsi="Consolas"/>
+          <w:sz w:val="20"/>
+        </w:rPr>
+        <w:t>NetTelemetry.setScheduledReadings(true|false)</w:t>
+      </w:r>
+      <w:r>
+        <w:t xml:space="preserve">, </w:t>
+      </w:r>
+      <w:r>
+        <w:rPr>
+          <w:rFonts w:ascii="Consolas" w:hAnsi="Consolas"/>
+          <w:sz w:val="20"/>
+        </w:rPr>
+        <w:t>scheduledReadingsEnabled()</w:t>
+      </w:r>
+      <w:r>
+        <w:t xml:space="preserve">, </w:t>
+      </w:r>
+      <w:r>
+        <w:rPr>
+          <w:rFonts w:ascii="Consolas" w:hAnsi="Consolas"/>
+          <w:sz w:val="20"/>
+        </w:rPr>
+        <w:t>scheduledReadingsAsked()</w:t>
+      </w:r>
+      <w:r>
+        <w:t>.</w:t>
+      </w:r>
+    </w:p>
+    <w:p>
       <w:pPr>
         <w:pStyle w:val="Heading1"/>
       </w:pPr>
@@ -12208,6 +12512,42 @@
                 <w:sz w:val="18"/>
               </w:rPr>
               <w:t>NetTelemetry.environment(context)</w:t>
+            </w:r>
+          </w:p>
+          <w:p>
+            <w:pPr>
+              <w:spacing w:after="0"/>
+            </w:pPr>
+            <w:r>
+              <w:rPr>
+                <w:rFonts w:ascii="Consolas" w:hAnsi="Consolas"/>
+                <w:sz w:val="18"/>
+              </w:rPr>
+              <w:t>NetTelemetry.setScheduledReadings(true)    // "Help improve NTC's network" (10b); false turns it off</w:t>
+            </w:r>
+          </w:p>
+          <w:p>
+            <w:pPr>
+              <w:spacing w:after="0"/>
+            </w:pPr>
+            <w:r>
+              <w:rPr>
+                <w:rFonts w:ascii="Consolas" w:hAnsi="Consolas"/>
+                <w:sz w:val="18"/>
+              </w:rPr>
+              <w:t>NetTelemetry.scheduledReadingsEnabled(); NetTelemetry.scheduledReadingsAsked()</w:t>
+            </w:r>
+          </w:p>
+          <w:p>
+            <w:pPr>
+              <w:spacing w:after="0"/>
+            </w:pPr>
+            <w:r>
+              <w:rPr>
+                <w:rFonts w:ascii="Consolas" w:hAnsi="Consolas"/>
+                <w:sz w:val="18"/>
+              </w:rPr>
+              <w:t>NetProblem.send(context, category, note, shareUntilFixed = true)   // 10a; Outcome.share</w:t>
             </w:r>
           </w:p>
         </w:tc>

--- a/docs/DT-WATCH_Telemetry_Pipeline_Mobile_Handoff.docx
+++ b/docs/DT-WATCH_Telemetry_Pipeline_Mobile_Handoff.docx
@@ -40,7 +40,7 @@
         <w:t>Last updated:</w:t>
       </w:r>
       <w:r>
-        <w:t xml:space="preserve"> 2026-10-29 (app 1.3.0: "share my location until this is fixed" on a problem report, and the opt-in "Help improve NTC's network" readings; earlier: push address retried until accepted, 3G/2G level fill-in, neighbour cells with every reading, 10-digit registration number, site names on the Cells tab, reading status, indoor/outdoor tag, channel bandwidth; earlier: signed rescue sharing, serving-site lookup, SINR fill-in, upload queue). This version replaces the guide of 2026-09-21 and its two addenda.</w:t>
+        <w:t xml:space="preserve"> 2026-10-29 (app 1.3.1: optional rough area with the time-of-day readings; app 1.3.0: "share my location until this is fixed" on a problem report, and the opt-in "Help improve NTC's network" readings; earlier: push address retried until accepted, 3G/2G level fill-in, neighbour cells with every reading, 10-digit registration number, site names on the Cells tab, reading status, indoor/outdoor tag, channel bandwidth; earlier: signed rescue sharing, serving-site lookup, SINR fill-in, upload queue). This version replaces the guide of 2026-09-21 and its two addenda.</w:t>
       </w:r>
     </w:p>
     <w:p>
@@ -9523,7 +9523,7 @@
     <w:p/>
     <w:p>
       <w:r>
-        <w:t xml:space="preserve">No position is read or sent: read the cell without a GPS fix. </w:t>
+        <w:t xml:space="preserve">Read the cell without waiting for a GPS fix. </w:t>
       </w:r>
       <w:r>
         <w:rPr>
@@ -9533,7 +9533,58 @@
         <w:t>anon_id</w:t>
       </w:r>
       <w:r>
-        <w:t xml:space="preserve"> is a random value kept on the phone and replaced every 30 days; never send the device id, number or IMEI. The server keeps a hash of </w:t>
+        <w:t xml:space="preserve"> is a random value kept on the phone and replaced every 30 days; never send the device id, number or IMEI.</w:t>
+      </w:r>
+    </w:p>
+    <w:p>
+      <w:r>
+        <w:rPr>
+          <w:b/>
+        </w:rPr>
+        <w:t>Rough area (app 1.3.1), optional.</w:t>
+      </w:r>
+      <w:r>
+        <w:t xml:space="preserve"> Only when the person allowed location "Allow all the time" (</w:t>
+      </w:r>
+      <w:r>
+        <w:rPr>
+          <w:rFonts w:ascii="Consolas" w:hAnsi="Consolas"/>
+          <w:sz w:val="20"/>
+        </w:rPr>
+        <w:t>ACCESS_BACKGROUND_LOCATION</w:t>
+      </w:r>
+      <w:r>
+        <w:t xml:space="preserve">, asked after they said yes to the readings, and from Settings), add </w:t>
+      </w:r>
+      <w:r>
+        <w:rPr>
+          <w:rFonts w:ascii="Consolas" w:hAnsi="Consolas"/>
+          <w:sz w:val="20"/>
+        </w:rPr>
+        <w:t>"area_lat"</w:t>
+      </w:r>
+      <w:r>
+        <w:t xml:space="preserve"> and </w:t>
+      </w:r>
+      <w:r>
+        <w:rPr>
+          <w:rFonts w:ascii="Consolas" w:hAnsi="Consolas"/>
+          <w:sz w:val="20"/>
+        </w:rPr>
+        <w:t>"area_lng"</w:t>
+      </w:r>
+      <w:r>
+        <w:t xml:space="preserve">: the centre of the 0.005-degree square the phone is in (about 550 m north-south and 500 m east-west in Nepal), rounded on the phone: </w:t>
+      </w:r>
+      <w:r>
+        <w:rPr>
+          <w:rFonts w:ascii="Consolas" w:hAnsi="Consolas"/>
+          <w:sz w:val="20"/>
+        </w:rPr>
+        <w:t>centre = (floor(value / 0.005) + 0.5) * 0.005</w:t>
+      </w:r>
+      <w:r>
+        <w:t xml:space="preserve">. Never send the exact position. Without that permission leave both out; the reading is then placed by its cell. The server rounds again to the same grid and drops any area outside Nepal. An app on Google Play that declares background location must justify it in the Play Console; the reference app declares it in its own manifest, not in the SDK, so a host app chooses. The server keeps a hash of </w:t>
       </w:r>
       <w:r>
         <w:rPr>
@@ -9543,7 +9594,7 @@
         <w:t>anon_id</w:t>
       </w:r>
       <w:r>
-        <w:t xml:space="preserve">, the slot, the readings and the site and sector the cell belongs to; it does not keep the raw cell number. </w:t>
+        <w:t xml:space="preserve">, the slot, the readings, the site and sector the cell belongs to and the rough area when sent; it does not keep the raw cell number. </w:t>
       </w:r>
       <w:r>
         <w:rPr>

--- a/docs/DT-WATCH_Telemetry_Pipeline_Mobile_Handoff.docx
+++ b/docs/DT-WATCH_Telemetry_Pipeline_Mobile_Handoff.docx
@@ -40,7 +40,7 @@
         <w:t>Last updated:</w:t>
       </w:r>
       <w:r>
-        <w:t xml:space="preserve"> 2026-10-29 (app 1.3.1: optional rough area with the time-of-day readings; app 1.3.0: "share my location until this is fixed" on a problem report, and the opt-in "Help improve NTC's network" readings; earlier: push address retried until accepted, 3G/2G level fill-in, neighbour cells with every reading, 10-digit registration number, site names on the Cells tab, reading status, indoor/outdoor tag, channel bandwidth; earlier: signed rescue sharing, serving-site lookup, SINR fill-in, upload queue). This version replaces the guide of 2026-09-21 and its two addenda.</w:t>
+        <w:t xml:space="preserve"> 2026-10-29 (app 1.3.2: ping under load and use ratings in the speed test; app 1.3.1: optional rough area with the time-of-day readings; app 1.3.0: "share my location until this is fixed" on a problem report, and the opt-in "Help improve NTC's network" readings; earlier: push address retried until accepted, 3G/2G level fill-in, neighbour cells with every reading, 10-digit registration number, site names on the Cells tab, reading status, indoor/outdoor tag, channel bandwidth; earlier: signed rescue sharing, serving-site lookup, SINR fill-in, upload queue). This version replaces the guide of 2026-09-21 and its two addenda.</w:t>
       </w:r>
     </w:p>
     <w:p>
@@ -8988,7 +8988,27 @@
         <w:t>packet_loss_pct</w:t>
       </w:r>
       <w:r>
-        <w:t xml:space="preserve"> (0 to 100) is optional. </w:t>
+        <w:t xml:space="preserve"> (0 to 100) is optional. Since app 1.3.2 also send </w:t>
+      </w:r>
+      <w:r>
+        <w:rPr>
+          <w:rFonts w:ascii="Consolas" w:hAnsi="Consolas"/>
+          <w:sz w:val="20"/>
+        </w:rPr>
+        <w:t>"latency_down_ms"</w:t>
+      </w:r>
+      <w:r>
+        <w:t xml:space="preserve"> and </w:t>
+      </w:r>
+      <w:r>
+        <w:rPr>
+          <w:rFonts w:ascii="Consolas" w:hAnsi="Consolas"/>
+          <w:sz w:val="20"/>
+        </w:rPr>
+        <w:t>"latency_up_ms"</w:t>
+      </w:r>
+      <w:r>
+        <w:t xml:space="preserve"> (see below); both optional. </w:t>
       </w:r>
       <w:r>
         <w:rPr>
@@ -9019,6 +9039,407 @@
       </w:r>
       <w:r>
         <w:t>; any other value, or none, is stored blank (results from builds before 15 October 2026).</w:t>
+      </w:r>
+    </w:p>
+    <w:p>
+      <w:r>
+        <w:rPr>
+          <w:b/>
+        </w:rPr>
+        <w:t>Ping under load and use ratings (29 October 2026, app 1.3.2).</w:t>
+      </w:r>
+      <w:r>
+        <w:t xml:space="preserve"> Like Ookla, the test also measures the delay while data is moving: while the download runs, a second thread requests </w:t>
+      </w:r>
+      <w:r>
+        <w:rPr>
+          <w:rFonts w:ascii="Consolas" w:hAnsi="Consolas"/>
+          <w:sz w:val="20"/>
+        </w:rPr>
+        <w:t>GET /speedtest/empty</w:t>
+      </w:r>
+      <w:r>
+        <w:t xml:space="preserve"> every 250 ms (3 s timeout) and keeps the median of the answered pings as </w:t>
+      </w:r>
+      <w:r>
+        <w:rPr>
+          <w:rFonts w:ascii="Consolas" w:hAnsi="Consolas"/>
+          <w:sz w:val="20"/>
+        </w:rPr>
+        <w:t>latency_down_ms</w:t>
+      </w:r>
+      <w:r>
+        <w:t xml:space="preserve">; the same during the upload gives </w:t>
+      </w:r>
+      <w:r>
+        <w:rPr>
+          <w:rFonts w:ascii="Consolas" w:hAnsi="Consolas"/>
+          <w:sz w:val="20"/>
+        </w:rPr>
+        <w:t>latency_up_ms</w:t>
+      </w:r>
+      <w:r>
+        <w:t xml:space="preserve">. A line that is quick when idle but slow under load makes calls and games lag. Send both with the speed result and with a problem report. The app then grades four uses from download, upload, ping, jitter, loss and the larger of the two loaded pings (the server holds the same table, </w:t>
+      </w:r>
+      <w:r>
+        <w:rPr>
+          <w:rFonts w:ascii="Consolas" w:hAnsi="Consolas"/>
+          <w:sz w:val="20"/>
+        </w:rPr>
+        <w:t>core/speed_quality.py</w:t>
+      </w:r>
+      <w:r>
+        <w:t>; a limit whose figure is missing is skipped):</w:t>
+      </w:r>
+    </w:p>
+    <w:tbl>
+      <w:tblPr>
+        <w:tblStyle w:val="TableGrid"/>
+        <w:tblW w:type="auto" w:w="0"/>
+        <w:jc w:val="center"/>
+        <w:tblLook w:firstColumn="1" w:firstRow="1" w:lastColumn="0" w:lastRow="0" w:noHBand="0" w:noVBand="1" w:val="04A0"/>
+      </w:tblPr>
+      <w:tblGrid>
+        <w:gridCol w:w="2160"/>
+        <w:gridCol w:w="2160"/>
+        <w:gridCol w:w="2160"/>
+        <w:gridCol w:w="2160"/>
+      </w:tblGrid>
+      <w:tr>
+        <w:tc>
+          <w:tcPr>
+            <w:tcW w:type="dxa" w:w="2160"/>
+            <w:shd w:val="clear" w:color="auto" w:fill="0B1626"/>
+          </w:tcPr>
+          <w:p>
+            <w:r>
+              <w:rPr>
+                <w:b/>
+                <w:color w:val="FFFFFF"/>
+                <w:sz w:val="19"/>
+              </w:rPr>
+              <w:t>Use</w:t>
+            </w:r>
+          </w:p>
+        </w:tc>
+        <w:tc>
+          <w:tcPr>
+            <w:tcW w:type="dxa" w:w="2160"/>
+            <w:shd w:val="clear" w:color="auto" w:fill="0B1626"/>
+          </w:tcPr>
+          <w:p>
+            <w:r>
+              <w:rPr>
+                <w:b/>
+                <w:color w:val="FFFFFF"/>
+                <w:sz w:val="19"/>
+              </w:rPr>
+              <w:t>Very good</w:t>
+            </w:r>
+          </w:p>
+        </w:tc>
+        <w:tc>
+          <w:tcPr>
+            <w:tcW w:type="dxa" w:w="2160"/>
+            <w:shd w:val="clear" w:color="auto" w:fill="0B1626"/>
+          </w:tcPr>
+          <w:p>
+            <w:r>
+              <w:rPr>
+                <w:b/>
+                <w:color w:val="FFFFFF"/>
+                <w:sz w:val="19"/>
+              </w:rPr>
+              <w:t>Good</w:t>
+            </w:r>
+          </w:p>
+        </w:tc>
+        <w:tc>
+          <w:tcPr>
+            <w:tcW w:type="dxa" w:w="2160"/>
+            <w:shd w:val="clear" w:color="auto" w:fill="0B1626"/>
+          </w:tcPr>
+          <w:p>
+            <w:r>
+              <w:rPr>
+                <w:b/>
+                <w:color w:val="FFFFFF"/>
+                <w:sz w:val="19"/>
+              </w:rPr>
+              <w:t>Fair</w:t>
+            </w:r>
+          </w:p>
+        </w:tc>
+      </w:tr>
+      <w:tr>
+        <w:tc>
+          <w:tcPr>
+            <w:tcW w:type="dxa" w:w="2160"/>
+          </w:tcPr>
+          <w:p>
+            <w:r>
+              <w:rPr>
+                <w:sz w:val="19"/>
+              </w:rPr>
+              <w:t>Browsing</w:t>
+            </w:r>
+          </w:p>
+        </w:tc>
+        <w:tc>
+          <w:tcPr>
+            <w:tcW w:type="dxa" w:w="2160"/>
+          </w:tcPr>
+          <w:p>
+            <w:r>
+              <w:rPr>
+                <w:sz w:val="19"/>
+              </w:rPr>
+              <w:t>down &gt;= 25, ping &lt;= 50, loaded &lt;= 300</w:t>
+            </w:r>
+          </w:p>
+        </w:tc>
+        <w:tc>
+          <w:tcPr>
+            <w:tcW w:type="dxa" w:w="2160"/>
+          </w:tcPr>
+          <w:p>
+            <w:r>
+              <w:rPr>
+                <w:sz w:val="19"/>
+              </w:rPr>
+              <w:t>down &gt;= 10, ping &lt;= 100, loaded &lt;= 600</w:t>
+            </w:r>
+          </w:p>
+        </w:tc>
+        <w:tc>
+          <w:tcPr>
+            <w:tcW w:type="dxa" w:w="2160"/>
+          </w:tcPr>
+          <w:p>
+            <w:r>
+              <w:rPr>
+                <w:sz w:val="19"/>
+              </w:rPr>
+              <w:t>down &gt;= 3, ping &lt;= 200</w:t>
+            </w:r>
+          </w:p>
+        </w:tc>
+      </w:tr>
+      <w:tr>
+        <w:tc>
+          <w:tcPr>
+            <w:tcW w:type="dxa" w:w="2160"/>
+            <w:shd w:val="clear" w:color="auto" w:fill="EEF2F7"/>
+          </w:tcPr>
+          <w:p>
+            <w:r>
+              <w:rPr>
+                <w:sz w:val="19"/>
+              </w:rPr>
+              <w:t>Video streaming</w:t>
+            </w:r>
+          </w:p>
+        </w:tc>
+        <w:tc>
+          <w:tcPr>
+            <w:tcW w:type="dxa" w:w="2160"/>
+            <w:shd w:val="clear" w:color="auto" w:fill="EEF2F7"/>
+          </w:tcPr>
+          <w:p>
+            <w:r>
+              <w:rPr>
+                <w:sz w:val="19"/>
+              </w:rPr>
+              <w:t>down &gt;= 25</w:t>
+            </w:r>
+          </w:p>
+        </w:tc>
+        <w:tc>
+          <w:tcPr>
+            <w:tcW w:type="dxa" w:w="2160"/>
+            <w:shd w:val="clear" w:color="auto" w:fill="EEF2F7"/>
+          </w:tcPr>
+          <w:p>
+            <w:r>
+              <w:rPr>
+                <w:sz w:val="19"/>
+              </w:rPr>
+              <w:t>down &gt;= 10</w:t>
+            </w:r>
+          </w:p>
+        </w:tc>
+        <w:tc>
+          <w:tcPr>
+            <w:tcW w:type="dxa" w:w="2160"/>
+            <w:shd w:val="clear" w:color="auto" w:fill="EEF2F7"/>
+          </w:tcPr>
+          <w:p>
+            <w:r>
+              <w:rPr>
+                <w:sz w:val="19"/>
+              </w:rPr>
+              <w:t>down &gt;= 3</w:t>
+            </w:r>
+          </w:p>
+        </w:tc>
+      </w:tr>
+      <w:tr>
+        <w:tc>
+          <w:tcPr>
+            <w:tcW w:type="dxa" w:w="2160"/>
+          </w:tcPr>
+          <w:p>
+            <w:r>
+              <w:rPr>
+                <w:sz w:val="19"/>
+              </w:rPr>
+              <w:t>Gaming</w:t>
+            </w:r>
+          </w:p>
+        </w:tc>
+        <w:tc>
+          <w:tcPr>
+            <w:tcW w:type="dxa" w:w="2160"/>
+          </w:tcPr>
+          <w:p>
+            <w:r>
+              <w:rPr>
+                <w:sz w:val="19"/>
+              </w:rPr>
+              <w:t>down &gt;= 5, ping &lt;= 30, jitter &lt;= 10, loss &lt;= 0.5, loaded &lt;= 100</w:t>
+            </w:r>
+          </w:p>
+        </w:tc>
+        <w:tc>
+          <w:tcPr>
+            <w:tcW w:type="dxa" w:w="2160"/>
+          </w:tcPr>
+          <w:p>
+            <w:r>
+              <w:rPr>
+                <w:sz w:val="19"/>
+              </w:rPr>
+              <w:t>down &gt;= 3, ping &lt;= 60, jitter &lt;= 20, loss &lt;= 1, loaded &lt;= 200</w:t>
+            </w:r>
+          </w:p>
+        </w:tc>
+        <w:tc>
+          <w:tcPr>
+            <w:tcW w:type="dxa" w:w="2160"/>
+          </w:tcPr>
+          <w:p>
+            <w:r>
+              <w:rPr>
+                <w:sz w:val="19"/>
+              </w:rPr>
+              <w:t>down &gt;= 1, ping &lt;= 100, jitter &lt;= 30, loss &lt;= 2.5, loaded &lt;= 400</w:t>
+            </w:r>
+          </w:p>
+        </w:tc>
+      </w:tr>
+      <w:tr>
+        <w:tc>
+          <w:tcPr>
+            <w:tcW w:type="dxa" w:w="2160"/>
+            <w:shd w:val="clear" w:color="auto" w:fill="EEF2F7"/>
+          </w:tcPr>
+          <w:p>
+            <w:r>
+              <w:rPr>
+                <w:sz w:val="19"/>
+              </w:rPr>
+              <w:t>Video calls</w:t>
+            </w:r>
+          </w:p>
+        </w:tc>
+        <w:tc>
+          <w:tcPr>
+            <w:tcW w:type="dxa" w:w="2160"/>
+            <w:shd w:val="clear" w:color="auto" w:fill="EEF2F7"/>
+          </w:tcPr>
+          <w:p>
+            <w:r>
+              <w:rPr>
+                <w:sz w:val="19"/>
+              </w:rPr>
+              <w:t>down and up &gt;= 10, ping &lt;= 50, jitter &lt;= 15, loss &lt;= 0.5, loaded &lt;= 150</w:t>
+            </w:r>
+          </w:p>
+        </w:tc>
+        <w:tc>
+          <w:tcPr>
+            <w:tcW w:type="dxa" w:w="2160"/>
+            <w:shd w:val="clear" w:color="auto" w:fill="EEF2F7"/>
+          </w:tcPr>
+          <w:p>
+            <w:r>
+              <w:rPr>
+                <w:sz w:val="19"/>
+              </w:rPr>
+              <w:t>down and up &gt;= 3, ping &lt;= 100, jitter &lt;= 30, loss &lt;= 1, loaded &lt;= 250</w:t>
+            </w:r>
+          </w:p>
+        </w:tc>
+        <w:tc>
+          <w:tcPr>
+            <w:tcW w:type="dxa" w:w="2160"/>
+            <w:shd w:val="clear" w:color="auto" w:fill="EEF2F7"/>
+          </w:tcPr>
+          <w:p>
+            <w:r>
+              <w:rPr>
+                <w:sz w:val="19"/>
+              </w:rPr>
+              <w:t>down and up &gt;= 1, ping &lt;= 150, jitter &lt;= 50, loss &lt;= 3, loaded &lt;= 500</w:t>
+            </w:r>
+          </w:p>
+        </w:tc>
+      </w:tr>
+    </w:tbl>
+    <w:p/>
+    <w:p>
+      <w:r>
+        <w:t xml:space="preserve">Anything below Fair is Poor (Mbps for speeds, ms for times, % for loss). In the SDK: </w:t>
+      </w:r>
+      <w:r>
+        <w:rPr>
+          <w:rFonts w:ascii="Consolas" w:hAnsi="Consolas"/>
+          <w:sz w:val="20"/>
+        </w:rPr>
+        <w:t>SpeedTest.Result.latencyDownMs</w:t>
+      </w:r>
+      <w:r>
+        <w:t xml:space="preserve"> / </w:t>
+      </w:r>
+      <w:r>
+        <w:rPr>
+          <w:rFonts w:ascii="Consolas" w:hAnsi="Consolas"/>
+          <w:sz w:val="20"/>
+        </w:rPr>
+        <w:t>latencyUpMs</w:t>
+      </w:r>
+      <w:r>
+        <w:t xml:space="preserve">, </w:t>
+      </w:r>
+      <w:r>
+        <w:rPr>
+          <w:rFonts w:ascii="Consolas" w:hAnsi="Consolas"/>
+          <w:sz w:val="20"/>
+        </w:rPr>
+        <w:t>SpeedRatings.rate(result)</w:t>
+      </w:r>
+      <w:r>
+        <w:t xml:space="preserve"> and </w:t>
+      </w:r>
+      <w:r>
+        <w:rPr>
+          <w:rFonts w:ascii="Consolas" w:hAnsi="Consolas"/>
+          <w:sz w:val="20"/>
+        </w:rPr>
+        <w:t>SpeedRatings.describe(result)</w:t>
+      </w:r>
+      <w:r>
+        <w:t>.</w:t>
       </w:r>
     </w:p>
     <w:p>

--- a/docs/DT-WATCH_Telemetry_Pipeline_Mobile_Handoff.docx
+++ b/docs/DT-WATCH_Telemetry_Pipeline_Mobile_Handoff.docx
@@ -40,7 +40,7 @@
         <w:t>Last updated:</w:t>
       </w:r>
       <w:r>
-        <w:t xml:space="preserve"> 2026-10-29 (app 1.3.2: ping under load and use ratings in the speed test; app 1.3.1: optional rough area with the time-of-day readings; app 1.3.0: "share my location until this is fixed" on a problem report, and the opt-in "Help improve NTC's network" readings; earlier: push address retried until accepted, 3G/2G level fill-in, neighbour cells with every reading, 10-digit registration number, site names on the Cells tab, reading status, indoor/outdoor tag, channel bandwidth; earlier: signed rescue sharing, serving-site lookup, SINR fill-in, upload queue). This version replaces the guide of 2026-09-21 and its two addenda.</w:t>
+        <w:t xml:space="preserve"> 2026-10-30 (app 1.3.3: exact position with the time-of-day readings, kept 90 days; background readings ask for location "Allow all the time" and use a fix up to 2 minutes old; app 1.3.2: ping under load and use ratings in the speed test; app 1.3.1: optional rough area with the time-of-day readings; app 1.3.0: "share my location until this is fixed" on a problem report, and the opt-in "Help improve NTC's network" readings; earlier: push address retried until accepted, 3G/2G level fill-in, neighbour cells with every reading, 10-digit registration number, site names on the Cells tab, reading status, indoor/outdoor tag, channel bandwidth; earlier: signed rescue sharing, serving-site lookup, SINR fill-in, upload queue). This version replaces the guide of 2026-09-21 and its two addenda.</w:t>
       </w:r>
     </w:p>
     <w:p>
@@ -5381,7 +5381,7 @@
               <w:rPr>
                 <w:sz w:val="19"/>
               </w:rPr>
-              <w:t>The background job runs, every 15 minutes while sharing</w:t>
+              <w:t>The background job runs, every 15 minutes while sharing. Android gives it a GPS position only with location "Allow all the time"; without it the reading carries network, level and quality but no position. When no fresh fix arrives, use a position the phone knew in the last 2 minutes (app 1.3.3)</w:t>
             </w:r>
           </w:p>
         </w:tc>
@@ -9962,7 +9962,7 @@
         <w:rPr>
           <w:b/>
         </w:rPr>
-        <w:t>Rough area (app 1.3.1), optional.</w:t>
+        <w:t>Position (app 1.3.3; app 1.3.1 sent only the rough area), optional.</w:t>
       </w:r>
       <w:r>
         <w:t xml:space="preserve"> Only when the person allowed location "Allow all the time" (</w:t>
@@ -9982,6 +9982,36 @@
           <w:rFonts w:ascii="Consolas" w:hAnsi="Consolas"/>
           <w:sz w:val="20"/>
         </w:rPr>
+        <w:t>"lat"</w:t>
+      </w:r>
+      <w:r>
+        <w:t xml:space="preserve">, </w:t>
+      </w:r>
+      <w:r>
+        <w:rPr>
+          <w:rFonts w:ascii="Consolas" w:hAnsi="Consolas"/>
+          <w:sz w:val="20"/>
+        </w:rPr>
+        <w:t>"lng"</w:t>
+      </w:r>
+      <w:r>
+        <w:t xml:space="preserve"> and </w:t>
+      </w:r>
+      <w:r>
+        <w:rPr>
+          <w:rFonts w:ascii="Consolas" w:hAnsi="Consolas"/>
+          <w:sz w:val="20"/>
+        </w:rPr>
+        <w:t>"gps_accuracy_m"</w:t>
+      </w:r>
+      <w:r>
+        <w:t xml:space="preserve"> (a fresh high-accuracy fix, else the last known one), plus </w:t>
+      </w:r>
+      <w:r>
+        <w:rPr>
+          <w:rFonts w:ascii="Consolas" w:hAnsi="Consolas"/>
+          <w:sz w:val="20"/>
+        </w:rPr>
         <w:t>"area_lat"</w:t>
       </w:r>
       <w:r>
@@ -9995,7 +10025,7 @@
         <w:t>"area_lng"</w:t>
       </w:r>
       <w:r>
-        <w:t xml:space="preserve">: the centre of the 0.005-degree square the phone is in (about 550 m north-south and 500 m east-west in Nepal), rounded on the phone: </w:t>
+        <w:t xml:space="preserve">: the centre of the 0.005-degree square the phone is in (about 550 m north-south and 500 m east-west in Nepal): </w:t>
       </w:r>
       <w:r>
         <w:rPr>
@@ -10005,7 +10035,27 @@
         <w:t>centre = (floor(value / 0.005) + 0.5) * 0.005</w:t>
       </w:r>
       <w:r>
-        <w:t xml:space="preserve">. Never send the exact position. Without that permission leave both out; the reading is then placed by its cell. The server rounds again to the same grid and drops any area outside Nepal. An app on Google Play that declares background location must justify it in the Play Console; the reference app declares it in its own manifest, not in the SDK, so a host app chooses. The server keeps a hash of </w:t>
+        <w:t xml:space="preserve">. The consent text must say that the position is sent and that NTC keeps the readings 90 days. Without that permission leave all of them out; the reading is then placed by its cell. The server drops a position outside Nepal and works out the square itself when only </w:t>
+      </w:r>
+      <w:r>
+        <w:rPr>
+          <w:rFonts w:ascii="Consolas" w:hAnsi="Consolas"/>
+          <w:sz w:val="20"/>
+        </w:rPr>
+        <w:t>lat</w:t>
+      </w:r>
+      <w:r>
+        <w:t>/</w:t>
+      </w:r>
+      <w:r>
+        <w:rPr>
+          <w:rFonts w:ascii="Consolas" w:hAnsi="Consolas"/>
+          <w:sz w:val="20"/>
+        </w:rPr>
+        <w:t>lng</w:t>
+      </w:r>
+      <w:r>
+        <w:t xml:space="preserve"> arrive. An app on Google Play that declares background location must justify it in the Play Console; the reference app declares it in its own manifest, not in the SDK, so a host app chooses. The server keeps a hash of </w:t>
       </w:r>
       <w:r>
         <w:rPr>
@@ -10015,7 +10065,7 @@
         <w:t>anon_id</w:t>
       </w:r>
       <w:r>
-        <w:t xml:space="preserve">, the slot, the readings, the site and sector the cell belongs to and the rough area when sent; it does not keep the raw cell number. </w:t>
+        <w:t xml:space="preserve">, the slot, the readings, the site and sector the cell belongs to and the position and square when sent, for 90 days; it does not keep the raw cell number. </w:t>
       </w:r>
       <w:r>
         <w:rPr>
@@ -13771,9 +13821,6 @@
         <w:pStyle w:val="ListBullet"/>
       </w:pPr>
       <w:r>
-        <w:t xml:space="preserve">Not requested: </w:t>
-      </w:r>
-      <w:r>
         <w:rPr>
           <w:rFonts w:ascii="Consolas" w:hAnsi="Consolas"/>
           <w:sz w:val="20"/>
@@ -13781,7 +13828,7 @@
         <w:t>ACCESS_BACKGROUND_LOCATION</w:t>
       </w:r>
       <w:r>
-        <w:t>.</w:t>
+        <w:t xml:space="preserve"> is declared by the app, not the SDK. The app asks for it when sharing starts (readings with the app closed then carry a position) and after a yes to "Help improve NTC's network"; a host app on Google Play must justify it in the Play Console.</w:t>
       </w:r>
     </w:p>
     <w:p>

--- a/docs/DT-WATCH_Telemetry_Pipeline_Mobile_Handoff.docx
+++ b/docs/DT-WATCH_Telemetry_Pipeline_Mobile_Handoff.docx
@@ -40,7 +40,27 @@
         <w:t>Last updated:</w:t>
       </w:r>
       <w:r>
-        <w:t xml:space="preserve"> 2026-10-30 (app 1.3.3: exact position with the time-of-day readings, kept 90 days; background readings ask for location "Allow all the time" and use a fix up to 2 minutes old; app 1.3.2: ping under load and use ratings in the speed test; app 1.3.1: optional rough area with the time-of-day readings; app 1.3.0: "share my location until this is fixed" on a problem report, and the opt-in "Help improve NTC's network" readings; earlier: push address retried until accepted, 3G/2G level fill-in, neighbour cells with every reading, 10-digit registration number, site names on the Cells tab, reading status, indoor/outdoor tag, channel bandwidth; earlier: signed rescue sharing, serving-site lookup, SINR fill-in, upload queue). This version replaces the guide of 2026-09-21 and its two addenda.</w:t>
+        <w:t xml:space="preserve"> 2026-10-31 (app 1.3.17: two-SIM phones with </w:t>
+      </w:r>
+      <w:r>
+        <w:rPr>
+          <w:rFonts w:ascii="Consolas" w:hAnsi="Consolas"/>
+          <w:sz w:val="20"/>
+        </w:rPr>
+        <w:t>sim_slot</w:t>
+      </w:r>
+      <w:r>
+        <w:t xml:space="preserve">, marked indoor spot with </w:t>
+      </w:r>
+      <w:r>
+        <w:rPr>
+          <w:rFonts w:ascii="Consolas" w:hAnsi="Consolas"/>
+          <w:sz w:val="20"/>
+        </w:rPr>
+        <w:t>position_source</w:t>
+      </w:r>
+      <w:r>
+        <w:t>, cleaner drive routes, all permissions asked at the first start after install or update, new app icon and signal meter; app 1.3.3: exact position with the time-of-day readings, kept 90 days; background readings ask for location "Allow all the time" and use a fix up to 2 minutes old; app 1.3.2: ping under load and use ratings in the speed test; app 1.3.1: optional rough area with the time-of-day readings; app 1.3.0: "share my location until this is fixed" on a problem report, and the opt-in "Help improve NTC's network" readings; earlier: push address retried until accepted, 3G/2G level fill-in, neighbour cells with every reading, 10-digit registration number, site names on the Cells tab, reading status, indoor/outdoor tag, channel bandwidth; earlier: signed rescue sharing, serving-site lookup, SINR fill-in, upload queue). This version replaces the guide of 2026-09-21 and its two addenda.</w:t>
       </w:r>
     </w:p>
     <w:p>
@@ -4563,6 +4583,100 @@
                 <w:sz w:val="19"/>
               </w:rPr>
               <w:t>. Added 2026-10-26</w:t>
+            </w:r>
+          </w:p>
+        </w:tc>
+      </w:tr>
+      <w:tr>
+        <w:tc>
+          <w:tcPr>
+            <w:tcW w:type="dxa" w:w="2880"/>
+            <w:shd w:val="clear" w:color="auto" w:fill="EEF2F7"/>
+          </w:tcPr>
+          <w:p>
+            <w:r>
+              <w:rPr>
+                <w:rFonts w:ascii="Consolas" w:hAnsi="Consolas"/>
+                <w:sz w:val="18"/>
+              </w:rPr>
+              <w:t>position_source</w:t>
+            </w:r>
+          </w:p>
+        </w:tc>
+        <w:tc>
+          <w:tcPr>
+            <w:tcW w:type="dxa" w:w="2880"/>
+            <w:shd w:val="clear" w:color="auto" w:fill="EEF2F7"/>
+          </w:tcPr>
+          <w:p>
+            <w:r>
+              <w:rPr>
+                <w:sz w:val="19"/>
+              </w:rPr>
+              <w:t>string</w:t>
+            </w:r>
+          </w:p>
+        </w:tc>
+        <w:tc>
+          <w:tcPr>
+            <w:tcW w:type="dxa" w:w="2880"/>
+            <w:shd w:val="clear" w:color="auto" w:fill="EEF2F7"/>
+          </w:tcPr>
+          <w:p>
+            <w:r>
+              <w:rPr>
+                <w:rFonts w:ascii="Consolas" w:hAnsi="Consolas"/>
+                <w:sz w:val="18"/>
+              </w:rPr>
+              <w:t>manual</w:t>
+            </w:r>
+            <w:r>
+              <w:rPr>
+                <w:sz w:val="19"/>
+              </w:rPr>
+              <w:t xml:space="preserve"> when the person marked their spot on the map for an indoor test; leave out for GPS. Added 2026-10-30</w:t>
+            </w:r>
+          </w:p>
+        </w:tc>
+      </w:tr>
+      <w:tr>
+        <w:tc>
+          <w:tcPr>
+            <w:tcW w:type="dxa" w:w="2880"/>
+          </w:tcPr>
+          <w:p>
+            <w:r>
+              <w:rPr>
+                <w:rFonts w:ascii="Consolas" w:hAnsi="Consolas"/>
+                <w:sz w:val="18"/>
+              </w:rPr>
+              <w:t>sim_slot</w:t>
+            </w:r>
+          </w:p>
+        </w:tc>
+        <w:tc>
+          <w:tcPr>
+            <w:tcW w:type="dxa" w:w="2880"/>
+          </w:tcPr>
+          <w:p>
+            <w:r>
+              <w:rPr>
+                <w:sz w:val="19"/>
+              </w:rPr>
+              <w:t>int</w:t>
+            </w:r>
+          </w:p>
+        </w:tc>
+        <w:tc>
+          <w:tcPr>
+            <w:tcW w:type="dxa" w:w="2880"/>
+          </w:tcPr>
+          <w:p>
+            <w:r>
+              <w:rPr>
+                <w:sz w:val="19"/>
+              </w:rPr>
+              <w:t>1 to 4: the SIM slot, only on a phone with two active SIMs. Leave out with one SIM. Added 2026-10-31</w:t>
             </w:r>
           </w:p>
         </w:tc>
@@ -13853,6 +13967,118 @@
       </w:pPr>
       <w:r>
         <w:t>A drive test records a fix every 2 seconds and drops fixes worse than 30 m.</w:t>
+      </w:r>
+    </w:p>
+    <w:p>
+      <w:pPr>
+        <w:pStyle w:val="ListBullet"/>
+      </w:pPr>
+      <w:r>
+        <w:t>Drive routes (app 1.3.6): the route starts when two fixes in a row agree within 50 m; a fix implying more than 70 m/s is dropped unless three agree; while the phone is still (no confident speed of 2 m/s or more, and within 20 m or both fixes' accuracy of the last point) readings keep that point's position. Indoors the reported speed can be about 1 m/s on a phone lying still.</w:t>
+      </w:r>
+    </w:p>
+    <w:p>
+      <w:pPr>
+        <w:pStyle w:val="ListBullet"/>
+      </w:pPr>
+      <w:r>
+        <w:t xml:space="preserve">Indoor spot (app 1.3.7): with "Inside a building" chosen, press and hold on the Map tab marks the spot. Every drive reading then uses it instead of GPS and carries </w:t>
+      </w:r>
+      <w:r>
+        <w:rPr>
+          <w:rFonts w:ascii="Consolas" w:hAnsi="Consolas"/>
+          <w:sz w:val="20"/>
+        </w:rPr>
+        <w:t>position_source: manual</w:t>
+      </w:r>
+      <w:r>
+        <w:t xml:space="preserve">, until Outdoors, In a vehicle or automatic is chosen, or the drive stops. SDK: </w:t>
+      </w:r>
+      <w:r>
+        <w:rPr>
+          <w:rFonts w:ascii="Consolas" w:hAnsi="Consolas"/>
+          <w:sz w:val="20"/>
+        </w:rPr>
+        <w:t>setManualPosition</w:t>
+      </w:r>
+      <w:r>
+        <w:t xml:space="preserve">, </w:t>
+      </w:r>
+      <w:r>
+        <w:rPr>
+          <w:rFonts w:ascii="Consolas" w:hAnsi="Consolas"/>
+          <w:sz w:val="20"/>
+        </w:rPr>
+        <w:t>clearManualPosition</w:t>
+      </w:r>
+      <w:r>
+        <w:t xml:space="preserve">, </w:t>
+      </w:r>
+      <w:r>
+        <w:rPr>
+          <w:rFonts w:ascii="Consolas" w:hAnsi="Consolas"/>
+          <w:sz w:val="20"/>
+        </w:rPr>
+        <w:t>manualPosition</w:t>
+      </w:r>
+      <w:r>
+        <w:t>.</w:t>
+      </w:r>
+    </w:p>
+    <w:p>
+      <w:pPr>
+        <w:pStyle w:val="ListBullet"/>
+      </w:pPr>
+      <w:r>
+        <w:t xml:space="preserve">Two SIMs (app 1.3.17): </w:t>
+      </w:r>
+      <w:r>
+        <w:rPr>
+          <w:rFonts w:ascii="Consolas" w:hAnsi="Consolas"/>
+          <w:sz w:val="20"/>
+        </w:rPr>
+        <w:t>getAllCellInfo()</w:t>
+      </w:r>
+      <w:r>
+        <w:t xml:space="preserve"> returns the registered cells of every SIM whichever SIM asks, so match a SIM's cell by operator, and for two SIMs of one operator by slot order. The periodic job also reads a second Nepal Telecom SIM; another operator's second SIM stays on the phone. The two readings arrive under a second apart, which the server does not count as a burst when </w:t>
+      </w:r>
+      <w:r>
+        <w:rPr>
+          <w:rFonts w:ascii="Consolas" w:hAnsi="Consolas"/>
+          <w:sz w:val="20"/>
+        </w:rPr>
+        <w:t>sim_slot</w:t>
+      </w:r>
+      <w:r>
+        <w:t xml:space="preserve"> differs. SDK: </w:t>
+      </w:r>
+      <w:r>
+        <w:rPr>
+          <w:rFonts w:ascii="Consolas" w:hAnsi="Consolas"/>
+          <w:sz w:val="20"/>
+        </w:rPr>
+        <w:t>activeSims()</w:t>
+      </w:r>
+      <w:r>
+        <w:t xml:space="preserve">, </w:t>
+      </w:r>
+      <w:r>
+        <w:rPr>
+          <w:rFonts w:ascii="Consolas" w:hAnsi="Consolas"/>
+          <w:sz w:val="20"/>
+        </w:rPr>
+        <w:t>readLiveCell(sim)</w:t>
+      </w:r>
+      <w:r>
+        <w:t>.</w:t>
+      </w:r>
+    </w:p>
+    <w:p>
+      <w:pPr>
+        <w:pStyle w:val="ListBullet"/>
+      </w:pPr>
+      <w:r>
+        <w:t>Permissions (app 1.3.9): all are asked at the first start after install or update: location, phone state and notifications, then "Allow all the time". Later actions ask only for one still missing or withdrawn. The camera is asked when Site photo first opens.</w:t>
       </w:r>
     </w:p>
     <w:p>
